--- a/01_THESIS/Chapter 1/Chapter 1 Master.docx
+++ b/01_THESIS/Chapter 1/Chapter 1 Master.docx
@@ -4,49 +4,576 @@
   <w:body>
     <w:p>
       <w:pPr>
+        <w:spacing w:line="240" w:lineRule="auto"/>
         <w:jc w:val="center"/>
         <w:rPr>
           <w:rFonts w:ascii="Times New Roman" w:hAnsi="Times New Roman" w:cs="Times New Roman"/>
-          <w:sz w:val="24"/>
-          <w:szCs w:val="24"/>
-        </w:rPr>
-      </w:pPr>
-      <w:r>
-        <w:rPr>
-          <w:rFonts w:ascii="Times New Roman" w:hAnsi="Times New Roman" w:cs="Times New Roman"/>
-          <w:sz w:val="24"/>
-          <w:szCs w:val="24"/>
-        </w:rPr>
+          <w:b/>
+          <w:bCs/>
+          <w:sz w:val="24"/>
+          <w:szCs w:val="24"/>
+        </w:rPr>
+      </w:pPr>
+      <w:r>
+        <w:rPr>
+          <w:rFonts w:ascii="Times New Roman" w:hAnsi="Times New Roman" w:cs="Times New Roman"/>
+          <w:b/>
+          <w:bCs/>
+          <w:sz w:val="24"/>
+          <w:szCs w:val="24"/>
+        </w:rPr>
+        <w:t xml:space="preserve">A COMPUTER-ASSISTED ASSESSMENT SYSTEM FOR AUTOMATED ESSAY AND SHORT-ANSWER EVALUATION </w:t>
+      </w:r>
+    </w:p>
+    <w:p>
+      <w:pPr>
+        <w:spacing w:line="240" w:lineRule="auto"/>
+        <w:jc w:val="center"/>
+        <w:rPr>
+          <w:rFonts w:ascii="Times New Roman" w:hAnsi="Times New Roman" w:cs="Times New Roman"/>
+          <w:b/>
+          <w:bCs/>
+          <w:sz w:val="24"/>
+          <w:szCs w:val="24"/>
+        </w:rPr>
+      </w:pPr>
+    </w:p>
+    <w:p>
+      <w:pPr>
+        <w:spacing w:line="240" w:lineRule="auto"/>
+        <w:jc w:val="center"/>
+        <w:rPr>
+          <w:rFonts w:ascii="Times New Roman" w:hAnsi="Times New Roman" w:cs="Times New Roman"/>
+          <w:b/>
+          <w:bCs/>
+          <w:sz w:val="24"/>
+          <w:szCs w:val="24"/>
+        </w:rPr>
+      </w:pPr>
+    </w:p>
+    <w:p>
+      <w:pPr>
+        <w:spacing w:line="240" w:lineRule="auto"/>
+        <w:jc w:val="center"/>
+        <w:rPr>
+          <w:rFonts w:ascii="Times New Roman" w:hAnsi="Times New Roman" w:cs="Times New Roman"/>
+          <w:b/>
+          <w:bCs/>
+          <w:sz w:val="24"/>
+          <w:szCs w:val="24"/>
+        </w:rPr>
+      </w:pPr>
+    </w:p>
+    <w:p>
+      <w:pPr>
+        <w:spacing w:line="240" w:lineRule="auto"/>
+        <w:jc w:val="center"/>
+        <w:rPr>
+          <w:rFonts w:ascii="Times New Roman" w:hAnsi="Times New Roman" w:cs="Times New Roman"/>
+          <w:b/>
+          <w:bCs/>
+          <w:sz w:val="24"/>
+          <w:szCs w:val="24"/>
+        </w:rPr>
+      </w:pPr>
+    </w:p>
+    <w:p>
+      <w:pPr>
+        <w:spacing w:line="240" w:lineRule="auto"/>
+        <w:jc w:val="center"/>
+        <w:rPr>
+          <w:rFonts w:ascii="Times New Roman" w:hAnsi="Times New Roman" w:cs="Times New Roman"/>
+          <w:b/>
+          <w:bCs/>
+          <w:sz w:val="24"/>
+          <w:szCs w:val="24"/>
+        </w:rPr>
+      </w:pPr>
+      <w:r>
+        <w:rPr>
+          <w:rFonts w:ascii="Times New Roman" w:hAnsi="Times New Roman" w:cs="Times New Roman"/>
+          <w:b/>
+          <w:bCs/>
+          <w:sz w:val="24"/>
+          <w:szCs w:val="24"/>
+        </w:rPr>
+        <w:t xml:space="preserve">A THESIS </w:t>
+      </w:r>
+    </w:p>
+    <w:p>
+      <w:pPr>
+        <w:spacing w:line="240" w:lineRule="auto"/>
+        <w:jc w:val="center"/>
+        <w:rPr>
+          <w:rFonts w:ascii="Times New Roman" w:hAnsi="Times New Roman" w:cs="Times New Roman"/>
+          <w:sz w:val="24"/>
+          <w:szCs w:val="24"/>
+        </w:rPr>
+      </w:pPr>
+      <w:r>
+        <w:rPr>
+          <w:rFonts w:ascii="Times New Roman" w:hAnsi="Times New Roman" w:cs="Times New Roman"/>
+          <w:sz w:val="24"/>
+          <w:szCs w:val="24"/>
+        </w:rPr>
+        <w:t xml:space="preserve">Presented to the Dean and Faculty </w:t>
+      </w:r>
+    </w:p>
+    <w:p>
+      <w:pPr>
+        <w:spacing w:line="240" w:lineRule="auto"/>
+        <w:jc w:val="center"/>
+        <w:rPr>
+          <w:rFonts w:ascii="Times New Roman" w:hAnsi="Times New Roman" w:cs="Times New Roman"/>
+          <w:sz w:val="24"/>
+          <w:szCs w:val="24"/>
+        </w:rPr>
+      </w:pPr>
+      <w:r>
+        <w:rPr>
+          <w:rFonts w:ascii="Times New Roman" w:hAnsi="Times New Roman" w:cs="Times New Roman"/>
+          <w:sz w:val="24"/>
+          <w:szCs w:val="24"/>
+        </w:rPr>
+        <w:t xml:space="preserve">Department of Computer Studies </w:t>
+      </w:r>
+    </w:p>
+    <w:p>
+      <w:pPr>
+        <w:spacing w:line="240" w:lineRule="auto"/>
+        <w:jc w:val="center"/>
+        <w:rPr>
+          <w:rFonts w:ascii="Times New Roman" w:hAnsi="Times New Roman" w:cs="Times New Roman"/>
+          <w:b/>
+          <w:bCs/>
+          <w:sz w:val="24"/>
+          <w:szCs w:val="24"/>
+        </w:rPr>
+      </w:pPr>
+      <w:r>
+        <w:rPr>
+          <w:rFonts w:ascii="Times New Roman" w:hAnsi="Times New Roman" w:cs="Times New Roman"/>
+          <w:b/>
+          <w:bCs/>
+          <w:sz w:val="24"/>
+          <w:szCs w:val="24"/>
+        </w:rPr>
+        <w:t xml:space="preserve">ACTS COMPUTER COLLEGE </w:t>
+      </w:r>
+    </w:p>
+    <w:p>
+      <w:pPr>
+        <w:spacing w:line="240" w:lineRule="auto"/>
+        <w:jc w:val="center"/>
+        <w:rPr>
+          <w:rFonts w:ascii="Times New Roman" w:hAnsi="Times New Roman" w:cs="Times New Roman"/>
+          <w:sz w:val="24"/>
+          <w:szCs w:val="24"/>
+        </w:rPr>
+      </w:pPr>
+      <w:r>
+        <w:rPr>
+          <w:rFonts w:ascii="Times New Roman" w:hAnsi="Times New Roman" w:cs="Times New Roman"/>
+          <w:sz w:val="24"/>
+          <w:szCs w:val="24"/>
+        </w:rPr>
+        <w:t xml:space="preserve">Santa Cruz, Laguna </w:t>
+      </w:r>
+    </w:p>
+    <w:p>
+      <w:pPr>
+        <w:spacing w:line="240" w:lineRule="auto"/>
+        <w:jc w:val="center"/>
+        <w:rPr>
+          <w:rFonts w:ascii="Times New Roman" w:hAnsi="Times New Roman" w:cs="Times New Roman"/>
+          <w:b/>
+          <w:bCs/>
+          <w:sz w:val="24"/>
+          <w:szCs w:val="24"/>
+        </w:rPr>
+      </w:pPr>
+    </w:p>
+    <w:p>
+      <w:pPr>
+        <w:spacing w:line="240" w:lineRule="auto"/>
+        <w:jc w:val="center"/>
+        <w:rPr>
+          <w:rFonts w:ascii="Times New Roman" w:hAnsi="Times New Roman" w:cs="Times New Roman"/>
+          <w:b/>
+          <w:bCs/>
+          <w:sz w:val="24"/>
+          <w:szCs w:val="24"/>
+        </w:rPr>
+      </w:pPr>
+    </w:p>
+    <w:p>
+      <w:pPr>
+        <w:spacing w:line="240" w:lineRule="auto"/>
+        <w:jc w:val="center"/>
+        <w:rPr>
+          <w:rFonts w:ascii="Times New Roman" w:hAnsi="Times New Roman" w:cs="Times New Roman"/>
+          <w:b/>
+          <w:bCs/>
+          <w:sz w:val="24"/>
+          <w:szCs w:val="24"/>
+        </w:rPr>
+      </w:pPr>
+    </w:p>
+    <w:p>
+      <w:pPr>
+        <w:spacing w:line="240" w:lineRule="auto"/>
+        <w:jc w:val="center"/>
+        <w:rPr>
+          <w:rFonts w:ascii="Times New Roman" w:hAnsi="Times New Roman" w:cs="Times New Roman"/>
+          <w:b/>
+          <w:bCs/>
+          <w:sz w:val="24"/>
+          <w:szCs w:val="24"/>
+        </w:rPr>
+      </w:pPr>
+    </w:p>
+    <w:p>
+      <w:pPr>
+        <w:spacing w:line="240" w:lineRule="auto"/>
+        <w:jc w:val="center"/>
+        <w:rPr>
+          <w:rFonts w:ascii="Times New Roman" w:hAnsi="Times New Roman" w:cs="Times New Roman"/>
+          <w:sz w:val="24"/>
+          <w:szCs w:val="24"/>
+        </w:rPr>
+      </w:pPr>
+      <w:r>
+        <w:rPr>
+          <w:rFonts w:ascii="Times New Roman" w:hAnsi="Times New Roman" w:cs="Times New Roman"/>
+          <w:sz w:val="24"/>
+          <w:szCs w:val="24"/>
+        </w:rPr>
+        <w:t xml:space="preserve">Requirements for the Degree of </w:t>
+      </w:r>
+    </w:p>
+    <w:p>
+      <w:pPr>
+        <w:spacing w:line="240" w:lineRule="auto"/>
+        <w:jc w:val="center"/>
+        <w:rPr>
+          <w:rFonts w:ascii="Times New Roman" w:hAnsi="Times New Roman" w:cs="Times New Roman"/>
+          <w:b/>
+          <w:bCs/>
+          <w:sz w:val="24"/>
+          <w:szCs w:val="24"/>
+        </w:rPr>
+      </w:pPr>
+      <w:r>
+        <w:rPr>
+          <w:rFonts w:ascii="Times New Roman" w:hAnsi="Times New Roman" w:cs="Times New Roman"/>
+          <w:b/>
+          <w:bCs/>
+          <w:sz w:val="24"/>
+          <w:szCs w:val="24"/>
+        </w:rPr>
+        <w:t xml:space="preserve">BACHELOR OF SCIENCE IN COMPUTER SCIENCE </w:t>
+      </w:r>
+    </w:p>
+    <w:p>
+      <w:pPr>
+        <w:spacing w:line="240" w:lineRule="auto"/>
+        <w:jc w:val="center"/>
+        <w:rPr>
+          <w:rFonts w:ascii="Times New Roman" w:hAnsi="Times New Roman" w:cs="Times New Roman"/>
+          <w:b/>
+          <w:bCs/>
+          <w:sz w:val="24"/>
+          <w:szCs w:val="24"/>
+        </w:rPr>
+      </w:pPr>
+    </w:p>
+    <w:p>
+      <w:pPr>
+        <w:spacing w:line="240" w:lineRule="auto"/>
+        <w:jc w:val="center"/>
+        <w:rPr>
+          <w:rFonts w:ascii="Times New Roman" w:hAnsi="Times New Roman" w:cs="Times New Roman"/>
+          <w:b/>
+          <w:bCs/>
+          <w:sz w:val="24"/>
+          <w:szCs w:val="24"/>
+        </w:rPr>
+      </w:pPr>
+    </w:p>
+    <w:p>
+      <w:pPr>
+        <w:spacing w:line="240" w:lineRule="auto"/>
+        <w:jc w:val="center"/>
+        <w:rPr>
+          <w:rFonts w:ascii="Times New Roman" w:hAnsi="Times New Roman" w:cs="Times New Roman"/>
+          <w:b/>
+          <w:bCs/>
+          <w:sz w:val="24"/>
+          <w:szCs w:val="24"/>
+        </w:rPr>
+      </w:pPr>
+    </w:p>
+    <w:p>
+      <w:pPr>
+        <w:spacing w:line="240" w:lineRule="auto"/>
+        <w:rPr>
+          <w:rFonts w:ascii="Times New Roman" w:hAnsi="Times New Roman" w:cs="Times New Roman"/>
+          <w:b/>
+          <w:bCs/>
+          <w:sz w:val="24"/>
+          <w:szCs w:val="24"/>
+        </w:rPr>
+      </w:pPr>
+    </w:p>
+    <w:p>
+      <w:pPr>
+        <w:spacing w:line="240" w:lineRule="auto"/>
+        <w:jc w:val="center"/>
+        <w:rPr>
+          <w:rFonts w:ascii="Times New Roman" w:hAnsi="Times New Roman" w:cs="Times New Roman"/>
+          <w:b/>
+          <w:bCs/>
+          <w:sz w:val="24"/>
+          <w:szCs w:val="24"/>
+        </w:rPr>
+      </w:pPr>
+    </w:p>
+    <w:p>
+      <w:pPr>
+        <w:spacing w:line="240" w:lineRule="auto"/>
+        <w:jc w:val="center"/>
+        <w:rPr>
+          <w:rFonts w:ascii="Times New Roman" w:hAnsi="Times New Roman" w:cs="Times New Roman"/>
+          <w:b/>
+          <w:bCs/>
+          <w:sz w:val="24"/>
+          <w:szCs w:val="24"/>
+        </w:rPr>
+      </w:pPr>
+      <w:r>
+        <w:rPr>
+          <w:rFonts w:ascii="Times New Roman" w:hAnsi="Times New Roman" w:cs="Times New Roman"/>
+          <w:b/>
+          <w:bCs/>
+          <w:sz w:val="24"/>
+          <w:szCs w:val="24"/>
+        </w:rPr>
+        <w:t>ABUA, EMERSON</w:t>
+      </w:r>
+      <w:r>
+        <w:rPr>
+          <w:rFonts w:ascii="Times New Roman" w:hAnsi="Times New Roman" w:cs="Times New Roman"/>
+          <w:b/>
+          <w:bCs/>
+          <w:sz w:val="24"/>
+          <w:szCs w:val="24"/>
+        </w:rPr>
+        <w:t xml:space="preserve"> </w:t>
+      </w:r>
+      <w:r>
+        <w:rPr>
+          <w:rFonts w:ascii="Times New Roman" w:hAnsi="Times New Roman" w:cs="Times New Roman"/>
+          <w:b/>
+          <w:bCs/>
+          <w:sz w:val="24"/>
+          <w:szCs w:val="24"/>
+        </w:rPr>
+        <w:t>A.</w:t>
+      </w:r>
+    </w:p>
+    <w:p>
+      <w:pPr>
+        <w:spacing w:line="240" w:lineRule="auto"/>
+        <w:jc w:val="center"/>
+        <w:rPr>
+          <w:rFonts w:ascii="Times New Roman" w:hAnsi="Times New Roman" w:cs="Times New Roman"/>
+          <w:b/>
+          <w:bCs/>
+          <w:sz w:val="24"/>
+          <w:szCs w:val="24"/>
+        </w:rPr>
+      </w:pPr>
+      <w:r>
+        <w:rPr>
+          <w:rFonts w:ascii="Times New Roman" w:hAnsi="Times New Roman" w:cs="Times New Roman"/>
+          <w:b/>
+          <w:bCs/>
+          <w:sz w:val="24"/>
+          <w:szCs w:val="24"/>
+        </w:rPr>
+        <w:t>ALGUNAS, JONATHAN</w:t>
+      </w:r>
+      <w:r>
+        <w:rPr>
+          <w:rFonts w:ascii="Times New Roman" w:hAnsi="Times New Roman" w:cs="Times New Roman"/>
+          <w:b/>
+          <w:bCs/>
+          <w:sz w:val="24"/>
+          <w:szCs w:val="24"/>
+        </w:rPr>
+        <w:t xml:space="preserve"> C.</w:t>
+      </w:r>
+    </w:p>
+    <w:p>
+      <w:pPr>
+        <w:spacing w:line="240" w:lineRule="auto"/>
+        <w:jc w:val="center"/>
+        <w:rPr>
+          <w:rFonts w:ascii="Times New Roman" w:hAnsi="Times New Roman" w:cs="Times New Roman"/>
+          <w:b/>
+          <w:bCs/>
+          <w:sz w:val="24"/>
+          <w:szCs w:val="24"/>
+        </w:rPr>
+      </w:pPr>
+      <w:r>
+        <w:rPr>
+          <w:rFonts w:ascii="Times New Roman" w:hAnsi="Times New Roman" w:cs="Times New Roman"/>
+          <w:b/>
+          <w:bCs/>
+          <w:sz w:val="24"/>
+          <w:szCs w:val="24"/>
+        </w:rPr>
+        <w:t>ANICIETE, LOVELY AJ C.</w:t>
+      </w:r>
+    </w:p>
+    <w:p>
+      <w:pPr>
+        <w:spacing w:line="240" w:lineRule="auto"/>
+        <w:jc w:val="center"/>
+        <w:rPr>
+          <w:rFonts w:ascii="Times New Roman" w:hAnsi="Times New Roman" w:cs="Times New Roman"/>
+          <w:b/>
+          <w:bCs/>
+          <w:sz w:val="24"/>
+          <w:szCs w:val="24"/>
+        </w:rPr>
+      </w:pPr>
+      <w:r>
+        <w:rPr>
+          <w:rFonts w:ascii="Times New Roman" w:hAnsi="Times New Roman" w:cs="Times New Roman"/>
+          <w:b/>
+          <w:bCs/>
+          <w:sz w:val="24"/>
+          <w:szCs w:val="24"/>
+        </w:rPr>
+        <w:t>CHUA, JEROME S.</w:t>
+      </w:r>
+    </w:p>
+    <w:p>
+      <w:pPr>
+        <w:spacing w:line="240" w:lineRule="auto"/>
+        <w:jc w:val="center"/>
+        <w:rPr>
+          <w:rFonts w:ascii="Times New Roman" w:hAnsi="Times New Roman" w:cs="Times New Roman"/>
+          <w:b/>
+          <w:bCs/>
+          <w:sz w:val="24"/>
+          <w:szCs w:val="24"/>
+        </w:rPr>
+      </w:pPr>
+    </w:p>
+    <w:p>
+      <w:pPr>
+        <w:spacing w:line="240" w:lineRule="auto"/>
+        <w:jc w:val="center"/>
+        <w:rPr>
+          <w:rFonts w:ascii="Times New Roman" w:hAnsi="Times New Roman" w:cs="Times New Roman"/>
+          <w:b/>
+          <w:bCs/>
+          <w:sz w:val="24"/>
+          <w:szCs w:val="24"/>
+        </w:rPr>
+      </w:pPr>
+    </w:p>
+    <w:p>
+      <w:pPr>
+        <w:spacing w:line="240" w:lineRule="auto"/>
+        <w:jc w:val="center"/>
+        <w:rPr>
+          <w:rFonts w:ascii="Times New Roman" w:hAnsi="Times New Roman" w:cs="Times New Roman"/>
+          <w:b/>
+          <w:bCs/>
+          <w:sz w:val="24"/>
+          <w:szCs w:val="24"/>
+        </w:rPr>
+      </w:pPr>
+    </w:p>
+    <w:p>
+      <w:pPr>
+        <w:spacing w:line="240" w:lineRule="auto"/>
+        <w:jc w:val="center"/>
+        <w:rPr>
+          <w:rFonts w:ascii="Times New Roman" w:hAnsi="Times New Roman" w:cs="Times New Roman"/>
+          <w:b/>
+          <w:bCs/>
+          <w:sz w:val="24"/>
+          <w:szCs w:val="24"/>
+        </w:rPr>
+      </w:pPr>
+      <w:r>
+        <w:rPr>
+          <w:rFonts w:ascii="Times New Roman" w:hAnsi="Times New Roman" w:cs="Times New Roman"/>
+          <w:b/>
+          <w:bCs/>
+          <w:sz w:val="24"/>
+          <w:szCs w:val="24"/>
+        </w:rPr>
+        <w:t>2026</w:t>
+      </w:r>
+    </w:p>
+    <w:p>
+      <w:pPr>
+        <w:spacing w:line="480" w:lineRule="auto"/>
+        <w:jc w:val="center"/>
+        <w:rPr>
+          <w:rFonts w:ascii="Times New Roman" w:hAnsi="Times New Roman" w:cs="Times New Roman"/>
+          <w:b/>
+          <w:bCs/>
+          <w:sz w:val="24"/>
+          <w:szCs w:val="24"/>
+        </w:rPr>
+      </w:pPr>
+      <w:r>
+        <w:rPr>
+          <w:rFonts w:ascii="Times New Roman" w:hAnsi="Times New Roman" w:cs="Times New Roman"/>
+          <w:b/>
+          <w:bCs/>
+          <w:sz w:val="24"/>
+          <w:szCs w:val="24"/>
+        </w:rPr>
+        <w:lastRenderedPageBreak/>
         <w:t>CHAPTER 1</w:t>
       </w:r>
     </w:p>
     <w:p>
       <w:pPr>
-        <w:rPr>
-          <w:rFonts w:ascii="Times New Roman" w:hAnsi="Times New Roman" w:cs="Times New Roman"/>
-          <w:sz w:val="24"/>
-          <w:szCs w:val="24"/>
-        </w:rPr>
-      </w:pPr>
-      <w:r>
-        <w:rPr>
-          <w:rFonts w:ascii="Times New Roman" w:hAnsi="Times New Roman" w:cs="Times New Roman"/>
-          <w:sz w:val="24"/>
-          <w:szCs w:val="24"/>
-        </w:rPr>
-        <w:t>I</w:t>
-      </w:r>
-      <w:r>
-        <w:rPr>
-          <w:rFonts w:ascii="Times New Roman" w:hAnsi="Times New Roman" w:cs="Times New Roman"/>
-          <w:sz w:val="24"/>
-          <w:szCs w:val="24"/>
-        </w:rPr>
-        <w:t>NTRODUCTION</w:t>
-      </w:r>
-    </w:p>
-    <w:p>
-      <w:pPr>
+        <w:spacing w:line="480" w:lineRule="auto"/>
+        <w:jc w:val="center"/>
+        <w:rPr>
+          <w:rFonts w:ascii="Times New Roman" w:hAnsi="Times New Roman" w:cs="Times New Roman"/>
+          <w:b/>
+          <w:bCs/>
+          <w:sz w:val="24"/>
+          <w:szCs w:val="24"/>
+        </w:rPr>
+      </w:pPr>
+      <w:r>
+        <w:rPr>
+          <w:rFonts w:ascii="Times New Roman" w:hAnsi="Times New Roman" w:cs="Times New Roman"/>
+          <w:b/>
+          <w:bCs/>
+          <w:sz w:val="24"/>
+          <w:szCs w:val="24"/>
+        </w:rPr>
+        <w:t>INTRODUCTION</w:t>
+      </w:r>
+    </w:p>
+    <w:p>
+      <w:pPr>
+        <w:spacing w:line="480" w:lineRule="auto"/>
+        <w:ind w:firstLine="720"/>
+        <w:jc w:val="both"/>
         <w:rPr>
           <w:rFonts w:ascii="Times New Roman" w:hAnsi="Times New Roman" w:cs="Times New Roman"/>
           <w:sz w:val="24"/>
@@ -82,15 +609,9 @@
     </w:p>
     <w:p>
       <w:pPr>
-        <w:rPr>
-          <w:rFonts w:ascii="Times New Roman" w:hAnsi="Times New Roman" w:cs="Times New Roman"/>
-          <w:sz w:val="24"/>
-          <w:szCs w:val="24"/>
-        </w:rPr>
-      </w:pPr>
-    </w:p>
-    <w:p>
-      <w:pPr>
+        <w:spacing w:line="480" w:lineRule="auto"/>
+        <w:ind w:firstLine="720"/>
+        <w:jc w:val="both"/>
         <w:rPr>
           <w:rFonts w:ascii="Times New Roman" w:hAnsi="Times New Roman" w:cs="Times New Roman"/>
           <w:sz w:val="24"/>
@@ -126,54 +647,81 @@
     </w:p>
     <w:p>
       <w:pPr>
-        <w:rPr>
-          <w:rFonts w:ascii="Times New Roman" w:hAnsi="Times New Roman" w:cs="Times New Roman"/>
-          <w:sz w:val="24"/>
-          <w:szCs w:val="24"/>
-        </w:rPr>
-      </w:pPr>
-    </w:p>
-    <w:p>
-      <w:pPr>
-        <w:rPr>
-          <w:rFonts w:ascii="Times New Roman" w:hAnsi="Times New Roman" w:cs="Times New Roman"/>
-          <w:sz w:val="24"/>
-          <w:szCs w:val="24"/>
-        </w:rPr>
-      </w:pPr>
-      <w:r>
-        <w:rPr>
-          <w:rFonts w:ascii="Times New Roman" w:hAnsi="Times New Roman" w:cs="Times New Roman"/>
-          <w:sz w:val="24"/>
-          <w:szCs w:val="24"/>
-        </w:rPr>
+        <w:spacing w:line="480" w:lineRule="auto"/>
+        <w:ind w:firstLine="720"/>
+        <w:jc w:val="both"/>
+        <w:rPr>
+          <w:rFonts w:ascii="Times New Roman" w:hAnsi="Times New Roman" w:cs="Times New Roman"/>
+          <w:sz w:val="24"/>
+          <w:szCs w:val="24"/>
+        </w:rPr>
+      </w:pPr>
+      <w:r>
+        <w:rPr>
+          <w:rFonts w:ascii="Times New Roman" w:hAnsi="Times New Roman" w:cs="Times New Roman"/>
+          <w:sz w:val="24"/>
+          <w:szCs w:val="24"/>
+        </w:rPr>
+        <w:lastRenderedPageBreak/>
         <w:t>Constructed-response assessments provide valuable information about the quality of student learning. A correct answer in a multiple-choice test may indicate that a student recognized the correct option; however, it may not fully show how the student understood or applied the lesson. In comparison, an essay or short-answer response allows teachers to examine the student’s explanation, reasoning, relevance of ideas, and ability to communicate knowledge clearly. For this reason, essays remain widely used in subjects that require explanation, interpretation, critical thinking, and written expression. However, the scoring of such responses requires more time and careful judgment than objective-type assessments.</w:t>
       </w:r>
     </w:p>
     <w:p>
       <w:pPr>
-        <w:rPr>
-          <w:rFonts w:ascii="Times New Roman" w:hAnsi="Times New Roman" w:cs="Times New Roman"/>
-          <w:sz w:val="24"/>
-          <w:szCs w:val="24"/>
-        </w:rPr>
-      </w:pPr>
-    </w:p>
-    <w:p>
-      <w:pPr>
-        <w:rPr>
-          <w:rFonts w:ascii="Times New Roman" w:hAnsi="Times New Roman" w:cs="Times New Roman"/>
-          <w:sz w:val="24"/>
-          <w:szCs w:val="24"/>
-        </w:rPr>
-      </w:pPr>
-      <w:r>
-        <w:rPr>
-          <w:rFonts w:ascii="Times New Roman" w:hAnsi="Times New Roman" w:cs="Times New Roman"/>
-          <w:sz w:val="24"/>
-          <w:szCs w:val="24"/>
-        </w:rPr>
-        <w:t xml:space="preserve">Traditionally, essays and short-answer responses are scored manually by teachers using rubrics, answer keys, or other established criteria. Although this process allows teachers to apply their professional judgment, it may become difficult when there are many student submissions to review. Manual scoring can be time-consuming, especially in large classes, because each response must be read and evaluated individually. In addition, fatigue, workload, and differences in interpretation may affect the consistency of scores. A teacher may also assess the same type of response differently at separate times, while two teachers may give different scores to the same </w:t>
+        <w:spacing w:line="480" w:lineRule="auto"/>
+        <w:ind w:firstLine="720"/>
+        <w:jc w:val="both"/>
+        <w:rPr>
+          <w:rFonts w:ascii="Times New Roman" w:hAnsi="Times New Roman" w:cs="Times New Roman"/>
+          <w:sz w:val="24"/>
+          <w:szCs w:val="24"/>
+        </w:rPr>
+      </w:pPr>
+      <w:r>
+        <w:rPr>
+          <w:rFonts w:ascii="Times New Roman" w:hAnsi="Times New Roman" w:cs="Times New Roman"/>
+          <w:sz w:val="24"/>
+          <w:szCs w:val="24"/>
+        </w:rPr>
+        <w:t xml:space="preserve">Traditionally, essays and short-answer responses are scored manually by teachers using rubrics, answer keys, or other established criteria. Although this process allows teachers to apply their professional judgment, it may become difficult when there are many student submissions to review. Manual scoring can be time-consuming, especially in large classes, because each response must be read and evaluated individually. In addition, fatigue, workload, and differences in interpretation may affect the consistency of scores. A teacher may also assess the same type of response differently at separate times, while two teachers may give different scores to the same answer. These concerns may affect the efficiency, consistency, and fairness of written assessment practices (Ramesh &amp; </w:t>
+      </w:r>
+      <w:proofErr w:type="spellStart"/>
+      <w:r>
+        <w:rPr>
+          <w:rFonts w:ascii="Times New Roman" w:hAnsi="Times New Roman" w:cs="Times New Roman"/>
+          <w:sz w:val="24"/>
+          <w:szCs w:val="24"/>
+        </w:rPr>
+        <w:t>Sanampudi</w:t>
+      </w:r>
+      <w:proofErr w:type="spellEnd"/>
+      <w:r>
+        <w:rPr>
+          <w:rFonts w:ascii="Times New Roman" w:hAnsi="Times New Roman" w:cs="Times New Roman"/>
+          <w:sz w:val="24"/>
+          <w:szCs w:val="24"/>
+        </w:rPr>
+        <w:t>, 2022).</w:t>
+      </w:r>
+    </w:p>
+    <w:p>
+      <w:pPr>
+        <w:spacing w:line="480" w:lineRule="auto"/>
+        <w:ind w:firstLine="720"/>
+        <w:jc w:val="both"/>
+        <w:rPr>
+          <w:rFonts w:ascii="Times New Roman" w:hAnsi="Times New Roman" w:cs="Times New Roman"/>
+          <w:sz w:val="24"/>
+          <w:szCs w:val="24"/>
+        </w:rPr>
+      </w:pPr>
+      <w:r>
+        <w:rPr>
+          <w:rFonts w:ascii="Times New Roman" w:hAnsi="Times New Roman" w:cs="Times New Roman"/>
+          <w:sz w:val="24"/>
+          <w:szCs w:val="24"/>
+        </w:rPr>
+        <w:t xml:space="preserve">The increasing use of digital technologies in education has created opportunities to support teachers in the assessment process. One such technology is Automated Essay Scoring (AES), which refers to the use of computer-based methods to evaluate and assign scores to student-written responses. AES commonly uses Natural Language Processing (NLP), a field of artificial intelligence that enables computers to process and analyze human language. It also uses machine learning techniques, in which a model learns from examples of essays that </w:t>
       </w:r>
       <w:r>
         <w:rPr>
@@ -182,7 +730,76 @@
           <w:szCs w:val="24"/>
         </w:rPr>
         <w:lastRenderedPageBreak/>
-        <w:t xml:space="preserve">answer. These concerns may affect the efficiency, consistency, and fairness of written assessment practices (Ramesh &amp; </w:t>
+        <w:t>have already been scored by human evaluators. Based on the patterns learned from these examples, the system can generate a predicted score for a new response submitted by a student (Zhang &amp; Yuan, 2022).</w:t>
+      </w:r>
+    </w:p>
+    <w:p>
+      <w:pPr>
+        <w:spacing w:line="480" w:lineRule="auto"/>
+        <w:ind w:firstLine="720"/>
+        <w:jc w:val="both"/>
+        <w:rPr>
+          <w:rFonts w:ascii="Times New Roman" w:hAnsi="Times New Roman" w:cs="Times New Roman"/>
+          <w:sz w:val="24"/>
+          <w:szCs w:val="24"/>
+        </w:rPr>
+      </w:pPr>
+      <w:r>
+        <w:rPr>
+          <w:rFonts w:ascii="Times New Roman" w:hAnsi="Times New Roman" w:cs="Times New Roman"/>
+          <w:sz w:val="24"/>
+          <w:szCs w:val="24"/>
+        </w:rPr>
+        <w:t>In an automated scoring process, a student’s written response is first prepared for analysis through text preprocessing. This may include removing unnecessary spaces or formatting and converting the response into a form that a machine learning model can process. The processed text is then passed to a trained model, which analyzes patterns associated with the quality of the response and produces a predicted score. The result may then be converted to the required score scale and accompanied by feedback, such as identifying a response that is too short or lacks sufficient detail. Although these systems can help improve the speed of scoring, they should be assessed carefully to ensure that their results are aligned with human grading standards (Zhang et al., 2022).</w:t>
+      </w:r>
+    </w:p>
+    <w:p>
+      <w:pPr>
+        <w:spacing w:line="480" w:lineRule="auto"/>
+        <w:ind w:firstLine="720"/>
+        <w:jc w:val="both"/>
+        <w:rPr>
+          <w:rFonts w:ascii="Times New Roman" w:hAnsi="Times New Roman" w:cs="Times New Roman"/>
+          <w:sz w:val="24"/>
+          <w:szCs w:val="24"/>
+        </w:rPr>
+      </w:pPr>
+      <w:r>
+        <w:rPr>
+          <w:rFonts w:ascii="Times New Roman" w:hAnsi="Times New Roman" w:cs="Times New Roman"/>
+          <w:sz w:val="24"/>
+          <w:szCs w:val="24"/>
+        </w:rPr>
+        <w:t>Previous automated scoring implementations have shown the potential of technology to reduce grading workload; however, several limitations remain. Some systems may not be easily accessible to teachers, while others may not be compatible with existing Virtual Learning Environments (VLEs) used by schools. In addition, an automated score should not completely replace teacher judgment, since students may provide unique answers that require human interpretation. Responsible use of automated scoring requires transparency, proper evaluation, and a mechanism that allows teachers to review and revise system-generated scores when necessary (Yang et al., 2024).</w:t>
+      </w:r>
+    </w:p>
+    <w:p>
+      <w:pPr>
+        <w:spacing w:line="480" w:lineRule="auto"/>
+        <w:ind w:firstLine="720"/>
+        <w:jc w:val="both"/>
+        <w:rPr>
+          <w:rFonts w:ascii="Times New Roman" w:hAnsi="Times New Roman" w:cs="Times New Roman"/>
+          <w:sz w:val="24"/>
+          <w:szCs w:val="24"/>
+        </w:rPr>
+      </w:pPr>
+      <w:r>
+        <w:rPr>
+          <w:rFonts w:ascii="Times New Roman" w:hAnsi="Times New Roman" w:cs="Times New Roman"/>
+          <w:sz w:val="24"/>
+          <w:szCs w:val="24"/>
+        </w:rPr>
+        <w:t xml:space="preserve">In response to these concerns, this study proposes the development of an Automated Essay and Short-Answer Scoring Engine. The proposed system is intended to automatically evaluate open-ended student responses and provide a numerical score with corresponding </w:t>
+      </w:r>
+      <w:r>
+        <w:rPr>
+          <w:rFonts w:ascii="Times New Roman" w:hAnsi="Times New Roman" w:cs="Times New Roman"/>
+          <w:sz w:val="24"/>
+          <w:szCs w:val="24"/>
+        </w:rPr>
+        <w:lastRenderedPageBreak/>
+        <w:t xml:space="preserve">feedback. Its primary focus is essay scoring, while short-answer scoring may be included as an extended feature depending on the project’s development scope. The system will use a fine-tuned </w:t>
       </w:r>
       <w:proofErr w:type="spellStart"/>
       <w:r>
@@ -191,6 +808,24 @@
           <w:sz w:val="24"/>
           <w:szCs w:val="24"/>
         </w:rPr>
+        <w:t>DistilBERT</w:t>
+      </w:r>
+      <w:proofErr w:type="spellEnd"/>
+      <w:r>
+        <w:rPr>
+          <w:rFonts w:ascii="Times New Roman" w:hAnsi="Times New Roman" w:cs="Times New Roman"/>
+          <w:sz w:val="24"/>
+          <w:szCs w:val="24"/>
+        </w:rPr>
+        <w:t xml:space="preserve"> language model trained using human-scored essays to predict scores for submitted responses (Ramesh &amp; </w:t>
+      </w:r>
+      <w:proofErr w:type="spellStart"/>
+      <w:r>
+        <w:rPr>
+          <w:rFonts w:ascii="Times New Roman" w:hAnsi="Times New Roman" w:cs="Times New Roman"/>
+          <w:sz w:val="24"/>
+          <w:szCs w:val="24"/>
+        </w:rPr>
         <w:t>Sanampudi</w:t>
       </w:r>
       <w:proofErr w:type="spellEnd"/>
@@ -205,111 +840,965 @@
     </w:p>
     <w:p>
       <w:pPr>
-        <w:rPr>
-          <w:rFonts w:ascii="Times New Roman" w:hAnsi="Times New Roman" w:cs="Times New Roman"/>
-          <w:sz w:val="24"/>
-          <w:szCs w:val="24"/>
-        </w:rPr>
-      </w:pPr>
-    </w:p>
-    <w:p>
-      <w:pPr>
-        <w:rPr>
-          <w:rFonts w:ascii="Times New Roman" w:hAnsi="Times New Roman" w:cs="Times New Roman"/>
-          <w:sz w:val="24"/>
-          <w:szCs w:val="24"/>
-        </w:rPr>
-      </w:pPr>
-      <w:r>
-        <w:rPr>
-          <w:rFonts w:ascii="Times New Roman" w:hAnsi="Times New Roman" w:cs="Times New Roman"/>
-          <w:sz w:val="24"/>
-          <w:szCs w:val="24"/>
-        </w:rPr>
-        <w:t>The increasing use of digital technologies in education has created opportunities to support teachers in the assessment process. One such technology is Automated Essay Scoring (AES), which refers to the use of computer-based methods to evaluate and assign scores to student-written responses. AES commonly uses Natural Language Processing (NLP), a field of artificial intelligence that enables computers to process and analyze human language. It also uses machine learning techniques, in which a model learns from examples of essays that have already been scored by human evaluators. Based on the patterns learned from these examples, the system can generate a predicted score for a new response submitted by a student (Zhang &amp; Yuan, 2022).</w:t>
-      </w:r>
-    </w:p>
-    <w:p>
-      <w:pPr>
-        <w:rPr>
-          <w:rFonts w:ascii="Times New Roman" w:hAnsi="Times New Roman" w:cs="Times New Roman"/>
-          <w:sz w:val="24"/>
-          <w:szCs w:val="24"/>
-        </w:rPr>
-      </w:pPr>
-    </w:p>
-    <w:p>
-      <w:pPr>
-        <w:rPr>
-          <w:rFonts w:ascii="Times New Roman" w:hAnsi="Times New Roman" w:cs="Times New Roman"/>
-          <w:sz w:val="24"/>
-          <w:szCs w:val="24"/>
-        </w:rPr>
-      </w:pPr>
-      <w:r>
-        <w:rPr>
-          <w:rFonts w:ascii="Times New Roman" w:hAnsi="Times New Roman" w:cs="Times New Roman"/>
-          <w:sz w:val="24"/>
-          <w:szCs w:val="24"/>
-        </w:rPr>
-        <w:t>In an automated scoring process, a student’s written response is first prepared for analysis through text preprocessing. This may include removing unnecessary spaces or formatting and converting the response into a form that a machine learning model can process. The processed text is then passed to a trained model, which analyzes patterns associated with the quality of the response and produces a predicted score. The result may then be converted to the required score scale and accompanied by feedback, such as identifying a response that is too short or lacks sufficient detail. Although these systems can help improve the speed of scoring, they should be assessed carefully to ensure that their results are aligned with human grading standards (Zhang et al., 2022).</w:t>
-      </w:r>
-    </w:p>
-    <w:p>
-      <w:pPr>
-        <w:rPr>
-          <w:rFonts w:ascii="Times New Roman" w:hAnsi="Times New Roman" w:cs="Times New Roman"/>
-          <w:sz w:val="24"/>
-          <w:szCs w:val="24"/>
-        </w:rPr>
-      </w:pPr>
-    </w:p>
-    <w:p>
-      <w:pPr>
-        <w:rPr>
-          <w:rFonts w:ascii="Times New Roman" w:hAnsi="Times New Roman" w:cs="Times New Roman"/>
-          <w:sz w:val="24"/>
-          <w:szCs w:val="24"/>
-        </w:rPr>
-      </w:pPr>
-      <w:r>
-        <w:rPr>
-          <w:rFonts w:ascii="Times New Roman" w:hAnsi="Times New Roman" w:cs="Times New Roman"/>
-          <w:sz w:val="24"/>
-          <w:szCs w:val="24"/>
-        </w:rPr>
-        <w:t>Previous automated scoring implementations have shown the potential of technology to reduce grading workload; however, several limitations remain. Some systems may not be easily accessible to teachers, while others may not be compatible with existing Virtual Learning Environments (VLEs) used by schools. In addition, an automated score should not completely replace teacher judgment, since students may provide unique answers that require human interpretation. Responsible use of automated scoring requires transparency, proper evaluation, and a mechanism that allows teachers to review and revise system-generated scores when necessary (Yang et al., 2024).</w:t>
-      </w:r>
-    </w:p>
-    <w:p>
-      <w:pPr>
-        <w:rPr>
-          <w:rFonts w:ascii="Times New Roman" w:hAnsi="Times New Roman" w:cs="Times New Roman"/>
-          <w:sz w:val="24"/>
-          <w:szCs w:val="24"/>
-        </w:rPr>
-      </w:pPr>
-    </w:p>
-    <w:p>
-      <w:pPr>
-        <w:rPr>
-          <w:rFonts w:ascii="Times New Roman" w:hAnsi="Times New Roman" w:cs="Times New Roman"/>
-          <w:sz w:val="24"/>
-          <w:szCs w:val="24"/>
-        </w:rPr>
-      </w:pPr>
-      <w:r>
-        <w:rPr>
-          <w:rFonts w:ascii="Times New Roman" w:hAnsi="Times New Roman" w:cs="Times New Roman"/>
-          <w:sz w:val="24"/>
-          <w:szCs w:val="24"/>
-        </w:rPr>
-        <w:t xml:space="preserve">In response to these concerns, this study proposes the development of an Automated Essay and Short-Answer Scoring Engine. The proposed system is intended to automatically evaluate open-ended student responses and provide a numerical score with corresponding feedback. Its primary focus is essay scoring, while short-answer scoring may be included as an extended feature depending on the project’s development scope. The system will use a fine-tuned </w:t>
+        <w:spacing w:line="480" w:lineRule="auto"/>
+        <w:ind w:firstLine="720"/>
+        <w:jc w:val="both"/>
+        <w:rPr>
+          <w:rFonts w:ascii="Times New Roman" w:hAnsi="Times New Roman" w:cs="Times New Roman"/>
+          <w:sz w:val="24"/>
+          <w:szCs w:val="24"/>
+        </w:rPr>
+      </w:pPr>
+      <w:r>
+        <w:rPr>
+          <w:rFonts w:ascii="Times New Roman" w:hAnsi="Times New Roman" w:cs="Times New Roman"/>
+          <w:sz w:val="24"/>
+          <w:szCs w:val="24"/>
+        </w:rPr>
+        <w:t>The proposed system will be designed as a standalone web-based application that teachers can use to submit or upload student responses and review the generated scores and feedback. It will also provide an Application Programming Interface (API) that may be integrated into an existing school VLE. To preserve teacher control and ensure human oversight, the system will allow teachers to review and override the score generated by the model before it is finalized. Through these functions, the study aims to support a faster, more consistent, and more manageable process for evaluating written student responses while maintaining the important role of teachers in assessment (Yang et al., 2024).</w:t>
+      </w:r>
+    </w:p>
+    <w:p>
+      <w:pPr>
+        <w:spacing w:line="480" w:lineRule="auto"/>
+        <w:jc w:val="center"/>
+        <w:rPr>
+          <w:rFonts w:ascii="Times New Roman" w:hAnsi="Times New Roman" w:cs="Times New Roman"/>
+          <w:b/>
+          <w:bCs/>
+          <w:sz w:val="24"/>
+          <w:szCs w:val="24"/>
+        </w:rPr>
+      </w:pPr>
+      <w:r>
+        <w:rPr>
+          <w:rFonts w:ascii="Times New Roman" w:hAnsi="Times New Roman" w:cs="Times New Roman"/>
+          <w:b/>
+          <w:bCs/>
+          <w:sz w:val="24"/>
+          <w:szCs w:val="24"/>
+        </w:rPr>
+        <w:t>Project Context</w:t>
+      </w:r>
+    </w:p>
+    <w:p>
+      <w:pPr>
+        <w:spacing w:line="480" w:lineRule="auto"/>
+        <w:ind w:firstLine="720"/>
+        <w:jc w:val="both"/>
+        <w:rPr>
+          <w:rFonts w:ascii="Times New Roman" w:eastAsia="Times New Roman" w:hAnsi="Times New Roman" w:cs="Times New Roman"/>
+          <w:sz w:val="24"/>
+          <w:szCs w:val="24"/>
+        </w:rPr>
+      </w:pPr>
+      <w:r>
+        <w:rPr>
+          <w:rFonts w:ascii="Times New Roman" w:eastAsia="Times New Roman" w:hAnsi="Times New Roman" w:cs="Times New Roman"/>
+          <w:sz w:val="24"/>
+          <w:szCs w:val="24"/>
+        </w:rPr>
+        <w:t>In most schools and colleges, written assessments remain one of the primary ways through which teachers measure what students have learned. Teachers typically prepare essay or short-answer prompts based on the topics covered in a lesson, and students respond by writing their own explanations, arguments, or answers rather than selecting from a fixed set of choices. Once a student written response is submitted, whether through a handwritten paper, a printed activity sheet, or a document submitted online, the teacher reads the response and compares it against a rubric or an answer key to determine the appropriate score. This process is repeated individually for every student in a class, and the teacher is expected to apply the same standard of judgment across all responses submitted for the same activity or examination (</w:t>
       </w:r>
       <w:proofErr w:type="spellStart"/>
       <w:r>
         <w:rPr>
-          <w:rFonts w:ascii="Times New Roman" w:hAnsi="Times New Roman" w:cs="Times New Roman"/>
+          <w:rFonts w:ascii="Times New Roman" w:eastAsia="Times New Roman" w:hAnsi="Times New Roman" w:cs="Times New Roman"/>
+          <w:sz w:val="24"/>
+          <w:szCs w:val="24"/>
+        </w:rPr>
+        <w:t>Sutisna</w:t>
+      </w:r>
+      <w:proofErr w:type="spellEnd"/>
+      <w:r>
+        <w:rPr>
+          <w:rFonts w:ascii="Times New Roman" w:eastAsia="Times New Roman" w:hAnsi="Times New Roman" w:cs="Times New Roman"/>
+          <w:sz w:val="24"/>
+          <w:szCs w:val="24"/>
+        </w:rPr>
+        <w:t xml:space="preserve"> et al., 2023).</w:t>
+      </w:r>
+    </w:p>
+    <w:p>
+      <w:pPr>
+        <w:spacing w:line="480" w:lineRule="auto"/>
+        <w:ind w:firstLine="720"/>
+        <w:jc w:val="both"/>
+        <w:rPr>
+          <w:rFonts w:ascii="Times New Roman" w:eastAsia="Times New Roman" w:hAnsi="Times New Roman" w:cs="Times New Roman"/>
+          <w:sz w:val="24"/>
+          <w:szCs w:val="24"/>
+        </w:rPr>
+      </w:pPr>
+      <w:r>
+        <w:rPr>
+          <w:rFonts w:ascii="Times New Roman" w:eastAsia="Times New Roman" w:hAnsi="Times New Roman" w:cs="Times New Roman"/>
+          <w:sz w:val="24"/>
+          <w:szCs w:val="24"/>
+        </w:rPr>
+        <w:lastRenderedPageBreak/>
+        <w:t xml:space="preserve">This manual approach to scoring, however, becomes difficult to sustain as the number of student submissions increases. A teacher handling several class sections may need to read and evaluate hundreds of essays or short-answer responses within a limited period, particularly during examination weeks. Reading each response carefully, applying the rubric consistently, and writing feedback for every student requires considerable time and effort. Fatigue and workload may also cause a teacher's judgment to shift slightly from one response to another, even when the same criteria are being applied, resulting in scores that are not always consistent across students or across different scoring sessions (Ramesh &amp; </w:t>
+      </w:r>
+      <w:proofErr w:type="spellStart"/>
+      <w:r>
+        <w:rPr>
+          <w:rFonts w:ascii="Times New Roman" w:eastAsia="Times New Roman" w:hAnsi="Times New Roman" w:cs="Times New Roman"/>
+          <w:sz w:val="24"/>
+          <w:szCs w:val="24"/>
+        </w:rPr>
+        <w:t>Sanampudi</w:t>
+      </w:r>
+      <w:proofErr w:type="spellEnd"/>
+      <w:r>
+        <w:rPr>
+          <w:rFonts w:ascii="Times New Roman" w:eastAsia="Times New Roman" w:hAnsi="Times New Roman" w:cs="Times New Roman"/>
+          <w:sz w:val="24"/>
+          <w:szCs w:val="24"/>
+        </w:rPr>
+        <w:t>, 2022). These conditions make manual scoring a persistent source of delay in returning results and feedback to students.</w:t>
+      </w:r>
+    </w:p>
+    <w:p>
+      <w:pPr>
+        <w:spacing w:line="480" w:lineRule="auto"/>
+        <w:ind w:firstLine="720"/>
+        <w:jc w:val="both"/>
+        <w:rPr>
+          <w:rFonts w:ascii="Times New Roman" w:eastAsia="Times New Roman" w:hAnsi="Times New Roman" w:cs="Times New Roman"/>
+          <w:sz w:val="24"/>
+          <w:szCs w:val="24"/>
+        </w:rPr>
+      </w:pPr>
+      <w:r>
+        <w:rPr>
+          <w:rFonts w:ascii="Times New Roman" w:eastAsia="Times New Roman" w:hAnsi="Times New Roman" w:cs="Times New Roman"/>
+          <w:sz w:val="24"/>
+          <w:szCs w:val="24"/>
+        </w:rPr>
+        <w:t xml:space="preserve">Various tools have already been developed to support or automate the scoring of written responses. Commercial automated essay scoring (AES) systems such as e-rater and </w:t>
+      </w:r>
+      <w:proofErr w:type="spellStart"/>
+      <w:r>
+        <w:rPr>
+          <w:rFonts w:ascii="Times New Roman" w:eastAsia="Times New Roman" w:hAnsi="Times New Roman" w:cs="Times New Roman"/>
+          <w:sz w:val="24"/>
+          <w:szCs w:val="24"/>
+        </w:rPr>
+        <w:t>IntelliMetric</w:t>
+      </w:r>
+      <w:proofErr w:type="spellEnd"/>
+      <w:r>
+        <w:rPr>
+          <w:rFonts w:ascii="Times New Roman" w:eastAsia="Times New Roman" w:hAnsi="Times New Roman" w:cs="Times New Roman"/>
+          <w:sz w:val="24"/>
+          <w:szCs w:val="24"/>
+        </w:rPr>
+        <w:t xml:space="preserve"> have been used for decades to score essays for large-scale examinations, applying natural language processing techniques to analyze features such as grammar, organization, and content (</w:t>
+      </w:r>
+      <w:proofErr w:type="spellStart"/>
+      <w:r>
+        <w:rPr>
+          <w:rFonts w:ascii="Times New Roman" w:eastAsia="Times New Roman" w:hAnsi="Times New Roman" w:cs="Times New Roman"/>
+          <w:sz w:val="24"/>
+          <w:szCs w:val="24"/>
+        </w:rPr>
+        <w:t>Ifenthaler</w:t>
+      </w:r>
+      <w:proofErr w:type="spellEnd"/>
+      <w:r>
+        <w:rPr>
+          <w:rFonts w:ascii="Times New Roman" w:eastAsia="Times New Roman" w:hAnsi="Times New Roman" w:cs="Times New Roman"/>
+          <w:sz w:val="24"/>
+          <w:szCs w:val="24"/>
+        </w:rPr>
+        <w:t xml:space="preserve">, 2023). More recently, general-purpose writing tools such as Grammarly, along with applications built around large language models, have also been used informally by some educators to check or comment on student writing. Systematic reviews of these developments show that AES research has grown from early statistical and rule-based systems into approaches that use machine learning and deep learning models to predict scores based on patterns learned from previously graded essays (Ramesh &amp; </w:t>
+      </w:r>
+      <w:proofErr w:type="spellStart"/>
+      <w:r>
+        <w:rPr>
+          <w:rFonts w:ascii="Times New Roman" w:eastAsia="Times New Roman" w:hAnsi="Times New Roman" w:cs="Times New Roman"/>
+          <w:sz w:val="24"/>
+          <w:szCs w:val="24"/>
+        </w:rPr>
+        <w:t>Sanampudi</w:t>
+      </w:r>
+      <w:proofErr w:type="spellEnd"/>
+      <w:r>
+        <w:rPr>
+          <w:rFonts w:ascii="Times New Roman" w:eastAsia="Times New Roman" w:hAnsi="Times New Roman" w:cs="Times New Roman"/>
+          <w:sz w:val="24"/>
+          <w:szCs w:val="24"/>
+        </w:rPr>
+        <w:t>, 2022).</w:t>
+      </w:r>
+    </w:p>
+    <w:p>
+      <w:pPr>
+        <w:spacing w:line="480" w:lineRule="auto"/>
+        <w:ind w:firstLine="720"/>
+        <w:jc w:val="both"/>
+        <w:rPr>
+          <w:rFonts w:ascii="Times New Roman" w:eastAsia="Times New Roman" w:hAnsi="Times New Roman" w:cs="Times New Roman"/>
+          <w:sz w:val="24"/>
+          <w:szCs w:val="24"/>
+        </w:rPr>
+      </w:pPr>
+      <w:r>
+        <w:rPr>
+          <w:rFonts w:ascii="Times New Roman" w:eastAsia="Times New Roman" w:hAnsi="Times New Roman" w:cs="Times New Roman"/>
+          <w:sz w:val="24"/>
+          <w:szCs w:val="24"/>
+        </w:rPr>
+        <w:t xml:space="preserve">Despite these developments, several limitations restrict how accessible existing tools are to ordinary classroom settings. Established AES systems such as e-rater and </w:t>
+      </w:r>
+      <w:proofErr w:type="spellStart"/>
+      <w:r>
+        <w:rPr>
+          <w:rFonts w:ascii="Times New Roman" w:eastAsia="Times New Roman" w:hAnsi="Times New Roman" w:cs="Times New Roman"/>
+          <w:sz w:val="24"/>
+          <w:szCs w:val="24"/>
+        </w:rPr>
+        <w:t>IntelliMetric</w:t>
+      </w:r>
+      <w:proofErr w:type="spellEnd"/>
+      <w:r>
+        <w:rPr>
+          <w:rFonts w:ascii="Times New Roman" w:eastAsia="Times New Roman" w:hAnsi="Times New Roman" w:cs="Times New Roman"/>
+          <w:sz w:val="24"/>
+          <w:szCs w:val="24"/>
+        </w:rPr>
+        <w:t xml:space="preserve"> </w:t>
+      </w:r>
+      <w:r>
+        <w:rPr>
+          <w:rFonts w:ascii="Times New Roman" w:eastAsia="Times New Roman" w:hAnsi="Times New Roman" w:cs="Times New Roman"/>
+          <w:sz w:val="24"/>
+          <w:szCs w:val="24"/>
+        </w:rPr>
+        <w:lastRenderedPageBreak/>
+        <w:t>were primarily built for large-scale standardized examinations and are typically proprietary and costly to license, making them difficult for individual schools or teachers to adopt directly (</w:t>
+      </w:r>
+      <w:proofErr w:type="spellStart"/>
+      <w:r>
+        <w:rPr>
+          <w:rFonts w:ascii="Times New Roman" w:eastAsia="Times New Roman" w:hAnsi="Times New Roman" w:cs="Times New Roman"/>
+          <w:sz w:val="24"/>
+          <w:szCs w:val="24"/>
+        </w:rPr>
+        <w:t>Ifenthaler</w:t>
+      </w:r>
+      <w:proofErr w:type="spellEnd"/>
+      <w:r>
+        <w:rPr>
+          <w:rFonts w:ascii="Times New Roman" w:eastAsia="Times New Roman" w:hAnsi="Times New Roman" w:cs="Times New Roman"/>
+          <w:sz w:val="24"/>
+          <w:szCs w:val="24"/>
+        </w:rPr>
+        <w:t>, 2023). Many of these systems are also not designed to connect with the Virtual Learning Environments (VLEs) that schools already use, and general-purpose writing tools are not built specifically to produce a scored result against a defined rubric or scoring scale. In addition, an automated score should not completely replace a teacher's judgment, since students may give unique or unexpected answers that require human interpretation (Yang et al., 2024). These gaps indicate a need for a scoring tool that focuses primarily on essay scoring, that a teacher can access directly or connect to an existing VLE through an API, and that keeps a teacher's review as part of the scoring process rather than removing it.</w:t>
+      </w:r>
+    </w:p>
+    <w:p>
+      <w:pPr>
+        <w:spacing w:line="480" w:lineRule="auto"/>
+        <w:ind w:firstLine="720"/>
+        <w:jc w:val="both"/>
+        <w:rPr>
+          <w:rFonts w:ascii="Times New Roman" w:eastAsia="Times New Roman" w:hAnsi="Times New Roman" w:cs="Times New Roman"/>
+          <w:sz w:val="24"/>
+          <w:szCs w:val="24"/>
+        </w:rPr>
+      </w:pPr>
+      <w:r>
+        <w:rPr>
+          <w:rFonts w:ascii="Times New Roman" w:eastAsia="Times New Roman" w:hAnsi="Times New Roman" w:cs="Times New Roman"/>
+          <w:sz w:val="24"/>
+          <w:szCs w:val="24"/>
+        </w:rPr>
+        <w:t>In this context, the researchers propose the development of an Automated Essay &amp; Short-Answer Scoring Engine, a scoring service intended primarily for evaluating essay-type student written responses, with short-answer scoring considered an optional extended feature. The proposed system is intended for use by teachers, either through a web application where they may submit or upload student responses, or through an API that may be integrated with an existing VLE. Given a student's written response, the scoring engine is expected to process the text and generate a predicted score together with accompanying feedback, which the teacher may then review before it is finalized. Through this system, the study aims to provide teachers with an additional tool that can help reduce the time spent on evaluating open-ended written responses while keeping teachers involved in the assessment process.</w:t>
+      </w:r>
+    </w:p>
+    <w:p>
+      <w:pPr>
+        <w:spacing w:line="480" w:lineRule="auto"/>
+        <w:jc w:val="center"/>
+        <w:rPr>
+          <w:rFonts w:ascii="Times New Roman" w:hAnsi="Times New Roman" w:cs="Times New Roman"/>
+          <w:b/>
+          <w:bCs/>
+          <w:sz w:val="24"/>
+          <w:szCs w:val="24"/>
+        </w:rPr>
+      </w:pPr>
+      <w:r>
+        <w:rPr>
+          <w:rFonts w:ascii="Times New Roman" w:hAnsi="Times New Roman" w:cs="Times New Roman"/>
+          <w:b/>
+          <w:bCs/>
+          <w:sz w:val="24"/>
+          <w:szCs w:val="24"/>
+        </w:rPr>
+        <w:t>Purpose and Description of the Study</w:t>
+      </w:r>
+    </w:p>
+    <w:p>
+      <w:pPr>
+        <w:spacing w:after="0" w:line="480" w:lineRule="auto"/>
+        <w:ind w:firstLine="720"/>
+        <w:jc w:val="both"/>
+        <w:rPr>
+          <w:rFonts w:ascii="Times New Roman" w:eastAsia="Times New Roman" w:hAnsi="Times New Roman" w:cs="Times New Roman"/>
+          <w:kern w:val="0"/>
+          <w:sz w:val="20"/>
+          <w:szCs w:val="20"/>
+          <w:lang w:val="en-HK" w:eastAsia="en-HK"/>
+          <w14:ligatures w14:val="none"/>
+        </w:rPr>
+      </w:pPr>
+      <w:r>
+        <w:rPr>
+          <w:rFonts w:ascii="Times New Roman" w:eastAsia="Times New Roman" w:hAnsi="Times New Roman" w:cs="Times New Roman"/>
+          <w:kern w:val="0"/>
+          <w:sz w:val="24"/>
+          <w:szCs w:val="24"/>
+          <w:lang w:val="en-HK" w:eastAsia="en-HK"/>
+          <w14:ligatures w14:val="none"/>
+        </w:rPr>
+        <w:t xml:space="preserve">This study proposes the design and development of an Automated Essay &amp; Short-Answer Scoring Engine, a system intended to automatically evaluate open-ended student </w:t>
+      </w:r>
+      <w:r>
+        <w:rPr>
+          <w:rFonts w:ascii="Times New Roman" w:eastAsia="Times New Roman" w:hAnsi="Times New Roman" w:cs="Times New Roman"/>
+          <w:kern w:val="0"/>
+          <w:sz w:val="24"/>
+          <w:szCs w:val="24"/>
+          <w:lang w:val="en-HK" w:eastAsia="en-HK"/>
+          <w14:ligatures w14:val="none"/>
+        </w:rPr>
+        <w:lastRenderedPageBreak/>
+        <w:t xml:space="preserve">written responses. The study is motivated by the difficulty of evaluating such responses through traditional manual scoring, which can be time-consuming and may lead to inconsistent results due to differences in evaluator judgment (Ramesh &amp; </w:t>
+      </w:r>
+      <w:proofErr w:type="spellStart"/>
+      <w:r>
+        <w:rPr>
+          <w:rFonts w:ascii="Times New Roman" w:eastAsia="Times New Roman" w:hAnsi="Times New Roman" w:cs="Times New Roman"/>
+          <w:kern w:val="0"/>
+          <w:sz w:val="24"/>
+          <w:szCs w:val="24"/>
+          <w:lang w:val="en-HK" w:eastAsia="en-HK"/>
+          <w14:ligatures w14:val="none"/>
+        </w:rPr>
+        <w:t>Sanampudi</w:t>
+      </w:r>
+      <w:proofErr w:type="spellEnd"/>
+      <w:r>
+        <w:rPr>
+          <w:rFonts w:ascii="Times New Roman" w:eastAsia="Times New Roman" w:hAnsi="Times New Roman" w:cs="Times New Roman"/>
+          <w:kern w:val="0"/>
+          <w:sz w:val="24"/>
+          <w:szCs w:val="24"/>
+          <w:lang w:val="en-HK" w:eastAsia="en-HK"/>
+          <w14:ligatures w14:val="none"/>
+        </w:rPr>
+        <w:t>, 2022). The primary focus of the study is automated essay scoring, while automated short-answer scoring is considered an optional extended feature and is not treated as equal in scope to essay scoring unless formally approved by the research group. By automatically generating a predicted score for each response, the study aims to provide teachers with a faster and more consistent means of evaluating written responses, without removing the teacher's role in the final assessment decision.</w:t>
+      </w:r>
+    </w:p>
+    <w:p>
+      <w:pPr>
+        <w:spacing w:after="0" w:line="480" w:lineRule="auto"/>
+        <w:ind w:firstLine="720"/>
+        <w:jc w:val="both"/>
+        <w:rPr>
+          <w:rFonts w:ascii="Times New Roman" w:eastAsia="Times New Roman" w:hAnsi="Times New Roman" w:cs="Times New Roman"/>
+          <w:kern w:val="0"/>
+          <w:sz w:val="20"/>
+          <w:szCs w:val="20"/>
+          <w:lang w:val="en-HK" w:eastAsia="en-HK"/>
+          <w14:ligatures w14:val="none"/>
+        </w:rPr>
+      </w:pPr>
+      <w:r>
+        <w:rPr>
+          <w:rFonts w:ascii="Times New Roman" w:eastAsia="Times New Roman" w:hAnsi="Times New Roman" w:cs="Times New Roman"/>
+          <w:kern w:val="0"/>
+          <w:sz w:val="24"/>
+          <w:szCs w:val="24"/>
+          <w:lang w:val="en-HK" w:eastAsia="en-HK"/>
+          <w14:ligatures w14:val="none"/>
+        </w:rPr>
+        <w:t xml:space="preserve">At a conceptual level, the proposed automated scoring engine functions as a standalone scoring service rather than a complete Virtual Learning Environment (VLE) or learning management system. The system is intended to accept a student's written response, an essay or, as an optional extended feature, a short-answer response, submitted through a teacher-facing web application or through an Application Programming Interface (API) that may be integrated with an existing VLE. The submitted response is then </w:t>
+      </w:r>
+      <w:proofErr w:type="spellStart"/>
+      <w:r>
+        <w:rPr>
+          <w:rFonts w:ascii="Times New Roman" w:eastAsia="Times New Roman" w:hAnsi="Times New Roman" w:cs="Times New Roman"/>
+          <w:kern w:val="0"/>
+          <w:sz w:val="24"/>
+          <w:szCs w:val="24"/>
+          <w:lang w:val="en-HK" w:eastAsia="en-HK"/>
+          <w14:ligatures w14:val="none"/>
+        </w:rPr>
+        <w:t>analyzed</w:t>
+      </w:r>
+      <w:proofErr w:type="spellEnd"/>
+      <w:r>
+        <w:rPr>
+          <w:rFonts w:ascii="Times New Roman" w:eastAsia="Times New Roman" w:hAnsi="Times New Roman" w:cs="Times New Roman"/>
+          <w:kern w:val="0"/>
+          <w:sz w:val="24"/>
+          <w:szCs w:val="24"/>
+          <w:lang w:val="en-HK" w:eastAsia="en-HK"/>
+          <w14:ligatures w14:val="none"/>
+        </w:rPr>
+        <w:t xml:space="preserve"> for patterns associated with response quality, after which the system generates a predicted score together with brief accompanying feedback. The resulting score and feedback are then made available to the teacher for review.</w:t>
+      </w:r>
+    </w:p>
+    <w:p>
+      <w:pPr>
+        <w:spacing w:after="0" w:line="480" w:lineRule="auto"/>
+        <w:ind w:firstLine="720"/>
+        <w:jc w:val="both"/>
+        <w:rPr>
+          <w:rFonts w:ascii="Times New Roman" w:eastAsia="Times New Roman" w:hAnsi="Times New Roman" w:cs="Times New Roman"/>
+          <w:kern w:val="0"/>
+          <w:sz w:val="20"/>
+          <w:szCs w:val="20"/>
+          <w:lang w:val="en-HK" w:eastAsia="en-HK"/>
+          <w14:ligatures w14:val="none"/>
+        </w:rPr>
+      </w:pPr>
+      <w:r>
+        <w:rPr>
+          <w:rFonts w:ascii="Times New Roman" w:eastAsia="Times New Roman" w:hAnsi="Times New Roman" w:cs="Times New Roman"/>
+          <w:kern w:val="0"/>
+          <w:sz w:val="24"/>
+          <w:szCs w:val="24"/>
+          <w:lang w:val="en-HK" w:eastAsia="en-HK"/>
+          <w14:ligatures w14:val="none"/>
+        </w:rPr>
+        <w:t xml:space="preserve">The intended primary users of the automated scoring engine are teachers and instructors who are responsible for evaluating essay and, where applicable, short-answer responses. By automatically generating a predicted score and feedback for each response, the system is expected to reduce the time teachers spend on manual scoring and support a more consistent application of evaluation standards across large numbers of student responses. The </w:t>
+      </w:r>
+      <w:r>
+        <w:rPr>
+          <w:rFonts w:ascii="Times New Roman" w:eastAsia="Times New Roman" w:hAnsi="Times New Roman" w:cs="Times New Roman"/>
+          <w:kern w:val="0"/>
+          <w:sz w:val="24"/>
+          <w:szCs w:val="24"/>
+          <w:lang w:val="en-HK" w:eastAsia="en-HK"/>
+          <w14:ligatures w14:val="none"/>
+        </w:rPr>
+        <w:lastRenderedPageBreak/>
+        <w:t>potential benefits of the system may also extend to educational institutions that choose to adopt it, particularly those handling large volumes of student submissions. Students may likewise benefit as recipients of the feedback that accompanies each predicted score, which can help them better understand their performance on a given response.</w:t>
+      </w:r>
+    </w:p>
+    <w:p>
+      <w:pPr>
+        <w:spacing w:after="0" w:line="480" w:lineRule="auto"/>
+        <w:ind w:firstLine="720"/>
+        <w:jc w:val="both"/>
+        <w:rPr>
+          <w:rFonts w:ascii="Times New Roman" w:eastAsia="Times New Roman" w:hAnsi="Times New Roman" w:cs="Times New Roman"/>
+          <w:kern w:val="0"/>
+          <w:sz w:val="24"/>
+          <w:szCs w:val="24"/>
+          <w:lang w:val="en-HK" w:eastAsia="en-HK"/>
+          <w14:ligatures w14:val="none"/>
+        </w:rPr>
+      </w:pPr>
+      <w:r>
+        <w:rPr>
+          <w:rFonts w:ascii="Times New Roman" w:eastAsia="Times New Roman" w:hAnsi="Times New Roman" w:cs="Times New Roman"/>
+          <w:kern w:val="0"/>
+          <w:sz w:val="24"/>
+          <w:szCs w:val="24"/>
+          <w:lang w:val="en-HK" w:eastAsia="en-HK"/>
+          <w14:ligatures w14:val="none"/>
+        </w:rPr>
+        <w:t>Overall, this study is expected to contribute to education by providing a tool that reduces the time and effort required for manual scoring while promoting a more consistent evaluation of student written responses. Through the generation of a predicted score together with corresponding feedback, the system also aims to support the timely delivery of assessment results to teachers and students. At the same time, the system is intended to assist rather than replace teachers in the evaluation process. Consistent with the principle that automated scoring should be paired with human oversight, the study is designed so that a generated score can be reviewed, and, if supported by the approved system design, overridden by a teacher before it is treated as final (Yang et al., 2024).</w:t>
+      </w:r>
+    </w:p>
+    <w:p>
+      <w:pPr>
+        <w:spacing w:after="0" w:line="480" w:lineRule="auto"/>
+        <w:jc w:val="center"/>
+        <w:rPr>
+          <w:rFonts w:ascii="Times New Roman" w:eastAsia="Times New Roman" w:hAnsi="Times New Roman" w:cs="Times New Roman"/>
+          <w:b/>
+          <w:bCs/>
+          <w:kern w:val="0"/>
+          <w:sz w:val="24"/>
+          <w:szCs w:val="24"/>
+          <w:lang w:val="en-HK" w:eastAsia="en-HK"/>
+          <w14:ligatures w14:val="none"/>
+        </w:rPr>
+      </w:pPr>
+      <w:r>
+        <w:rPr>
+          <w:rFonts w:ascii="Times New Roman" w:eastAsia="Times New Roman" w:hAnsi="Times New Roman" w:cs="Times New Roman"/>
+          <w:b/>
+          <w:bCs/>
+          <w:kern w:val="0"/>
+          <w:sz w:val="24"/>
+          <w:szCs w:val="24"/>
+          <w:lang w:val="en-HK" w:eastAsia="en-HK"/>
+          <w14:ligatures w14:val="none"/>
+        </w:rPr>
+        <w:t>Statement of the Problem</w:t>
+      </w:r>
+    </w:p>
+    <w:p>
+      <w:pPr>
+        <w:spacing w:line="480" w:lineRule="auto"/>
+        <w:ind w:firstLine="720"/>
+        <w:jc w:val="both"/>
+        <w:rPr>
+          <w:rFonts w:ascii="Times New Roman" w:eastAsia="Times New Roman" w:hAnsi="Times New Roman" w:cs="Times New Roman"/>
+          <w:sz w:val="24"/>
+          <w:szCs w:val="24"/>
+        </w:rPr>
+      </w:pPr>
+      <w:r>
+        <w:rPr>
+          <w:rFonts w:ascii="Times New Roman" w:eastAsia="Times New Roman" w:hAnsi="Times New Roman" w:cs="Times New Roman"/>
+          <w:sz w:val="24"/>
+          <w:szCs w:val="24"/>
+        </w:rPr>
+        <w:t xml:space="preserve">Manual scoring requires teachers to read and evaluate each response individually, which becomes difficult to manage when there are many student submissions, and it may also produce inconsistent results because of differences in evaluator judgment (Ramesh &amp; </w:t>
+      </w:r>
+      <w:proofErr w:type="spellStart"/>
+      <w:r>
+        <w:rPr>
+          <w:rFonts w:ascii="Times New Roman" w:eastAsia="Times New Roman" w:hAnsi="Times New Roman" w:cs="Times New Roman"/>
+          <w:sz w:val="24"/>
+          <w:szCs w:val="24"/>
+        </w:rPr>
+        <w:t>Sanampudi</w:t>
+      </w:r>
+      <w:proofErr w:type="spellEnd"/>
+      <w:r>
+        <w:rPr>
+          <w:rFonts w:ascii="Times New Roman" w:eastAsia="Times New Roman" w:hAnsi="Times New Roman" w:cs="Times New Roman"/>
+          <w:sz w:val="24"/>
+          <w:szCs w:val="24"/>
+        </w:rPr>
+        <w:t>, 2022). This difficulty affects the efficiency, consistency, and fairness of written assessment, particularly for essay responses and, as an optional extended feature, short-answer responses. To address this problem, this study proposes the development of an Automated Essay &amp; Short-Answer Scoring Engine intended to evaluate open-ended student written responses and generate a predicted score together with corresponding feedback, without removing the teacher's role in the final assessment decision.</w:t>
+      </w:r>
+    </w:p>
+    <w:p>
+      <w:pPr>
+        <w:spacing w:line="480" w:lineRule="auto"/>
+        <w:jc w:val="both"/>
+        <w:rPr>
+          <w:rFonts w:ascii="Times New Roman" w:eastAsia="Times New Roman" w:hAnsi="Times New Roman" w:cs="Times New Roman"/>
+          <w:sz w:val="24"/>
+          <w:szCs w:val="24"/>
+        </w:rPr>
+      </w:pPr>
+      <w:r>
+        <w:rPr>
+          <w:rFonts w:ascii="Times New Roman" w:eastAsia="Times New Roman" w:hAnsi="Times New Roman" w:cs="Times New Roman"/>
+          <w:sz w:val="24"/>
+          <w:szCs w:val="24"/>
+        </w:rPr>
+        <w:lastRenderedPageBreak/>
+        <w:t>Specifically, this study seeks to answer the following questions:</w:t>
+      </w:r>
+    </w:p>
+    <w:p>
+      <w:pPr>
+        <w:spacing w:line="480" w:lineRule="auto"/>
+        <w:jc w:val="both"/>
+        <w:rPr>
+          <w:rFonts w:ascii="Times New Roman" w:eastAsia="Times New Roman" w:hAnsi="Times New Roman" w:cs="Times New Roman"/>
+          <w:sz w:val="24"/>
+          <w:szCs w:val="24"/>
+        </w:rPr>
+      </w:pPr>
+      <w:r>
+        <w:rPr>
+          <w:rFonts w:ascii="Times New Roman" w:eastAsia="Times New Roman" w:hAnsi="Times New Roman" w:cs="Times New Roman"/>
+          <w:sz w:val="24"/>
+          <w:szCs w:val="24"/>
+        </w:rPr>
+        <w:t>1. Time Efficiency</w:t>
+      </w:r>
+      <w:r>
+        <w:rPr>
+          <w:rFonts w:ascii="Times New Roman" w:eastAsia="Times New Roman" w:hAnsi="Times New Roman" w:cs="Times New Roman"/>
+          <w:sz w:val="24"/>
+          <w:szCs w:val="24"/>
+        </w:rPr>
+        <w:t xml:space="preserve">: </w:t>
+      </w:r>
+      <w:r>
+        <w:rPr>
+          <w:rFonts w:ascii="Times New Roman" w:eastAsia="Times New Roman" w:hAnsi="Times New Roman" w:cs="Times New Roman"/>
+          <w:sz w:val="24"/>
+          <w:szCs w:val="24"/>
+        </w:rPr>
+        <w:t>Manual scoring of essays and short answers is highly time-consuming especially in large classes in many schools. Teachers must carefully read and grade each submission individually, which becomes impractical as the number of submissions increases and file up. The core question is: How can the system significantly reduce the time required to evaluate student responses while maintaining standard quality?</w:t>
+      </w:r>
+    </w:p>
+    <w:p>
+      <w:pPr>
+        <w:spacing w:line="480" w:lineRule="auto"/>
+        <w:jc w:val="both"/>
+        <w:rPr>
+          <w:rFonts w:ascii="Times New Roman" w:eastAsia="Times New Roman" w:hAnsi="Times New Roman" w:cs="Times New Roman"/>
+          <w:sz w:val="24"/>
+          <w:szCs w:val="24"/>
+        </w:rPr>
+      </w:pPr>
+      <w:r>
+        <w:rPr>
+          <w:rFonts w:ascii="Times New Roman" w:eastAsia="Times New Roman" w:hAnsi="Times New Roman" w:cs="Times New Roman"/>
+          <w:sz w:val="24"/>
+          <w:szCs w:val="24"/>
+        </w:rPr>
+        <w:t>2. Scoring Consistency</w:t>
+      </w:r>
+      <w:r>
+        <w:rPr>
+          <w:rFonts w:ascii="Times New Roman" w:eastAsia="Times New Roman" w:hAnsi="Times New Roman" w:cs="Times New Roman"/>
+          <w:sz w:val="24"/>
+          <w:szCs w:val="24"/>
+        </w:rPr>
+        <w:t xml:space="preserve">: </w:t>
+      </w:r>
+      <w:r>
+        <w:rPr>
+          <w:rFonts w:ascii="Times New Roman" w:eastAsia="Times New Roman" w:hAnsi="Times New Roman" w:cs="Times New Roman"/>
+          <w:sz w:val="24"/>
+          <w:szCs w:val="24"/>
+        </w:rPr>
+        <w:t>Human scoring depends on individual perspective and can vary between different teachers or even for the same teacher across different sessions due to factors such as fatigue, mood, or a different perspective of the rubric. For comparable answers, this results in uneven grades. The issue is: How can the system guaranty that the scoring criteria are applied uniformly and systematically to every submission?</w:t>
+      </w:r>
+    </w:p>
+    <w:p>
+      <w:pPr>
+        <w:spacing w:line="480" w:lineRule="auto"/>
+        <w:jc w:val="both"/>
+        <w:rPr>
+          <w:rFonts w:ascii="Times New Roman" w:eastAsia="Times New Roman" w:hAnsi="Times New Roman" w:cs="Times New Roman"/>
+          <w:sz w:val="24"/>
+          <w:szCs w:val="24"/>
+        </w:rPr>
+      </w:pPr>
+      <w:r>
+        <w:rPr>
+          <w:rFonts w:ascii="Times New Roman" w:eastAsia="Times New Roman" w:hAnsi="Times New Roman" w:cs="Times New Roman"/>
+          <w:sz w:val="24"/>
+          <w:szCs w:val="24"/>
+        </w:rPr>
+        <w:t>3. Automated Analysis</w:t>
+      </w:r>
+      <w:r>
+        <w:rPr>
+          <w:rFonts w:ascii="Times New Roman" w:eastAsia="Times New Roman" w:hAnsi="Times New Roman" w:cs="Times New Roman"/>
+          <w:sz w:val="24"/>
+          <w:szCs w:val="24"/>
+        </w:rPr>
+        <w:t xml:space="preserve">: </w:t>
+      </w:r>
+      <w:r>
+        <w:rPr>
+          <w:rFonts w:ascii="Times New Roman" w:eastAsia="Times New Roman" w:hAnsi="Times New Roman" w:cs="Times New Roman"/>
+          <w:sz w:val="24"/>
+          <w:szCs w:val="24"/>
+        </w:rPr>
+        <w:t>Open-ended essays and short answers require deeper linguistic and semantic understanding than multiple-choice items, making automated scoring technically challenging. Current systems frequently have trouble correctly interpreting content, structure, and relevance to the predetermined criteria. The question is: How can the system automatically assess student responses and assign suitable scores in accordance with predetermined scoring standards?</w:t>
+      </w:r>
+    </w:p>
+    <w:p>
+      <w:pPr>
+        <w:spacing w:line="480" w:lineRule="auto"/>
+        <w:jc w:val="both"/>
+        <w:rPr>
+          <w:rFonts w:ascii="Times New Roman" w:eastAsia="Times New Roman" w:hAnsi="Times New Roman" w:cs="Times New Roman"/>
+          <w:sz w:val="24"/>
+          <w:szCs w:val="24"/>
+        </w:rPr>
+      </w:pPr>
+      <w:r>
+        <w:rPr>
+          <w:rFonts w:ascii="Times New Roman" w:eastAsia="Times New Roman" w:hAnsi="Times New Roman" w:cs="Times New Roman"/>
+          <w:sz w:val="24"/>
+          <w:szCs w:val="24"/>
+        </w:rPr>
+        <w:t>4. Usability</w:t>
+      </w:r>
+      <w:r>
+        <w:rPr>
+          <w:rFonts w:ascii="Times New Roman" w:eastAsia="Times New Roman" w:hAnsi="Times New Roman" w:cs="Times New Roman"/>
+          <w:sz w:val="24"/>
+          <w:szCs w:val="24"/>
+        </w:rPr>
+        <w:t xml:space="preserve">: </w:t>
+      </w:r>
+      <w:r>
+        <w:rPr>
+          <w:rFonts w:ascii="Times New Roman" w:eastAsia="Times New Roman" w:hAnsi="Times New Roman" w:cs="Times New Roman"/>
+          <w:sz w:val="24"/>
+          <w:szCs w:val="24"/>
+        </w:rPr>
+        <w:t>Many automated scoring solutions are overly complex or require significant technical expertise, limiting their adoption by teachers and schools. Systems that demand extensive configuration or integration expertise become barriers rather than helpful tools. The problem is: How can the system remain accessible, clear, and easy to use for teachers and educational institutions with varying levels of technical background?</w:t>
+      </w:r>
+    </w:p>
+    <w:p>
+      <w:pPr>
+        <w:spacing w:line="480" w:lineRule="auto"/>
+        <w:jc w:val="both"/>
+        <w:rPr>
+          <w:rFonts w:ascii="Times New Roman" w:eastAsia="Times New Roman" w:hAnsi="Times New Roman" w:cs="Times New Roman"/>
+          <w:sz w:val="24"/>
+          <w:szCs w:val="24"/>
+        </w:rPr>
+      </w:pPr>
+      <w:r>
+        <w:rPr>
+          <w:rFonts w:ascii="Times New Roman" w:eastAsia="Times New Roman" w:hAnsi="Times New Roman" w:cs="Times New Roman"/>
+          <w:sz w:val="24"/>
+          <w:szCs w:val="24"/>
+        </w:rPr>
+        <w:lastRenderedPageBreak/>
+        <w:t>5. System Performance and Effectiveness</w:t>
+      </w:r>
+      <w:r>
+        <w:rPr>
+          <w:rFonts w:ascii="Times New Roman" w:eastAsia="Times New Roman" w:hAnsi="Times New Roman" w:cs="Times New Roman"/>
+          <w:sz w:val="24"/>
+          <w:szCs w:val="24"/>
+        </w:rPr>
+        <w:t xml:space="preserve">: </w:t>
+      </w:r>
+      <w:r>
+        <w:rPr>
+          <w:rFonts w:ascii="Times New Roman" w:eastAsia="Times New Roman" w:hAnsi="Times New Roman" w:cs="Times New Roman"/>
+          <w:sz w:val="24"/>
+          <w:szCs w:val="24"/>
+        </w:rPr>
+        <w:t>Even with automated scoring systems, accuracy of scoring in practice is crucial, so there must be benchmarks, such as agreement with humans, quickness of processing, and resistance to errors. If none of that is present, then a teacher cannot trust the technology. The question is, how does the machine produce accurate scores that are close to human scoring, even when resistance to errors is present?</w:t>
+      </w:r>
+    </w:p>
+    <w:p>
+      <w:pPr>
+        <w:spacing w:after="0" w:line="480" w:lineRule="auto"/>
+        <w:jc w:val="center"/>
+        <w:rPr>
+          <w:rFonts w:ascii="Times New Roman" w:eastAsia="Times New Roman" w:hAnsi="Times New Roman" w:cs="Times New Roman"/>
+          <w:b/>
+          <w:bCs/>
+          <w:kern w:val="0"/>
+          <w:sz w:val="24"/>
+          <w:szCs w:val="24"/>
+          <w:lang w:val="en-HK" w:eastAsia="en-HK"/>
+          <w14:ligatures w14:val="none"/>
+        </w:rPr>
+      </w:pPr>
+      <w:r>
+        <w:rPr>
+          <w:rFonts w:ascii="Times New Roman" w:eastAsia="Times New Roman" w:hAnsi="Times New Roman" w:cs="Times New Roman"/>
+          <w:b/>
+          <w:bCs/>
+          <w:kern w:val="0"/>
+          <w:sz w:val="24"/>
+          <w:szCs w:val="24"/>
+          <w:lang w:val="en-HK" w:eastAsia="en-HK"/>
+          <w14:ligatures w14:val="none"/>
+        </w:rPr>
+        <w:t>Significance of the Study</w:t>
+      </w:r>
+    </w:p>
+    <w:p>
+      <w:pPr>
+        <w:spacing w:after="200" w:line="480" w:lineRule="auto"/>
+        <w:ind w:firstLine="720"/>
+        <w:jc w:val="both"/>
+      </w:pPr>
+      <w:r>
+        <w:rPr>
+          <w:rFonts w:ascii="Times New Roman" w:eastAsia="Times New Roman" w:hAnsi="Times New Roman" w:cs="Times New Roman"/>
+          <w:sz w:val="24"/>
+          <w:szCs w:val="24"/>
+        </w:rPr>
+        <w:t>Teachers and instructors are expected to benefit directly from the Automated Essay &amp; Short-Answer Scoring Engine, as it is designed to reduce the time and effort required for manual scoring of essay and, where applicable, short-answer responses. By automatically generating a predicted score for each response, the system allows teachers to evaluate large numbers of submissions more quickly and to apply scoring standards more consistently than may be possible when responses are graded individually and manually. The time saved through automated scoring may then be directed toward instruction and toward giving students more meaningful, individualized feedback, rather than being spent entirely on the mechanical task of grading.</w:t>
+      </w:r>
+    </w:p>
+    <w:p>
+      <w:pPr>
+        <w:spacing w:after="200" w:line="480" w:lineRule="auto"/>
+        <w:ind w:firstLine="720"/>
+        <w:jc w:val="both"/>
+      </w:pPr>
+      <w:r>
+        <w:rPr>
+          <w:rFonts w:ascii="Times New Roman" w:eastAsia="Times New Roman" w:hAnsi="Times New Roman" w:cs="Times New Roman"/>
+          <w:sz w:val="24"/>
+          <w:szCs w:val="24"/>
+        </w:rPr>
+        <w:t>Students are also expected to benefit from the system, primarily through faster access to their scores and the accompanying feedback that the system generates for each response. Rather than waiting an extended period for a teacher to manually review a large batch of submissions, students may receive their predicted score and feedback more quickly, allowing them to gain earlier insight into their performance. This feedback can help students better understand the areas in which their writing may still need improvement, supporting their continued development of writing and communication skills over time.</w:t>
+      </w:r>
+    </w:p>
+    <w:p>
+      <w:pPr>
+        <w:spacing w:after="200" w:line="480" w:lineRule="auto"/>
+        <w:ind w:firstLine="720"/>
+        <w:jc w:val="both"/>
+      </w:pPr>
+      <w:r>
+        <w:rPr>
+          <w:rFonts w:ascii="Times New Roman" w:eastAsia="Times New Roman" w:hAnsi="Times New Roman" w:cs="Times New Roman"/>
+          <w:sz w:val="24"/>
+          <w:szCs w:val="24"/>
+        </w:rPr>
+        <w:lastRenderedPageBreak/>
+        <w:t>Educational institutions that choose to adopt the system may benefit from improved efficiency in their assessment processes, particularly in settings where instructors are responsible for evaluating a large volume of student responses. Because the system can be accessed either directly through its web application or integrated into an existing Virtual Learning Environment (VLE) through its API, institutions have the flexibility to incorporate automated scoring into their current assessment workflow without needing to replace their existing platforms. This can support a more standardized approach to evaluating essay and short-answer responses across different classes or sections within the institution.</w:t>
+      </w:r>
+    </w:p>
+    <w:p>
+      <w:pPr>
+        <w:spacing w:after="200" w:line="480" w:lineRule="auto"/>
+        <w:ind w:firstLine="720"/>
+        <w:jc w:val="both"/>
+      </w:pPr>
+      <w:r>
+        <w:rPr>
+          <w:rFonts w:ascii="Times New Roman" w:eastAsia="Times New Roman" w:hAnsi="Times New Roman" w:cs="Times New Roman"/>
+          <w:sz w:val="24"/>
+          <w:szCs w:val="24"/>
+        </w:rPr>
+        <w:t xml:space="preserve">This study may also serve as a reference point for future researchers interested in automated scoring, particularly those exploring the application of Natural Language Processing (NLP) and machine learning in educational assessment. Since research in this area continues to face challenges in fully capturing aspects of writing quality such as content relevance, coherence, and idea development (Ramesh &amp; </w:t>
+      </w:r>
+      <w:proofErr w:type="spellStart"/>
+      <w:r>
+        <w:rPr>
+          <w:rFonts w:ascii="Times New Roman" w:eastAsia="Times New Roman" w:hAnsi="Times New Roman" w:cs="Times New Roman"/>
+          <w:sz w:val="24"/>
+          <w:szCs w:val="24"/>
+        </w:rPr>
+        <w:t>Sanampudi</w:t>
+      </w:r>
+      <w:proofErr w:type="spellEnd"/>
+      <w:r>
+        <w:rPr>
+          <w:rFonts w:ascii="Times New Roman" w:eastAsia="Times New Roman" w:hAnsi="Times New Roman" w:cs="Times New Roman"/>
+          <w:sz w:val="24"/>
+          <w:szCs w:val="24"/>
+        </w:rPr>
+        <w:t>, 2022), the design decisions, limitations, and outcomes documented in this study may provide future researchers with a useful starting point for further investigation or for the development of improved automated scoring models.</w:t>
+      </w:r>
+    </w:p>
+    <w:p>
+      <w:pPr>
+        <w:spacing w:after="200" w:line="480" w:lineRule="auto"/>
+        <w:ind w:firstLine="720"/>
+        <w:jc w:val="both"/>
+      </w:pPr>
+      <w:r>
+        <w:rPr>
+          <w:rFonts w:ascii="Times New Roman" w:eastAsia="Times New Roman" w:hAnsi="Times New Roman" w:cs="Times New Roman"/>
+          <w:sz w:val="24"/>
+          <w:szCs w:val="24"/>
+        </w:rPr>
+        <w:t>For the researchers and developers involved in this project, the study provides an opportunity to gain practical experience in integrating artificial intelligence and NLP techniques with an educational assessment task. Through the process of designing, building, and evaluating the automated scoring engine, the researchers are expected to develop a deeper understanding of how machine learning models can be applied to real-world scoring problems, as well as the practical considerations involved in building a system intended for use by teachers.</w:t>
+      </w:r>
+    </w:p>
+    <w:p>
+      <w:pPr>
+        <w:spacing w:after="200" w:line="480" w:lineRule="auto"/>
+        <w:ind w:firstLine="720"/>
+        <w:jc w:val="both"/>
+      </w:pPr>
+      <w:r>
+        <w:rPr>
+          <w:rFonts w:ascii="Times New Roman" w:eastAsia="Times New Roman" w:hAnsi="Times New Roman" w:cs="Times New Roman"/>
+          <w:sz w:val="24"/>
+          <w:szCs w:val="24"/>
+        </w:rPr>
+        <w:lastRenderedPageBreak/>
+        <w:t>Overall, this study is expected to contribute to the broader relationship between technology and educational assessment by demonstrating how automated tools can support, rather than replace, the role of the teacher in evaluating student writing. By combining a predicted score with human review, the system reflects a balanced approach to automated scoring, one that seeks to ease the burden of manual grading while preserving the teacher's professional judgment as the final authority in the assessment process (Yang et al., 2024).</w:t>
+      </w:r>
+    </w:p>
+    <w:p>
+      <w:pPr>
+        <w:spacing w:after="0" w:line="480" w:lineRule="auto"/>
+        <w:jc w:val="center"/>
+        <w:rPr>
+          <w:rFonts w:ascii="Times New Roman" w:eastAsia="Times New Roman" w:hAnsi="Times New Roman" w:cs="Times New Roman"/>
+          <w:b/>
+          <w:bCs/>
+          <w:kern w:val="0"/>
+          <w:sz w:val="24"/>
+          <w:szCs w:val="24"/>
+          <w:lang w:val="en-HK" w:eastAsia="en-HK"/>
+          <w14:ligatures w14:val="none"/>
+        </w:rPr>
+      </w:pPr>
+      <w:r>
+        <w:rPr>
+          <w:rFonts w:ascii="Times New Roman" w:eastAsia="Times New Roman" w:hAnsi="Times New Roman" w:cs="Times New Roman"/>
+          <w:b/>
+          <w:bCs/>
+          <w:kern w:val="0"/>
+          <w:sz w:val="24"/>
+          <w:szCs w:val="24"/>
+          <w:lang w:val="en-HK" w:eastAsia="en-HK"/>
+          <w14:ligatures w14:val="none"/>
+        </w:rPr>
+        <w:t>Scope and Limitations of the Study</w:t>
+      </w:r>
+    </w:p>
+    <w:p>
+      <w:pPr>
+        <w:spacing w:after="200" w:line="480" w:lineRule="auto"/>
+        <w:ind w:firstLine="720"/>
+        <w:jc w:val="both"/>
+      </w:pPr>
+      <w:r>
+        <w:rPr>
+          <w:rFonts w:ascii="Times New Roman" w:eastAsia="Times New Roman" w:hAnsi="Times New Roman" w:cs="Times New Roman"/>
+          <w:sz w:val="24"/>
+          <w:szCs w:val="24"/>
+        </w:rPr>
+        <w:t>This study is scoped to the design and development of an automated scoring engine that evaluates open-ended student written responses, with essay scoring as its primary and most rigorously developed capability and short-answer scoring included only as a limited, secondary feature. The intended users of the system are teachers and instructors, with the potential to extend its benefits to entire academic institutions that choose to adopt it, either through a standalone, browser-based grading application or through a documented API that a school's existing Virtual Learning Environment (VLE) can call. This dual-access design allows the system to be used directly by a teacher with no technical background, or integrated by a developer into a larger platform already in use by the school. At a high level, the scoring process begins when a student's written response is submitted through the web interface or the API, after which the text is cleaned and prepared for analysis, passed through a fine-tuned language model to generate a numeric score and short accompanying feedback, and then stored and returned to the requesting user or system. This design follows established practice in automated scoring research, where such systems are built specifically to support, rather than replace, the evaluation of constructed-response writing tasks (Plasencia-</w:t>
+      </w:r>
+      <w:proofErr w:type="spellStart"/>
+      <w:r>
+        <w:rPr>
+          <w:rFonts w:ascii="Times New Roman" w:eastAsia="Times New Roman" w:hAnsi="Times New Roman" w:cs="Times New Roman"/>
+          <w:sz w:val="24"/>
+          <w:szCs w:val="24"/>
+        </w:rPr>
+        <w:t>Calaña</w:t>
+      </w:r>
+      <w:proofErr w:type="spellEnd"/>
+      <w:r>
+        <w:rPr>
+          <w:rFonts w:ascii="Times New Roman" w:eastAsia="Times New Roman" w:hAnsi="Times New Roman" w:cs="Times New Roman"/>
+          <w:sz w:val="24"/>
+          <w:szCs w:val="24"/>
+        </w:rPr>
+        <w:t>, 2025).</w:t>
+      </w:r>
+    </w:p>
+    <w:p>
+      <w:pPr>
+        <w:spacing w:after="200" w:line="480" w:lineRule="auto"/>
+        <w:ind w:firstLine="720"/>
+        <w:jc w:val="both"/>
+      </w:pPr>
+      <w:r>
+        <w:rPr>
+          <w:rFonts w:ascii="Times New Roman" w:eastAsia="Times New Roman" w:hAnsi="Times New Roman" w:cs="Times New Roman"/>
+          <w:sz w:val="24"/>
+          <w:szCs w:val="24"/>
+        </w:rPr>
+        <w:lastRenderedPageBreak/>
+        <w:t xml:space="preserve">The features covered by this study are limited to those the group has confirmed as feasible to build within the semester. These include the submission of essay and short-answer responses through both a web form and an API endpoint; preprocessing and tokenization of the submitted text; automated score generation through a fine-tuned </w:t>
+      </w:r>
+      <w:proofErr w:type="spellStart"/>
+      <w:r>
+        <w:rPr>
+          <w:rFonts w:ascii="Times New Roman" w:eastAsia="Times New Roman" w:hAnsi="Times New Roman" w:cs="Times New Roman"/>
           <w:sz w:val="24"/>
           <w:szCs w:val="24"/>
         </w:rPr>
@@ -318,16 +1807,91 @@
       <w:proofErr w:type="spellEnd"/>
       <w:r>
         <w:rPr>
-          <w:rFonts w:ascii="Times New Roman" w:hAnsi="Times New Roman" w:cs="Times New Roman"/>
-          <w:sz w:val="24"/>
-          <w:szCs w:val="24"/>
-        </w:rPr>
-        <w:t xml:space="preserve"> language model trained using human-scored essays to predict scores for submitted responses (Ramesh &amp; </w:t>
+          <w:rFonts w:ascii="Times New Roman" w:eastAsia="Times New Roman" w:hAnsi="Times New Roman" w:cs="Times New Roman"/>
+          <w:sz w:val="24"/>
+          <w:szCs w:val="24"/>
+        </w:rPr>
+        <w:t xml:space="preserve"> model (Sanh et al., 2019); generation of brief supplementary feedback alongside the numeric score; a teacher-facing review interface that allows an AI-generated score to be viewed and, when necessary, manually overridden before it is treated as final; and storage of submissions, scores, feedback, and override records in a MySQL database. Digitization of handwritten responses through optical character recognition (OCR) is treated as an optional extension rather than a core feature and will only be pursued if time and resources allow. Features not listed here, such as plagiarism detection, class-wide ranking analytics, or support for languages other than English, are not part of this study's planned implementation.</w:t>
+      </w:r>
+    </w:p>
+    <w:p>
+      <w:pPr>
+        <w:spacing w:after="200" w:line="480" w:lineRule="auto"/>
+        <w:ind w:firstLine="720"/>
+        <w:jc w:val="both"/>
+      </w:pPr>
+      <w:r>
+        <w:rPr>
+          <w:rFonts w:ascii="Times New Roman" w:eastAsia="Times New Roman" w:hAnsi="Times New Roman" w:cs="Times New Roman"/>
+          <w:sz w:val="24"/>
+          <w:szCs w:val="24"/>
+        </w:rPr>
+        <w:t>Scoring in this system is bounded by what a single fine-tuned regression model can learn from labeled training data rather than by a manually configurable, teacher-defined rubric. The model is trained to predict a holistic score that reflects patterns associated with higher- and lower-quality responses in its training data, consistent with how modern neural automated essay scoring (AES) systems have shifted from hand-engineered rubric features toward learned representations of essay quality (</w:t>
       </w:r>
       <w:proofErr w:type="spellStart"/>
       <w:r>
         <w:rPr>
-          <w:rFonts w:ascii="Times New Roman" w:hAnsi="Times New Roman" w:cs="Times New Roman"/>
+          <w:rFonts w:ascii="Times New Roman" w:eastAsia="Times New Roman" w:hAnsi="Times New Roman" w:cs="Times New Roman"/>
+          <w:sz w:val="24"/>
+          <w:szCs w:val="24"/>
+        </w:rPr>
+        <w:t>Misgna</w:t>
+      </w:r>
+      <w:proofErr w:type="spellEnd"/>
+      <w:r>
+        <w:rPr>
+          <w:rFonts w:ascii="Times New Roman" w:eastAsia="Times New Roman" w:hAnsi="Times New Roman" w:cs="Times New Roman"/>
+          <w:sz w:val="24"/>
+          <w:szCs w:val="24"/>
+        </w:rPr>
+        <w:t xml:space="preserve"> et al., 2025). Scores are reported on a defined numeric scale consistent with standard AES scoring conventions, and the system's ability to reproduce this scale is measured using Quadratic Weighted Kappa, the standard agreement metric commonly used in essay-scoring research (</w:t>
+      </w:r>
+      <w:proofErr w:type="spellStart"/>
+      <w:r>
+        <w:rPr>
+          <w:rFonts w:ascii="Times New Roman" w:eastAsia="Times New Roman" w:hAnsi="Times New Roman" w:cs="Times New Roman"/>
+          <w:sz w:val="24"/>
+          <w:szCs w:val="24"/>
+        </w:rPr>
+        <w:t>Doewes</w:t>
+      </w:r>
+      <w:proofErr w:type="spellEnd"/>
+      <w:r>
+        <w:rPr>
+          <w:rFonts w:ascii="Times New Roman" w:eastAsia="Times New Roman" w:hAnsi="Times New Roman" w:cs="Times New Roman"/>
+          <w:sz w:val="24"/>
+          <w:szCs w:val="24"/>
+        </w:rPr>
+        <w:t xml:space="preserve"> et al., 2023). Essay-type responses are the primary and most thoroughly evaluated response type in this study. Short-answer responses, while accepted as input, are treated as a secondary and less </w:t>
+      </w:r>
+      <w:r>
+        <w:rPr>
+          <w:rFonts w:ascii="Times New Roman" w:eastAsia="Times New Roman" w:hAnsi="Times New Roman" w:cs="Times New Roman"/>
+          <w:sz w:val="24"/>
+          <w:szCs w:val="24"/>
+        </w:rPr>
+        <w:lastRenderedPageBreak/>
+        <w:t>rigorously validated capability, since short-answer evaluation is fundamentally a different task, closer to a semantic-similarity check against an expected answer, than the holistic judgment involved in scoring an essay.</w:t>
+      </w:r>
+    </w:p>
+    <w:p>
+      <w:pPr>
+        <w:spacing w:after="200" w:line="480" w:lineRule="auto"/>
+        <w:ind w:firstLine="720"/>
+        <w:jc w:val="both"/>
+      </w:pPr>
+      <w:r>
+        <w:rPr>
+          <w:rFonts w:ascii="Times New Roman" w:eastAsia="Times New Roman" w:hAnsi="Times New Roman" w:cs="Times New Roman"/>
+          <w:sz w:val="24"/>
+          <w:szCs w:val="24"/>
+        </w:rPr>
+        <w:t xml:space="preserve">Because the system relies on a machine learning model trained on existing labeled data, its scoring cannot be expected to perfectly replicate the nuanced judgment of an experienced human evaluator; research on automated essay scoring has consistently found that fully capturing content relevance, coherence, and idea development remains a difficult and unresolved challenge for automated systems (Ramesh &amp; </w:t>
+      </w:r>
+      <w:proofErr w:type="spellStart"/>
+      <w:r>
+        <w:rPr>
+          <w:rFonts w:ascii="Times New Roman" w:eastAsia="Times New Roman" w:hAnsi="Times New Roman" w:cs="Times New Roman"/>
           <w:sz w:val="24"/>
           <w:szCs w:val="24"/>
         </w:rPr>
@@ -336,67 +1900,332 @@
       <w:proofErr w:type="spellEnd"/>
       <w:r>
         <w:rPr>
-          <w:rFonts w:ascii="Times New Roman" w:hAnsi="Times New Roman" w:cs="Times New Roman"/>
-          <w:sz w:val="24"/>
-          <w:szCs w:val="24"/>
-        </w:rPr>
-        <w:t>, 2022).</w:t>
-      </w:r>
-    </w:p>
-    <w:p>
-      <w:pPr>
-        <w:rPr>
-          <w:rFonts w:ascii="Times New Roman" w:hAnsi="Times New Roman" w:cs="Times New Roman"/>
-          <w:sz w:val="24"/>
-          <w:szCs w:val="24"/>
-        </w:rPr>
-      </w:pPr>
-    </w:p>
-    <w:p>
-      <w:pPr>
-        <w:rPr>
-          <w:rFonts w:ascii="Times New Roman" w:hAnsi="Times New Roman" w:cs="Times New Roman"/>
-          <w:sz w:val="24"/>
-          <w:szCs w:val="24"/>
-        </w:rPr>
-      </w:pPr>
-      <w:r>
-        <w:rPr>
-          <w:rFonts w:ascii="Times New Roman" w:hAnsi="Times New Roman" w:cs="Times New Roman"/>
-          <w:sz w:val="24"/>
-          <w:szCs w:val="24"/>
-        </w:rPr>
-        <w:t>The proposed system will be designed as a standalone web-based application that teachers can use to submit or upload student responses and review the generated scores and feedback. It will also provide an Application Programming Interface (API) that may be integrated into an existing school VLE. To preserve teacher control and ensure human oversight, the system will allow teachers to review and override the score generated by the model before it is finalized. Through these functions, the study aims to support a faster, more consistent, and more manageable process for evaluating written student responses while maintaining the important role of teachers in assessment (Yang et al., 2024).</w:t>
-      </w:r>
-    </w:p>
-    <w:p>
-      <w:pPr>
-        <w:rPr>
-          <w:rFonts w:ascii="Times New Roman" w:hAnsi="Times New Roman" w:cs="Times New Roman"/>
-          <w:sz w:val="24"/>
-          <w:szCs w:val="24"/>
-        </w:rPr>
-      </w:pPr>
-    </w:p>
-    <w:p>
-      <w:pPr>
-        <w:rPr>
-          <w:rFonts w:ascii="Times New Roman" w:hAnsi="Times New Roman" w:cs="Times New Roman"/>
-          <w:sz w:val="24"/>
-          <w:szCs w:val="24"/>
-        </w:rPr>
-      </w:pPr>
-      <w:r>
-        <w:rPr>
-          <w:rFonts w:ascii="Times New Roman" w:hAnsi="Times New Roman" w:cs="Times New Roman"/>
-          <w:sz w:val="24"/>
-          <w:szCs w:val="24"/>
-        </w:rPr>
-        <w:t>References</w:t>
-      </w:r>
-    </w:p>
-    <w:p>
-      <w:pPr>
+          <w:rFonts w:ascii="Times New Roman" w:eastAsia="Times New Roman" w:hAnsi="Times New Roman" w:cs="Times New Roman"/>
+          <w:sz w:val="24"/>
+          <w:szCs w:val="24"/>
+        </w:rPr>
+        <w:t>, 2022). The quality of the scores the system produces is also tied directly to the quality and representativeness of the dataset used for training and fine-tuning, so a model trained primarily on one population or writing style may not generalize equally well to students of different backgrounds or levels of English proficiency. Highly subjective or open-interpretation responses may be difficult for the system to evaluate consistently, since the model has no explicit understanding of meaning in the way a human grader does. In addition, the system in its core form only accepts typed or digitally submitted text; handwritten responses fall outside the primary scope and are only reachable through the optional OCR extension, which is not guaranteed to achieve high accuracy. Finally, because model development in this study centers on essay data, the system's short-answer scoring is expected to be comparatively less refined and less thoroughly validated than its essay scoring.</w:t>
+      </w:r>
+    </w:p>
+    <w:p>
+      <w:pPr>
+        <w:spacing w:after="200" w:line="480" w:lineRule="auto"/>
+        <w:ind w:firstLine="720"/>
+        <w:jc w:val="both"/>
+      </w:pPr>
+      <w:r>
+        <w:rPr>
+          <w:rFonts w:ascii="Times New Roman" w:eastAsia="Times New Roman" w:hAnsi="Times New Roman" w:cs="Times New Roman"/>
+          <w:sz w:val="24"/>
+          <w:szCs w:val="24"/>
+        </w:rPr>
+        <w:t xml:space="preserve">This study explicitly excludes several capabilities from its scope. The system does not replace the teacher's professional judgment; every AI-generated score can be reviewed and, if necessary, overridden by a teacher before it is treated as final, preserving human oversight over the grading decision. It does not evaluate oral presentations, spoken responses, </w:t>
+      </w:r>
+      <w:r>
+        <w:rPr>
+          <w:rFonts w:ascii="Times New Roman" w:eastAsia="Times New Roman" w:hAnsi="Times New Roman" w:cs="Times New Roman"/>
+          <w:sz w:val="24"/>
+          <w:szCs w:val="24"/>
+        </w:rPr>
+        <w:lastRenderedPageBreak/>
+        <w:t>or any other non-text-based form of assessment. It does not assess handwriting quality or penmanship, and it does not process physical, handwritten submissions unless they are first digitized through the optional OCR extension, which lies outside the project's core scope. The system is also not a general-purpose or subject-agnostic grading tool; it is designed specifically to score essay and short-answer written responses, and it does not perform broader tutoring, conversational assistance, or open-ended dialogue with students, which distinguishes it from chatbot-style educational tools (Topic 5: Essay Scoring Engine Overview). Finally, this project does not aim to build a complete Virtual Learning Environment; it is intended as a standalone, pluggable scoring service that a school's existing VLE can optionally integrate with through its API, not as a replacement for that VLE.</w:t>
+      </w:r>
+    </w:p>
+    <w:p>
+      <w:pPr>
+        <w:spacing w:line="480" w:lineRule="auto"/>
+        <w:rPr>
+          <w:rFonts w:ascii="Times New Roman" w:hAnsi="Times New Roman" w:cs="Times New Roman"/>
+          <w:b/>
+          <w:bCs/>
+          <w:sz w:val="24"/>
+          <w:szCs w:val="24"/>
+        </w:rPr>
+      </w:pPr>
+    </w:p>
+    <w:p>
+      <w:pPr>
+        <w:spacing w:line="480" w:lineRule="auto"/>
+        <w:rPr>
+          <w:rFonts w:ascii="Times New Roman" w:hAnsi="Times New Roman" w:cs="Times New Roman"/>
+          <w:b/>
+          <w:bCs/>
+          <w:sz w:val="24"/>
+          <w:szCs w:val="24"/>
+        </w:rPr>
+      </w:pPr>
+    </w:p>
+    <w:p>
+      <w:pPr>
+        <w:spacing w:line="480" w:lineRule="auto"/>
+        <w:rPr>
+          <w:rFonts w:ascii="Times New Roman" w:hAnsi="Times New Roman" w:cs="Times New Roman"/>
+          <w:b/>
+          <w:bCs/>
+          <w:sz w:val="24"/>
+          <w:szCs w:val="24"/>
+        </w:rPr>
+      </w:pPr>
+    </w:p>
+    <w:p>
+      <w:pPr>
+        <w:spacing w:line="480" w:lineRule="auto"/>
+        <w:rPr>
+          <w:rFonts w:ascii="Times New Roman" w:hAnsi="Times New Roman" w:cs="Times New Roman"/>
+          <w:b/>
+          <w:bCs/>
+          <w:sz w:val="24"/>
+          <w:szCs w:val="24"/>
+        </w:rPr>
+      </w:pPr>
+    </w:p>
+    <w:p>
+      <w:pPr>
+        <w:spacing w:line="480" w:lineRule="auto"/>
+        <w:rPr>
+          <w:rFonts w:ascii="Times New Roman" w:hAnsi="Times New Roman" w:cs="Times New Roman"/>
+          <w:b/>
+          <w:bCs/>
+          <w:sz w:val="24"/>
+          <w:szCs w:val="24"/>
+        </w:rPr>
+      </w:pPr>
+    </w:p>
+    <w:p>
+      <w:pPr>
+        <w:spacing w:line="480" w:lineRule="auto"/>
+        <w:rPr>
+          <w:rFonts w:ascii="Times New Roman" w:hAnsi="Times New Roman" w:cs="Times New Roman"/>
+          <w:b/>
+          <w:bCs/>
+          <w:sz w:val="24"/>
+          <w:szCs w:val="24"/>
+        </w:rPr>
+      </w:pPr>
+    </w:p>
+    <w:p>
+      <w:pPr>
+        <w:spacing w:line="480" w:lineRule="auto"/>
+        <w:rPr>
+          <w:rFonts w:ascii="Times New Roman" w:hAnsi="Times New Roman" w:cs="Times New Roman"/>
+          <w:b/>
+          <w:bCs/>
+          <w:sz w:val="24"/>
+          <w:szCs w:val="24"/>
+        </w:rPr>
+      </w:pPr>
+    </w:p>
+    <w:p>
+      <w:pPr>
+        <w:spacing w:line="480" w:lineRule="auto"/>
+        <w:rPr>
+          <w:rFonts w:ascii="Times New Roman" w:hAnsi="Times New Roman" w:cs="Times New Roman"/>
+          <w:b/>
+          <w:bCs/>
+          <w:sz w:val="24"/>
+          <w:szCs w:val="24"/>
+        </w:rPr>
+      </w:pPr>
+    </w:p>
+    <w:p>
+      <w:pPr>
+        <w:spacing w:line="480" w:lineRule="auto"/>
+        <w:rPr>
+          <w:rFonts w:ascii="Times New Roman" w:hAnsi="Times New Roman" w:cs="Times New Roman"/>
+          <w:b/>
+          <w:bCs/>
+          <w:sz w:val="24"/>
+          <w:szCs w:val="24"/>
+        </w:rPr>
+      </w:pPr>
+    </w:p>
+    <w:p>
+      <w:pPr>
+        <w:spacing w:line="480" w:lineRule="auto"/>
+        <w:rPr>
+          <w:rFonts w:ascii="Times New Roman" w:hAnsi="Times New Roman" w:cs="Times New Roman"/>
+          <w:b/>
+          <w:bCs/>
+          <w:sz w:val="24"/>
+          <w:szCs w:val="24"/>
+        </w:rPr>
+      </w:pPr>
+    </w:p>
+    <w:p>
+      <w:pPr>
+        <w:spacing w:line="480" w:lineRule="auto"/>
+        <w:jc w:val="center"/>
+        <w:rPr>
+          <w:rFonts w:ascii="Times New Roman" w:hAnsi="Times New Roman" w:cs="Times New Roman"/>
+          <w:b/>
+          <w:bCs/>
+          <w:sz w:val="28"/>
+          <w:szCs w:val="28"/>
+        </w:rPr>
+      </w:pPr>
+      <w:r>
+        <w:rPr>
+          <w:rFonts w:ascii="Times New Roman" w:hAnsi="Times New Roman" w:cs="Times New Roman"/>
+          <w:b/>
+          <w:bCs/>
+          <w:sz w:val="28"/>
+          <w:szCs w:val="28"/>
+        </w:rPr>
+        <w:lastRenderedPageBreak/>
+        <w:t>REFERENCES</w:t>
+      </w:r>
+    </w:p>
+    <w:p>
+      <w:pPr>
+        <w:spacing w:after="200" w:line="480" w:lineRule="auto"/>
+        <w:ind w:left="720" w:hanging="720"/>
+      </w:pPr>
+      <w:proofErr w:type="spellStart"/>
+      <w:r>
+        <w:rPr>
+          <w:rFonts w:ascii="Times New Roman" w:eastAsia="Times New Roman" w:hAnsi="Times New Roman" w:cs="Times New Roman"/>
+          <w:sz w:val="24"/>
+          <w:szCs w:val="24"/>
+        </w:rPr>
+        <w:t>Doewes</w:t>
+      </w:r>
+      <w:proofErr w:type="spellEnd"/>
+      <w:r>
+        <w:rPr>
+          <w:rFonts w:ascii="Times New Roman" w:eastAsia="Times New Roman" w:hAnsi="Times New Roman" w:cs="Times New Roman"/>
+          <w:sz w:val="24"/>
+          <w:szCs w:val="24"/>
+        </w:rPr>
+        <w:t xml:space="preserve">, A., </w:t>
+      </w:r>
+      <w:proofErr w:type="spellStart"/>
+      <w:r>
+        <w:rPr>
+          <w:rFonts w:ascii="Times New Roman" w:eastAsia="Times New Roman" w:hAnsi="Times New Roman" w:cs="Times New Roman"/>
+          <w:sz w:val="24"/>
+          <w:szCs w:val="24"/>
+        </w:rPr>
+        <w:t>Kurdhi</w:t>
+      </w:r>
+      <w:proofErr w:type="spellEnd"/>
+      <w:r>
+        <w:rPr>
+          <w:rFonts w:ascii="Times New Roman" w:eastAsia="Times New Roman" w:hAnsi="Times New Roman" w:cs="Times New Roman"/>
+          <w:sz w:val="24"/>
+          <w:szCs w:val="24"/>
+        </w:rPr>
+        <w:t>, N. A., &amp; Saxena, A. (2023). Evaluating quadratic weighted kappa as the standard performance metric for automated essay scoring. Proceedings of the 16th International Conference on Educational Data Mining, 103–113. https://doi.org/10.5281/zenodo.8115784</w:t>
+      </w:r>
+    </w:p>
+    <w:p>
+      <w:pPr>
+        <w:spacing w:line="480" w:lineRule="auto"/>
+        <w:ind w:left="720" w:hanging="720"/>
+        <w:jc w:val="both"/>
+        <w:rPr>
+          <w:rFonts w:ascii="Times New Roman" w:hAnsi="Times New Roman" w:cs="Times New Roman"/>
+          <w:sz w:val="24"/>
+          <w:szCs w:val="24"/>
+        </w:rPr>
+      </w:pPr>
+      <w:proofErr w:type="spellStart"/>
+      <w:r>
+        <w:rPr>
+          <w:rFonts w:ascii="Times New Roman" w:eastAsia="Times New Roman" w:hAnsi="Times New Roman" w:cs="Times New Roman"/>
+          <w:sz w:val="24"/>
+          <w:szCs w:val="24"/>
+        </w:rPr>
+        <w:t>Ifenthaler</w:t>
+      </w:r>
+      <w:proofErr w:type="spellEnd"/>
+      <w:r>
+        <w:rPr>
+          <w:rFonts w:ascii="Times New Roman" w:eastAsia="Times New Roman" w:hAnsi="Times New Roman" w:cs="Times New Roman"/>
+          <w:sz w:val="24"/>
+          <w:szCs w:val="24"/>
+        </w:rPr>
+        <w:t>, D. (2023). Automated essay scoring systems. In O. Zawacki-Richter &amp; I. Jung (Eds.), Handbook of open, distance and digital education (pp. 1057–1071). Springer. https://doi.org/10.1007/978-981-19-2080-6_59</w:t>
+      </w:r>
+    </w:p>
+    <w:p>
+      <w:pPr>
+        <w:spacing w:after="200" w:line="480" w:lineRule="auto"/>
+        <w:ind w:left="720" w:hanging="720"/>
+      </w:pPr>
+      <w:proofErr w:type="spellStart"/>
+      <w:r>
+        <w:rPr>
+          <w:rFonts w:ascii="Times New Roman" w:eastAsia="Times New Roman" w:hAnsi="Times New Roman" w:cs="Times New Roman"/>
+          <w:sz w:val="24"/>
+          <w:szCs w:val="24"/>
+        </w:rPr>
+        <w:t>Misgna</w:t>
+      </w:r>
+      <w:proofErr w:type="spellEnd"/>
+      <w:r>
+        <w:rPr>
+          <w:rFonts w:ascii="Times New Roman" w:eastAsia="Times New Roman" w:hAnsi="Times New Roman" w:cs="Times New Roman"/>
+          <w:sz w:val="24"/>
+          <w:szCs w:val="24"/>
+        </w:rPr>
+        <w:t>, H., On, B.-W., Lee, I., &amp; Choi, G. S. (2025). A survey on deep learning-based automated essay scoring and feedback generation. Artificial Intelligence Review, 58(2), Article 11017. https://doi.org/10.1007/s10462-024-11017-5</w:t>
+      </w:r>
+    </w:p>
+    <w:p>
+      <w:pPr>
+        <w:spacing w:after="200" w:line="480" w:lineRule="auto"/>
+        <w:ind w:left="720" w:hanging="720"/>
+      </w:pPr>
+      <w:r>
+        <w:rPr>
+          <w:rFonts w:ascii="Times New Roman" w:eastAsia="Times New Roman" w:hAnsi="Times New Roman" w:cs="Times New Roman"/>
+          <w:sz w:val="24"/>
+          <w:szCs w:val="24"/>
+        </w:rPr>
+        <w:t>Plasencia-</w:t>
+      </w:r>
+      <w:proofErr w:type="spellStart"/>
+      <w:r>
+        <w:rPr>
+          <w:rFonts w:ascii="Times New Roman" w:eastAsia="Times New Roman" w:hAnsi="Times New Roman" w:cs="Times New Roman"/>
+          <w:sz w:val="24"/>
+          <w:szCs w:val="24"/>
+        </w:rPr>
+        <w:t>Calaña</w:t>
+      </w:r>
+      <w:proofErr w:type="spellEnd"/>
+      <w:r>
+        <w:rPr>
+          <w:rFonts w:ascii="Times New Roman" w:eastAsia="Times New Roman" w:hAnsi="Times New Roman" w:cs="Times New Roman"/>
+          <w:sz w:val="24"/>
+          <w:szCs w:val="24"/>
+        </w:rPr>
+        <w:t xml:space="preserve">, Y. (2025). Operationalizing automated essay scoring: A human-aware approach. </w:t>
+      </w:r>
+      <w:proofErr w:type="spellStart"/>
+      <w:r>
+        <w:rPr>
+          <w:rFonts w:ascii="Times New Roman" w:eastAsia="Times New Roman" w:hAnsi="Times New Roman" w:cs="Times New Roman"/>
+          <w:sz w:val="24"/>
+          <w:szCs w:val="24"/>
+        </w:rPr>
+        <w:t>arXiv</w:t>
+      </w:r>
+      <w:proofErr w:type="spellEnd"/>
+      <w:r>
+        <w:rPr>
+          <w:rFonts w:ascii="Times New Roman" w:eastAsia="Times New Roman" w:hAnsi="Times New Roman" w:cs="Times New Roman"/>
+          <w:sz w:val="24"/>
+          <w:szCs w:val="24"/>
+        </w:rPr>
+        <w:t>. https://doi.org/10.48550/arXiv.2506.21603</w:t>
+      </w:r>
+    </w:p>
+    <w:p>
+      <w:pPr>
+        <w:spacing w:line="480" w:lineRule="auto"/>
+        <w:ind w:left="720" w:hanging="720"/>
+        <w:jc w:val="both"/>
         <w:rPr>
           <w:rFonts w:ascii="Times New Roman" w:hAnsi="Times New Roman" w:cs="Times New Roman"/>
           <w:sz w:val="24"/>
@@ -450,24 +2279,86 @@
     </w:p>
     <w:p>
       <w:pPr>
-        <w:rPr>
-          <w:rFonts w:ascii="Times New Roman" w:hAnsi="Times New Roman" w:cs="Times New Roman"/>
-          <w:sz w:val="24"/>
-          <w:szCs w:val="24"/>
-        </w:rPr>
-      </w:pPr>
-    </w:p>
-    <w:p>
-      <w:pPr>
-        <w:rPr>
-          <w:rFonts w:ascii="Times New Roman" w:hAnsi="Times New Roman" w:cs="Times New Roman"/>
-          <w:sz w:val="24"/>
-          <w:szCs w:val="24"/>
-        </w:rPr>
-      </w:pPr>
+        <w:spacing w:after="200" w:line="480" w:lineRule="auto"/>
+        <w:ind w:left="720" w:hanging="720"/>
+      </w:pPr>
+      <w:r>
+        <w:rPr>
+          <w:rFonts w:ascii="Times New Roman" w:eastAsia="Times New Roman" w:hAnsi="Times New Roman" w:cs="Times New Roman"/>
+          <w:sz w:val="24"/>
+          <w:szCs w:val="24"/>
+        </w:rPr>
+        <w:t xml:space="preserve">Sanh, V., Debut, L., </w:t>
+      </w:r>
       <w:proofErr w:type="spellStart"/>
       <w:r>
         <w:rPr>
+          <w:rFonts w:ascii="Times New Roman" w:eastAsia="Times New Roman" w:hAnsi="Times New Roman" w:cs="Times New Roman"/>
+          <w:sz w:val="24"/>
+          <w:szCs w:val="24"/>
+        </w:rPr>
+        <w:t>Chaumond</w:t>
+      </w:r>
+      <w:proofErr w:type="spellEnd"/>
+      <w:r>
+        <w:rPr>
+          <w:rFonts w:ascii="Times New Roman" w:eastAsia="Times New Roman" w:hAnsi="Times New Roman" w:cs="Times New Roman"/>
+          <w:sz w:val="24"/>
+          <w:szCs w:val="24"/>
+        </w:rPr>
+        <w:t xml:space="preserve">, J., &amp; Wolf, T. (2019). </w:t>
+      </w:r>
+      <w:proofErr w:type="spellStart"/>
+      <w:r>
+        <w:rPr>
+          <w:rFonts w:ascii="Times New Roman" w:eastAsia="Times New Roman" w:hAnsi="Times New Roman" w:cs="Times New Roman"/>
+          <w:sz w:val="24"/>
+          <w:szCs w:val="24"/>
+        </w:rPr>
+        <w:t>DistilBERT</w:t>
+      </w:r>
+      <w:proofErr w:type="spellEnd"/>
+      <w:r>
+        <w:rPr>
+          <w:rFonts w:ascii="Times New Roman" w:eastAsia="Times New Roman" w:hAnsi="Times New Roman" w:cs="Times New Roman"/>
+          <w:sz w:val="24"/>
+          <w:szCs w:val="24"/>
+        </w:rPr>
+        <w:t xml:space="preserve">, a distilled version of BERT: Smaller, faster, cheaper and lighter. </w:t>
+      </w:r>
+      <w:proofErr w:type="spellStart"/>
+      <w:r>
+        <w:rPr>
+          <w:rFonts w:ascii="Times New Roman" w:eastAsia="Times New Roman" w:hAnsi="Times New Roman" w:cs="Times New Roman"/>
+          <w:sz w:val="24"/>
+          <w:szCs w:val="24"/>
+        </w:rPr>
+        <w:t>arXiv</w:t>
+      </w:r>
+      <w:proofErr w:type="spellEnd"/>
+      <w:r>
+        <w:rPr>
+          <w:rFonts w:ascii="Times New Roman" w:eastAsia="Times New Roman" w:hAnsi="Times New Roman" w:cs="Times New Roman"/>
+          <w:sz w:val="24"/>
+          <w:szCs w:val="24"/>
+        </w:rPr>
+        <w:t>. https://arxiv.org/abs/1910.01108</w:t>
+      </w:r>
+    </w:p>
+    <w:p>
+      <w:pPr>
+        <w:spacing w:line="480" w:lineRule="auto"/>
+        <w:ind w:left="720" w:hanging="720"/>
+        <w:jc w:val="both"/>
+        <w:rPr>
+          <w:rFonts w:ascii="Times New Roman" w:hAnsi="Times New Roman" w:cs="Times New Roman"/>
+          <w:sz w:val="24"/>
+          <w:szCs w:val="24"/>
+        </w:rPr>
+      </w:pPr>
+      <w:proofErr w:type="spellStart"/>
+      <w:r>
+        <w:rPr>
           <w:rFonts w:ascii="Times New Roman" w:hAnsi="Times New Roman" w:cs="Times New Roman"/>
           <w:sz w:val="24"/>
           <w:szCs w:val="24"/>
@@ -504,27 +2395,22 @@
     </w:p>
     <w:p>
       <w:pPr>
-        <w:rPr>
-          <w:rFonts w:ascii="Times New Roman" w:hAnsi="Times New Roman" w:cs="Times New Roman"/>
-          <w:sz w:val="24"/>
-          <w:szCs w:val="24"/>
-        </w:rPr>
-      </w:pPr>
-    </w:p>
-    <w:p>
-      <w:pPr>
-        <w:rPr>
-          <w:rFonts w:ascii="Times New Roman" w:hAnsi="Times New Roman" w:cs="Times New Roman"/>
-          <w:sz w:val="24"/>
-          <w:szCs w:val="24"/>
-        </w:rPr>
-      </w:pPr>
-      <w:r>
-        <w:rPr>
-          <w:rFonts w:ascii="Times New Roman" w:hAnsi="Times New Roman" w:cs="Times New Roman"/>
-          <w:sz w:val="24"/>
-          <w:szCs w:val="24"/>
-        </w:rPr>
+        <w:spacing w:line="480" w:lineRule="auto"/>
+        <w:ind w:left="720" w:hanging="720"/>
+        <w:jc w:val="both"/>
+        <w:rPr>
+          <w:rFonts w:ascii="Times New Roman" w:hAnsi="Times New Roman" w:cs="Times New Roman"/>
+          <w:sz w:val="24"/>
+          <w:szCs w:val="24"/>
+        </w:rPr>
+      </w:pPr>
+      <w:r>
+        <w:rPr>
+          <w:rFonts w:ascii="Times New Roman" w:hAnsi="Times New Roman" w:cs="Times New Roman"/>
+          <w:sz w:val="24"/>
+          <w:szCs w:val="24"/>
+        </w:rPr>
+        <w:lastRenderedPageBreak/>
         <w:t xml:space="preserve">Yang, K., </w:t>
       </w:r>
       <w:proofErr w:type="spellStart"/>
@@ -566,57 +2452,210 @@
     </w:p>
     <w:p>
       <w:pPr>
-        <w:rPr>
-          <w:rFonts w:ascii="Times New Roman" w:hAnsi="Times New Roman" w:cs="Times New Roman"/>
-          <w:sz w:val="24"/>
-          <w:szCs w:val="24"/>
-        </w:rPr>
-      </w:pPr>
-    </w:p>
-    <w:p>
-      <w:pPr>
-        <w:rPr>
-          <w:rFonts w:ascii="Times New Roman" w:hAnsi="Times New Roman" w:cs="Times New Roman"/>
-          <w:sz w:val="24"/>
-          <w:szCs w:val="24"/>
-        </w:rPr>
-      </w:pPr>
-      <w:r>
-        <w:rPr>
-          <w:rFonts w:ascii="Times New Roman" w:hAnsi="Times New Roman" w:cs="Times New Roman"/>
-          <w:sz w:val="24"/>
-          <w:szCs w:val="24"/>
-        </w:rPr>
-        <w:t>Zhang, F., Yu, L., &amp; Shen, J. (2022). Automatic scoring of English essays based on machine learning technology in a wireless network environment. Wireless Communications and Mobile Computing, 2022, Article 9336298. https://doi.org/10.1155/2022/9336298</w:t>
-      </w:r>
-    </w:p>
-    <w:p>
-      <w:pPr>
-        <w:rPr>
-          <w:rFonts w:ascii="Times New Roman" w:hAnsi="Times New Roman" w:cs="Times New Roman"/>
-          <w:sz w:val="24"/>
-          <w:szCs w:val="24"/>
-        </w:rPr>
-      </w:pPr>
-    </w:p>
-    <w:p>
-      <w:r>
-        <w:rPr>
-          <w:rFonts w:ascii="Times New Roman" w:hAnsi="Times New Roman" w:cs="Times New Roman"/>
-          <w:sz w:val="24"/>
-          <w:szCs w:val="24"/>
-        </w:rPr>
-        <w:t>Zhang, D., &amp; Yuan, X. (2022). Intelligent scoring of English composition by machine learning from the perspective of natural language processing. Computational Intelligence and Neuroscience, 2022, Article 9070272. https://doi.org/10.1155/2022/9070272</w:t>
-      </w:r>
+        <w:spacing w:line="480" w:lineRule="auto"/>
+        <w:ind w:left="720" w:hanging="720"/>
+        <w:jc w:val="both"/>
+        <w:rPr>
+          <w:rFonts w:ascii="Times New Roman" w:hAnsi="Times New Roman" w:cs="Times New Roman"/>
+          <w:sz w:val="24"/>
+          <w:szCs w:val="24"/>
+        </w:rPr>
+      </w:pPr>
+      <w:r>
+        <w:rPr>
+          <w:rFonts w:ascii="Times New Roman" w:hAnsi="Times New Roman" w:cs="Times New Roman"/>
+          <w:sz w:val="24"/>
+          <w:szCs w:val="24"/>
+        </w:rPr>
+        <w:t xml:space="preserve">Zhang, D., &amp; Yuan, X. (2022). Intelligent scoring of English composition by machine learning from the perspective of natural language processing. Computational Intelligence and Neuroscience, 2022, Article 9070272. </w:t>
+      </w:r>
+      <w:hyperlink r:id="rId6" w:history="1">
+        <w:r>
+          <w:rPr>
+            <w:rStyle w:val="Hyperlink"/>
+            <w:rFonts w:ascii="Times New Roman" w:hAnsi="Times New Roman" w:cs="Times New Roman"/>
+            <w:sz w:val="24"/>
+            <w:szCs w:val="24"/>
+          </w:rPr>
+          <w:t>https://doi.org/10.1155/2022/9070272</w:t>
+        </w:r>
+      </w:hyperlink>
+    </w:p>
+    <w:p>
+      <w:pPr>
+        <w:spacing w:line="480" w:lineRule="auto"/>
+        <w:ind w:left="720" w:hanging="720"/>
+        <w:jc w:val="both"/>
+        <w:rPr>
+          <w:rFonts w:ascii="Times New Roman" w:hAnsi="Times New Roman" w:cs="Times New Roman"/>
+          <w:sz w:val="24"/>
+          <w:szCs w:val="24"/>
+        </w:rPr>
+      </w:pPr>
+      <w:r>
+        <w:rPr>
+          <w:rFonts w:ascii="Times New Roman" w:hAnsi="Times New Roman" w:cs="Times New Roman"/>
+          <w:sz w:val="24"/>
+          <w:szCs w:val="24"/>
+        </w:rPr>
+        <w:t xml:space="preserve">Zhang, F., Yu, L., &amp; Shen, J. (2022). Automatic scoring of English essays based on machine learning technology in a wireless network environment. Wireless Communications and Mobile Computing, 2022, Article 9336298. </w:t>
+      </w:r>
+      <w:hyperlink r:id="rId7" w:history="1">
+        <w:r>
+          <w:rPr>
+            <w:rStyle w:val="Hyperlink"/>
+            <w:rFonts w:ascii="Times New Roman" w:hAnsi="Times New Roman" w:cs="Times New Roman"/>
+            <w:sz w:val="24"/>
+            <w:szCs w:val="24"/>
+          </w:rPr>
+          <w:t>https://doi.org/10.1155/2022/9336298</w:t>
+        </w:r>
+      </w:hyperlink>
+    </w:p>
+    <w:p>
+      <w:pPr>
+        <w:spacing w:line="480" w:lineRule="auto"/>
+        <w:rPr>
+          <w:rFonts w:ascii="Times New Roman" w:eastAsia="Times New Roman" w:hAnsi="Times New Roman" w:cs="Times New Roman"/>
+          <w:sz w:val="24"/>
+          <w:szCs w:val="24"/>
+        </w:rPr>
+      </w:pPr>
+    </w:p>
+    <w:p>
+      <w:pPr>
+        <w:spacing w:line="480" w:lineRule="auto"/>
+        <w:ind w:left="720" w:hanging="720"/>
+        <w:jc w:val="both"/>
+        <w:rPr>
+          <w:rFonts w:ascii="Times New Roman" w:hAnsi="Times New Roman" w:cs="Times New Roman"/>
+          <w:sz w:val="24"/>
+          <w:szCs w:val="24"/>
+        </w:rPr>
+      </w:pPr>
     </w:p>
     <w:sectPr>
+      <w:footerReference w:type="default" r:id="rId8"/>
       <w:pgSz w:w="12240" w:h="15840"/>
-      <w:pgMar w:top="1440" w:right="1440" w:bottom="1440" w:left="1440" w:header="708" w:footer="708" w:gutter="0"/>
+      <w:pgMar w:top="1440" w:right="1701" w:bottom="1440" w:left="1701" w:header="709" w:footer="709" w:gutter="0"/>
       <w:cols w:space="708"/>
+      <w:titlePg/>
       <w:docGrid w:linePitch="360"/>
     </w:sectPr>
   </w:body>
 </w:document>
+</file>
+
+<file path=word/endnotes.xml><?xml version="1.0" encoding="utf-8"?>
+<w:endnotes xmlns:wpc="http://schemas.microsoft.com/office/word/2010/wordprocessingCanvas" xmlns:cx="http://schemas.microsoft.com/office/drawing/2014/chartex" xmlns:cx1="http://schemas.microsoft.com/office/drawing/2015/9/8/chartex" xmlns:cx2="http://schemas.microsoft.com/office/drawing/2015/10/21/chartex" xmlns:cx3="http://schemas.microsoft.com/office/drawing/2016/5/9/chartex" xmlns:cx4="http://schemas.microsoft.com/office/drawing/2016/5/10/chartex" xmlns:cx5="http://schemas.microsoft.com/office/drawing/2016/5/11/chartex" xmlns:cx6="http://schemas.microsoft.com/office/drawing/2016/5/12/chartex" xmlns:cx7="http://schemas.microsoft.com/office/drawing/2016/5/13/chartex" xmlns:cx8="http://schemas.microsoft.com/office/drawing/2016/5/14/chartex" xmlns:mc="http://schemas.openxmlformats.org/markup-compatibility/2006" xmlns:aink="http://schemas.microsoft.com/office/drawing/2016/ink" xmlns:am3d="http://schemas.microsoft.com/office/drawing/2017/model3d" xmlns:o="urn:schemas-microsoft-com:office:office" xmlns:oel="http://schemas.microsoft.com/office/2019/extlst" xmlns:r="http://schemas.openxmlformats.org/officeDocument/2006/relationships" xmlns:m="http://schemas.openxmlformats.org/officeDocument/2006/math" xmlns:v="urn:schemas-microsoft-com:vml" xmlns:wp14="http://schemas.microsoft.com/office/word/2010/wordprocessingDrawing" xmlns:wp="http://schemas.openxmlformats.org/drawingml/2006/wordprocessingDrawing" xmlns:w10="urn:schemas-microsoft-com:office:word" xmlns:w="http://schemas.openxmlformats.org/wordprocessingml/2006/main" xmlns:w14="http://schemas.microsoft.com/office/word/2010/wordml" xmlns:w15="http://schemas.microsoft.com/office/word/2012/wordml" xmlns:w16cei="http://schemas.microsoft.com/office/word/2026/wordml/cei" xmlns:w16cex="http://schemas.microsoft.com/office/word/2018/wordml/cex" xmlns:w16cid="http://schemas.microsoft.com/office/word/2016/wordml/cid" xmlns:w16="http://schemas.microsoft.com/office/word/2018/wordml" xmlns:w16du="http://schemas.microsoft.com/office/word/2023/wordml/word16du" xmlns:w16sdtdh="http://schemas.microsoft.com/office/word/2020/wordml/sdtdatahash" xmlns:w16sdtfl="http://schemas.microsoft.com/office/word/2024/wordml/sdtformatlock" xmlns:w16se="http://schemas.microsoft.com/office/word/2015/wordml/symex" xmlns:wpg="http://schemas.microsoft.com/office/word/2010/wordprocessingGroup" xmlns:wpi="http://schemas.microsoft.com/office/word/2010/wordprocessingInk" xmlns:wne="http://schemas.microsoft.com/office/word/2006/wordml" xmlns:wps="http://schemas.microsoft.com/office/word/2010/wordprocessingShape" mc:Ignorable="w14 w15 w16se w16cid w16 w16cex w16sdtdh w16sdtfl w16du wp14">
+  <w:endnote w:type="separator" w:id="-1">
+    <w:p>
+      <w:pPr>
+        <w:spacing w:after="0" w:line="240" w:lineRule="auto"/>
+      </w:pPr>
+      <w:r>
+        <w:separator/>
+      </w:r>
+    </w:p>
+  </w:endnote>
+  <w:endnote w:type="continuationSeparator" w:id="0">
+    <w:p>
+      <w:pPr>
+        <w:spacing w:after="0" w:line="240" w:lineRule="auto"/>
+      </w:pPr>
+      <w:r>
+        <w:continuationSeparator/>
+      </w:r>
+    </w:p>
+  </w:endnote>
+</w:endnotes>
+</file>
+
+<file path=word/footer1.xml><?xml version="1.0" encoding="utf-8"?>
+<w:ftr xmlns:wpc="http://schemas.microsoft.com/office/word/2010/wordprocessingCanvas" xmlns:cx="http://schemas.microsoft.com/office/drawing/2014/chartex" xmlns:cx1="http://schemas.microsoft.com/office/drawing/2015/9/8/chartex" xmlns:cx2="http://schemas.microsoft.com/office/drawing/2015/10/21/chartex" xmlns:cx3="http://schemas.microsoft.com/office/drawing/2016/5/9/chartex" xmlns:cx4="http://schemas.microsoft.com/office/drawing/2016/5/10/chartex" xmlns:cx5="http://schemas.microsoft.com/office/drawing/2016/5/11/chartex" xmlns:cx6="http://schemas.microsoft.com/office/drawing/2016/5/12/chartex" xmlns:cx7="http://schemas.microsoft.com/office/drawing/2016/5/13/chartex" xmlns:cx8="http://schemas.microsoft.com/office/drawing/2016/5/14/chartex" xmlns:mc="http://schemas.openxmlformats.org/markup-compatibility/2006" xmlns:aink="http://schemas.microsoft.com/office/drawing/2016/ink" xmlns:am3d="http://schemas.microsoft.com/office/drawing/2017/model3d" xmlns:o="urn:schemas-microsoft-com:office:office" xmlns:oel="http://schemas.microsoft.com/office/2019/extlst" xmlns:r="http://schemas.openxmlformats.org/officeDocument/2006/relationships" xmlns:m="http://schemas.openxmlformats.org/officeDocument/2006/math" xmlns:v="urn:schemas-microsoft-com:vml" xmlns:wp14="http://schemas.microsoft.com/office/word/2010/wordprocessingDrawing" xmlns:wp="http://schemas.openxmlformats.org/drawingml/2006/wordprocessingDrawing" xmlns:w10="urn:schemas-microsoft-com:office:word" xmlns:w="http://schemas.openxmlformats.org/wordprocessingml/2006/main" xmlns:w14="http://schemas.microsoft.com/office/word/2010/wordml" xmlns:w15="http://schemas.microsoft.com/office/word/2012/wordml" xmlns:w16cei="http://schemas.microsoft.com/office/word/2026/wordml/cei" xmlns:w16cex="http://schemas.microsoft.com/office/word/2018/wordml/cex" xmlns:w16cid="http://schemas.microsoft.com/office/word/2016/wordml/cid" xmlns:w16="http://schemas.microsoft.com/office/word/2018/wordml" xmlns:w16du="http://schemas.microsoft.com/office/word/2023/wordml/word16du" xmlns:w16sdtdh="http://schemas.microsoft.com/office/word/2020/wordml/sdtdatahash" xmlns:w16sdtfl="http://schemas.microsoft.com/office/word/2024/wordml/sdtformatlock" xmlns:w16se="http://schemas.microsoft.com/office/word/2015/wordml/symex" xmlns:wpg="http://schemas.microsoft.com/office/word/2010/wordprocessingGroup" xmlns:wpi="http://schemas.microsoft.com/office/word/2010/wordprocessingInk" xmlns:wne="http://schemas.microsoft.com/office/word/2006/wordml" xmlns:wps="http://schemas.microsoft.com/office/word/2010/wordprocessingShape" mc:Ignorable="w14 w15 w16se w16cid w16 w16cex w16sdtdh w16sdtfl w16du wp14">
+  <w:sdt>
+    <w:sdtPr>
+      <w:id w:val="-1498650659"/>
+      <w:docPartObj>
+        <w:docPartGallery w:val="Page Numbers (Bottom of Page)"/>
+        <w:docPartUnique/>
+      </w:docPartObj>
+    </w:sdtPr>
+    <w:sdtEndPr>
+      <w:rPr>
+        <w:noProof/>
+      </w:rPr>
+    </w:sdtEndPr>
+    <w:sdtContent>
+      <w:p>
+        <w:pPr>
+          <w:pStyle w:val="Footer"/>
+          <w:jc w:val="center"/>
+          <w:rPr>
+            <w:rFonts w:ascii="Times New Roman" w:hAnsi="Times New Roman" w:cs="Times New Roman"/>
+          </w:rPr>
+        </w:pPr>
+      </w:p>
+      <w:p>
+        <w:pPr>
+          <w:pStyle w:val="Footer"/>
+          <w:jc w:val="center"/>
+        </w:pPr>
+        <w:r>
+          <w:fldChar w:fldCharType="begin"/>
+        </w:r>
+        <w:r>
+          <w:instrText xml:space="preserve"> PAGE   \* MERGEFORMAT </w:instrText>
+        </w:r>
+        <w:r>
+          <w:fldChar w:fldCharType="separate"/>
+        </w:r>
+        <w:r>
+          <w:rPr>
+            <w:noProof/>
+          </w:rPr>
+          <w:t>2</w:t>
+        </w:r>
+        <w:r>
+          <w:rPr>
+            <w:noProof/>
+          </w:rPr>
+          <w:fldChar w:fldCharType="end"/>
+        </w:r>
+      </w:p>
+    </w:sdtContent>
+  </w:sdt>
+  <w:p>
+    <w:pPr>
+      <w:pStyle w:val="Footer"/>
+    </w:pPr>
+  </w:p>
+</w:ftr>
+</file>
+
+<file path=word/footnotes.xml><?xml version="1.0" encoding="utf-8"?>
+<w:footnotes xmlns:wpc="http://schemas.microsoft.com/office/word/2010/wordprocessingCanvas" xmlns:cx="http://schemas.microsoft.com/office/drawing/2014/chartex" xmlns:cx1="http://schemas.microsoft.com/office/drawing/2015/9/8/chartex" xmlns:cx2="http://schemas.microsoft.com/office/drawing/2015/10/21/chartex" xmlns:cx3="http://schemas.microsoft.com/office/drawing/2016/5/9/chartex" xmlns:cx4="http://schemas.microsoft.com/office/drawing/2016/5/10/chartex" xmlns:cx5="http://schemas.microsoft.com/office/drawing/2016/5/11/chartex" xmlns:cx6="http://schemas.microsoft.com/office/drawing/2016/5/12/chartex" xmlns:cx7="http://schemas.microsoft.com/office/drawing/2016/5/13/chartex" xmlns:cx8="http://schemas.microsoft.com/office/drawing/2016/5/14/chartex" xmlns:mc="http://schemas.openxmlformats.org/markup-compatibility/2006" xmlns:aink="http://schemas.microsoft.com/office/drawing/2016/ink" xmlns:am3d="http://schemas.microsoft.com/office/drawing/2017/model3d" xmlns:o="urn:schemas-microsoft-com:office:office" xmlns:oel="http://schemas.microsoft.com/office/2019/extlst" xmlns:r="http://schemas.openxmlformats.org/officeDocument/2006/relationships" xmlns:m="http://schemas.openxmlformats.org/officeDocument/2006/math" xmlns:v="urn:schemas-microsoft-com:vml" xmlns:wp14="http://schemas.microsoft.com/office/word/2010/wordprocessingDrawing" xmlns:wp="http://schemas.openxmlformats.org/drawingml/2006/wordprocessingDrawing" xmlns:w10="urn:schemas-microsoft-com:office:word" xmlns:w="http://schemas.openxmlformats.org/wordprocessingml/2006/main" xmlns:w14="http://schemas.microsoft.com/office/word/2010/wordml" xmlns:w15="http://schemas.microsoft.com/office/word/2012/wordml" xmlns:w16cei="http://schemas.microsoft.com/office/word/2026/wordml/cei" xmlns:w16cex="http://schemas.microsoft.com/office/word/2018/wordml/cex" xmlns:w16cid="http://schemas.microsoft.com/office/word/2016/wordml/cid" xmlns:w16="http://schemas.microsoft.com/office/word/2018/wordml" xmlns:w16du="http://schemas.microsoft.com/office/word/2023/wordml/word16du" xmlns:w16sdtdh="http://schemas.microsoft.com/office/word/2020/wordml/sdtdatahash" xmlns:w16sdtfl="http://schemas.microsoft.com/office/word/2024/wordml/sdtformatlock" xmlns:w16se="http://schemas.microsoft.com/office/word/2015/wordml/symex" xmlns:wpg="http://schemas.microsoft.com/office/word/2010/wordprocessingGroup" xmlns:wpi="http://schemas.microsoft.com/office/word/2010/wordprocessingInk" xmlns:wne="http://schemas.microsoft.com/office/word/2006/wordml" xmlns:wps="http://schemas.microsoft.com/office/word/2010/wordprocessingShape" mc:Ignorable="w14 w15 w16se w16cid w16 w16cex w16sdtdh w16sdtfl w16du wp14">
+  <w:footnote w:type="separator" w:id="-1">
+    <w:p>
+      <w:pPr>
+        <w:spacing w:after="0" w:line="240" w:lineRule="auto"/>
+      </w:pPr>
+      <w:r>
+        <w:separator/>
+      </w:r>
+    </w:p>
+  </w:footnote>
+  <w:footnote w:type="continuationSeparator" w:id="0">
+    <w:p>
+      <w:pPr>
+        <w:spacing w:after="0" w:line="240" w:lineRule="auto"/>
+      </w:pPr>
+      <w:r>
+        <w:continuationSeparator/>
+      </w:r>
+    </w:p>
+  </w:footnote>
+</w:footnotes>
 </file>
 
 <file path=word/styles.xml><?xml version="1.0" encoding="utf-8"?>
@@ -1536,6 +3575,73 @@
       <w:spacing w:val="5"/>
     </w:rPr>
   </w:style>
+  <w:style w:type="paragraph" w:styleId="Header">
+    <w:name w:val="header"/>
+    <w:basedOn w:val="Normal"/>
+    <w:link w:val="HeaderChar"/>
+    <w:uiPriority w:val="99"/>
+    <w:unhideWhenUsed/>
+    <w:rsid w:val="002C3E37"/>
+    <w:pPr>
+      <w:tabs>
+        <w:tab w:val="center" w:pos="4680"/>
+        <w:tab w:val="right" w:pos="9360"/>
+      </w:tabs>
+      <w:spacing w:after="0" w:line="240" w:lineRule="auto"/>
+    </w:pPr>
+  </w:style>
+  <w:style w:type="character" w:customStyle="1" w:styleId="HeaderChar">
+    <w:name w:val="Header Char"/>
+    <w:basedOn w:val="DefaultParagraphFont"/>
+    <w:link w:val="Header"/>
+    <w:uiPriority w:val="99"/>
+    <w:rsid w:val="002C3E37"/>
+  </w:style>
+  <w:style w:type="paragraph" w:styleId="Footer">
+    <w:name w:val="footer"/>
+    <w:basedOn w:val="Normal"/>
+    <w:link w:val="FooterChar"/>
+    <w:uiPriority w:val="99"/>
+    <w:unhideWhenUsed/>
+    <w:rsid w:val="002C3E37"/>
+    <w:pPr>
+      <w:tabs>
+        <w:tab w:val="center" w:pos="4680"/>
+        <w:tab w:val="right" w:pos="9360"/>
+      </w:tabs>
+      <w:spacing w:after="0" w:line="240" w:lineRule="auto"/>
+    </w:pPr>
+  </w:style>
+  <w:style w:type="character" w:customStyle="1" w:styleId="FooterChar">
+    <w:name w:val="Footer Char"/>
+    <w:basedOn w:val="DefaultParagraphFont"/>
+    <w:link w:val="Footer"/>
+    <w:uiPriority w:val="99"/>
+    <w:rsid w:val="002C3E37"/>
+  </w:style>
+  <w:style w:type="character" w:styleId="Hyperlink">
+    <w:name w:val="Hyperlink"/>
+    <w:basedOn w:val="DefaultParagraphFont"/>
+    <w:uiPriority w:val="99"/>
+    <w:unhideWhenUsed/>
+    <w:rsid w:val="000A391D"/>
+    <w:rPr>
+      <w:color w:val="0563C1" w:themeColor="hyperlink"/>
+      <w:u w:val="single"/>
+    </w:rPr>
+  </w:style>
+  <w:style w:type="character" w:styleId="UnresolvedMention">
+    <w:name w:val="Unresolved Mention"/>
+    <w:basedOn w:val="DefaultParagraphFont"/>
+    <w:uiPriority w:val="99"/>
+    <w:semiHidden/>
+    <w:unhideWhenUsed/>
+    <w:rsid w:val="000A391D"/>
+    <w:rPr>
+      <w:color w:val="605E5C"/>
+      <w:shd w:val="clear" w:color="auto" w:fill="E1DFDD"/>
+    </w:rPr>
+  </w:style>
 </w:styles>
 </file>
 

--- a/01_THESIS/Chapter 1/Chapter 1 Master.docx
+++ b/01_THESIS/Chapter 1/Chapter 1 Master.docx
@@ -358,27 +358,7 @@
           <w:sz w:val="24"/>
           <w:szCs w:val="24"/>
         </w:rPr>
-        <w:t>ABUA, EMERSON</w:t>
-      </w:r>
-      <w:r>
-        <w:rPr>
-          <w:rFonts w:ascii="Times New Roman" w:hAnsi="Times New Roman" w:cs="Times New Roman"/>
-          <w:b/>
-          <w:bCs/>
-          <w:sz w:val="24"/>
-          <w:szCs w:val="24"/>
-        </w:rPr>
-        <w:t xml:space="preserve"> </w:t>
-      </w:r>
-      <w:r>
-        <w:rPr>
-          <w:rFonts w:ascii="Times New Roman" w:hAnsi="Times New Roman" w:cs="Times New Roman"/>
-          <w:b/>
-          <w:bCs/>
-          <w:sz w:val="24"/>
-          <w:szCs w:val="24"/>
-        </w:rPr>
-        <w:t>A.</w:t>
+        <w:t>ABUA, EMERSON A.</w:t>
       </w:r>
     </w:p>
     <w:p>
@@ -401,17 +381,7 @@
           <w:sz w:val="24"/>
           <w:szCs w:val="24"/>
         </w:rPr>
-        <w:t>ALGUNAS, JONATHAN</w:t>
-      </w:r>
-      <w:r>
-        <w:rPr>
-          <w:rFonts w:ascii="Times New Roman" w:hAnsi="Times New Roman" w:cs="Times New Roman"/>
-          <w:b/>
-          <w:bCs/>
-          <w:sz w:val="24"/>
-          <w:szCs w:val="24"/>
-        </w:rPr>
-        <w:t xml:space="preserve"> C.</w:t>
+        <w:t>ALGUNAS, JONATHAN C.</w:t>
       </w:r>
     </w:p>
     <w:p>
@@ -586,63 +556,27 @@
           <w:sz w:val="24"/>
           <w:szCs w:val="24"/>
         </w:rPr>
-        <w:t xml:space="preserve">Assessment is a fundamental component of the teaching and learning process. It enables teachers to determine whether learning objectives have been achieved and to identify the areas in which students require further assistance. For students, assessment provides an opportunity to demonstrate what they have learned and to recognize their strengths and areas for improvement. Among the different forms of assessment, written assessments are particularly important because they require students to express their knowledge, understanding, and reasoning through their own responses. Therefore, written responses must be evaluated carefully to ensure that the scores given accurately represent student performance (Ramesh &amp; </w:t>
-      </w:r>
-      <w:proofErr w:type="spellStart"/>
-      <w:r>
-        <w:rPr>
-          <w:rFonts w:ascii="Times New Roman" w:hAnsi="Times New Roman" w:cs="Times New Roman"/>
-          <w:sz w:val="24"/>
-          <w:szCs w:val="24"/>
-        </w:rPr>
-        <w:t>Sanampudi</w:t>
-      </w:r>
-      <w:proofErr w:type="spellEnd"/>
-      <w:r>
-        <w:rPr>
-          <w:rFonts w:ascii="Times New Roman" w:hAnsi="Times New Roman" w:cs="Times New Roman"/>
-          <w:sz w:val="24"/>
-          <w:szCs w:val="24"/>
-        </w:rPr>
-        <w:t>, 2022).</w:t>
-      </w:r>
-    </w:p>
-    <w:p>
-      <w:pPr>
-        <w:spacing w:line="480" w:lineRule="auto"/>
-        <w:ind w:firstLine="720"/>
-        <w:jc w:val="both"/>
-        <w:rPr>
-          <w:rFonts w:ascii="Times New Roman" w:hAnsi="Times New Roman" w:cs="Times New Roman"/>
-          <w:sz w:val="24"/>
-          <w:szCs w:val="24"/>
-        </w:rPr>
-      </w:pPr>
-      <w:r>
-        <w:rPr>
-          <w:rFonts w:ascii="Times New Roman" w:hAnsi="Times New Roman" w:cs="Times New Roman"/>
-          <w:sz w:val="24"/>
-          <w:szCs w:val="24"/>
-        </w:rPr>
-        <w:t>Written assessments may include essays and short-answer questions. Short-answer questions generally require brief but direct responses to measure students’ understanding of a specific concept or fact. In contrast, essay questions require students to provide more detailed explanations, organize their ideas, develop arguments, and support their answers with relevant information. These assessment types are useful in measuring higher-level learning skills, including comprehension, analysis, application, and written communication. Unlike selected-response assessments, such as multiple-choice, true-or-false, and matching-type tests, essays and short-answer questions are classified as constructed-response assessments because students are expected to produce their own answers rather than select from predetermined choices (</w:t>
-      </w:r>
-      <w:proofErr w:type="spellStart"/>
-      <w:r>
-        <w:rPr>
-          <w:rFonts w:ascii="Times New Roman" w:hAnsi="Times New Roman" w:cs="Times New Roman"/>
-          <w:sz w:val="24"/>
-          <w:szCs w:val="24"/>
-        </w:rPr>
-        <w:t>Sutisna</w:t>
-      </w:r>
-      <w:proofErr w:type="spellEnd"/>
-      <w:r>
-        <w:rPr>
-          <w:rFonts w:ascii="Times New Roman" w:hAnsi="Times New Roman" w:cs="Times New Roman"/>
-          <w:sz w:val="24"/>
-          <w:szCs w:val="24"/>
-        </w:rPr>
-        <w:t xml:space="preserve"> et al., 2023).</w:t>
+        <w:t>Assessment is a fundamental component of the teaching and learning process. It enables teachers to determine whether learning objectives have been achieved and to identify the areas in which students require further assistance. For students, assessment provides an opportunity to demonstrate what they have learned and to recognize their strengths and areas for improvement. Among the different forms of assessment, written assessments are particularly important because they require students to express their knowledge, understanding, and reasoning through their own responses. Therefore, written responses must be evaluated carefully to ensure that the scores given accurately represent student performance (Ramesh &amp; Sanampudi, 2022).</w:t>
+      </w:r>
+    </w:p>
+    <w:p>
+      <w:pPr>
+        <w:spacing w:line="480" w:lineRule="auto"/>
+        <w:ind w:firstLine="720"/>
+        <w:jc w:val="both"/>
+        <w:rPr>
+          <w:rFonts w:ascii="Times New Roman" w:hAnsi="Times New Roman" w:cs="Times New Roman"/>
+          <w:sz w:val="24"/>
+          <w:szCs w:val="24"/>
+        </w:rPr>
+      </w:pPr>
+      <w:r>
+        <w:rPr>
+          <w:rFonts w:ascii="Times New Roman" w:hAnsi="Times New Roman" w:cs="Times New Roman"/>
+          <w:sz w:val="24"/>
+          <w:szCs w:val="24"/>
+        </w:rPr>
+        <w:t>Written assessments may include essays and short-answer questions. Short-answer questions generally require brief but direct responses to measure students’ understanding of a specific concept or fact. In contrast, essay questions require students to provide more detailed explanations, organize their ideas, develop arguments, and support their answers with relevant information. These assessment types are useful in measuring higher-level learning skills, including comprehension, analysis, application, and written communication. Unlike selected-response assessments, such as multiple-choice, true-or-false, and matching-type tests, essays and short-answer questions are classified as constructed-response assessments because students are expected to produce their own answers rather than select from predetermined choices (Sutisna et al., 2023).</w:t>
       </w:r>
     </w:p>
     <w:p>
@@ -683,25 +617,7 @@
           <w:sz w:val="24"/>
           <w:szCs w:val="24"/>
         </w:rPr>
-        <w:t xml:space="preserve">Traditionally, essays and short-answer responses are scored manually by teachers using rubrics, answer keys, or other established criteria. Although this process allows teachers to apply their professional judgment, it may become difficult when there are many student submissions to review. Manual scoring can be time-consuming, especially in large classes, because each response must be read and evaluated individually. In addition, fatigue, workload, and differences in interpretation may affect the consistency of scores. A teacher may also assess the same type of response differently at separate times, while two teachers may give different scores to the same answer. These concerns may affect the efficiency, consistency, and fairness of written assessment practices (Ramesh &amp; </w:t>
-      </w:r>
-      <w:proofErr w:type="spellStart"/>
-      <w:r>
-        <w:rPr>
-          <w:rFonts w:ascii="Times New Roman" w:hAnsi="Times New Roman" w:cs="Times New Roman"/>
-          <w:sz w:val="24"/>
-          <w:szCs w:val="24"/>
-        </w:rPr>
-        <w:t>Sanampudi</w:t>
-      </w:r>
-      <w:proofErr w:type="spellEnd"/>
-      <w:r>
-        <w:rPr>
-          <w:rFonts w:ascii="Times New Roman" w:hAnsi="Times New Roman" w:cs="Times New Roman"/>
-          <w:sz w:val="24"/>
-          <w:szCs w:val="24"/>
-        </w:rPr>
-        <w:t>, 2022).</w:t>
+        <w:t>Traditionally, essays and short-answer responses are scored manually by teachers using rubrics, answer keys, or other established criteria. Although this process allows teachers to apply their professional judgment, it may become difficult when there are many student submissions to review. Manual scoring can be time-consuming, especially in large classes, because each response must be read and evaluated individually. In addition, fatigue, workload, and differences in interpretation may affect the consistency of scores. A teacher may also assess the same type of response differently at separate times, while two teachers may give different scores to the same answer. These concerns may affect the efficiency, consistency, and fairness of written assessment practices (Ramesh &amp; Sanampudi, 2022).</w:t>
       </w:r>
     </w:p>
     <w:p>
@@ -790,94 +706,30 @@
           <w:sz w:val="24"/>
           <w:szCs w:val="24"/>
         </w:rPr>
-        <w:t xml:space="preserve">In response to these concerns, this study proposes the development of an Automated Essay and Short-Answer Scoring Engine. The proposed system is intended to automatically evaluate open-ended student responses and provide a numerical score with corresponding </w:t>
-      </w:r>
-      <w:r>
-        <w:rPr>
-          <w:rFonts w:ascii="Times New Roman" w:hAnsi="Times New Roman" w:cs="Times New Roman"/>
+        <w:t>In response to these concerns, this study explores the development of an automated scoring approach for open-ended student responses, with essay scoring as the primary focus. The following sections describe the specific system proposed to address this need.</w:t>
+      </w:r>
+    </w:p>
+    <w:p>
+      <w:pPr>
+        <w:spacing w:line="480" w:lineRule="auto"/>
+        <w:jc w:val="center"/>
+        <w:rPr>
+          <w:rFonts w:ascii="Times New Roman" w:hAnsi="Times New Roman" w:cs="Times New Roman"/>
+          <w:b/>
+          <w:bCs/>
+          <w:sz w:val="24"/>
+          <w:szCs w:val="24"/>
+        </w:rPr>
+      </w:pPr>
+      <w:r>
+        <w:rPr>
+          <w:rFonts w:ascii="Times New Roman" w:hAnsi="Times New Roman" w:cs="Times New Roman"/>
+          <w:b/>
+          <w:bCs/>
           <w:sz w:val="24"/>
           <w:szCs w:val="24"/>
         </w:rPr>
         <w:lastRenderedPageBreak/>
-        <w:t xml:space="preserve">feedback. Its primary focus is essay scoring, while short-answer scoring may be included as an extended feature depending on the project’s development scope. The system will use a fine-tuned </w:t>
-      </w:r>
-      <w:proofErr w:type="spellStart"/>
-      <w:r>
-        <w:rPr>
-          <w:rFonts w:ascii="Times New Roman" w:hAnsi="Times New Roman" w:cs="Times New Roman"/>
-          <w:sz w:val="24"/>
-          <w:szCs w:val="24"/>
-        </w:rPr>
-        <w:t>DistilBERT</w:t>
-      </w:r>
-      <w:proofErr w:type="spellEnd"/>
-      <w:r>
-        <w:rPr>
-          <w:rFonts w:ascii="Times New Roman" w:hAnsi="Times New Roman" w:cs="Times New Roman"/>
-          <w:sz w:val="24"/>
-          <w:szCs w:val="24"/>
-        </w:rPr>
-        <w:t xml:space="preserve"> language model trained using human-scored essays to predict scores for submitted responses (Ramesh &amp; </w:t>
-      </w:r>
-      <w:proofErr w:type="spellStart"/>
-      <w:r>
-        <w:rPr>
-          <w:rFonts w:ascii="Times New Roman" w:hAnsi="Times New Roman" w:cs="Times New Roman"/>
-          <w:sz w:val="24"/>
-          <w:szCs w:val="24"/>
-        </w:rPr>
-        <w:t>Sanampudi</w:t>
-      </w:r>
-      <w:proofErr w:type="spellEnd"/>
-      <w:r>
-        <w:rPr>
-          <w:rFonts w:ascii="Times New Roman" w:hAnsi="Times New Roman" w:cs="Times New Roman"/>
-          <w:sz w:val="24"/>
-          <w:szCs w:val="24"/>
-        </w:rPr>
-        <w:t>, 2022).</w:t>
-      </w:r>
-    </w:p>
-    <w:p>
-      <w:pPr>
-        <w:spacing w:line="480" w:lineRule="auto"/>
-        <w:ind w:firstLine="720"/>
-        <w:jc w:val="both"/>
-        <w:rPr>
-          <w:rFonts w:ascii="Times New Roman" w:hAnsi="Times New Roman" w:cs="Times New Roman"/>
-          <w:sz w:val="24"/>
-          <w:szCs w:val="24"/>
-        </w:rPr>
-      </w:pPr>
-      <w:r>
-        <w:rPr>
-          <w:rFonts w:ascii="Times New Roman" w:hAnsi="Times New Roman" w:cs="Times New Roman"/>
-          <w:sz w:val="24"/>
-          <w:szCs w:val="24"/>
-        </w:rPr>
-        <w:t>The proposed system will be designed as a standalone web-based application that teachers can use to submit or upload student responses and review the generated scores and feedback. It will also provide an Application Programming Interface (API) that may be integrated into an existing school VLE. To preserve teacher control and ensure human oversight, the system will allow teachers to review and override the score generated by the model before it is finalized. Through these functions, the study aims to support a faster, more consistent, and more manageable process for evaluating written student responses while maintaining the important role of teachers in assessment (Yang et al., 2024).</w:t>
-      </w:r>
-    </w:p>
-    <w:p>
-      <w:pPr>
-        <w:spacing w:line="480" w:lineRule="auto"/>
-        <w:jc w:val="center"/>
-        <w:rPr>
-          <w:rFonts w:ascii="Times New Roman" w:hAnsi="Times New Roman" w:cs="Times New Roman"/>
-          <w:b/>
-          <w:bCs/>
-          <w:sz w:val="24"/>
-          <w:szCs w:val="24"/>
-        </w:rPr>
-      </w:pPr>
-      <w:r>
-        <w:rPr>
-          <w:rFonts w:ascii="Times New Roman" w:hAnsi="Times New Roman" w:cs="Times New Roman"/>
-          <w:b/>
-          <w:bCs/>
-          <w:sz w:val="24"/>
-          <w:szCs w:val="24"/>
-        </w:rPr>
         <w:t>Project Context</w:t>
       </w:r>
     </w:p>
@@ -898,38 +750,48 @@
           <w:sz w:val="24"/>
           <w:szCs w:val="24"/>
         </w:rPr>
-        <w:t>In most schools and colleges, written assessments remain one of the primary ways through which teachers measure what students have learned. Teachers typically prepare essay or short-answer prompts based on the topics covered in a lesson, and students respond by writing their own explanations, arguments, or answers rather than selecting from a fixed set of choices. Once a student written response is submitted, whether through a handwritten paper, a printed activity sheet, or a document submitted online, the teacher reads the response and compares it against a rubric or an answer key to determine the appropriate score. This process is repeated individually for every student in a class, and the teacher is expected to apply the same standard of judgment across all responses submitted for the same activity or examination (</w:t>
-      </w:r>
-      <w:proofErr w:type="spellStart"/>
-      <w:r>
-        <w:rPr>
-          <w:rFonts w:ascii="Times New Roman" w:eastAsia="Times New Roman" w:hAnsi="Times New Roman" w:cs="Times New Roman"/>
-          <w:sz w:val="24"/>
-          <w:szCs w:val="24"/>
-        </w:rPr>
-        <w:t>Sutisna</w:t>
-      </w:r>
-      <w:proofErr w:type="spellEnd"/>
-      <w:r>
-        <w:rPr>
-          <w:rFonts w:ascii="Times New Roman" w:eastAsia="Times New Roman" w:hAnsi="Times New Roman" w:cs="Times New Roman"/>
-          <w:sz w:val="24"/>
-          <w:szCs w:val="24"/>
-        </w:rPr>
-        <w:t xml:space="preserve"> et al., 2023).</w:t>
-      </w:r>
-    </w:p>
-    <w:p>
-      <w:pPr>
-        <w:spacing w:line="480" w:lineRule="auto"/>
-        <w:ind w:firstLine="720"/>
-        <w:jc w:val="both"/>
-        <w:rPr>
-          <w:rFonts w:ascii="Times New Roman" w:eastAsia="Times New Roman" w:hAnsi="Times New Roman" w:cs="Times New Roman"/>
-          <w:sz w:val="24"/>
-          <w:szCs w:val="24"/>
-        </w:rPr>
-      </w:pPr>
+        <w:t>In most schools and colleges, written assessments remain one of the primary ways through which teachers measure what students have learned. Teachers typically prepare essay or short-answer prompts based on the topics covered in a lesson, and students respond by writing their own explanations, arguments, or answers rather than selecting from a fixed set of choices. Once a student written response is submitted, whether through a handwritten paper, a printed activity sheet, or a document submitted online, the teacher reads the response and compares it against a rubric or an answer key to determine the appropriate score. This process is repeated individually for every student in a class, and the teacher is expected to apply the same standard of judgment across all responses submitted for the same activity or examination (Sutisna et al., 2023).</w:t>
+      </w:r>
+    </w:p>
+    <w:p>
+      <w:pPr>
+        <w:spacing w:line="480" w:lineRule="auto"/>
+        <w:ind w:firstLine="720"/>
+        <w:jc w:val="both"/>
+        <w:rPr>
+          <w:rFonts w:ascii="Times New Roman" w:eastAsia="Times New Roman" w:hAnsi="Times New Roman" w:cs="Times New Roman"/>
+          <w:sz w:val="24"/>
+          <w:szCs w:val="24"/>
+        </w:rPr>
+      </w:pPr>
+      <w:r>
+        <w:rPr>
+          <w:rFonts w:ascii="Times New Roman" w:eastAsia="Times New Roman" w:hAnsi="Times New Roman" w:cs="Times New Roman"/>
+          <w:sz w:val="24"/>
+          <w:szCs w:val="24"/>
+        </w:rPr>
+        <w:t>This manual approach to scoring, however, becomes difficult to sustain as the number of student submissions increases. A teacher handling several class sections may need to read and evaluate hundreds of essays or short-answer responses within a limited period, particularly during examination weeks. Reading each response carefully, applying the rubric consistently, and writing feedback for every student requires considerable time and effort. Fatigue and workload may also cause a teacher's judgment to shift slightly from one response to another, even when the same criteria are being applied, resulting in scores that are not always consistent across students or across different scoring sessions (Ramesh &amp; Sanampudi, 2022). These conditions make manual scoring a persistent source of delay in returning results and feedback to students.</w:t>
+      </w:r>
+    </w:p>
+    <w:p>
+      <w:pPr>
+        <w:spacing w:line="480" w:lineRule="auto"/>
+        <w:ind w:firstLine="720"/>
+        <w:jc w:val="both"/>
+        <w:rPr>
+          <w:rFonts w:ascii="Times New Roman" w:eastAsia="Times New Roman" w:hAnsi="Times New Roman" w:cs="Times New Roman"/>
+          <w:sz w:val="24"/>
+          <w:szCs w:val="24"/>
+        </w:rPr>
+      </w:pPr>
+      <w:r>
+        <w:rPr>
+          <w:rFonts w:ascii="Times New Roman" w:eastAsia="Times New Roman" w:hAnsi="Times New Roman" w:cs="Times New Roman"/>
+          <w:sz w:val="24"/>
+          <w:szCs w:val="24"/>
+        </w:rPr>
+        <w:t xml:space="preserve">Various tools have already been developed to support or automate the scoring of written responses. Commercial automated essay scoring (AES) systems such as e-rater and </w:t>
+      </w:r>
       <w:r>
         <w:rPr>
           <w:rFonts w:ascii="Times New Roman" w:eastAsia="Times New Roman" w:hAnsi="Times New Roman" w:cs="Times New Roman"/>
@@ -937,137 +799,47 @@
           <w:szCs w:val="24"/>
         </w:rPr>
         <w:lastRenderedPageBreak/>
-        <w:t xml:space="preserve">This manual approach to scoring, however, becomes difficult to sustain as the number of student submissions increases. A teacher handling several class sections may need to read and evaluate hundreds of essays or short-answer responses within a limited period, particularly during examination weeks. Reading each response carefully, applying the rubric consistently, and writing feedback for every student requires considerable time and effort. Fatigue and workload may also cause a teacher's judgment to shift slightly from one response to another, even when the same criteria are being applied, resulting in scores that are not always consistent across students or across different scoring sessions (Ramesh &amp; </w:t>
-      </w:r>
-      <w:proofErr w:type="spellStart"/>
-      <w:r>
-        <w:rPr>
-          <w:rFonts w:ascii="Times New Roman" w:eastAsia="Times New Roman" w:hAnsi="Times New Roman" w:cs="Times New Roman"/>
-          <w:sz w:val="24"/>
-          <w:szCs w:val="24"/>
-        </w:rPr>
-        <w:t>Sanampudi</w:t>
-      </w:r>
-      <w:proofErr w:type="spellEnd"/>
-      <w:r>
-        <w:rPr>
-          <w:rFonts w:ascii="Times New Roman" w:eastAsia="Times New Roman" w:hAnsi="Times New Roman" w:cs="Times New Roman"/>
-          <w:sz w:val="24"/>
-          <w:szCs w:val="24"/>
-        </w:rPr>
-        <w:t>, 2022). These conditions make manual scoring a persistent source of delay in returning results and feedback to students.</w:t>
-      </w:r>
-    </w:p>
-    <w:p>
-      <w:pPr>
-        <w:spacing w:line="480" w:lineRule="auto"/>
-        <w:ind w:firstLine="720"/>
-        <w:jc w:val="both"/>
-        <w:rPr>
-          <w:rFonts w:ascii="Times New Roman" w:eastAsia="Times New Roman" w:hAnsi="Times New Roman" w:cs="Times New Roman"/>
-          <w:sz w:val="24"/>
-          <w:szCs w:val="24"/>
-        </w:rPr>
-      </w:pPr>
-      <w:r>
-        <w:rPr>
-          <w:rFonts w:ascii="Times New Roman" w:eastAsia="Times New Roman" w:hAnsi="Times New Roman" w:cs="Times New Roman"/>
-          <w:sz w:val="24"/>
-          <w:szCs w:val="24"/>
-        </w:rPr>
-        <w:t xml:space="preserve">Various tools have already been developed to support or automate the scoring of written responses. Commercial automated essay scoring (AES) systems such as e-rater and </w:t>
-      </w:r>
-      <w:proofErr w:type="spellStart"/>
-      <w:r>
-        <w:rPr>
-          <w:rFonts w:ascii="Times New Roman" w:eastAsia="Times New Roman" w:hAnsi="Times New Roman" w:cs="Times New Roman"/>
-          <w:sz w:val="24"/>
-          <w:szCs w:val="24"/>
-        </w:rPr>
-        <w:t>IntelliMetric</w:t>
-      </w:r>
-      <w:proofErr w:type="spellEnd"/>
-      <w:r>
-        <w:rPr>
-          <w:rFonts w:ascii="Times New Roman" w:eastAsia="Times New Roman" w:hAnsi="Times New Roman" w:cs="Times New Roman"/>
-          <w:sz w:val="24"/>
-          <w:szCs w:val="24"/>
-        </w:rPr>
-        <w:t xml:space="preserve"> have been used for decades to score essays for large-scale examinations, applying natural language processing techniques to analyze features such as grammar, organization, and content (</w:t>
-      </w:r>
-      <w:proofErr w:type="spellStart"/>
-      <w:r>
-        <w:rPr>
-          <w:rFonts w:ascii="Times New Roman" w:eastAsia="Times New Roman" w:hAnsi="Times New Roman" w:cs="Times New Roman"/>
-          <w:sz w:val="24"/>
-          <w:szCs w:val="24"/>
-        </w:rPr>
-        <w:t>Ifenthaler</w:t>
-      </w:r>
-      <w:proofErr w:type="spellEnd"/>
-      <w:r>
-        <w:rPr>
-          <w:rFonts w:ascii="Times New Roman" w:eastAsia="Times New Roman" w:hAnsi="Times New Roman" w:cs="Times New Roman"/>
-          <w:sz w:val="24"/>
-          <w:szCs w:val="24"/>
-        </w:rPr>
-        <w:t xml:space="preserve">, 2023). More recently, general-purpose writing tools such as Grammarly, along with applications built around large language models, have also been used informally by some educators to check or comment on student writing. Systematic reviews of these developments show that AES research has grown from early statistical and rule-based systems into approaches that use machine learning and deep learning models to predict scores based on patterns learned from previously graded essays (Ramesh &amp; </w:t>
-      </w:r>
-      <w:proofErr w:type="spellStart"/>
-      <w:r>
-        <w:rPr>
-          <w:rFonts w:ascii="Times New Roman" w:eastAsia="Times New Roman" w:hAnsi="Times New Roman" w:cs="Times New Roman"/>
-          <w:sz w:val="24"/>
-          <w:szCs w:val="24"/>
-        </w:rPr>
-        <w:t>Sanampudi</w:t>
-      </w:r>
-      <w:proofErr w:type="spellEnd"/>
-      <w:r>
-        <w:rPr>
-          <w:rFonts w:ascii="Times New Roman" w:eastAsia="Times New Roman" w:hAnsi="Times New Roman" w:cs="Times New Roman"/>
-          <w:sz w:val="24"/>
-          <w:szCs w:val="24"/>
-        </w:rPr>
-        <w:t>, 2022).</w:t>
-      </w:r>
-    </w:p>
-    <w:p>
-      <w:pPr>
-        <w:spacing w:line="480" w:lineRule="auto"/>
-        <w:ind w:firstLine="720"/>
-        <w:jc w:val="both"/>
-        <w:rPr>
-          <w:rFonts w:ascii="Times New Roman" w:eastAsia="Times New Roman" w:hAnsi="Times New Roman" w:cs="Times New Roman"/>
-          <w:sz w:val="24"/>
-          <w:szCs w:val="24"/>
-        </w:rPr>
-      </w:pPr>
-      <w:r>
-        <w:rPr>
-          <w:rFonts w:ascii="Times New Roman" w:eastAsia="Times New Roman" w:hAnsi="Times New Roman" w:cs="Times New Roman"/>
-          <w:sz w:val="24"/>
-          <w:szCs w:val="24"/>
-        </w:rPr>
-        <w:t xml:space="preserve">Despite these developments, several limitations restrict how accessible existing tools are to ordinary classroom settings. Established AES systems such as e-rater and </w:t>
-      </w:r>
-      <w:proofErr w:type="spellStart"/>
-      <w:r>
-        <w:rPr>
-          <w:rFonts w:ascii="Times New Roman" w:eastAsia="Times New Roman" w:hAnsi="Times New Roman" w:cs="Times New Roman"/>
-          <w:sz w:val="24"/>
-          <w:szCs w:val="24"/>
-        </w:rPr>
-        <w:t>IntelliMetric</w:t>
-      </w:r>
-      <w:proofErr w:type="spellEnd"/>
-      <w:r>
-        <w:rPr>
-          <w:rFonts w:ascii="Times New Roman" w:eastAsia="Times New Roman" w:hAnsi="Times New Roman" w:cs="Times New Roman"/>
-          <w:sz w:val="24"/>
-          <w:szCs w:val="24"/>
-        </w:rPr>
-        <w:t xml:space="preserve"> </w:t>
+        <w:t>IntelliMetric have been used for decades to score essays for large-scale examinations, applying natural language processing techniques to analyze features such as grammar, organization, and content (Ifenthaler, 2023). More recently, general-purpose writing tools such as Grammarly, along with applications built around large language models, have also been used informally by some educators to check or comment on student writing. Systematic reviews of these developments show that AES research has grown from early statistical and rule-based systems into approaches that use machine learning and deep learning models to predict scores based on patterns learned from previously graded essays (Ramesh &amp; Sanampudi, 2022).</w:t>
+      </w:r>
+    </w:p>
+    <w:p>
+      <w:pPr>
+        <w:spacing w:line="480" w:lineRule="auto"/>
+        <w:ind w:firstLine="720"/>
+        <w:jc w:val="both"/>
+        <w:rPr>
+          <w:rFonts w:ascii="Times New Roman" w:eastAsia="Times New Roman" w:hAnsi="Times New Roman" w:cs="Times New Roman"/>
+          <w:sz w:val="24"/>
+          <w:szCs w:val="24"/>
+        </w:rPr>
+      </w:pPr>
+      <w:r>
+        <w:rPr>
+          <w:rFonts w:ascii="Times New Roman" w:eastAsia="Times New Roman" w:hAnsi="Times New Roman" w:cs="Times New Roman"/>
+          <w:sz w:val="24"/>
+          <w:szCs w:val="24"/>
+        </w:rPr>
+        <w:t>Despite these developments, several limitations restrict how accessible existing tools are to ordinary classroom settings. Established AES systems such as e-rater and IntelliMetric were primarily built for large-scale standardized examinations and are typically proprietary and costly to license, making them difficult for individual schools or teachers to adopt directly (Ifenthaler, 2023). Many of these systems are also not designed to connect with the Virtual Learning Environments (VLEs) that schools already use, and general-purpose writing tools are not built specifically to produce a scored result against a defined rubric or scoring scale. In addition, an automated score should not completely replace a teacher's judgment, since students may give unique or unexpected answers that require human interpretation (Yang et al., 2024). These gaps indicate a need for a scoring tool that focuses primarily on essay scoring, that a teacher can access directly or connect to an existing VLE through an API, and that keeps a teacher's review as part of the scoring process rather than removing it.</w:t>
+      </w:r>
+    </w:p>
+    <w:p>
+      <w:pPr>
+        <w:spacing w:line="480" w:lineRule="auto"/>
+        <w:ind w:firstLine="720"/>
+        <w:jc w:val="both"/>
+        <w:rPr>
+          <w:rFonts w:ascii="Times New Roman" w:eastAsia="Times New Roman" w:hAnsi="Times New Roman" w:cs="Times New Roman"/>
+          <w:sz w:val="24"/>
+          <w:szCs w:val="24"/>
+        </w:rPr>
+      </w:pPr>
+      <w:r>
+        <w:rPr>
+          <w:rFonts w:ascii="Times New Roman" w:eastAsia="Times New Roman" w:hAnsi="Times New Roman" w:cs="Times New Roman"/>
+          <w:sz w:val="24"/>
+          <w:szCs w:val="24"/>
+        </w:rPr>
+        <w:t xml:space="preserve">In this context, the researchers propose the development of an Automated Essay and Short-Answer Scoring Engine, a scoring service intended primarily for evaluating essay-type </w:t>
       </w:r>
       <w:r>
         <w:rPr>
@@ -1076,45 +848,7 @@
           <w:szCs w:val="24"/>
         </w:rPr>
         <w:lastRenderedPageBreak/>
-        <w:t>were primarily built for large-scale standardized examinations and are typically proprietary and costly to license, making them difficult for individual schools or teachers to adopt directly (</w:t>
-      </w:r>
-      <w:proofErr w:type="spellStart"/>
-      <w:r>
-        <w:rPr>
-          <w:rFonts w:ascii="Times New Roman" w:eastAsia="Times New Roman" w:hAnsi="Times New Roman" w:cs="Times New Roman"/>
-          <w:sz w:val="24"/>
-          <w:szCs w:val="24"/>
-        </w:rPr>
-        <w:t>Ifenthaler</w:t>
-      </w:r>
-      <w:proofErr w:type="spellEnd"/>
-      <w:r>
-        <w:rPr>
-          <w:rFonts w:ascii="Times New Roman" w:eastAsia="Times New Roman" w:hAnsi="Times New Roman" w:cs="Times New Roman"/>
-          <w:sz w:val="24"/>
-          <w:szCs w:val="24"/>
-        </w:rPr>
-        <w:t>, 2023). Many of these systems are also not designed to connect with the Virtual Learning Environments (VLEs) that schools already use, and general-purpose writing tools are not built specifically to produce a scored result against a defined rubric or scoring scale. In addition, an automated score should not completely replace a teacher's judgment, since students may give unique or unexpected answers that require human interpretation (Yang et al., 2024). These gaps indicate a need for a scoring tool that focuses primarily on essay scoring, that a teacher can access directly or connect to an existing VLE through an API, and that keeps a teacher's review as part of the scoring process rather than removing it.</w:t>
-      </w:r>
-    </w:p>
-    <w:p>
-      <w:pPr>
-        <w:spacing w:line="480" w:lineRule="auto"/>
-        <w:ind w:firstLine="720"/>
-        <w:jc w:val="both"/>
-        <w:rPr>
-          <w:rFonts w:ascii="Times New Roman" w:eastAsia="Times New Roman" w:hAnsi="Times New Roman" w:cs="Times New Roman"/>
-          <w:sz w:val="24"/>
-          <w:szCs w:val="24"/>
-        </w:rPr>
-      </w:pPr>
-      <w:r>
-        <w:rPr>
-          <w:rFonts w:ascii="Times New Roman" w:eastAsia="Times New Roman" w:hAnsi="Times New Roman" w:cs="Times New Roman"/>
-          <w:sz w:val="24"/>
-          <w:szCs w:val="24"/>
-        </w:rPr>
-        <w:t>In this context, the researchers propose the development of an Automated Essay &amp; Short-Answer Scoring Engine, a scoring service intended primarily for evaluating essay-type student written responses, with short-answer scoring considered an optional extended feature. The proposed system is intended for use by teachers, either through a web application where they may submit or upload student responses, or through an API that may be integrated with an existing VLE. Given a student's written response, the scoring engine is expected to process the text and generate a predicted score together with accompanying feedback, which the teacher may then review before it is finalized. Through this system, the study aims to provide teachers with an additional tool that can help reduce the time spent on evaluating open-ended written responses while keeping teachers involved in the assessment process.</w:t>
+        <w:t>student written responses, with short-answer scoring considered an optional extended feature. The proposed system is intended for use by teachers, either through a web application where they may submit or upload student responses, or through an API that may be integrated with an existing VLE. Given a student's written response, the scoring engine is expected to process the text and generate a predicted score together with accompanying feedback, which the teacher may then review before it is finalized. Through this system, the study aims to provide teachers with an additional tool that can help reduce the time spent on evaluating open-ended written responses while keeping teachers involved in the assessment process.</w:t>
       </w:r>
     </w:p>
     <w:p>
@@ -1163,43 +897,7 @@
           <w:lang w:val="en-HK" w:eastAsia="en-HK"/>
           <w14:ligatures w14:val="none"/>
         </w:rPr>
-        <w:t xml:space="preserve">This study proposes the design and development of an Automated Essay &amp; Short-Answer Scoring Engine, a system intended to automatically evaluate open-ended student </w:t>
-      </w:r>
-      <w:r>
-        <w:rPr>
-          <w:rFonts w:ascii="Times New Roman" w:eastAsia="Times New Roman" w:hAnsi="Times New Roman" w:cs="Times New Roman"/>
-          <w:kern w:val="0"/>
-          <w:sz w:val="24"/>
-          <w:szCs w:val="24"/>
-          <w:lang w:val="en-HK" w:eastAsia="en-HK"/>
-          <w14:ligatures w14:val="none"/>
-        </w:rPr>
-        <w:lastRenderedPageBreak/>
-        <w:t xml:space="preserve">written responses. The study is motivated by the difficulty of evaluating such responses through traditional manual scoring, which can be time-consuming and may lead to inconsistent results due to differences in evaluator judgment (Ramesh &amp; </w:t>
-      </w:r>
-      <w:proofErr w:type="spellStart"/>
-      <w:r>
-        <w:rPr>
-          <w:rFonts w:ascii="Times New Roman" w:eastAsia="Times New Roman" w:hAnsi="Times New Roman" w:cs="Times New Roman"/>
-          <w:kern w:val="0"/>
-          <w:sz w:val="24"/>
-          <w:szCs w:val="24"/>
-          <w:lang w:val="en-HK" w:eastAsia="en-HK"/>
-          <w14:ligatures w14:val="none"/>
-        </w:rPr>
-        <w:t>Sanampudi</w:t>
-      </w:r>
-      <w:proofErr w:type="spellEnd"/>
-      <w:r>
-        <w:rPr>
-          <w:rFonts w:ascii="Times New Roman" w:eastAsia="Times New Roman" w:hAnsi="Times New Roman" w:cs="Times New Roman"/>
-          <w:kern w:val="0"/>
-          <w:sz w:val="24"/>
-          <w:szCs w:val="24"/>
-          <w:lang w:val="en-HK" w:eastAsia="en-HK"/>
-          <w14:ligatures w14:val="none"/>
-        </w:rPr>
-        <w:t>, 2022). The primary focus of the study is automated essay scoring, while automated short-answer scoring is considered an optional extended feature and is not treated as equal in scope to essay scoring unless formally approved by the research group. By automatically generating a predicted score for each response, the study aims to provide teachers with a faster and more consistent means of evaluating written responses, without removing the teacher's role in the final assessment decision.</w:t>
+        <w:t>This study proposes the design and development of an Automated Essay and Short-Answer Scoring Engine, a system intended to automatically evaluate open-ended student written responses. The study is motivated by the difficulty of evaluating such responses through traditional manual scoring, which can be time-consuming and may lead to inconsistent results due to differences in evaluator judgment (Ramesh &amp; Sanampudi, 2022). The primary focus of the study is automated essay scoring, while automated short-answer scoring is considered an optional extended feature and is not treated as equal in scope to essay scoring unless formally approved by the research group. By automatically generating a predicted score for each response, the study aims to provide teachers with a faster and more consistent means of evaluating written responses, without removing the teacher's role in the final assessment decision.</w:t>
       </w:r>
     </w:p>
     <w:p>
@@ -1225,9 +923,8 @@
           <w:lang w:val="en-HK" w:eastAsia="en-HK"/>
           <w14:ligatures w14:val="none"/>
         </w:rPr>
-        <w:t xml:space="preserve">At a conceptual level, the proposed automated scoring engine functions as a standalone scoring service rather than a complete Virtual Learning Environment (VLE) or learning management system. The system is intended to accept a student's written response, an essay or, as an optional extended feature, a short-answer response, submitted through a teacher-facing web application or through an Application Programming Interface (API) that may be integrated with an existing VLE. The submitted response is then </w:t>
-      </w:r>
-      <w:proofErr w:type="spellStart"/>
+        <w:t xml:space="preserve">At a conceptual level, the proposed automated scoring engine functions as a standalone scoring service rather than a complete Virtual Learning Environment (VLE) or learning management system. The system is intended to accept a student's written response, </w:t>
+      </w:r>
       <w:r>
         <w:rPr>
           <w:rFonts w:ascii="Times New Roman" w:eastAsia="Times New Roman" w:hAnsi="Times New Roman" w:cs="Times New Roman"/>
@@ -1237,19 +934,8 @@
           <w:lang w:val="en-HK" w:eastAsia="en-HK"/>
           <w14:ligatures w14:val="none"/>
         </w:rPr>
-        <w:t>analyzed</w:t>
-      </w:r>
-      <w:proofErr w:type="spellEnd"/>
-      <w:r>
-        <w:rPr>
-          <w:rFonts w:ascii="Times New Roman" w:eastAsia="Times New Roman" w:hAnsi="Times New Roman" w:cs="Times New Roman"/>
-          <w:kern w:val="0"/>
-          <w:sz w:val="24"/>
-          <w:szCs w:val="24"/>
-          <w:lang w:val="en-HK" w:eastAsia="en-HK"/>
-          <w14:ligatures w14:val="none"/>
-        </w:rPr>
-        <w:t xml:space="preserve"> for patterns associated with response quality, after which the system generates a predicted score together with brief accompanying feedback. The resulting score and feedback are then made available to the teacher for review.</w:t>
+        <w:lastRenderedPageBreak/>
+        <w:t>an essay or, as an optional extended feature, a short-answer response, submitted through a teacher-facing web application or through an Application Programming Interface (API) that may be integrated with an existing VLE. The submitted response is then analyzed for patterns associated with response quality, after which the system generates a predicted score together with brief accompanying feedback. The resulting score and feedback are then made available to the teacher for review.</w:t>
       </w:r>
     </w:p>
     <w:p>
@@ -1275,9 +961,14 @@
           <w:lang w:val="en-HK" w:eastAsia="en-HK"/>
           <w14:ligatures w14:val="none"/>
         </w:rPr>
-        <w:t xml:space="preserve">The intended primary users of the automated scoring engine are teachers and instructors who are responsible for evaluating essay and, where applicable, short-answer responses. By automatically generating a predicted score and feedback for each response, the system is expected to reduce the time teachers spend on manual scoring and support a more consistent application of evaluation standards across large numbers of student responses. The </w:t>
-      </w:r>
-      <w:r>
+        <w:t>The intended primary users of the automated scoring engine are teachers and instructors who are responsible for evaluating essay and, where applicable, short-answer responses. By automatically generating a predicted score and feedback for each response, the system is expected to reduce the time teachers spend on manual scoring and support a more consistent application of evaluation standards across large numbers of student responses. The potential benefits of the system may also extend to educational institutions that choose to adopt it, particularly those handling large volumes of student submissions. Students may likewise benefit as recipients of the feedback that accompanies each predicted score, which can help them better understand their performance on a given response.</w:t>
+      </w:r>
+    </w:p>
+    <w:p>
+      <w:pPr>
+        <w:spacing w:after="0" w:line="480" w:lineRule="auto"/>
+        <w:ind w:firstLine="720"/>
+        <w:jc w:val="both"/>
         <w:rPr>
           <w:rFonts w:ascii="Times New Roman" w:eastAsia="Times New Roman" w:hAnsi="Times New Roman" w:cs="Times New Roman"/>
           <w:kern w:val="0"/>
@@ -1286,15 +977,8 @@
           <w:lang w:val="en-HK" w:eastAsia="en-HK"/>
           <w14:ligatures w14:val="none"/>
         </w:rPr>
-        <w:lastRenderedPageBreak/>
-        <w:t>potential benefits of the system may also extend to educational institutions that choose to adopt it, particularly those handling large volumes of student submissions. Students may likewise benefit as recipients of the feedback that accompanies each predicted score, which can help them better understand their performance on a given response.</w:t>
-      </w:r>
-    </w:p>
-    <w:p>
-      <w:pPr>
-        <w:spacing w:after="0" w:line="480" w:lineRule="auto"/>
-        <w:ind w:firstLine="720"/>
-        <w:jc w:val="both"/>
+      </w:pPr>
+      <w:r>
         <w:rPr>
           <w:rFonts w:ascii="Times New Roman" w:eastAsia="Times New Roman" w:hAnsi="Times New Roman" w:cs="Times New Roman"/>
           <w:kern w:val="0"/>
@@ -1303,7 +987,8 @@
           <w:lang w:val="en-HK" w:eastAsia="en-HK"/>
           <w14:ligatures w14:val="none"/>
         </w:rPr>
-      </w:pPr>
+        <w:t xml:space="preserve">Overall, this study is expected to contribute to education by providing a tool that reduces the time and effort required for manual scoring while promoting a more consistent evaluation of student written responses. Through the generation of a predicted score together with corresponding feedback, the system also aims to support the timely delivery of assessment results to teachers and students. At the same time, the system is intended to assist rather than replace teachers in the evaluation process. Consistent with the principle that automated scoring should be paired with human oversight, the study is designed so that a </w:t>
+      </w:r>
       <w:r>
         <w:rPr>
           <w:rFonts w:ascii="Times New Roman" w:eastAsia="Times New Roman" w:hAnsi="Times New Roman" w:cs="Times New Roman"/>
@@ -1313,7 +998,8 @@
           <w:lang w:val="en-HK" w:eastAsia="en-HK"/>
           <w14:ligatures w14:val="none"/>
         </w:rPr>
-        <w:t>Overall, this study is expected to contribute to education by providing a tool that reduces the time and effort required for manual scoring while promoting a more consistent evaluation of student written responses. Through the generation of a predicted score together with corresponding feedback, the system also aims to support the timely delivery of assessment results to teachers and students. At the same time, the system is intended to assist rather than replace teachers in the evaluation process. Consistent with the principle that automated scoring should be paired with human oversight, the study is designed so that a generated score can be reviewed, and, if supported by the approved system design, overridden by a teacher before it is treated as final (Yang et al., 2024).</w:t>
+        <w:lastRenderedPageBreak/>
+        <w:t>generated score can be reviewed, and, if supported by the approved system design, overridden by a teacher before it is treated as final (Yang et al., 2024).</w:t>
       </w:r>
     </w:p>
     <w:p>
@@ -1362,30 +1048,73 @@
           <w:sz w:val="24"/>
           <w:szCs w:val="24"/>
         </w:rPr>
-        <w:t xml:space="preserve">Manual scoring requires teachers to read and evaluate each response individually, which becomes difficult to manage when there are many student submissions, and it may also produce inconsistent results because of differences in evaluator judgment (Ramesh &amp; </w:t>
-      </w:r>
-      <w:proofErr w:type="spellStart"/>
-      <w:r>
-        <w:rPr>
-          <w:rFonts w:ascii="Times New Roman" w:eastAsia="Times New Roman" w:hAnsi="Times New Roman" w:cs="Times New Roman"/>
-          <w:sz w:val="24"/>
-          <w:szCs w:val="24"/>
-        </w:rPr>
-        <w:t>Sanampudi</w:t>
-      </w:r>
-      <w:proofErr w:type="spellEnd"/>
-      <w:r>
-        <w:rPr>
-          <w:rFonts w:ascii="Times New Roman" w:eastAsia="Times New Roman" w:hAnsi="Times New Roman" w:cs="Times New Roman"/>
-          <w:sz w:val="24"/>
-          <w:szCs w:val="24"/>
-        </w:rPr>
-        <w:t>, 2022). This difficulty affects the efficiency, consistency, and fairness of written assessment, particularly for essay responses and, as an optional extended feature, short-answer responses. To address this problem, this study proposes the development of an Automated Essay &amp; Short-Answer Scoring Engine intended to evaluate open-ended student written responses and generate a predicted score together with corresponding feedback, without removing the teacher's role in the final assessment decision.</w:t>
-      </w:r>
-    </w:p>
-    <w:p>
-      <w:pPr>
-        <w:spacing w:line="480" w:lineRule="auto"/>
+        <w:t>Manual scoring requires teachers to read and evaluate each response individually, which becomes difficult to manage when there are many student submissions, and it may also produce inconsistent results because of differences in evaluator judgment (Ramesh &amp; Sanampudi, 2022). This difficulty affects the efficiency, consistency, and fairness of written assessment, particularly for essay responses and, as an optional extended feature, short-answer responses. To address this problem, this study proposes the development of an Automated Essay and Short-Answer Scoring Engine intended to evaluate open-ended student written responses and generate a predicted score together with corresponding feedback, without removing the teacher's role in the final assessment decision.</w:t>
+      </w:r>
+    </w:p>
+    <w:p>
+      <w:pPr>
+        <w:spacing w:line="480" w:lineRule="auto"/>
+        <w:ind w:firstLine="720"/>
+        <w:jc w:val="both"/>
+        <w:rPr>
+          <w:rFonts w:ascii="Times New Roman" w:eastAsia="Times New Roman" w:hAnsi="Times New Roman" w:cs="Times New Roman"/>
+          <w:sz w:val="24"/>
+          <w:szCs w:val="24"/>
+        </w:rPr>
+      </w:pPr>
+      <w:r>
+        <w:rPr>
+          <w:rFonts w:ascii="Times New Roman" w:eastAsia="Times New Roman" w:hAnsi="Times New Roman" w:cs="Times New Roman"/>
+          <w:sz w:val="24"/>
+          <w:szCs w:val="24"/>
+        </w:rPr>
+        <w:t>Specifically, this study seeks to answer the following questions:</w:t>
+      </w:r>
+    </w:p>
+    <w:p>
+      <w:pPr>
+        <w:spacing w:line="480" w:lineRule="auto"/>
+        <w:ind w:firstLine="720"/>
+        <w:jc w:val="both"/>
+        <w:rPr>
+          <w:rFonts w:ascii="Times New Roman" w:eastAsia="Times New Roman" w:hAnsi="Times New Roman" w:cs="Times New Roman"/>
+          <w:sz w:val="24"/>
+          <w:szCs w:val="24"/>
+        </w:rPr>
+      </w:pPr>
+      <w:r>
+        <w:rPr>
+          <w:rFonts w:ascii="Times New Roman" w:eastAsia="Times New Roman" w:hAnsi="Times New Roman" w:cs="Times New Roman"/>
+          <w:sz w:val="24"/>
+          <w:szCs w:val="24"/>
+        </w:rPr>
+        <w:t>1. Time Efficiency: Manual scoring of essays and short answers is highly time-consuming especially in large classes in many schools. Teachers must carefully read and grade each submission individually, which becomes impractical as the number of submissions increases. The core question is: How can the system significantly reduce the time required to evaluate student responses while maintaining standard quality?</w:t>
+      </w:r>
+    </w:p>
+    <w:p>
+      <w:pPr>
+        <w:spacing w:line="480" w:lineRule="auto"/>
+        <w:ind w:firstLine="720"/>
+        <w:jc w:val="both"/>
+        <w:rPr>
+          <w:rFonts w:ascii="Times New Roman" w:eastAsia="Times New Roman" w:hAnsi="Times New Roman" w:cs="Times New Roman"/>
+          <w:sz w:val="24"/>
+          <w:szCs w:val="24"/>
+        </w:rPr>
+      </w:pPr>
+      <w:r>
+        <w:rPr>
+          <w:rFonts w:ascii="Times New Roman" w:eastAsia="Times New Roman" w:hAnsi="Times New Roman" w:cs="Times New Roman"/>
+          <w:sz w:val="24"/>
+          <w:szCs w:val="24"/>
+        </w:rPr>
+        <w:t>2. Scoring Consistency: Human scoring depends on individual perspective and can vary between different teachers or even for the same teacher across different sessions due to factors such as fatigue, mood, or a different perspective of the rubric. For comparable answers, this results in uneven grades. The issue is: How can the system consistently apply the same scoring criteria across every submission?</w:t>
+      </w:r>
+    </w:p>
+    <w:p>
+      <w:pPr>
+        <w:spacing w:line="480" w:lineRule="auto"/>
+        <w:ind w:firstLine="720"/>
         <w:jc w:val="both"/>
         <w:rPr>
           <w:rFonts w:ascii="Times New Roman" w:eastAsia="Times New Roman" w:hAnsi="Times New Roman" w:cs="Times New Roman"/>
@@ -1400,183 +1129,47 @@
           <w:szCs w:val="24"/>
         </w:rPr>
         <w:lastRenderedPageBreak/>
-        <w:t>Specifically, this study seeks to answer the following questions:</w:t>
-      </w:r>
-    </w:p>
-    <w:p>
-      <w:pPr>
-        <w:spacing w:line="480" w:lineRule="auto"/>
-        <w:jc w:val="both"/>
-        <w:rPr>
-          <w:rFonts w:ascii="Times New Roman" w:eastAsia="Times New Roman" w:hAnsi="Times New Roman" w:cs="Times New Roman"/>
-          <w:sz w:val="24"/>
-          <w:szCs w:val="24"/>
-        </w:rPr>
-      </w:pPr>
-      <w:r>
-        <w:rPr>
-          <w:rFonts w:ascii="Times New Roman" w:eastAsia="Times New Roman" w:hAnsi="Times New Roman" w:cs="Times New Roman"/>
-          <w:sz w:val="24"/>
-          <w:szCs w:val="24"/>
-        </w:rPr>
-        <w:t>1. Time Efficiency</w:t>
-      </w:r>
-      <w:r>
-        <w:rPr>
-          <w:rFonts w:ascii="Times New Roman" w:eastAsia="Times New Roman" w:hAnsi="Times New Roman" w:cs="Times New Roman"/>
-          <w:sz w:val="24"/>
-          <w:szCs w:val="24"/>
-        </w:rPr>
-        <w:t xml:space="preserve">: </w:t>
-      </w:r>
-      <w:r>
-        <w:rPr>
-          <w:rFonts w:ascii="Times New Roman" w:eastAsia="Times New Roman" w:hAnsi="Times New Roman" w:cs="Times New Roman"/>
-          <w:sz w:val="24"/>
-          <w:szCs w:val="24"/>
-        </w:rPr>
-        <w:t>Manual scoring of essays and short answers is highly time-consuming especially in large classes in many schools. Teachers must carefully read and grade each submission individually, which becomes impractical as the number of submissions increases and file up. The core question is: How can the system significantly reduce the time required to evaluate student responses while maintaining standard quality?</w:t>
-      </w:r>
-    </w:p>
-    <w:p>
-      <w:pPr>
-        <w:spacing w:line="480" w:lineRule="auto"/>
-        <w:jc w:val="both"/>
-        <w:rPr>
-          <w:rFonts w:ascii="Times New Roman" w:eastAsia="Times New Roman" w:hAnsi="Times New Roman" w:cs="Times New Roman"/>
-          <w:sz w:val="24"/>
-          <w:szCs w:val="24"/>
-        </w:rPr>
-      </w:pPr>
-      <w:r>
-        <w:rPr>
-          <w:rFonts w:ascii="Times New Roman" w:eastAsia="Times New Roman" w:hAnsi="Times New Roman" w:cs="Times New Roman"/>
-          <w:sz w:val="24"/>
-          <w:szCs w:val="24"/>
-        </w:rPr>
-        <w:t>2. Scoring Consistency</w:t>
-      </w:r>
-      <w:r>
-        <w:rPr>
-          <w:rFonts w:ascii="Times New Roman" w:eastAsia="Times New Roman" w:hAnsi="Times New Roman" w:cs="Times New Roman"/>
-          <w:sz w:val="24"/>
-          <w:szCs w:val="24"/>
-        </w:rPr>
-        <w:t xml:space="preserve">: </w:t>
-      </w:r>
-      <w:r>
-        <w:rPr>
-          <w:rFonts w:ascii="Times New Roman" w:eastAsia="Times New Roman" w:hAnsi="Times New Roman" w:cs="Times New Roman"/>
-          <w:sz w:val="24"/>
-          <w:szCs w:val="24"/>
-        </w:rPr>
-        <w:t>Human scoring depends on individual perspective and can vary between different teachers or even for the same teacher across different sessions due to factors such as fatigue, mood, or a different perspective of the rubric. For comparable answers, this results in uneven grades. The issue is: How can the system guaranty that the scoring criteria are applied uniformly and systematically to every submission?</w:t>
-      </w:r>
-    </w:p>
-    <w:p>
-      <w:pPr>
-        <w:spacing w:line="480" w:lineRule="auto"/>
-        <w:jc w:val="both"/>
-        <w:rPr>
-          <w:rFonts w:ascii="Times New Roman" w:eastAsia="Times New Roman" w:hAnsi="Times New Roman" w:cs="Times New Roman"/>
-          <w:sz w:val="24"/>
-          <w:szCs w:val="24"/>
-        </w:rPr>
-      </w:pPr>
-      <w:r>
-        <w:rPr>
-          <w:rFonts w:ascii="Times New Roman" w:eastAsia="Times New Roman" w:hAnsi="Times New Roman" w:cs="Times New Roman"/>
-          <w:sz w:val="24"/>
-          <w:szCs w:val="24"/>
-        </w:rPr>
-        <w:t>3. Automated Analysis</w:t>
-      </w:r>
-      <w:r>
-        <w:rPr>
-          <w:rFonts w:ascii="Times New Roman" w:eastAsia="Times New Roman" w:hAnsi="Times New Roman" w:cs="Times New Roman"/>
-          <w:sz w:val="24"/>
-          <w:szCs w:val="24"/>
-        </w:rPr>
-        <w:t xml:space="preserve">: </w:t>
-      </w:r>
-      <w:r>
-        <w:rPr>
-          <w:rFonts w:ascii="Times New Roman" w:eastAsia="Times New Roman" w:hAnsi="Times New Roman" w:cs="Times New Roman"/>
-          <w:sz w:val="24"/>
-          <w:szCs w:val="24"/>
-        </w:rPr>
-        <w:t>Open-ended essays and short answers require deeper linguistic and semantic understanding than multiple-choice items, making automated scoring technically challenging. Current systems frequently have trouble correctly interpreting content, structure, and relevance to the predetermined criteria. The question is: How can the system automatically assess student responses and assign suitable scores in accordance with predetermined scoring standards?</w:t>
-      </w:r>
-    </w:p>
-    <w:p>
-      <w:pPr>
-        <w:spacing w:line="480" w:lineRule="auto"/>
-        <w:jc w:val="both"/>
-        <w:rPr>
-          <w:rFonts w:ascii="Times New Roman" w:eastAsia="Times New Roman" w:hAnsi="Times New Roman" w:cs="Times New Roman"/>
-          <w:sz w:val="24"/>
-          <w:szCs w:val="24"/>
-        </w:rPr>
-      </w:pPr>
-      <w:r>
-        <w:rPr>
-          <w:rFonts w:ascii="Times New Roman" w:eastAsia="Times New Roman" w:hAnsi="Times New Roman" w:cs="Times New Roman"/>
-          <w:sz w:val="24"/>
-          <w:szCs w:val="24"/>
-        </w:rPr>
-        <w:t>4. Usability</w:t>
-      </w:r>
-      <w:r>
-        <w:rPr>
-          <w:rFonts w:ascii="Times New Roman" w:eastAsia="Times New Roman" w:hAnsi="Times New Roman" w:cs="Times New Roman"/>
-          <w:sz w:val="24"/>
-          <w:szCs w:val="24"/>
-        </w:rPr>
-        <w:t xml:space="preserve">: </w:t>
-      </w:r>
-      <w:r>
-        <w:rPr>
-          <w:rFonts w:ascii="Times New Roman" w:eastAsia="Times New Roman" w:hAnsi="Times New Roman" w:cs="Times New Roman"/>
-          <w:sz w:val="24"/>
-          <w:szCs w:val="24"/>
-        </w:rPr>
-        <w:t>Many automated scoring solutions are overly complex or require significant technical expertise, limiting their adoption by teachers and schools. Systems that demand extensive configuration or integration expertise become barriers rather than helpful tools. The problem is: How can the system remain accessible, clear, and easy to use for teachers and educational institutions with varying levels of technical background?</w:t>
-      </w:r>
-    </w:p>
-    <w:p>
-      <w:pPr>
-        <w:spacing w:line="480" w:lineRule="auto"/>
-        <w:jc w:val="both"/>
-        <w:rPr>
-          <w:rFonts w:ascii="Times New Roman" w:eastAsia="Times New Roman" w:hAnsi="Times New Roman" w:cs="Times New Roman"/>
-          <w:sz w:val="24"/>
-          <w:szCs w:val="24"/>
-        </w:rPr>
-      </w:pPr>
-      <w:r>
-        <w:rPr>
-          <w:rFonts w:ascii="Times New Roman" w:eastAsia="Times New Roman" w:hAnsi="Times New Roman" w:cs="Times New Roman"/>
-          <w:sz w:val="24"/>
-          <w:szCs w:val="24"/>
-        </w:rPr>
-        <w:lastRenderedPageBreak/>
-        <w:t>5. System Performance and Effectiveness</w:t>
-      </w:r>
-      <w:r>
-        <w:rPr>
-          <w:rFonts w:ascii="Times New Roman" w:eastAsia="Times New Roman" w:hAnsi="Times New Roman" w:cs="Times New Roman"/>
-          <w:sz w:val="24"/>
-          <w:szCs w:val="24"/>
-        </w:rPr>
-        <w:t xml:space="preserve">: </w:t>
-      </w:r>
-      <w:r>
-        <w:rPr>
-          <w:rFonts w:ascii="Times New Roman" w:eastAsia="Times New Roman" w:hAnsi="Times New Roman" w:cs="Times New Roman"/>
-          <w:sz w:val="24"/>
-          <w:szCs w:val="24"/>
-        </w:rPr>
-        <w:t>Even with automated scoring systems, accuracy of scoring in practice is crucial, so there must be benchmarks, such as agreement with humans, quickness of processing, and resistance to errors. If none of that is present, then a teacher cannot trust the technology. The question is, how does the machine produce accurate scores that are close to human scoring, even when resistance to errors is present?</w:t>
+        <w:t>3. Automated Analysis: Open-ended essays and short answers require deeper linguistic and semantic understanding than multiple-choice items, making automated scoring technically challenging. Current systems frequently have trouble correctly interpreting content, structure, and relevance to the predetermined criteria. The question is: How can the system automatically assess student responses and assign suitable scores in accordance with predetermined scoring standards?</w:t>
+      </w:r>
+    </w:p>
+    <w:p>
+      <w:pPr>
+        <w:spacing w:line="480" w:lineRule="auto"/>
+        <w:ind w:firstLine="720"/>
+        <w:jc w:val="both"/>
+        <w:rPr>
+          <w:rFonts w:ascii="Times New Roman" w:eastAsia="Times New Roman" w:hAnsi="Times New Roman" w:cs="Times New Roman"/>
+          <w:sz w:val="24"/>
+          <w:szCs w:val="24"/>
+        </w:rPr>
+      </w:pPr>
+      <w:r>
+        <w:rPr>
+          <w:rFonts w:ascii="Times New Roman" w:eastAsia="Times New Roman" w:hAnsi="Times New Roman" w:cs="Times New Roman"/>
+          <w:sz w:val="24"/>
+          <w:szCs w:val="24"/>
+        </w:rPr>
+        <w:t>4. Usability: Many automated scoring solutions are overly complex or require significant technical expertise, limiting their adoption by teachers and schools. Systems that demand extensive configuration or integration expertise become barriers rather than helpful tools. The problem is: How can the system remain accessible, clear, and easy to use for teachers and educational institutions with varying levels of technical background?</w:t>
+      </w:r>
+    </w:p>
+    <w:p>
+      <w:pPr>
+        <w:spacing w:line="480" w:lineRule="auto"/>
+        <w:ind w:firstLine="720"/>
+        <w:jc w:val="both"/>
+        <w:rPr>
+          <w:rFonts w:ascii="Times New Roman" w:eastAsia="Times New Roman" w:hAnsi="Times New Roman" w:cs="Times New Roman"/>
+          <w:sz w:val="24"/>
+          <w:szCs w:val="24"/>
+        </w:rPr>
+      </w:pPr>
+      <w:r>
+        <w:rPr>
+          <w:rFonts w:ascii="Times New Roman" w:eastAsia="Times New Roman" w:hAnsi="Times New Roman" w:cs="Times New Roman"/>
+          <w:sz w:val="24"/>
+          <w:szCs w:val="24"/>
+        </w:rPr>
+        <w:t>5. System Performance and Effectiveness: For an automated scoring system to be trustworthy in practice, its accuracy must be measured against clear benchmarks, such as agreement with human-assigned scores and consistency of processing across submissions. Without these benchmarks, teachers have no basis for trusting the system's results. The question is: How closely can the system's predicted scores align with human scoring, and how can this level of agreement be measured and demonstrated?</w:t>
       </w:r>
     </w:p>
     <w:p>
@@ -1620,7 +1213,16 @@
           <w:sz w:val="24"/>
           <w:szCs w:val="24"/>
         </w:rPr>
-        <w:t>Teachers and instructors are expected to benefit directly from the Automated Essay &amp; Short-Answer Scoring Engine, as it is designed to reduce the time and effort required for manual scoring of essay and, where applicable, short-answer responses. By automatically generating a predicted score for each response, the system allows teachers to evaluate large numbers of submissions more quickly and to apply scoring standards more consistently than may be possible when responses are graded individually and manually. The time saved through automated scoring may then be directed toward instruction and toward giving students more meaningful, individualized feedback, rather than being spent entirely on the mechanical task of grading.</w:t>
+        <w:t xml:space="preserve">Teachers and instructors are expected to benefit directly from the Automated Essay and Short-Answer Scoring Engine, as it is designed to reduce the time and effort required for manual scoring of essay and, where applicable, short-answer responses. By automatically generating a predicted score for each response, the system allows teachers to evaluate large numbers of submissions more quickly and to apply scoring standards more consistently than </w:t>
+      </w:r>
+      <w:r>
+        <w:rPr>
+          <w:rFonts w:ascii="Times New Roman" w:eastAsia="Times New Roman" w:hAnsi="Times New Roman" w:cs="Times New Roman"/>
+          <w:sz w:val="24"/>
+          <w:szCs w:val="24"/>
+        </w:rPr>
+        <w:lastRenderedPageBreak/>
+        <w:t>may be possible when responses are graded individually and manually. The time saved through automated scoring may then be directed toward instruction and toward giving students more meaningful, individualized feedback, rather than being spent entirely on the mechanical task of grading.</w:t>
       </w:r>
     </w:p>
     <w:p>
@@ -1650,8 +1252,31 @@
           <w:sz w:val="24"/>
           <w:szCs w:val="24"/>
         </w:rPr>
+        <w:t>Educational institutions that choose to adopt the system may benefit from improved efficiency in their assessment processes, particularly in settings where instructors are responsible for evaluating a large volume of student responses. Because the system can be accessed either directly through its web application or integrated into an existing Virtual Learning Environment (VLE) through its API, institutions have the flexibility to incorporate automated scoring into their current assessment workflow without needing to replace their existing platforms. This can support a more standardized approach to evaluating essay and short-answer responses across different classes or sections within the institution.</w:t>
+      </w:r>
+    </w:p>
+    <w:p>
+      <w:pPr>
+        <w:spacing w:after="200" w:line="480" w:lineRule="auto"/>
+        <w:ind w:firstLine="720"/>
+        <w:jc w:val="both"/>
+      </w:pPr>
+      <w:r>
+        <w:rPr>
+          <w:rFonts w:ascii="Times New Roman" w:eastAsia="Times New Roman" w:hAnsi="Times New Roman" w:cs="Times New Roman"/>
+          <w:sz w:val="24"/>
+          <w:szCs w:val="24"/>
+        </w:rPr>
+        <w:t xml:space="preserve">This study may also serve as a reference point for future researchers interested in automated scoring, particularly those exploring the application of Natural Language Processing (NLP) and machine learning in educational assessment. Since research in this </w:t>
+      </w:r>
+      <w:r>
+        <w:rPr>
+          <w:rFonts w:ascii="Times New Roman" w:eastAsia="Times New Roman" w:hAnsi="Times New Roman" w:cs="Times New Roman"/>
+          <w:sz w:val="24"/>
+          <w:szCs w:val="24"/>
+        </w:rPr>
         <w:lastRenderedPageBreak/>
-        <w:t>Educational institutions that choose to adopt the system may benefit from improved efficiency in their assessment processes, particularly in settings where instructors are responsible for evaluating a large volume of student responses. Because the system can be accessed either directly through its web application or integrated into an existing Virtual Learning Environment (VLE) through its API, institutions have the flexibility to incorporate automated scoring into their current assessment workflow without needing to replace their existing platforms. This can support a more standardized approach to evaluating essay and short-answer responses across different classes or sections within the institution.</w:t>
+        <w:t>area continues to face challenges in fully capturing aspects of writing quality such as content relevance, coherence, and idea development (Ramesh &amp; Sanampudi, 2022), the design decisions, limitations, and outcomes documented in this study may provide future researchers with a useful starting point for further investigation or for the development of improved automated scoring models.</w:t>
       </w:r>
     </w:p>
     <w:p>
@@ -1666,25 +1291,7 @@
           <w:sz w:val="24"/>
           <w:szCs w:val="24"/>
         </w:rPr>
-        <w:t xml:space="preserve">This study may also serve as a reference point for future researchers interested in automated scoring, particularly those exploring the application of Natural Language Processing (NLP) and machine learning in educational assessment. Since research in this area continues to face challenges in fully capturing aspects of writing quality such as content relevance, coherence, and idea development (Ramesh &amp; </w:t>
-      </w:r>
-      <w:proofErr w:type="spellStart"/>
-      <w:r>
-        <w:rPr>
-          <w:rFonts w:ascii="Times New Roman" w:eastAsia="Times New Roman" w:hAnsi="Times New Roman" w:cs="Times New Roman"/>
-          <w:sz w:val="24"/>
-          <w:szCs w:val="24"/>
-        </w:rPr>
-        <w:t>Sanampudi</w:t>
-      </w:r>
-      <w:proofErr w:type="spellEnd"/>
-      <w:r>
-        <w:rPr>
-          <w:rFonts w:ascii="Times New Roman" w:eastAsia="Times New Roman" w:hAnsi="Times New Roman" w:cs="Times New Roman"/>
-          <w:sz w:val="24"/>
-          <w:szCs w:val="24"/>
-        </w:rPr>
-        <w:t>, 2022), the design decisions, limitations, and outcomes documented in this study may provide future researchers with a useful starting point for further investigation or for the development of improved automated scoring models.</w:t>
+        <w:t>For the researchers and developers involved in this project, the study provides an opportunity to gain practical experience in integrating artificial intelligence and NLP techniques with an educational assessment task. Through the process of designing, building, and evaluating the automated scoring engine, the researchers are expected to develop a deeper understanding of how machine learning models can be applied to real-world scoring problems, as well as the practical considerations involved in building a system intended for use by teachers.</w:t>
       </w:r>
     </w:p>
     <w:p>
@@ -1699,22 +1306,6 @@
           <w:sz w:val="24"/>
           <w:szCs w:val="24"/>
         </w:rPr>
-        <w:t>For the researchers and developers involved in this project, the study provides an opportunity to gain practical experience in integrating artificial intelligence and NLP techniques with an educational assessment task. Through the process of designing, building, and evaluating the automated scoring engine, the researchers are expected to develop a deeper understanding of how machine learning models can be applied to real-world scoring problems, as well as the practical considerations involved in building a system intended for use by teachers.</w:t>
-      </w:r>
-    </w:p>
-    <w:p>
-      <w:pPr>
-        <w:spacing w:after="200" w:line="480" w:lineRule="auto"/>
-        <w:ind w:firstLine="720"/>
-        <w:jc w:val="both"/>
-      </w:pPr>
-      <w:r>
-        <w:rPr>
-          <w:rFonts w:ascii="Times New Roman" w:eastAsia="Times New Roman" w:hAnsi="Times New Roman" w:cs="Times New Roman"/>
-          <w:sz w:val="24"/>
-          <w:szCs w:val="24"/>
-        </w:rPr>
-        <w:lastRenderedPageBreak/>
         <w:t>Overall, this study is expected to contribute to the broader relationship between technology and educational assessment by demonstrating how automated tools can support, rather than replace, the role of the teacher in evaluating student writing. By combining a predicted score with human review, the system reflects a balanced approach to automated scoring, one that seeks to ease the burden of manual grading while preserving the teacher's professional judgment as the final authority in the assessment process (Yang et al., 2024).</w:t>
       </w:r>
     </w:p>
@@ -1759,25 +1350,16 @@
           <w:sz w:val="24"/>
           <w:szCs w:val="24"/>
         </w:rPr>
-        <w:t>This study is scoped to the design and development of an automated scoring engine that evaluates open-ended student written responses, with essay scoring as its primary and most rigorously developed capability and short-answer scoring included only as a limited, secondary feature. The intended users of the system are teachers and instructors, with the potential to extend its benefits to entire academic institutions that choose to adopt it, either through a standalone, browser-based grading application or through a documented API that a school's existing Virtual Learning Environment (VLE) can call. This dual-access design allows the system to be used directly by a teacher with no technical background, or integrated by a developer into a larger platform already in use by the school. At a high level, the scoring process begins when a student's written response is submitted through the web interface or the API, after which the text is cleaned and prepared for analysis, passed through a fine-tuned language model to generate a numeric score and short accompanying feedback, and then stored and returned to the requesting user or system. This design follows established practice in automated scoring research, where such systems are built specifically to support, rather than replace, the evaluation of constructed-response writing tasks (Plasencia-</w:t>
-      </w:r>
-      <w:proofErr w:type="spellStart"/>
-      <w:r>
-        <w:rPr>
-          <w:rFonts w:ascii="Times New Roman" w:eastAsia="Times New Roman" w:hAnsi="Times New Roman" w:cs="Times New Roman"/>
-          <w:sz w:val="24"/>
-          <w:szCs w:val="24"/>
-        </w:rPr>
-        <w:t>Calaña</w:t>
-      </w:r>
-      <w:proofErr w:type="spellEnd"/>
-      <w:r>
-        <w:rPr>
-          <w:rFonts w:ascii="Times New Roman" w:eastAsia="Times New Roman" w:hAnsi="Times New Roman" w:cs="Times New Roman"/>
-          <w:sz w:val="24"/>
-          <w:szCs w:val="24"/>
-        </w:rPr>
-        <w:t>, 2025).</w:t>
+        <w:t xml:space="preserve">This study is scoped to the design and development of an automated scoring engine that evaluates open-ended student written responses, with essay scoring as its primary and most rigorously developed capability and short-answer scoring included only as a limited, </w:t>
+      </w:r>
+      <w:r>
+        <w:rPr>
+          <w:rFonts w:ascii="Times New Roman" w:eastAsia="Times New Roman" w:hAnsi="Times New Roman" w:cs="Times New Roman"/>
+          <w:sz w:val="24"/>
+          <w:szCs w:val="24"/>
+        </w:rPr>
+        <w:lastRenderedPageBreak/>
+        <w:t>secondary feature. The intended users of the system are teachers and instructors, with the potential to extend its benefits to entire academic institutions that choose to adopt it, either through a standalone, browser-based grading application or through a documented API that a school's existing Virtual Learning Environment (VLE) can call. This dual-access design allows the system to be used directly by a teacher with no technical background, or integrated by a developer into a larger platform already in use by the school. At a high level, the scoring process begins when a student's written response is submitted through the web interface or the API, after which the text is cleaned and prepared for analysis, passed through a fine-tuned language model to generate a numeric score and short accompanying feedback, and then stored and returned to the requesting user or system. This design follows established practice in automated scoring research, where such systems are built specifically to support, rather than replace, the evaluation of constructed-response writing tasks (Plasencia-Calaña, 2025).</w:t>
       </w:r>
     </w:p>
     <w:p>
@@ -1792,26 +1374,16 @@
           <w:sz w:val="24"/>
           <w:szCs w:val="24"/>
         </w:rPr>
+        <w:t xml:space="preserve">The features covered by this study are limited to those the group has confirmed as feasible to build within the semester. These include the submission of essay and short-answer responses through both a web form and an API endpoint; preprocessing and tokenization of the submitted text; automated score generation through a fine-tuned DistilBERT model (Soumia et al., 2024); generation of brief supplementary feedback alongside the numeric score; a teacher-facing review interface that allows an AI-generated score to be viewed and, when necessary, manually overridden before it is treated as final; and storage of submissions, scores, feedback, and override records in a MySQL database. Digitization of handwritten responses through optical character recognition (OCR) is treated as an optional extension rather than a core feature and will only be pursued if time and resources allow. Features not </w:t>
+      </w:r>
+      <w:r>
+        <w:rPr>
+          <w:rFonts w:ascii="Times New Roman" w:eastAsia="Times New Roman" w:hAnsi="Times New Roman" w:cs="Times New Roman"/>
+          <w:sz w:val="24"/>
+          <w:szCs w:val="24"/>
+        </w:rPr>
         <w:lastRenderedPageBreak/>
-        <w:t xml:space="preserve">The features covered by this study are limited to those the group has confirmed as feasible to build within the semester. These include the submission of essay and short-answer responses through both a web form and an API endpoint; preprocessing and tokenization of the submitted text; automated score generation through a fine-tuned </w:t>
-      </w:r>
-      <w:proofErr w:type="spellStart"/>
-      <w:r>
-        <w:rPr>
-          <w:rFonts w:ascii="Times New Roman" w:eastAsia="Times New Roman" w:hAnsi="Times New Roman" w:cs="Times New Roman"/>
-          <w:sz w:val="24"/>
-          <w:szCs w:val="24"/>
-        </w:rPr>
-        <w:t>DistilBERT</w:t>
-      </w:r>
-      <w:proofErr w:type="spellEnd"/>
-      <w:r>
-        <w:rPr>
-          <w:rFonts w:ascii="Times New Roman" w:eastAsia="Times New Roman" w:hAnsi="Times New Roman" w:cs="Times New Roman"/>
-          <w:sz w:val="24"/>
-          <w:szCs w:val="24"/>
-        </w:rPr>
-        <w:t xml:space="preserve"> model (Sanh et al., 2019); generation of brief supplementary feedback alongside the numeric score; a teacher-facing review interface that allows an AI-generated score to be viewed and, when necessary, manually overridden before it is treated as final; and storage of submissions, scores, feedback, and override records in a MySQL database. Digitization of handwritten responses through optical character recognition (OCR) is treated as an optional extension rather than a core feature and will only be pursued if time and resources allow. Features not listed here, such as plagiarism detection, class-wide ranking analytics, or support for languages other than English, are not part of this study's planned implementation.</w:t>
+        <w:t>listed here, such as plagiarism detection, class-wide ranking analytics, or support for languages other than English, are not part of this study's planned implementation.</w:t>
       </w:r>
     </w:p>
     <w:p>
@@ -1826,43 +1398,22 @@
           <w:sz w:val="24"/>
           <w:szCs w:val="24"/>
         </w:rPr>
-        <w:t>Scoring in this system is bounded by what a single fine-tuned regression model can learn from labeled training data rather than by a manually configurable, teacher-defined rubric. The model is trained to predict a holistic score that reflects patterns associated with higher- and lower-quality responses in its training data, consistent with how modern neural automated essay scoring (AES) systems have shifted from hand-engineered rubric features toward learned representations of essay quality (</w:t>
-      </w:r>
-      <w:proofErr w:type="spellStart"/>
-      <w:r>
-        <w:rPr>
-          <w:rFonts w:ascii="Times New Roman" w:eastAsia="Times New Roman" w:hAnsi="Times New Roman" w:cs="Times New Roman"/>
-          <w:sz w:val="24"/>
-          <w:szCs w:val="24"/>
-        </w:rPr>
-        <w:t>Misgna</w:t>
-      </w:r>
-      <w:proofErr w:type="spellEnd"/>
-      <w:r>
-        <w:rPr>
-          <w:rFonts w:ascii="Times New Roman" w:eastAsia="Times New Roman" w:hAnsi="Times New Roman" w:cs="Times New Roman"/>
-          <w:sz w:val="24"/>
-          <w:szCs w:val="24"/>
-        </w:rPr>
-        <w:t xml:space="preserve"> et al., 2025). Scores are reported on a defined numeric scale consistent with standard AES scoring conventions, and the system's ability to reproduce this scale is measured using Quadratic Weighted Kappa, the standard agreement metric commonly used in essay-scoring research (</w:t>
-      </w:r>
-      <w:proofErr w:type="spellStart"/>
-      <w:r>
-        <w:rPr>
-          <w:rFonts w:ascii="Times New Roman" w:eastAsia="Times New Roman" w:hAnsi="Times New Roman" w:cs="Times New Roman"/>
-          <w:sz w:val="24"/>
-          <w:szCs w:val="24"/>
-        </w:rPr>
-        <w:t>Doewes</w:t>
-      </w:r>
-      <w:proofErr w:type="spellEnd"/>
-      <w:r>
-        <w:rPr>
-          <w:rFonts w:ascii="Times New Roman" w:eastAsia="Times New Roman" w:hAnsi="Times New Roman" w:cs="Times New Roman"/>
-          <w:sz w:val="24"/>
-          <w:szCs w:val="24"/>
-        </w:rPr>
-        <w:t xml:space="preserve"> et al., 2023). Essay-type responses are the primary and most thoroughly evaluated response type in this study. Short-answer responses, while accepted as input, are treated as a secondary and less </w:t>
+        <w:t>Scoring in this system is bounded by what a single fine-tuned regression model can learn from labeled training data rather than by a manually configurable, teacher-defined rubric. The model is trained to predict a holistic score that reflects patterns associated with higher- and lower-quality responses in its training data, consistent with how modern neural automated essay scoring (AES) systems have shifted from hand-engineered rubric features toward learned representations of essay quality (Misgna et al., 2025). Scores are reported on a defined numeric scale consistent with standard AES scoring conventions, and the system's ability to reproduce this scale is measured using Quadratic Weighted Kappa, the standard agreement metric commonly used in essay-scoring research (Doewes et al., 2023). Essay-type responses are the primary and most thoroughly evaluated response type in this study. Short-answer responses, while accepted as input, are treated as a secondary and less rigorously validated capability, since short-answer evaluation is fundamentally a different task, closer to a semantic-similarity check against an expected answer, than the holistic judgment involved in scoring an essay.</w:t>
+      </w:r>
+    </w:p>
+    <w:p>
+      <w:pPr>
+        <w:spacing w:after="200" w:line="480" w:lineRule="auto"/>
+        <w:ind w:firstLine="720"/>
+        <w:jc w:val="both"/>
+      </w:pPr>
+      <w:r>
+        <w:rPr>
+          <w:rFonts w:ascii="Times New Roman" w:eastAsia="Times New Roman" w:hAnsi="Times New Roman" w:cs="Times New Roman"/>
+          <w:sz w:val="24"/>
+          <w:szCs w:val="24"/>
+        </w:rPr>
+        <w:t xml:space="preserve">Because the system relies on a machine learning model trained on existing labeled data, its scoring cannot be expected to perfectly replicate the nuanced judgment of an experienced human evaluator; research on automated essay scoring has consistently found that fully capturing content relevance, coherence, and idea development remains a difficult and unresolved challenge for automated systems (Ramesh &amp; Sanampudi, 2022). The quality of the scores the system produces is also tied directly to the quality and representativeness of the dataset used for training and fine-tuning, so a model trained primarily on one population </w:t>
       </w:r>
       <w:r>
         <w:rPr>
@@ -1871,7 +1422,7 @@
           <w:szCs w:val="24"/>
         </w:rPr>
         <w:lastRenderedPageBreak/>
-        <w:t>rigorously validated capability, since short-answer evaluation is fundamentally a different task, closer to a semantic-similarity check against an expected answer, than the holistic judgment involved in scoring an essay.</w:t>
+        <w:t>or writing style may not generalize equally well to students of different backgrounds or levels of English proficiency. Highly subjective or open-interpretation responses may be difficult for the system to evaluate consistently, since the model has no explicit understanding of meaning in the way a human grader does. In addition, the system in its core form only accepts typed or digitally submitted text; handwritten responses fall outside the primary scope and are only reachable through the optional OCR extension, which is not guaranteed to achieve high accuracy. Finally, because model development in this study centers on essay data, the system's short-answer scoring is expected to be comparatively less refined and less thoroughly validated than its essay scoring.</w:t>
       </w:r>
     </w:p>
     <w:p>
@@ -1886,170 +1437,8 @@
           <w:sz w:val="24"/>
           <w:szCs w:val="24"/>
         </w:rPr>
-        <w:t xml:space="preserve">Because the system relies on a machine learning model trained on existing labeled data, its scoring cannot be expected to perfectly replicate the nuanced judgment of an experienced human evaluator; research on automated essay scoring has consistently found that fully capturing content relevance, coherence, and idea development remains a difficult and unresolved challenge for automated systems (Ramesh &amp; </w:t>
-      </w:r>
-      <w:proofErr w:type="spellStart"/>
-      <w:r>
-        <w:rPr>
-          <w:rFonts w:ascii="Times New Roman" w:eastAsia="Times New Roman" w:hAnsi="Times New Roman" w:cs="Times New Roman"/>
-          <w:sz w:val="24"/>
-          <w:szCs w:val="24"/>
-        </w:rPr>
-        <w:t>Sanampudi</w:t>
-      </w:r>
-      <w:proofErr w:type="spellEnd"/>
-      <w:r>
-        <w:rPr>
-          <w:rFonts w:ascii="Times New Roman" w:eastAsia="Times New Roman" w:hAnsi="Times New Roman" w:cs="Times New Roman"/>
-          <w:sz w:val="24"/>
-          <w:szCs w:val="24"/>
-        </w:rPr>
-        <w:t>, 2022). The quality of the scores the system produces is also tied directly to the quality and representativeness of the dataset used for training and fine-tuning, so a model trained primarily on one population or writing style may not generalize equally well to students of different backgrounds or levels of English proficiency. Highly subjective or open-interpretation responses may be difficult for the system to evaluate consistently, since the model has no explicit understanding of meaning in the way a human grader does. In addition, the system in its core form only accepts typed or digitally submitted text; handwritten responses fall outside the primary scope and are only reachable through the optional OCR extension, which is not guaranteed to achieve high accuracy. Finally, because model development in this study centers on essay data, the system's short-answer scoring is expected to be comparatively less refined and less thoroughly validated than its essay scoring.</w:t>
-      </w:r>
-    </w:p>
-    <w:p>
-      <w:pPr>
-        <w:spacing w:after="200" w:line="480" w:lineRule="auto"/>
-        <w:ind w:firstLine="720"/>
-        <w:jc w:val="both"/>
-      </w:pPr>
-      <w:r>
-        <w:rPr>
-          <w:rFonts w:ascii="Times New Roman" w:eastAsia="Times New Roman" w:hAnsi="Times New Roman" w:cs="Times New Roman"/>
-          <w:sz w:val="24"/>
-          <w:szCs w:val="24"/>
-        </w:rPr>
-        <w:t xml:space="preserve">This study explicitly excludes several capabilities from its scope. The system does not replace the teacher's professional judgment; every AI-generated score can be reviewed and, if necessary, overridden by a teacher before it is treated as final, preserving human oversight over the grading decision. It does not evaluate oral presentations, spoken responses, </w:t>
-      </w:r>
-      <w:r>
-        <w:rPr>
-          <w:rFonts w:ascii="Times New Roman" w:eastAsia="Times New Roman" w:hAnsi="Times New Roman" w:cs="Times New Roman"/>
-          <w:sz w:val="24"/>
-          <w:szCs w:val="24"/>
-        </w:rPr>
-        <w:lastRenderedPageBreak/>
-        <w:t>or any other non-text-based form of assessment. It does not assess handwriting quality or penmanship, and it does not process physical, handwritten submissions unless they are first digitized through the optional OCR extension, which lies outside the project's core scope. The system is also not a general-purpose or subject-agnostic grading tool; it is designed specifically to score essay and short-answer written responses, and it does not perform broader tutoring, conversational assistance, or open-ended dialogue with students, which distinguishes it from chatbot-style educational tools (Topic 5: Essay Scoring Engine Overview). Finally, this project does not aim to build a complete Virtual Learning Environment; it is intended as a standalone, pluggable scoring service that a school's existing VLE can optionally integrate with through its API, not as a replacement for that VLE.</w:t>
-      </w:r>
-    </w:p>
-    <w:p>
-      <w:pPr>
-        <w:spacing w:line="480" w:lineRule="auto"/>
-        <w:rPr>
-          <w:rFonts w:ascii="Times New Roman" w:hAnsi="Times New Roman" w:cs="Times New Roman"/>
-          <w:b/>
-          <w:bCs/>
-          <w:sz w:val="24"/>
-          <w:szCs w:val="24"/>
-        </w:rPr>
-      </w:pPr>
-    </w:p>
-    <w:p>
-      <w:pPr>
-        <w:spacing w:line="480" w:lineRule="auto"/>
-        <w:rPr>
-          <w:rFonts w:ascii="Times New Roman" w:hAnsi="Times New Roman" w:cs="Times New Roman"/>
-          <w:b/>
-          <w:bCs/>
-          <w:sz w:val="24"/>
-          <w:szCs w:val="24"/>
-        </w:rPr>
-      </w:pPr>
-    </w:p>
-    <w:p>
-      <w:pPr>
-        <w:spacing w:line="480" w:lineRule="auto"/>
-        <w:rPr>
-          <w:rFonts w:ascii="Times New Roman" w:hAnsi="Times New Roman" w:cs="Times New Roman"/>
-          <w:b/>
-          <w:bCs/>
-          <w:sz w:val="24"/>
-          <w:szCs w:val="24"/>
-        </w:rPr>
-      </w:pPr>
-    </w:p>
-    <w:p>
-      <w:pPr>
-        <w:spacing w:line="480" w:lineRule="auto"/>
-        <w:rPr>
-          <w:rFonts w:ascii="Times New Roman" w:hAnsi="Times New Roman" w:cs="Times New Roman"/>
-          <w:b/>
-          <w:bCs/>
-          <w:sz w:val="24"/>
-          <w:szCs w:val="24"/>
-        </w:rPr>
-      </w:pPr>
-    </w:p>
-    <w:p>
-      <w:pPr>
-        <w:spacing w:line="480" w:lineRule="auto"/>
-        <w:rPr>
-          <w:rFonts w:ascii="Times New Roman" w:hAnsi="Times New Roman" w:cs="Times New Roman"/>
-          <w:b/>
-          <w:bCs/>
-          <w:sz w:val="24"/>
-          <w:szCs w:val="24"/>
-        </w:rPr>
-      </w:pPr>
-    </w:p>
-    <w:p>
-      <w:pPr>
-        <w:spacing w:line="480" w:lineRule="auto"/>
-        <w:rPr>
-          <w:rFonts w:ascii="Times New Roman" w:hAnsi="Times New Roman" w:cs="Times New Roman"/>
-          <w:b/>
-          <w:bCs/>
-          <w:sz w:val="24"/>
-          <w:szCs w:val="24"/>
-        </w:rPr>
-      </w:pPr>
-    </w:p>
-    <w:p>
-      <w:pPr>
-        <w:spacing w:line="480" w:lineRule="auto"/>
-        <w:rPr>
-          <w:rFonts w:ascii="Times New Roman" w:hAnsi="Times New Roman" w:cs="Times New Roman"/>
-          <w:b/>
-          <w:bCs/>
-          <w:sz w:val="24"/>
-          <w:szCs w:val="24"/>
-        </w:rPr>
-      </w:pPr>
-    </w:p>
-    <w:p>
-      <w:pPr>
-        <w:spacing w:line="480" w:lineRule="auto"/>
-        <w:rPr>
-          <w:rFonts w:ascii="Times New Roman" w:hAnsi="Times New Roman" w:cs="Times New Roman"/>
-          <w:b/>
-          <w:bCs/>
-          <w:sz w:val="24"/>
-          <w:szCs w:val="24"/>
-        </w:rPr>
-      </w:pPr>
-    </w:p>
-    <w:p>
-      <w:pPr>
-        <w:spacing w:line="480" w:lineRule="auto"/>
-        <w:rPr>
-          <w:rFonts w:ascii="Times New Roman" w:hAnsi="Times New Roman" w:cs="Times New Roman"/>
-          <w:b/>
-          <w:bCs/>
-          <w:sz w:val="24"/>
-          <w:szCs w:val="24"/>
-        </w:rPr>
-      </w:pPr>
-    </w:p>
-    <w:p>
-      <w:pPr>
-        <w:spacing w:line="480" w:lineRule="auto"/>
-        <w:rPr>
-          <w:rFonts w:ascii="Times New Roman" w:hAnsi="Times New Roman" w:cs="Times New Roman"/>
-          <w:b/>
-          <w:bCs/>
-          <w:sz w:val="24"/>
-          <w:szCs w:val="24"/>
-        </w:rPr>
-      </w:pPr>
+        <w:t>This study explicitly excludes several capabilities from its scope. The system does not replace the teacher's professional judgment; every AI-generated score can be reviewed and, if necessary, overridden by a teacher before it is treated as final, preserving human oversight over the grading decision. It does not evaluate oral presentations, spoken responses, or any other non-text-based form of assessment. It does not assess handwriting quality or penmanship, and it does not process physical, handwritten submissions unless they are first digitized through the optional OCR extension, which lies outside the project's core scope. The system is also not a general-purpose or subject-agnostic grading tool; it is designed specifically to score essay and short-answer written responses, and it does not perform broader tutoring, conversational assistance, or open-ended dialogue with students, which distinguishes it from chatbot-style educational tools. Finally, this project does not aim to build a complete Virtual Learning Environment; it is intended as a standalone, pluggable scoring service that a school's existing VLE can optionally integrate with through its API, not as a replacement for that VLE.</w:t>
+      </w:r>
     </w:p>
     <w:p>
       <w:pPr>
@@ -2080,41 +1469,13 @@
         <w:spacing w:after="200" w:line="480" w:lineRule="auto"/>
         <w:ind w:left="720" w:hanging="720"/>
       </w:pPr>
-      <w:proofErr w:type="spellStart"/>
-      <w:r>
-        <w:rPr>
-          <w:rFonts w:ascii="Times New Roman" w:eastAsia="Times New Roman" w:hAnsi="Times New Roman" w:cs="Times New Roman"/>
-          <w:sz w:val="24"/>
-          <w:szCs w:val="24"/>
-        </w:rPr>
-        <w:t>Doewes</w:t>
-      </w:r>
-      <w:proofErr w:type="spellEnd"/>
-      <w:r>
-        <w:rPr>
-          <w:rFonts w:ascii="Times New Roman" w:eastAsia="Times New Roman" w:hAnsi="Times New Roman" w:cs="Times New Roman"/>
-          <w:sz w:val="24"/>
-          <w:szCs w:val="24"/>
-        </w:rPr>
-        <w:t xml:space="preserve">, A., </w:t>
-      </w:r>
-      <w:proofErr w:type="spellStart"/>
-      <w:r>
-        <w:rPr>
-          <w:rFonts w:ascii="Times New Roman" w:eastAsia="Times New Roman" w:hAnsi="Times New Roman" w:cs="Times New Roman"/>
-          <w:sz w:val="24"/>
-          <w:szCs w:val="24"/>
-        </w:rPr>
-        <w:t>Kurdhi</w:t>
-      </w:r>
-      <w:proofErr w:type="spellEnd"/>
-      <w:r>
-        <w:rPr>
-          <w:rFonts w:ascii="Times New Roman" w:eastAsia="Times New Roman" w:hAnsi="Times New Roman" w:cs="Times New Roman"/>
-          <w:sz w:val="24"/>
-          <w:szCs w:val="24"/>
-        </w:rPr>
-        <w:t>, N. A., &amp; Saxena, A. (2023). Evaluating quadratic weighted kappa as the standard performance metric for automated essay scoring. Proceedings of the 16th International Conference on Educational Data Mining, 103–113. https://doi.org/10.5281/zenodo.8115784</w:t>
+      <w:r>
+        <w:rPr>
+          <w:rFonts w:ascii="Times New Roman" w:eastAsia="Times New Roman" w:hAnsi="Times New Roman" w:cs="Times New Roman"/>
+          <w:sz w:val="24"/>
+          <w:szCs w:val="24"/>
+        </w:rPr>
+        <w:t>Doewes, A., Kurdhi, N. A., &amp; Saxena, A. (2023). Evaluating quadratic weighted kappa as the standard performance metric for automated essay scoring. Proceedings of the 16th International Conference on Educational Data Mining, 103–113. https://doi.org/10.5281/zenodo.8115784</w:t>
       </w:r>
     </w:p>
     <w:p>
@@ -2128,23 +1489,13 @@
           <w:szCs w:val="24"/>
         </w:rPr>
       </w:pPr>
-      <w:proofErr w:type="spellStart"/>
-      <w:r>
-        <w:rPr>
-          <w:rFonts w:ascii="Times New Roman" w:eastAsia="Times New Roman" w:hAnsi="Times New Roman" w:cs="Times New Roman"/>
-          <w:sz w:val="24"/>
-          <w:szCs w:val="24"/>
-        </w:rPr>
-        <w:t>Ifenthaler</w:t>
-      </w:r>
-      <w:proofErr w:type="spellEnd"/>
-      <w:r>
-        <w:rPr>
-          <w:rFonts w:ascii="Times New Roman" w:eastAsia="Times New Roman" w:hAnsi="Times New Roman" w:cs="Times New Roman"/>
-          <w:sz w:val="24"/>
-          <w:szCs w:val="24"/>
-        </w:rPr>
-        <w:t>, D. (2023). Automated essay scoring systems. In O. Zawacki-Richter &amp; I. Jung (Eds.), Handbook of open, distance and digital education (pp. 1057–1071). Springer. https://doi.org/10.1007/978-981-19-2080-6_59</w:t>
+      <w:r>
+        <w:rPr>
+          <w:rFonts w:ascii="Times New Roman" w:eastAsia="Times New Roman" w:hAnsi="Times New Roman" w:cs="Times New Roman"/>
+          <w:sz w:val="24"/>
+          <w:szCs w:val="24"/>
+        </w:rPr>
+        <w:t>Ifenthaler, D. (2023). Automated essay scoring systems. In O. Zawacki-Richter &amp; I. Jung (Eds.), Handbook of open, distance and digital education (pp. 1057–1071). Springer. https://doi.org/10.1007/978-981-19-2080-6_59</w:t>
       </w:r>
     </w:p>
     <w:p>
@@ -2152,23 +1503,13 @@
         <w:spacing w:after="200" w:line="480" w:lineRule="auto"/>
         <w:ind w:left="720" w:hanging="720"/>
       </w:pPr>
-      <w:proofErr w:type="spellStart"/>
-      <w:r>
-        <w:rPr>
-          <w:rFonts w:ascii="Times New Roman" w:eastAsia="Times New Roman" w:hAnsi="Times New Roman" w:cs="Times New Roman"/>
-          <w:sz w:val="24"/>
-          <w:szCs w:val="24"/>
-        </w:rPr>
-        <w:t>Misgna</w:t>
-      </w:r>
-      <w:proofErr w:type="spellEnd"/>
-      <w:r>
-        <w:rPr>
-          <w:rFonts w:ascii="Times New Roman" w:eastAsia="Times New Roman" w:hAnsi="Times New Roman" w:cs="Times New Roman"/>
-          <w:sz w:val="24"/>
-          <w:szCs w:val="24"/>
-        </w:rPr>
-        <w:t>, H., On, B.-W., Lee, I., &amp; Choi, G. S. (2025). A survey on deep learning-based automated essay scoring and feedback generation. Artificial Intelligence Review, 58(2), Article 11017. https://doi.org/10.1007/s10462-024-11017-5</w:t>
+      <w:r>
+        <w:rPr>
+          <w:rFonts w:ascii="Times New Roman" w:eastAsia="Times New Roman" w:hAnsi="Times New Roman" w:cs="Times New Roman"/>
+          <w:sz w:val="24"/>
+          <w:szCs w:val="24"/>
+        </w:rPr>
+        <w:t>Misgna, H., On, B.-W., Lee, I., &amp; Choi, G. S. (2025). A survey on deep learning-based automated essay scoring and feedback generation. Artificial Intelligence Review, 58(2), Article 11017. https://doi.org/10.1007/s10462-024-11017-5</w:t>
       </w:r>
     </w:p>
     <w:p>
@@ -2182,43 +1523,7 @@
           <w:sz w:val="24"/>
           <w:szCs w:val="24"/>
         </w:rPr>
-        <w:t>Plasencia-</w:t>
-      </w:r>
-      <w:proofErr w:type="spellStart"/>
-      <w:r>
-        <w:rPr>
-          <w:rFonts w:ascii="Times New Roman" w:eastAsia="Times New Roman" w:hAnsi="Times New Roman" w:cs="Times New Roman"/>
-          <w:sz w:val="24"/>
-          <w:szCs w:val="24"/>
-        </w:rPr>
-        <w:t>Calaña</w:t>
-      </w:r>
-      <w:proofErr w:type="spellEnd"/>
-      <w:r>
-        <w:rPr>
-          <w:rFonts w:ascii="Times New Roman" w:eastAsia="Times New Roman" w:hAnsi="Times New Roman" w:cs="Times New Roman"/>
-          <w:sz w:val="24"/>
-          <w:szCs w:val="24"/>
-        </w:rPr>
-        <w:t xml:space="preserve">, Y. (2025). Operationalizing automated essay scoring: A human-aware approach. </w:t>
-      </w:r>
-      <w:proofErr w:type="spellStart"/>
-      <w:r>
-        <w:rPr>
-          <w:rFonts w:ascii="Times New Roman" w:eastAsia="Times New Roman" w:hAnsi="Times New Roman" w:cs="Times New Roman"/>
-          <w:sz w:val="24"/>
-          <w:szCs w:val="24"/>
-        </w:rPr>
-        <w:t>arXiv</w:t>
-      </w:r>
-      <w:proofErr w:type="spellEnd"/>
-      <w:r>
-        <w:rPr>
-          <w:rFonts w:ascii="Times New Roman" w:eastAsia="Times New Roman" w:hAnsi="Times New Roman" w:cs="Times New Roman"/>
-          <w:sz w:val="24"/>
-          <w:szCs w:val="24"/>
-        </w:rPr>
-        <w:t>. https://doi.org/10.48550/arXiv.2506.21603</w:t>
+        <w:t>Plasencia-Calaña, Y. (2025). Operationalizing automated essay scoring: A human-aware approach. arXiv. https://doi.org/10.48550/arXiv.2506.21603</w:t>
       </w:r>
     </w:p>
     <w:p>
@@ -2238,43 +1543,7 @@
           <w:sz w:val="24"/>
           <w:szCs w:val="24"/>
         </w:rPr>
-        <w:t xml:space="preserve">Ramesh, D., &amp; </w:t>
-      </w:r>
-      <w:proofErr w:type="spellStart"/>
-      <w:r>
-        <w:rPr>
-          <w:rFonts w:ascii="Times New Roman" w:hAnsi="Times New Roman" w:cs="Times New Roman"/>
-          <w:sz w:val="24"/>
-          <w:szCs w:val="24"/>
-        </w:rPr>
-        <w:t>Sanampudi</w:t>
-      </w:r>
-      <w:proofErr w:type="spellEnd"/>
-      <w:r>
-        <w:rPr>
-          <w:rFonts w:ascii="Times New Roman" w:hAnsi="Times New Roman" w:cs="Times New Roman"/>
-          <w:sz w:val="24"/>
-          <w:szCs w:val="24"/>
-        </w:rPr>
-        <w:t xml:space="preserve">, S. K. (2022). An </w:t>
-      </w:r>
-      <w:proofErr w:type="gramStart"/>
-      <w:r>
-        <w:rPr>
-          <w:rFonts w:ascii="Times New Roman" w:hAnsi="Times New Roman" w:cs="Times New Roman"/>
-          <w:sz w:val="24"/>
-          <w:szCs w:val="24"/>
-        </w:rPr>
-        <w:t>automated essay scoring systems</w:t>
-      </w:r>
-      <w:proofErr w:type="gramEnd"/>
-      <w:r>
-        <w:rPr>
-          <w:rFonts w:ascii="Times New Roman" w:hAnsi="Times New Roman" w:cs="Times New Roman"/>
-          <w:sz w:val="24"/>
-          <w:szCs w:val="24"/>
-        </w:rPr>
-        <w:t>: A systematic literature review. Artificial Intelligence Review, 55(3), 2495–2527. https://doi.org/10.1007/s10462-021-10068-2</w:t>
+        <w:t>Ramesh, D., &amp; Sanampudi, S. K. (2022). An automated essay scoring systems: A systematic literature review. Artificial Intelligence Review, 55(3), 2495–2527. https://doi.org/10.1007/s10462-021-10068-2</w:t>
       </w:r>
     </w:p>
     <w:p>
@@ -2288,61 +1557,7 @@
           <w:sz w:val="24"/>
           <w:szCs w:val="24"/>
         </w:rPr>
-        <w:t xml:space="preserve">Sanh, V., Debut, L., </w:t>
-      </w:r>
-      <w:proofErr w:type="spellStart"/>
-      <w:r>
-        <w:rPr>
-          <w:rFonts w:ascii="Times New Roman" w:eastAsia="Times New Roman" w:hAnsi="Times New Roman" w:cs="Times New Roman"/>
-          <w:sz w:val="24"/>
-          <w:szCs w:val="24"/>
-        </w:rPr>
-        <w:t>Chaumond</w:t>
-      </w:r>
-      <w:proofErr w:type="spellEnd"/>
-      <w:r>
-        <w:rPr>
-          <w:rFonts w:ascii="Times New Roman" w:eastAsia="Times New Roman" w:hAnsi="Times New Roman" w:cs="Times New Roman"/>
-          <w:sz w:val="24"/>
-          <w:szCs w:val="24"/>
-        </w:rPr>
-        <w:t xml:space="preserve">, J., &amp; Wolf, T. (2019). </w:t>
-      </w:r>
-      <w:proofErr w:type="spellStart"/>
-      <w:r>
-        <w:rPr>
-          <w:rFonts w:ascii="Times New Roman" w:eastAsia="Times New Roman" w:hAnsi="Times New Roman" w:cs="Times New Roman"/>
-          <w:sz w:val="24"/>
-          <w:szCs w:val="24"/>
-        </w:rPr>
-        <w:t>DistilBERT</w:t>
-      </w:r>
-      <w:proofErr w:type="spellEnd"/>
-      <w:r>
-        <w:rPr>
-          <w:rFonts w:ascii="Times New Roman" w:eastAsia="Times New Roman" w:hAnsi="Times New Roman" w:cs="Times New Roman"/>
-          <w:sz w:val="24"/>
-          <w:szCs w:val="24"/>
-        </w:rPr>
-        <w:t xml:space="preserve">, a distilled version of BERT: Smaller, faster, cheaper and lighter. </w:t>
-      </w:r>
-      <w:proofErr w:type="spellStart"/>
-      <w:r>
-        <w:rPr>
-          <w:rFonts w:ascii="Times New Roman" w:eastAsia="Times New Roman" w:hAnsi="Times New Roman" w:cs="Times New Roman"/>
-          <w:sz w:val="24"/>
-          <w:szCs w:val="24"/>
-        </w:rPr>
-        <w:t>arXiv</w:t>
-      </w:r>
-      <w:proofErr w:type="spellEnd"/>
-      <w:r>
-        <w:rPr>
-          <w:rFonts w:ascii="Times New Roman" w:eastAsia="Times New Roman" w:hAnsi="Times New Roman" w:cs="Times New Roman"/>
-          <w:sz w:val="24"/>
-          <w:szCs w:val="24"/>
-        </w:rPr>
-        <w:t>. https://arxiv.org/abs/1910.01108</w:t>
+        <w:t>Soumia, I., Daoudi, N., Abourezq, M., &amp; Bellafkih, M. (2024). Exploring the potential of DistilBERT architecture for automatic essay scoring task. Indonesian Journal of Electrical Engineering and Computer Science, 36(2), 1234–1241. https://doi.org/10.11591/ijeecs.v36.i2.pp1234-1241</w:t>
       </w:r>
     </w:p>
     <w:p>
@@ -2356,41 +1571,14 @@
           <w:szCs w:val="24"/>
         </w:rPr>
       </w:pPr>
-      <w:proofErr w:type="spellStart"/>
-      <w:r>
-        <w:rPr>
-          <w:rFonts w:ascii="Times New Roman" w:hAnsi="Times New Roman" w:cs="Times New Roman"/>
-          <w:sz w:val="24"/>
-          <w:szCs w:val="24"/>
-        </w:rPr>
-        <w:t>Sutisna</w:t>
-      </w:r>
-      <w:proofErr w:type="spellEnd"/>
-      <w:r>
-        <w:rPr>
-          <w:rFonts w:ascii="Times New Roman" w:hAnsi="Times New Roman" w:cs="Times New Roman"/>
-          <w:sz w:val="24"/>
-          <w:szCs w:val="24"/>
-        </w:rPr>
-        <w:t xml:space="preserve">, M., </w:t>
-      </w:r>
-      <w:proofErr w:type="spellStart"/>
-      <w:r>
-        <w:rPr>
-          <w:rFonts w:ascii="Times New Roman" w:hAnsi="Times New Roman" w:cs="Times New Roman"/>
-          <w:sz w:val="24"/>
-          <w:szCs w:val="24"/>
-        </w:rPr>
-        <w:t>Suryadi</w:t>
-      </w:r>
-      <w:proofErr w:type="spellEnd"/>
-      <w:r>
-        <w:rPr>
-          <w:rFonts w:ascii="Times New Roman" w:hAnsi="Times New Roman" w:cs="Times New Roman"/>
-          <w:sz w:val="24"/>
-          <w:szCs w:val="24"/>
-        </w:rPr>
-        <w:t>, D., &amp; others. (2023). Automatic essay exam scoring system: A systematic literature review. Procedia Computer Science, 216, 551–560. https://doi.org/10.1016/j.procs.2022.12.166</w:t>
+      <w:r>
+        <w:rPr>
+          <w:rFonts w:ascii="Times New Roman" w:hAnsi="Times New Roman" w:cs="Times New Roman"/>
+          <w:sz w:val="24"/>
+          <w:szCs w:val="24"/>
+        </w:rPr>
+        <w:lastRenderedPageBreak/>
+        <w:t>Sutisna, M., Suryadi, D., &amp; others. (2023). Automatic essay exam scoring system: A systematic literature review. Procedia Computer Science, 216, 551–560. https://doi.org/10.1016/j.procs.2022.12.166</w:t>
       </w:r>
     </w:p>
     <w:p>
@@ -2410,44 +1598,7 @@
           <w:sz w:val="24"/>
           <w:szCs w:val="24"/>
         </w:rPr>
-        <w:lastRenderedPageBreak/>
-        <w:t xml:space="preserve">Yang, K., </w:t>
-      </w:r>
-      <w:proofErr w:type="spellStart"/>
-      <w:r>
-        <w:rPr>
-          <w:rFonts w:ascii="Times New Roman" w:hAnsi="Times New Roman" w:cs="Times New Roman"/>
-          <w:sz w:val="24"/>
-          <w:szCs w:val="24"/>
-        </w:rPr>
-        <w:t>Raković</w:t>
-      </w:r>
-      <w:proofErr w:type="spellEnd"/>
-      <w:r>
-        <w:rPr>
-          <w:rFonts w:ascii="Times New Roman" w:hAnsi="Times New Roman" w:cs="Times New Roman"/>
-          <w:sz w:val="24"/>
-          <w:szCs w:val="24"/>
-        </w:rPr>
-        <w:t xml:space="preserve">, M., Li, Y., Guan, Q., </w:t>
-      </w:r>
-      <w:proofErr w:type="spellStart"/>
-      <w:r>
-        <w:rPr>
-          <w:rFonts w:ascii="Times New Roman" w:hAnsi="Times New Roman" w:cs="Times New Roman"/>
-          <w:sz w:val="24"/>
-          <w:szCs w:val="24"/>
-        </w:rPr>
-        <w:t>Gašević</w:t>
-      </w:r>
-      <w:proofErr w:type="spellEnd"/>
-      <w:r>
-        <w:rPr>
-          <w:rFonts w:ascii="Times New Roman" w:hAnsi="Times New Roman" w:cs="Times New Roman"/>
-          <w:sz w:val="24"/>
-          <w:szCs w:val="24"/>
-        </w:rPr>
-        <w:t>, D., &amp; Chen, G. (2024). Unveiling the tapestry of automated essay scoring: A comprehensive investigation of accuracy, fairness, and generalizability. Proceedings of the AAAI Conference on Artificial Intelligence, 38(20), 22466–22474. https://doi.org/10.1609/aaai.v38i20.30254</w:t>
+        <w:t>Yang, K., Raković, M., Li, Y., Guan, Q., Gašević, D., &amp; Chen, G. (2024). Unveiling the tapestry of automated essay scoring: A comprehensive investigation of accuracy, fairness, and generalizability. Proceedings of the AAAI Conference on Artificial Intelligence, 38(20), 22466–22474. https://doi.org/10.1609/aaai.v38i20.30254</w:t>
       </w:r>
     </w:p>
     <w:p>

--- a/01_THESIS/Chapter 1/Chapter 1 Master.docx
+++ b/01_THESIS/Chapter 1/Chapter 1 Master.docx
@@ -1,6 +1,6 @@
 
 <file path=word/document.xml><?xml version="1.0" encoding="utf-8"?>
-<w:document xmlns:wpc="http://schemas.microsoft.com/office/word/2010/wordprocessingCanvas" xmlns:cx="http://schemas.microsoft.com/office/drawing/2014/chartex" xmlns:cx1="http://schemas.microsoft.com/office/drawing/2015/9/8/chartex" xmlns:cx2="http://schemas.microsoft.com/office/drawing/2015/10/21/chartex" xmlns:cx3="http://schemas.microsoft.com/office/drawing/2016/5/9/chartex" xmlns:cx4="http://schemas.microsoft.com/office/drawing/2016/5/10/chartex" xmlns:cx5="http://schemas.microsoft.com/office/drawing/2016/5/11/chartex" xmlns:cx6="http://schemas.microsoft.com/office/drawing/2016/5/12/chartex" xmlns:cx7="http://schemas.microsoft.com/office/drawing/2016/5/13/chartex" xmlns:cx8="http://schemas.microsoft.com/office/drawing/2016/5/14/chartex" xmlns:mc="http://schemas.openxmlformats.org/markup-compatibility/2006" xmlns:aink="http://schemas.microsoft.com/office/drawing/2016/ink" xmlns:am3d="http://schemas.microsoft.com/office/drawing/2017/model3d" xmlns:o="urn:schemas-microsoft-com:office:office" xmlns:oel="http://schemas.microsoft.com/office/2019/extlst" xmlns:r="http://schemas.openxmlformats.org/officeDocument/2006/relationships" xmlns:m="http://schemas.openxmlformats.org/officeDocument/2006/math" xmlns:v="urn:schemas-microsoft-com:vml" xmlns:wp14="http://schemas.microsoft.com/office/word/2010/wordprocessingDrawing" xmlns:wp="http://schemas.openxmlformats.org/drawingml/2006/wordprocessingDrawing" xmlns:w10="urn:schemas-microsoft-com:office:word" xmlns:w="http://schemas.openxmlformats.org/wordprocessingml/2006/main" xmlns:w14="http://schemas.microsoft.com/office/word/2010/wordml" xmlns:w15="http://schemas.microsoft.com/office/word/2012/wordml" xmlns:w16cei="http://schemas.microsoft.com/office/word/2026/wordml/cei" xmlns:w16cex="http://schemas.microsoft.com/office/word/2018/wordml/cex" xmlns:w16cid="http://schemas.microsoft.com/office/word/2016/wordml/cid" xmlns:w16="http://schemas.microsoft.com/office/word/2018/wordml" xmlns:w16du="http://schemas.microsoft.com/office/word/2023/wordml/word16du" xmlns:w16sdtdh="http://schemas.microsoft.com/office/word/2020/wordml/sdtdatahash" xmlns:w16sdtfl="http://schemas.microsoft.com/office/word/2024/wordml/sdtformatlock" xmlns:w16se="http://schemas.microsoft.com/office/word/2015/wordml/symex" xmlns:wpg="http://schemas.microsoft.com/office/word/2010/wordprocessingGroup" xmlns:wpi="http://schemas.microsoft.com/office/word/2010/wordprocessingInk" xmlns:wne="http://schemas.microsoft.com/office/word/2006/wordml" xmlns:wps="http://schemas.microsoft.com/office/word/2010/wordprocessingShape" mc:Ignorable="w14 w15 w16se w16cid w16 w16cex w16sdtdh w16sdtfl w16du wp14">
+<w:document xmlns:wpc="http://schemas.microsoft.com/office/word/2010/wordprocessingCanvas" xmlns:cx="http://schemas.microsoft.com/office/drawing/2014/chartex" xmlns:cx1="http://schemas.microsoft.com/office/drawing/2015/9/8/chartex" xmlns:cx2="http://schemas.microsoft.com/office/drawing/2015/10/21/chartex" xmlns:cx3="http://schemas.microsoft.com/office/drawing/2016/5/9/chartex" xmlns:cx4="http://schemas.microsoft.com/office/drawing/2016/5/10/chartex" xmlns:cx5="http://schemas.microsoft.com/office/drawing/2016/5/11/chartex" xmlns:cx6="http://schemas.microsoft.com/office/drawing/2016/5/12/chartex" xmlns:cx7="http://schemas.microsoft.com/office/drawing/2016/5/13/chartex" xmlns:cx8="http://schemas.microsoft.com/office/drawing/2016/5/14/chartex" xmlns:mc="http://schemas.openxmlformats.org/markup-compatibility/2006" xmlns:aink="http://schemas.microsoft.com/office/drawing/2016/ink" xmlns:am3d="http://schemas.microsoft.com/office/drawing/2017/model3d" xmlns:o="urn:schemas-microsoft-com:office:office" xmlns:oel="http://schemas.microsoft.com/office/2019/extlst" xmlns:r="http://schemas.openxmlformats.org/officeDocument/2006/relationships" xmlns:m="http://schemas.openxmlformats.org/officeDocument/2006/math" xmlns:v="urn:schemas-microsoft-com:vml" xmlns:wp14="http://schemas.microsoft.com/office/word/2010/wordprocessingDrawing" xmlns:wp="http://schemas.openxmlformats.org/drawingml/2006/wordprocessingDrawing" xmlns:w10="urn:schemas-microsoft-com:office:word" xmlns:w="http://schemas.openxmlformats.org/wordprocessingml/2006/main" xmlns:w14="http://schemas.microsoft.com/office/word/2010/wordml" xmlns:w15="http://schemas.microsoft.com/office/word/2012/wordml" xmlns:w16cex="http://schemas.microsoft.com/office/word/2018/wordml/cex" xmlns:w16cid="http://schemas.microsoft.com/office/word/2016/wordml/cid" xmlns:w16="http://schemas.microsoft.com/office/word/2018/wordml" xmlns:w16du="http://schemas.microsoft.com/office/word/2023/wordml/word16du" xmlns:w16sdtdh="http://schemas.microsoft.com/office/word/2020/wordml/sdtdatahash" xmlns:w16sdtfl="http://schemas.microsoft.com/office/word/2024/wordml/sdtformatlock" xmlns:w16se="http://schemas.microsoft.com/office/word/2015/wordml/symex" xmlns:wpg="http://schemas.microsoft.com/office/word/2010/wordprocessingGroup" xmlns:wpi="http://schemas.microsoft.com/office/word/2010/wordprocessingInk" xmlns:wne="http://schemas.microsoft.com/office/word/2006/wordml" xmlns:wps="http://schemas.microsoft.com/office/word/2010/wordprocessingShape" mc:Ignorable="w14 w15 w16se w16cid w16 w16cex w16sdtdh w16sdtfl w16du wp14">
   <w:body>
     <w:p>
       <w:pPr>
@@ -556,7 +556,25 @@
           <w:sz w:val="24"/>
           <w:szCs w:val="24"/>
         </w:rPr>
-        <w:t>Assessment is a fundamental component of the teaching and learning process. It enables teachers to determine whether learning objectives have been achieved and to identify the areas in which students require further assistance. For students, assessment provides an opportunity to demonstrate what they have learned and to recognize their strengths and areas for improvement. Among the different forms of assessment, written assessments are particularly important because they require students to express their knowledge, understanding, and reasoning through their own responses. Therefore, written responses must be evaluated carefully to ensure that the scores given accurately represent student performance (Ramesh &amp; Sanampudi, 2022).</w:t>
+        <w:t xml:space="preserve">Assessment is a fundamental component of the teaching and learning process. It enables teachers to determine whether learning objectives have been achieved and to identify the areas in which students require further assistance. For students, assessment provides an opportunity to demonstrate what they have learned and to recognize their strengths and areas for improvement. Among the different forms of assessment, written assessments are particularly important because they require students to express their knowledge, understanding, and reasoning through their own responses. Therefore, written responses must be evaluated carefully to ensure that the scores given accurately represent student performance (Ramesh &amp; </w:t>
+      </w:r>
+      <w:proofErr w:type="spellStart"/>
+      <w:r>
+        <w:rPr>
+          <w:rFonts w:ascii="Times New Roman" w:hAnsi="Times New Roman" w:cs="Times New Roman"/>
+          <w:sz w:val="24"/>
+          <w:szCs w:val="24"/>
+        </w:rPr>
+        <w:t>Sanampudi</w:t>
+      </w:r>
+      <w:proofErr w:type="spellEnd"/>
+      <w:r>
+        <w:rPr>
+          <w:rFonts w:ascii="Times New Roman" w:hAnsi="Times New Roman" w:cs="Times New Roman"/>
+          <w:sz w:val="24"/>
+          <w:szCs w:val="24"/>
+        </w:rPr>
+        <w:t>, 2022).</w:t>
       </w:r>
     </w:p>
     <w:p>
@@ -576,7 +594,25 @@
           <w:sz w:val="24"/>
           <w:szCs w:val="24"/>
         </w:rPr>
-        <w:t>Written assessments may include essays and short-answer questions. Short-answer questions generally require brief but direct responses to measure students’ understanding of a specific concept or fact. In contrast, essay questions require students to provide more detailed explanations, organize their ideas, develop arguments, and support their answers with relevant information. These assessment types are useful in measuring higher-level learning skills, including comprehension, analysis, application, and written communication. Unlike selected-response assessments, such as multiple-choice, true-or-false, and matching-type tests, essays and short-answer questions are classified as constructed-response assessments because students are expected to produce their own answers rather than select from predetermined choices (Sutisna et al., 2023).</w:t>
+        <w:t>Written assessments may include essays and short-answer questions. Short-answer questions generally require brief but direct responses to measure students’ understanding of a specific concept or fact. In contrast, essay questions require students to provide more detailed explanations, organize their ideas, develop arguments, and support their answers with relevant information. These assessment types are useful in measuring higher-level learning skills, including comprehension, analysis, application, and written communication. Unlike selected-response assessments, such as multiple-choice, true-or-false, and matching-type tests, essays and short-answer questions are classified as constructed-response assessments because students are expected to produce their own answers rather than select from predetermined choices (</w:t>
+      </w:r>
+      <w:proofErr w:type="spellStart"/>
+      <w:r>
+        <w:rPr>
+          <w:rFonts w:ascii="Times New Roman" w:hAnsi="Times New Roman" w:cs="Times New Roman"/>
+          <w:sz w:val="24"/>
+          <w:szCs w:val="24"/>
+        </w:rPr>
+        <w:t>Sutisna</w:t>
+      </w:r>
+      <w:proofErr w:type="spellEnd"/>
+      <w:r>
+        <w:rPr>
+          <w:rFonts w:ascii="Times New Roman" w:hAnsi="Times New Roman" w:cs="Times New Roman"/>
+          <w:sz w:val="24"/>
+          <w:szCs w:val="24"/>
+        </w:rPr>
+        <w:t xml:space="preserve"> et al., 2023).</w:t>
       </w:r>
     </w:p>
     <w:p>
@@ -617,7 +653,25 @@
           <w:sz w:val="24"/>
           <w:szCs w:val="24"/>
         </w:rPr>
-        <w:t>Traditionally, essays and short-answer responses are scored manually by teachers using rubrics, answer keys, or other established criteria. Although this process allows teachers to apply their professional judgment, it may become difficult when there are many student submissions to review. Manual scoring can be time-consuming, especially in large classes, because each response must be read and evaluated individually. In addition, fatigue, workload, and differences in interpretation may affect the consistency of scores. A teacher may also assess the same type of response differently at separate times, while two teachers may give different scores to the same answer. These concerns may affect the efficiency, consistency, and fairness of written assessment practices (Ramesh &amp; Sanampudi, 2022).</w:t>
+        <w:t xml:space="preserve">Traditionally, essays and short-answer responses are scored manually by teachers using rubrics, answer keys, or other established criteria. Although this process allows teachers to apply their professional judgment, it may become difficult when there are many student submissions to review. Manual scoring can be time-consuming, especially in large classes, because each response must be read and evaluated individually. In addition, fatigue, workload, and differences in interpretation may affect the consistency of scores. A teacher may also assess the same type of response differently at separate times, while two teachers may give different scores to the same answer. These concerns may affect the efficiency, consistency, and fairness of written assessment practices (Ramesh &amp; </w:t>
+      </w:r>
+      <w:proofErr w:type="spellStart"/>
+      <w:r>
+        <w:rPr>
+          <w:rFonts w:ascii="Times New Roman" w:hAnsi="Times New Roman" w:cs="Times New Roman"/>
+          <w:sz w:val="24"/>
+          <w:szCs w:val="24"/>
+        </w:rPr>
+        <w:t>Sanampudi</w:t>
+      </w:r>
+      <w:proofErr w:type="spellEnd"/>
+      <w:r>
+        <w:rPr>
+          <w:rFonts w:ascii="Times New Roman" w:hAnsi="Times New Roman" w:cs="Times New Roman"/>
+          <w:sz w:val="24"/>
+          <w:szCs w:val="24"/>
+        </w:rPr>
+        <w:t>, 2022).</w:t>
       </w:r>
     </w:p>
     <w:p>
@@ -750,7 +804,25 @@
           <w:sz w:val="24"/>
           <w:szCs w:val="24"/>
         </w:rPr>
-        <w:t>In most schools and colleges, written assessments remain one of the primary ways through which teachers measure what students have learned. Teachers typically prepare essay or short-answer prompts based on the topics covered in a lesson, and students respond by writing their own explanations, arguments, or answers rather than selecting from a fixed set of choices. Once a student written response is submitted, whether through a handwritten paper, a printed activity sheet, or a document submitted online, the teacher reads the response and compares it against a rubric or an answer key to determine the appropriate score. This process is repeated individually for every student in a class, and the teacher is expected to apply the same standard of judgment across all responses submitted for the same activity or examination (Sutisna et al., 2023).</w:t>
+        <w:t>In most schools and colleges, written assessments remain one of the primary ways through which teachers measure what students have learned. Teachers typically prepare essay or short-answer prompts based on the topics covered in a lesson, and students respond by writing their own explanations, arguments, or answers rather than selecting from a fixed set of choices. Once a student written response is submitted, whether through a handwritten paper, a printed activity sheet, or a document submitted online, the teacher reads the response and compares it against a rubric or an answer key to determine the appropriate score. This process is repeated individually for every student in a class, and the teacher is expected to apply the same standard of judgment across all responses submitted for the same activity or examination (</w:t>
+      </w:r>
+      <w:proofErr w:type="spellStart"/>
+      <w:r>
+        <w:rPr>
+          <w:rFonts w:ascii="Times New Roman" w:eastAsia="Times New Roman" w:hAnsi="Times New Roman" w:cs="Times New Roman"/>
+          <w:sz w:val="24"/>
+          <w:szCs w:val="24"/>
+        </w:rPr>
+        <w:t>Sutisna</w:t>
+      </w:r>
+      <w:proofErr w:type="spellEnd"/>
+      <w:r>
+        <w:rPr>
+          <w:rFonts w:ascii="Times New Roman" w:eastAsia="Times New Roman" w:hAnsi="Times New Roman" w:cs="Times New Roman"/>
+          <w:sz w:val="24"/>
+          <w:szCs w:val="24"/>
+        </w:rPr>
+        <w:t xml:space="preserve"> et al., 2023).</w:t>
       </w:r>
     </w:p>
     <w:p>
@@ -770,7 +842,25 @@
           <w:sz w:val="24"/>
           <w:szCs w:val="24"/>
         </w:rPr>
-        <w:t>This manual approach to scoring, however, becomes difficult to sustain as the number of student submissions increases. A teacher handling several class sections may need to read and evaluate hundreds of essays or short-answer responses within a limited period, particularly during examination weeks. Reading each response carefully, applying the rubric consistently, and writing feedback for every student requires considerable time and effort. Fatigue and workload may also cause a teacher's judgment to shift slightly from one response to another, even when the same criteria are being applied, resulting in scores that are not always consistent across students or across different scoring sessions (Ramesh &amp; Sanampudi, 2022). These conditions make manual scoring a persistent source of delay in returning results and feedback to students.</w:t>
+        <w:t xml:space="preserve">This manual approach to scoring, however, becomes difficult to sustain as the number of student submissions increases. A teacher handling several class sections may need to read and evaluate hundreds of essays or short-answer responses within a limited period, particularly during examination weeks. Reading each response carefully, applying the rubric consistently, and writing feedback for every student requires considerable time and effort. Fatigue and workload may also cause a teacher's judgment to shift slightly from one response to another, even when the same criteria are being applied, resulting in scores that are not always consistent across students or across different scoring sessions (Ramesh &amp; </w:t>
+      </w:r>
+      <w:proofErr w:type="spellStart"/>
+      <w:r>
+        <w:rPr>
+          <w:rFonts w:ascii="Times New Roman" w:eastAsia="Times New Roman" w:hAnsi="Times New Roman" w:cs="Times New Roman"/>
+          <w:sz w:val="24"/>
+          <w:szCs w:val="24"/>
+        </w:rPr>
+        <w:t>Sanampudi</w:t>
+      </w:r>
+      <w:proofErr w:type="spellEnd"/>
+      <w:r>
+        <w:rPr>
+          <w:rFonts w:ascii="Times New Roman" w:eastAsia="Times New Roman" w:hAnsi="Times New Roman" w:cs="Times New Roman"/>
+          <w:sz w:val="24"/>
+          <w:szCs w:val="24"/>
+        </w:rPr>
+        <w:t>, 2022). These conditions make manual scoring a persistent source of delay in returning results and feedback to students.</w:t>
       </w:r>
     </w:p>
     <w:p>
@@ -792,6 +882,7 @@
         </w:rPr>
         <w:t xml:space="preserve">Various tools have already been developed to support or automate the scoring of written responses. Commercial automated essay scoring (AES) systems such as e-rater and </w:t>
       </w:r>
+      <w:proofErr w:type="spellStart"/>
       <w:r>
         <w:rPr>
           <w:rFonts w:ascii="Times New Roman" w:eastAsia="Times New Roman" w:hAnsi="Times New Roman" w:cs="Times New Roman"/>
@@ -799,7 +890,52 @@
           <w:szCs w:val="24"/>
         </w:rPr>
         <w:lastRenderedPageBreak/>
-        <w:t>IntelliMetric have been used for decades to score essays for large-scale examinations, applying natural language processing techniques to analyze features such as grammar, organization, and content (Ifenthaler, 2023). More recently, general-purpose writing tools such as Grammarly, along with applications built around large language models, have also been used informally by some educators to check or comment on student writing. Systematic reviews of these developments show that AES research has grown from early statistical and rule-based systems into approaches that use machine learning and deep learning models to predict scores based on patterns learned from previously graded essays (Ramesh &amp; Sanampudi, 2022).</w:t>
+        <w:t>IntelliMetric</w:t>
+      </w:r>
+      <w:proofErr w:type="spellEnd"/>
+      <w:r>
+        <w:rPr>
+          <w:rFonts w:ascii="Times New Roman" w:eastAsia="Times New Roman" w:hAnsi="Times New Roman" w:cs="Times New Roman"/>
+          <w:sz w:val="24"/>
+          <w:szCs w:val="24"/>
+        </w:rPr>
+        <w:t xml:space="preserve"> have been used for decades to score essays for large-scale examinations, applying natural language processing techniques to analyze features such as grammar, organization, and content (</w:t>
+      </w:r>
+      <w:proofErr w:type="spellStart"/>
+      <w:r>
+        <w:rPr>
+          <w:rFonts w:ascii="Times New Roman" w:eastAsia="Times New Roman" w:hAnsi="Times New Roman" w:cs="Times New Roman"/>
+          <w:sz w:val="24"/>
+          <w:szCs w:val="24"/>
+        </w:rPr>
+        <w:t>Ifenthaler</w:t>
+      </w:r>
+      <w:proofErr w:type="spellEnd"/>
+      <w:r>
+        <w:rPr>
+          <w:rFonts w:ascii="Times New Roman" w:eastAsia="Times New Roman" w:hAnsi="Times New Roman" w:cs="Times New Roman"/>
+          <w:sz w:val="24"/>
+          <w:szCs w:val="24"/>
+        </w:rPr>
+        <w:t xml:space="preserve">, 2023). More recently, general-purpose writing tools such as Grammarly, along with applications built around large language models, have also been used informally by some educators to check or comment on student writing. Systematic reviews of these developments show that AES research has grown from early statistical and rule-based systems into approaches that use machine learning and deep learning models to predict scores based on patterns learned from previously graded essays (Ramesh &amp; </w:t>
+      </w:r>
+      <w:proofErr w:type="spellStart"/>
+      <w:r>
+        <w:rPr>
+          <w:rFonts w:ascii="Times New Roman" w:eastAsia="Times New Roman" w:hAnsi="Times New Roman" w:cs="Times New Roman"/>
+          <w:sz w:val="24"/>
+          <w:szCs w:val="24"/>
+        </w:rPr>
+        <w:t>Sanampudi</w:t>
+      </w:r>
+      <w:proofErr w:type="spellEnd"/>
+      <w:r>
+        <w:rPr>
+          <w:rFonts w:ascii="Times New Roman" w:eastAsia="Times New Roman" w:hAnsi="Times New Roman" w:cs="Times New Roman"/>
+          <w:sz w:val="24"/>
+          <w:szCs w:val="24"/>
+        </w:rPr>
+        <w:t>, 2022).</w:t>
       </w:r>
     </w:p>
     <w:p>
@@ -819,7 +955,43 @@
           <w:sz w:val="24"/>
           <w:szCs w:val="24"/>
         </w:rPr>
-        <w:t>Despite these developments, several limitations restrict how accessible existing tools are to ordinary classroom settings. Established AES systems such as e-rater and IntelliMetric were primarily built for large-scale standardized examinations and are typically proprietary and costly to license, making them difficult for individual schools or teachers to adopt directly (Ifenthaler, 2023). Many of these systems are also not designed to connect with the Virtual Learning Environments (VLEs) that schools already use, and general-purpose writing tools are not built specifically to produce a scored result against a defined rubric or scoring scale. In addition, an automated score should not completely replace a teacher's judgment, since students may give unique or unexpected answers that require human interpretation (Yang et al., 2024). These gaps indicate a need for a scoring tool that focuses primarily on essay scoring, that a teacher can access directly or connect to an existing VLE through an API, and that keeps a teacher's review as part of the scoring process rather than removing it.</w:t>
+        <w:t xml:space="preserve">Despite these developments, several limitations restrict how accessible existing tools are to ordinary classroom settings. Established AES systems such as e-rater and </w:t>
+      </w:r>
+      <w:proofErr w:type="spellStart"/>
+      <w:r>
+        <w:rPr>
+          <w:rFonts w:ascii="Times New Roman" w:eastAsia="Times New Roman" w:hAnsi="Times New Roman" w:cs="Times New Roman"/>
+          <w:sz w:val="24"/>
+          <w:szCs w:val="24"/>
+        </w:rPr>
+        <w:t>IntelliMetric</w:t>
+      </w:r>
+      <w:proofErr w:type="spellEnd"/>
+      <w:r>
+        <w:rPr>
+          <w:rFonts w:ascii="Times New Roman" w:eastAsia="Times New Roman" w:hAnsi="Times New Roman" w:cs="Times New Roman"/>
+          <w:sz w:val="24"/>
+          <w:szCs w:val="24"/>
+        </w:rPr>
+        <w:t xml:space="preserve"> were primarily built for large-scale standardized examinations and are typically proprietary and costly to license, making them difficult for individual schools or teachers to adopt directly (</w:t>
+      </w:r>
+      <w:proofErr w:type="spellStart"/>
+      <w:r>
+        <w:rPr>
+          <w:rFonts w:ascii="Times New Roman" w:eastAsia="Times New Roman" w:hAnsi="Times New Roman" w:cs="Times New Roman"/>
+          <w:sz w:val="24"/>
+          <w:szCs w:val="24"/>
+        </w:rPr>
+        <w:t>Ifenthaler</w:t>
+      </w:r>
+      <w:proofErr w:type="spellEnd"/>
+      <w:r>
+        <w:rPr>
+          <w:rFonts w:ascii="Times New Roman" w:eastAsia="Times New Roman" w:hAnsi="Times New Roman" w:cs="Times New Roman"/>
+          <w:sz w:val="24"/>
+          <w:szCs w:val="24"/>
+        </w:rPr>
+        <w:t>, 2023). Many of these systems are also not designed to connect with the Virtual Learning Environments (VLEs) that schools already use, and general-purpose writing tools are not built specifically to produce a scored result against a defined rubric or scoring scale. In addition, an automated score should not completely replace a teacher's judgment, since students may give unique or unexpected answers that require human interpretation (Yang et al., 2024). These gaps indicate a need for a scoring tool that focuses primarily on essay scoring, that a teacher can access directly or connect to an existing VLE through an API, and that keeps a teacher's review as part of the scoring process rather than removing it.</w:t>
       </w:r>
     </w:p>
     <w:p>
@@ -897,7 +1069,31 @@
           <w:lang w:val="en-HK" w:eastAsia="en-HK"/>
           <w14:ligatures w14:val="none"/>
         </w:rPr>
-        <w:t>This study proposes the design and development of an Automated Essay and Short-Answer Scoring Engine, a system intended to automatically evaluate open-ended student written responses. The study is motivated by the difficulty of evaluating such responses through traditional manual scoring, which can be time-consuming and may lead to inconsistent results due to differences in evaluator judgment (Ramesh &amp; Sanampudi, 2022). The primary focus of the study is automated essay scoring, while automated short-answer scoring is considered an optional extended feature and is not treated as equal in scope to essay scoring unless formally approved by the research group. By automatically generating a predicted score for each response, the study aims to provide teachers with a faster and more consistent means of evaluating written responses, without removing the teacher's role in the final assessment decision.</w:t>
+        <w:t xml:space="preserve">This study proposes the design and development of an Automated Essay and Short-Answer Scoring Engine, a system intended to automatically evaluate open-ended student written responses. The study is motivated by the difficulty of evaluating such responses through traditional manual scoring, which can be time-consuming and may lead to inconsistent results due to differences in evaluator judgment (Ramesh &amp; </w:t>
+      </w:r>
+      <w:proofErr w:type="spellStart"/>
+      <w:r>
+        <w:rPr>
+          <w:rFonts w:ascii="Times New Roman" w:eastAsia="Times New Roman" w:hAnsi="Times New Roman" w:cs="Times New Roman"/>
+          <w:kern w:val="0"/>
+          <w:sz w:val="24"/>
+          <w:szCs w:val="24"/>
+          <w:lang w:val="en-HK" w:eastAsia="en-HK"/>
+          <w14:ligatures w14:val="none"/>
+        </w:rPr>
+        <w:t>Sanampudi</w:t>
+      </w:r>
+      <w:proofErr w:type="spellEnd"/>
+      <w:r>
+        <w:rPr>
+          <w:rFonts w:ascii="Times New Roman" w:eastAsia="Times New Roman" w:hAnsi="Times New Roman" w:cs="Times New Roman"/>
+          <w:kern w:val="0"/>
+          <w:sz w:val="24"/>
+          <w:szCs w:val="24"/>
+          <w:lang w:val="en-HK" w:eastAsia="en-HK"/>
+          <w14:ligatures w14:val="none"/>
+        </w:rPr>
+        <w:t>, 2022). The primary focus of the study is automated essay scoring, while automated short-answer scoring is considered an optional extended feature and is not treated as equal in scope to essay scoring unless formally approved by the research group. By automatically generating a predicted score for each response, the study aims to provide teachers with a faster and more consistent means of evaluating written responses, without removing the teacher's role in the final assessment decision.</w:t>
       </w:r>
     </w:p>
     <w:p>
@@ -935,7 +1131,31 @@
           <w14:ligatures w14:val="none"/>
         </w:rPr>
         <w:lastRenderedPageBreak/>
-        <w:t>an essay or, as an optional extended feature, a short-answer response, submitted through a teacher-facing web application or through an Application Programming Interface (API) that may be integrated with an existing VLE. The submitted response is then analyzed for patterns associated with response quality, after which the system generates a predicted score together with brief accompanying feedback. The resulting score and feedback are then made available to the teacher for review.</w:t>
+        <w:t xml:space="preserve">an essay or, as an optional extended feature, a short-answer response, submitted through a teacher-facing web application or through an Application Programming Interface (API) that may be integrated with an existing VLE. The submitted response is then </w:t>
+      </w:r>
+      <w:proofErr w:type="spellStart"/>
+      <w:r>
+        <w:rPr>
+          <w:rFonts w:ascii="Times New Roman" w:eastAsia="Times New Roman" w:hAnsi="Times New Roman" w:cs="Times New Roman"/>
+          <w:kern w:val="0"/>
+          <w:sz w:val="24"/>
+          <w:szCs w:val="24"/>
+          <w:lang w:val="en-HK" w:eastAsia="en-HK"/>
+          <w14:ligatures w14:val="none"/>
+        </w:rPr>
+        <w:t>analyzed</w:t>
+      </w:r>
+      <w:proofErr w:type="spellEnd"/>
+      <w:r>
+        <w:rPr>
+          <w:rFonts w:ascii="Times New Roman" w:eastAsia="Times New Roman" w:hAnsi="Times New Roman" w:cs="Times New Roman"/>
+          <w:kern w:val="0"/>
+          <w:sz w:val="24"/>
+          <w:szCs w:val="24"/>
+          <w:lang w:val="en-HK" w:eastAsia="en-HK"/>
+          <w14:ligatures w14:val="none"/>
+        </w:rPr>
+        <w:t xml:space="preserve"> for patterns associated with response quality, after which the system generates a predicted score together with brief accompanying feedback. The resulting score and feedback are then made available to the teacher for review.</w:t>
       </w:r>
     </w:p>
     <w:p>
@@ -1048,7 +1268,25 @@
           <w:sz w:val="24"/>
           <w:szCs w:val="24"/>
         </w:rPr>
-        <w:t>Manual scoring requires teachers to read and evaluate each response individually, which becomes difficult to manage when there are many student submissions, and it may also produce inconsistent results because of differences in evaluator judgment (Ramesh &amp; Sanampudi, 2022). This difficulty affects the efficiency, consistency, and fairness of written assessment, particularly for essay responses and, as an optional extended feature, short-answer responses. To address this problem, this study proposes the development of an Automated Essay and Short-Answer Scoring Engine intended to evaluate open-ended student written responses and generate a predicted score together with corresponding feedback, without removing the teacher's role in the final assessment decision.</w:t>
+        <w:t xml:space="preserve">Manual scoring requires teachers to read and evaluate each response individually, which becomes difficult to manage when there are many student submissions, and it may also produce inconsistent results because of differences in evaluator judgment (Ramesh &amp; </w:t>
+      </w:r>
+      <w:proofErr w:type="spellStart"/>
+      <w:r>
+        <w:rPr>
+          <w:rFonts w:ascii="Times New Roman" w:eastAsia="Times New Roman" w:hAnsi="Times New Roman" w:cs="Times New Roman"/>
+          <w:sz w:val="24"/>
+          <w:szCs w:val="24"/>
+        </w:rPr>
+        <w:t>Sanampudi</w:t>
+      </w:r>
+      <w:proofErr w:type="spellEnd"/>
+      <w:r>
+        <w:rPr>
+          <w:rFonts w:ascii="Times New Roman" w:eastAsia="Times New Roman" w:hAnsi="Times New Roman" w:cs="Times New Roman"/>
+          <w:sz w:val="24"/>
+          <w:szCs w:val="24"/>
+        </w:rPr>
+        <w:t>, 2022). This difficulty affects the efficiency, consistency, and fairness of written assessment, particularly for essay responses and, as an optional extended feature, short-answer responses. To address this problem, this study proposes the development of an Automated Essay and Short-Answer Scoring Engine intended to evaluate open-ended student written responses and generate a predicted score together with corresponding feedback, without removing the teacher's role in the final assessment decision.</w:t>
       </w:r>
     </w:p>
     <w:p>
@@ -1276,7 +1514,25 @@
           <w:szCs w:val="24"/>
         </w:rPr>
         <w:lastRenderedPageBreak/>
-        <w:t>area continues to face challenges in fully capturing aspects of writing quality such as content relevance, coherence, and idea development (Ramesh &amp; Sanampudi, 2022), the design decisions, limitations, and outcomes documented in this study may provide future researchers with a useful starting point for further investigation or for the development of improved automated scoring models.</w:t>
+        <w:t xml:space="preserve">area continues to face challenges in fully capturing aspects of writing quality such as content relevance, coherence, and idea development (Ramesh &amp; </w:t>
+      </w:r>
+      <w:proofErr w:type="spellStart"/>
+      <w:r>
+        <w:rPr>
+          <w:rFonts w:ascii="Times New Roman" w:eastAsia="Times New Roman" w:hAnsi="Times New Roman" w:cs="Times New Roman"/>
+          <w:sz w:val="24"/>
+          <w:szCs w:val="24"/>
+        </w:rPr>
+        <w:t>Sanampudi</w:t>
+      </w:r>
+      <w:proofErr w:type="spellEnd"/>
+      <w:r>
+        <w:rPr>
+          <w:rFonts w:ascii="Times New Roman" w:eastAsia="Times New Roman" w:hAnsi="Times New Roman" w:cs="Times New Roman"/>
+          <w:sz w:val="24"/>
+          <w:szCs w:val="24"/>
+        </w:rPr>
+        <w:t>, 2022), the design decisions, limitations, and outcomes documented in this study may provide future researchers with a useful starting point for further investigation or for the development of improved automated scoring models.</w:t>
       </w:r>
     </w:p>
     <w:p>
@@ -1350,7 +1606,18 @@
           <w:sz w:val="24"/>
           <w:szCs w:val="24"/>
         </w:rPr>
-        <w:t xml:space="preserve">This study is scoped to the design and development of an automated scoring engine that evaluates open-ended student written responses, with essay scoring as its primary and most rigorously developed capability and short-answer scoring included only as a limited, </w:t>
+        <w:t>This study is scoped to the design and development of an automated scoring engine that evaluates open-ended student written responses,</w:t>
+      </w:r>
+      <w:r>
+        <w:t xml:space="preserve"> </w:t>
+      </w:r>
+      <w:r>
+        <w:rPr>
+          <w:rFonts w:ascii="Times New Roman" w:eastAsia="Times New Roman" w:hAnsi="Times New Roman" w:cs="Times New Roman"/>
+          <w:sz w:val="24"/>
+          <w:szCs w:val="24"/>
+        </w:rPr>
+        <w:t xml:space="preserve">with essay scoring as its primary and confirmed capability, and short-answer scoring included only as an optional extended feature </w:t>
       </w:r>
       <w:r>
         <w:rPr>
@@ -1359,7 +1626,15 @@
           <w:szCs w:val="24"/>
         </w:rPr>
         <w:lastRenderedPageBreak/>
-        <w:t>secondary feature. The intended users of the system are teachers and instructors, with the potential to extend its benefits to entire academic institutions that choose to adopt it, either through a standalone, browser-based grading application or through a documented API that a school's existing Virtual Learning Environment (VLE) can call. This dual-access design allows the system to be used directly by a teacher with no technical background, or integrated by a developer into a larger platform already in use by the school. At a high level, the scoring process begins when a student's written response is submitted through the web interface or the API, after which the text is cleaned and prepared for analysis, passed through a fine-tuned language model to generate a numeric score and short accompanying feedback, and then stored and returned to the requesting user or system. This design follows established practice in automated scoring research, where such systems are built specifically to support, rather than replace, the evaluation of constructed-response writing tasks (Plasencia-Calaña, 2025).</w:t>
+        <w:t>to be pursued if time and resources permit</w:t>
+      </w:r>
+      <w:r>
+        <w:rPr>
+          <w:rFonts w:ascii="Times New Roman" w:eastAsia="Times New Roman" w:hAnsi="Times New Roman" w:cs="Times New Roman"/>
+          <w:sz w:val="24"/>
+          <w:szCs w:val="24"/>
+        </w:rPr>
+        <w:t>. The intended users of the system are teachers and instructors, with the potential to extend its benefits to entire academic institutions that choose to adopt it, either through a standalone, browser-based grading application or through a documented API that a school's existing Virtual Learning Environment (VLE) can call. This dual-access design allows the system to be used directly by a teacher with no technical background, or integrated by a developer into a larger platform already in use by the school. At a high level, the scoring process begins when a student's written response is submitted through the web interface or the API, after which the text is cleaned and prepared for analysis, passed through a fine-tuned language model to generate a numeric score and short accompanying feedback, and then stored and returned to the requesting user or system. This design follows established practice in automated scoring research, where such systems are built specifically to support, rather than replace, the evaluation of constructed-response writing tasks (Plasencia-Calaña, 2025).</w:t>
       </w:r>
     </w:p>
     <w:p>
@@ -1374,7 +1649,36 @@
           <w:sz w:val="24"/>
           <w:szCs w:val="24"/>
         </w:rPr>
-        <w:t xml:space="preserve">The features covered by this study are limited to those the group has confirmed as feasible to build within the semester. These include the submission of essay and short-answer responses through both a web form and an API endpoint; preprocessing and tokenization of the submitted text; automated score generation through a fine-tuned DistilBERT model (Soumia et al., 2024); generation of brief supplementary feedback alongside the numeric score; a teacher-facing review interface that allows an AI-generated score to be viewed and, when necessary, manually overridden before it is treated as final; and storage of submissions, scores, feedback, and override records in a MySQL database. Digitization of handwritten responses through optical character recognition (OCR) is treated as an optional extension rather than a core feature and will only be pursued if time and resources allow. Features not </w:t>
+        <w:t>The features covered by this study are limited to those the group has confirmed as feasible to build within the semester.</w:t>
+      </w:r>
+      <w:r>
+        <w:t xml:space="preserve"> </w:t>
+      </w:r>
+      <w:r>
+        <w:rPr>
+          <w:rFonts w:ascii="Times New Roman" w:eastAsia="Times New Roman" w:hAnsi="Times New Roman" w:cs="Times New Roman"/>
+          <w:sz w:val="24"/>
+          <w:szCs w:val="24"/>
+        </w:rPr>
+        <w:t xml:space="preserve">These include the submission of essay responses through both a web form and an API endpoint; preprocessing and tokenization of the submitted text; automated score generation through a fine-tuned </w:t>
+      </w:r>
+      <w:proofErr w:type="spellStart"/>
+      <w:r>
+        <w:rPr>
+          <w:rFonts w:ascii="Times New Roman" w:eastAsia="Times New Roman" w:hAnsi="Times New Roman" w:cs="Times New Roman"/>
+          <w:sz w:val="24"/>
+          <w:szCs w:val="24"/>
+        </w:rPr>
+        <w:t>DistilBERT</w:t>
+      </w:r>
+      <w:proofErr w:type="spellEnd"/>
+      <w:r>
+        <w:rPr>
+          <w:rFonts w:ascii="Times New Roman" w:eastAsia="Times New Roman" w:hAnsi="Times New Roman" w:cs="Times New Roman"/>
+          <w:sz w:val="24"/>
+          <w:szCs w:val="24"/>
+        </w:rPr>
+        <w:t xml:space="preserve"> model (Soumia et al., 2024); generation of brief supplementary feedback alongside the numeric score; a teacher-facing review interface that allows an AI-generated score to be viewed and, when necessary, manually overridden before it is treated as final; and storage of submissions, scores, feedback, and override records in a MySQL database. Short-answer submission and scoring, and digitization of handwritten responses through optical character recognition (OCR), are both treated as optional extensions rather than core features and will only be </w:t>
       </w:r>
       <w:r>
         <w:rPr>
@@ -1383,7 +1687,15 @@
           <w:szCs w:val="24"/>
         </w:rPr>
         <w:lastRenderedPageBreak/>
-        <w:t>listed here, such as plagiarism detection, class-wide ranking analytics, or support for languages other than English, are not part of this study's planned implementation.</w:t>
+        <w:t>pursued if time and resources allow</w:t>
+      </w:r>
+      <w:r>
+        <w:rPr>
+          <w:rFonts w:ascii="Times New Roman" w:eastAsia="Times New Roman" w:hAnsi="Times New Roman" w:cs="Times New Roman"/>
+          <w:sz w:val="24"/>
+          <w:szCs w:val="24"/>
+        </w:rPr>
+        <w:t>. Features not listed here, such as plagiarism detection, class-wide ranking analytics, or support for languages other than English, are not part of this study's planned implementation.</w:t>
       </w:r>
     </w:p>
     <w:p>
@@ -1398,7 +1710,62 @@
           <w:sz w:val="24"/>
           <w:szCs w:val="24"/>
         </w:rPr>
-        <w:t>Scoring in this system is bounded by what a single fine-tuned regression model can learn from labeled training data rather than by a manually configurable, teacher-defined rubric. The model is trained to predict a holistic score that reflects patterns associated with higher- and lower-quality responses in its training data, consistent with how modern neural automated essay scoring (AES) systems have shifted from hand-engineered rubric features toward learned representations of essay quality (Misgna et al., 2025). Scores are reported on a defined numeric scale consistent with standard AES scoring conventions, and the system's ability to reproduce this scale is measured using Quadratic Weighted Kappa, the standard agreement metric commonly used in essay-scoring research (Doewes et al., 2023). Essay-type responses are the primary and most thoroughly evaluated response type in this study. Short-answer responses, while accepted as input, are treated as a secondary and less rigorously validated capability, since short-answer evaluation is fundamentally a different task, closer to a semantic-similarity check against an expected answer, than the holistic judgment involved in scoring an essay.</w:t>
+        <w:t>Scoring in this system is bounded by what a single fine-tuned regression model can learn from labeled training data rather than by a manually configurable, teacher-defined rubric. The model is trained to predict a holistic score that reflects patterns associated with higher- and lower-quality responses in its training data, consistent with how modern neural automated essay scoring (AES) systems have shifted from hand-engineered rubric features toward learned representations of essay quality (</w:t>
+      </w:r>
+      <w:proofErr w:type="spellStart"/>
+      <w:r>
+        <w:rPr>
+          <w:rFonts w:ascii="Times New Roman" w:eastAsia="Times New Roman" w:hAnsi="Times New Roman" w:cs="Times New Roman"/>
+          <w:sz w:val="24"/>
+          <w:szCs w:val="24"/>
+        </w:rPr>
+        <w:t>Misgna</w:t>
+      </w:r>
+      <w:proofErr w:type="spellEnd"/>
+      <w:r>
+        <w:rPr>
+          <w:rFonts w:ascii="Times New Roman" w:eastAsia="Times New Roman" w:hAnsi="Times New Roman" w:cs="Times New Roman"/>
+          <w:sz w:val="24"/>
+          <w:szCs w:val="24"/>
+        </w:rPr>
+        <w:t xml:space="preserve"> et al., 2025). Scores are reported on a defined numeric scale consistent with standard AES scoring conventions, and the system's ability to reproduce this scale is measured using Quadratic Weighted Kappa, the standard agreement metric commonly used in essay-scoring research (</w:t>
+      </w:r>
+      <w:proofErr w:type="spellStart"/>
+      <w:r>
+        <w:rPr>
+          <w:rFonts w:ascii="Times New Roman" w:eastAsia="Times New Roman" w:hAnsi="Times New Roman" w:cs="Times New Roman"/>
+          <w:sz w:val="24"/>
+          <w:szCs w:val="24"/>
+        </w:rPr>
+        <w:t>Doewes</w:t>
+      </w:r>
+      <w:proofErr w:type="spellEnd"/>
+      <w:r>
+        <w:rPr>
+          <w:rFonts w:ascii="Times New Roman" w:eastAsia="Times New Roman" w:hAnsi="Times New Roman" w:cs="Times New Roman"/>
+          <w:sz w:val="24"/>
+          <w:szCs w:val="24"/>
+        </w:rPr>
+        <w:t xml:space="preserve"> et al., 2023).</w:t>
+      </w:r>
+      <w:r>
+        <w:t xml:space="preserve"> </w:t>
+      </w:r>
+      <w:r>
+        <w:rPr>
+          <w:rFonts w:ascii="Times New Roman" w:eastAsia="Times New Roman" w:hAnsi="Times New Roman" w:cs="Times New Roman"/>
+          <w:sz w:val="24"/>
+          <w:szCs w:val="24"/>
+        </w:rPr>
+        <w:t>Essay-type responses are the only response type covered by the study's confirmed, core scope. Short-answer scoring may be introduced as an optional extended feature if time and resources permit; if pursued, it would be treated as a secondary and less rigorously validated capability, since short-answer evaluation is fundamentally a different task, closer to a semantic-similarity check against an expected answer, than the holistic judgment involved in scoring an essay</w:t>
+      </w:r>
+      <w:r>
+        <w:rPr>
+          <w:rFonts w:ascii="Times New Roman" w:eastAsia="Times New Roman" w:hAnsi="Times New Roman" w:cs="Times New Roman"/>
+          <w:sz w:val="24"/>
+          <w:szCs w:val="24"/>
+        </w:rPr>
+        <w:t>.</w:t>
       </w:r>
     </w:p>
     <w:p>
@@ -1413,7 +1780,25 @@
           <w:sz w:val="24"/>
           <w:szCs w:val="24"/>
         </w:rPr>
-        <w:t xml:space="preserve">Because the system relies on a machine learning model trained on existing labeled data, its scoring cannot be expected to perfectly replicate the nuanced judgment of an experienced human evaluator; research on automated essay scoring has consistently found that fully capturing content relevance, coherence, and idea development remains a difficult and unresolved challenge for automated systems (Ramesh &amp; Sanampudi, 2022). The quality of the scores the system produces is also tied directly to the quality and representativeness of the dataset used for training and fine-tuning, so a model trained primarily on one population </w:t>
+        <w:t xml:space="preserve">Because the system relies on a machine learning model trained on existing labeled data, its scoring cannot be expected to perfectly replicate the nuanced judgment of an experienced human evaluator; research on automated essay scoring has consistently found that fully capturing content relevance, coherence, and idea development remains a difficult and unresolved challenge for automated systems (Ramesh &amp; </w:t>
+      </w:r>
+      <w:proofErr w:type="spellStart"/>
+      <w:r>
+        <w:rPr>
+          <w:rFonts w:ascii="Times New Roman" w:eastAsia="Times New Roman" w:hAnsi="Times New Roman" w:cs="Times New Roman"/>
+          <w:sz w:val="24"/>
+          <w:szCs w:val="24"/>
+        </w:rPr>
+        <w:t>Sanampudi</w:t>
+      </w:r>
+      <w:proofErr w:type="spellEnd"/>
+      <w:r>
+        <w:rPr>
+          <w:rFonts w:ascii="Times New Roman" w:eastAsia="Times New Roman" w:hAnsi="Times New Roman" w:cs="Times New Roman"/>
+          <w:sz w:val="24"/>
+          <w:szCs w:val="24"/>
+        </w:rPr>
+        <w:t xml:space="preserve">, 2022). The quality </w:t>
       </w:r>
       <w:r>
         <w:rPr>
@@ -1422,7 +1807,7 @@
           <w:szCs w:val="24"/>
         </w:rPr>
         <w:lastRenderedPageBreak/>
-        <w:t>or writing style may not generalize equally well to students of different backgrounds or levels of English proficiency. Highly subjective or open-interpretation responses may be difficult for the system to evaluate consistently, since the model has no explicit understanding of meaning in the way a human grader does. In addition, the system in its core form only accepts typed or digitally submitted text; handwritten responses fall outside the primary scope and are only reachable through the optional OCR extension, which is not guaranteed to achieve high accuracy. Finally, because model development in this study centers on essay data, the system's short-answer scoring is expected to be comparatively less refined and less thoroughly validated than its essay scoring.</w:t>
+        <w:t>of the scores the system produces is also tied directly to the quality and representativeness of the dataset used for training and fine-tuning, so a model trained primarily on one population or writing style may not generalize equally well to students of different backgrounds or levels of English proficiency. Highly subjective or open-interpretation responses may be difficult for the system to evaluate consistently, since the model has no explicit understanding of meaning in the way a human grader does. In addition, the system in its core form only accepts typed or digitally submitted text; handwritten responses fall outside the primary scope and are only reachable through the optional OCR extension, which is not guaranteed to achieve high accuracy. Finally, because model development in this study centers on essay data, the system's short-answer scoring is expected to be comparatively less refined and less thoroughly validated than its essay scoring.</w:t>
       </w:r>
     </w:p>
     <w:p>
@@ -1437,7 +1822,35 @@
           <w:sz w:val="24"/>
           <w:szCs w:val="24"/>
         </w:rPr>
-        <w:t>This study explicitly excludes several capabilities from its scope. The system does not replace the teacher's professional judgment; every AI-generated score can be reviewed and, if necessary, overridden by a teacher before it is treated as final, preserving human oversight over the grading decision. It does not evaluate oral presentations, spoken responses, or any other non-text-based form of assessment. It does not assess handwriting quality or penmanship, and it does not process physical, handwritten submissions unless they are first digitized through the optional OCR extension, which lies outside the project's core scope. The system is also not a general-purpose or subject-agnostic grading tool; it is designed specifically to score essay and short-answer written responses, and it does not perform broader tutoring, conversational assistance, or open-ended dialogue with students, which distinguishes it from chatbot-style educational tools. Finally, this project does not aim to build a complete Virtual Learning Environment; it is intended as a standalone, pluggable scoring service that a school's existing VLE can optionally integrate with through its API, not as a replacement for that VLE.</w:t>
+        <w:t>This study explicitly excludes several capabilities from its scope. The system does not replace the teacher's professional judgment; every AI-generated score can be reviewed and, if necessary, overridden by a teacher before it is treated as final, preserving human oversight over the grading decision. It does not evaluate oral presentations, spoken responses, or any other non-text-based form of assessment. It does not assess handwriting quality or penmanship, and it does not process physical, handwritten submissions unless they are first digitized through the optional OCR extension, which lies outside the project's core scope.</w:t>
+      </w:r>
+      <w:r>
+        <w:t xml:space="preserve"> </w:t>
+      </w:r>
+      <w:r>
+        <w:rPr>
+          <w:rFonts w:ascii="Times New Roman" w:eastAsia="Times New Roman" w:hAnsi="Times New Roman" w:cs="Times New Roman"/>
+          <w:sz w:val="24"/>
+          <w:szCs w:val="24"/>
+        </w:rPr>
+        <w:t>The system is also not a general-purpose or subject-agnostic grading tool; it is designed specifically to score essay written responses, with short-answer scoring as an optional extension if pursued, and it does not perform broader tutoring, conversational assistance, or open-ended dialogue with students, which distinguishes it from chatbot-style educational tools</w:t>
+      </w:r>
+      <w:r>
+        <w:rPr>
+          <w:rFonts w:ascii="Times New Roman" w:eastAsia="Times New Roman" w:hAnsi="Times New Roman" w:cs="Times New Roman"/>
+          <w:sz w:val="24"/>
+          <w:szCs w:val="24"/>
+        </w:rPr>
+        <w:t xml:space="preserve">. Finally, this project does not aim to build a complete Virtual Learning Environment; it </w:t>
+      </w:r>
+      <w:r>
+        <w:rPr>
+          <w:rFonts w:ascii="Times New Roman" w:eastAsia="Times New Roman" w:hAnsi="Times New Roman" w:cs="Times New Roman"/>
+          <w:sz w:val="24"/>
+          <w:szCs w:val="24"/>
+        </w:rPr>
+        <w:lastRenderedPageBreak/>
+        <w:t>is intended as a standalone, pluggable scoring service that a school's existing VLE can optionally integrate with through its API, not as a replacement for that VLE.</w:t>
       </w:r>
     </w:p>
     <w:p>
@@ -1460,7 +1873,6 @@
           <w:sz w:val="28"/>
           <w:szCs w:val="28"/>
         </w:rPr>
-        <w:lastRenderedPageBreak/>
         <w:t>REFERENCES</w:t>
       </w:r>
     </w:p>
@@ -1469,13 +1881,41 @@
         <w:spacing w:after="200" w:line="480" w:lineRule="auto"/>
         <w:ind w:left="720" w:hanging="720"/>
       </w:pPr>
-      <w:r>
-        <w:rPr>
-          <w:rFonts w:ascii="Times New Roman" w:eastAsia="Times New Roman" w:hAnsi="Times New Roman" w:cs="Times New Roman"/>
-          <w:sz w:val="24"/>
-          <w:szCs w:val="24"/>
-        </w:rPr>
-        <w:t>Doewes, A., Kurdhi, N. A., &amp; Saxena, A. (2023). Evaluating quadratic weighted kappa as the standard performance metric for automated essay scoring. Proceedings of the 16th International Conference on Educational Data Mining, 103–113. https://doi.org/10.5281/zenodo.8115784</w:t>
+      <w:proofErr w:type="spellStart"/>
+      <w:r>
+        <w:rPr>
+          <w:rFonts w:ascii="Times New Roman" w:eastAsia="Times New Roman" w:hAnsi="Times New Roman" w:cs="Times New Roman"/>
+          <w:sz w:val="24"/>
+          <w:szCs w:val="24"/>
+        </w:rPr>
+        <w:t>Doewes</w:t>
+      </w:r>
+      <w:proofErr w:type="spellEnd"/>
+      <w:r>
+        <w:rPr>
+          <w:rFonts w:ascii="Times New Roman" w:eastAsia="Times New Roman" w:hAnsi="Times New Roman" w:cs="Times New Roman"/>
+          <w:sz w:val="24"/>
+          <w:szCs w:val="24"/>
+        </w:rPr>
+        <w:t xml:space="preserve">, A., </w:t>
+      </w:r>
+      <w:proofErr w:type="spellStart"/>
+      <w:r>
+        <w:rPr>
+          <w:rFonts w:ascii="Times New Roman" w:eastAsia="Times New Roman" w:hAnsi="Times New Roman" w:cs="Times New Roman"/>
+          <w:sz w:val="24"/>
+          <w:szCs w:val="24"/>
+        </w:rPr>
+        <w:t>Kurdhi</w:t>
+      </w:r>
+      <w:proofErr w:type="spellEnd"/>
+      <w:r>
+        <w:rPr>
+          <w:rFonts w:ascii="Times New Roman" w:eastAsia="Times New Roman" w:hAnsi="Times New Roman" w:cs="Times New Roman"/>
+          <w:sz w:val="24"/>
+          <w:szCs w:val="24"/>
+        </w:rPr>
+        <w:t>, N. A., &amp; Saxena, A. (2023). Evaluating quadratic weighted kappa as the standard performance metric for automated essay scoring. Proceedings of the 16th International Conference on Educational Data Mining, 103–113. https://doi.org/10.5281/zenodo.8115784</w:t>
       </w:r>
     </w:p>
     <w:p>
@@ -1489,13 +1929,23 @@
           <w:szCs w:val="24"/>
         </w:rPr>
       </w:pPr>
-      <w:r>
-        <w:rPr>
-          <w:rFonts w:ascii="Times New Roman" w:eastAsia="Times New Roman" w:hAnsi="Times New Roman" w:cs="Times New Roman"/>
-          <w:sz w:val="24"/>
-          <w:szCs w:val="24"/>
-        </w:rPr>
-        <w:t>Ifenthaler, D. (2023). Automated essay scoring systems. In O. Zawacki-Richter &amp; I. Jung (Eds.), Handbook of open, distance and digital education (pp. 1057–1071). Springer. https://doi.org/10.1007/978-981-19-2080-6_59</w:t>
+      <w:proofErr w:type="spellStart"/>
+      <w:r>
+        <w:rPr>
+          <w:rFonts w:ascii="Times New Roman" w:eastAsia="Times New Roman" w:hAnsi="Times New Roman" w:cs="Times New Roman"/>
+          <w:sz w:val="24"/>
+          <w:szCs w:val="24"/>
+        </w:rPr>
+        <w:t>Ifenthaler</w:t>
+      </w:r>
+      <w:proofErr w:type="spellEnd"/>
+      <w:r>
+        <w:rPr>
+          <w:rFonts w:ascii="Times New Roman" w:eastAsia="Times New Roman" w:hAnsi="Times New Roman" w:cs="Times New Roman"/>
+          <w:sz w:val="24"/>
+          <w:szCs w:val="24"/>
+        </w:rPr>
+        <w:t>, D. (2023). Automated essay scoring systems. In O. Zawacki-Richter &amp; I. Jung (Eds.), Handbook of open, distance and digital education (pp. 1057–1071). Springer. https://doi.org/10.1007/978-981-19-2080-6_59</w:t>
       </w:r>
     </w:p>
     <w:p>
@@ -1503,13 +1953,23 @@
         <w:spacing w:after="200" w:line="480" w:lineRule="auto"/>
         <w:ind w:left="720" w:hanging="720"/>
       </w:pPr>
-      <w:r>
-        <w:rPr>
-          <w:rFonts w:ascii="Times New Roman" w:eastAsia="Times New Roman" w:hAnsi="Times New Roman" w:cs="Times New Roman"/>
-          <w:sz w:val="24"/>
-          <w:szCs w:val="24"/>
-        </w:rPr>
-        <w:t>Misgna, H., On, B.-W., Lee, I., &amp; Choi, G. S. (2025). A survey on deep learning-based automated essay scoring and feedback generation. Artificial Intelligence Review, 58(2), Article 11017. https://doi.org/10.1007/s10462-024-11017-5</w:t>
+      <w:proofErr w:type="spellStart"/>
+      <w:r>
+        <w:rPr>
+          <w:rFonts w:ascii="Times New Roman" w:eastAsia="Times New Roman" w:hAnsi="Times New Roman" w:cs="Times New Roman"/>
+          <w:sz w:val="24"/>
+          <w:szCs w:val="24"/>
+        </w:rPr>
+        <w:t>Misgna</w:t>
+      </w:r>
+      <w:proofErr w:type="spellEnd"/>
+      <w:r>
+        <w:rPr>
+          <w:rFonts w:ascii="Times New Roman" w:eastAsia="Times New Roman" w:hAnsi="Times New Roman" w:cs="Times New Roman"/>
+          <w:sz w:val="24"/>
+          <w:szCs w:val="24"/>
+        </w:rPr>
+        <w:t>, H., On, B.-W., Lee, I., &amp; Choi, G. S. (2025). A survey on deep learning-based automated essay scoring and feedback generation. Artificial Intelligence Review, 58(2), Article 11017. https://doi.org/10.1007/s10462-024-11017-5</w:t>
       </w:r>
     </w:p>
     <w:p>
@@ -1523,7 +1983,25 @@
           <w:sz w:val="24"/>
           <w:szCs w:val="24"/>
         </w:rPr>
-        <w:t>Plasencia-Calaña, Y. (2025). Operationalizing automated essay scoring: A human-aware approach. arXiv. https://doi.org/10.48550/arXiv.2506.21603</w:t>
+        <w:t xml:space="preserve">Plasencia-Calaña, Y. (2025). Operationalizing automated essay scoring: A human-aware approach. </w:t>
+      </w:r>
+      <w:proofErr w:type="spellStart"/>
+      <w:r>
+        <w:rPr>
+          <w:rFonts w:ascii="Times New Roman" w:eastAsia="Times New Roman" w:hAnsi="Times New Roman" w:cs="Times New Roman"/>
+          <w:sz w:val="24"/>
+          <w:szCs w:val="24"/>
+        </w:rPr>
+        <w:t>arXiv</w:t>
+      </w:r>
+      <w:proofErr w:type="spellEnd"/>
+      <w:r>
+        <w:rPr>
+          <w:rFonts w:ascii="Times New Roman" w:eastAsia="Times New Roman" w:hAnsi="Times New Roman" w:cs="Times New Roman"/>
+          <w:sz w:val="24"/>
+          <w:szCs w:val="24"/>
+        </w:rPr>
+        <w:t>. https://doi.org/10.48550/arXiv.2506.21603</w:t>
       </w:r>
     </w:p>
     <w:p>
@@ -1543,7 +2021,25 @@
           <w:sz w:val="24"/>
           <w:szCs w:val="24"/>
         </w:rPr>
-        <w:t>Ramesh, D., &amp; Sanampudi, S. K. (2022). An automated essay scoring systems: A systematic literature review. Artificial Intelligence Review, 55(3), 2495–2527. https://doi.org/10.1007/s10462-021-10068-2</w:t>
+        <w:t xml:space="preserve">Ramesh, D., &amp; </w:t>
+      </w:r>
+      <w:proofErr w:type="spellStart"/>
+      <w:r>
+        <w:rPr>
+          <w:rFonts w:ascii="Times New Roman" w:hAnsi="Times New Roman" w:cs="Times New Roman"/>
+          <w:sz w:val="24"/>
+          <w:szCs w:val="24"/>
+        </w:rPr>
+        <w:t>Sanampudi</w:t>
+      </w:r>
+      <w:proofErr w:type="spellEnd"/>
+      <w:r>
+        <w:rPr>
+          <w:rFonts w:ascii="Times New Roman" w:hAnsi="Times New Roman" w:cs="Times New Roman"/>
+          <w:sz w:val="24"/>
+          <w:szCs w:val="24"/>
+        </w:rPr>
+        <w:t>, S. K. (2022). An automated essay scoring systems: A systematic literature review. Artificial Intelligence Review, 55(3), 2495–2527. https://doi.org/10.1007/s10462-021-10068-2</w:t>
       </w:r>
     </w:p>
     <w:p>
@@ -1557,7 +2053,70 @@
           <w:sz w:val="24"/>
           <w:szCs w:val="24"/>
         </w:rPr>
-        <w:t>Soumia, I., Daoudi, N., Abourezq, M., &amp; Bellafkih, M. (2024). Exploring the potential of DistilBERT architecture for automatic essay scoring task. Indonesian Journal of Electrical Engineering and Computer Science, 36(2), 1234–1241. https://doi.org/10.11591/ijeecs.v36.i2.pp1234-1241</w:t>
+        <w:t xml:space="preserve">Soumia, I., Daoudi, N., </w:t>
+      </w:r>
+      <w:proofErr w:type="spellStart"/>
+      <w:r>
+        <w:rPr>
+          <w:rFonts w:ascii="Times New Roman" w:eastAsia="Times New Roman" w:hAnsi="Times New Roman" w:cs="Times New Roman"/>
+          <w:sz w:val="24"/>
+          <w:szCs w:val="24"/>
+        </w:rPr>
+        <w:t>Abourezq</w:t>
+      </w:r>
+      <w:proofErr w:type="spellEnd"/>
+      <w:r>
+        <w:rPr>
+          <w:rFonts w:ascii="Times New Roman" w:eastAsia="Times New Roman" w:hAnsi="Times New Roman" w:cs="Times New Roman"/>
+          <w:sz w:val="24"/>
+          <w:szCs w:val="24"/>
+        </w:rPr>
+        <w:t xml:space="preserve">, M., &amp; </w:t>
+      </w:r>
+      <w:proofErr w:type="spellStart"/>
+      <w:r>
+        <w:rPr>
+          <w:rFonts w:ascii="Times New Roman" w:eastAsia="Times New Roman" w:hAnsi="Times New Roman" w:cs="Times New Roman"/>
+          <w:sz w:val="24"/>
+          <w:szCs w:val="24"/>
+        </w:rPr>
+        <w:t>Bellafkih</w:t>
+      </w:r>
+      <w:proofErr w:type="spellEnd"/>
+      <w:r>
+        <w:rPr>
+          <w:rFonts w:ascii="Times New Roman" w:eastAsia="Times New Roman" w:hAnsi="Times New Roman" w:cs="Times New Roman"/>
+          <w:sz w:val="24"/>
+          <w:szCs w:val="24"/>
+        </w:rPr>
+        <w:t xml:space="preserve">, M. (2024). Exploring the potential of </w:t>
+      </w:r>
+      <w:proofErr w:type="spellStart"/>
+      <w:r>
+        <w:rPr>
+          <w:rFonts w:ascii="Times New Roman" w:eastAsia="Times New Roman" w:hAnsi="Times New Roman" w:cs="Times New Roman"/>
+          <w:sz w:val="24"/>
+          <w:szCs w:val="24"/>
+        </w:rPr>
+        <w:t>DistilBERT</w:t>
+      </w:r>
+      <w:proofErr w:type="spellEnd"/>
+      <w:r>
+        <w:rPr>
+          <w:rFonts w:ascii="Times New Roman" w:eastAsia="Times New Roman" w:hAnsi="Times New Roman" w:cs="Times New Roman"/>
+          <w:sz w:val="24"/>
+          <w:szCs w:val="24"/>
+        </w:rPr>
+        <w:t xml:space="preserve"> architecture for automatic essay scoring task. Indonesian Journal of </w:t>
+      </w:r>
+      <w:r>
+        <w:rPr>
+          <w:rFonts w:ascii="Times New Roman" w:eastAsia="Times New Roman" w:hAnsi="Times New Roman" w:cs="Times New Roman"/>
+          <w:sz w:val="24"/>
+          <w:szCs w:val="24"/>
+        </w:rPr>
+        <w:lastRenderedPageBreak/>
+        <w:t>Electrical Engineering and Computer Science, 36(2), 1234–1241. https://doi.org/10.11591/ijeecs.v36.i2.pp1234-1241</w:t>
       </w:r>
     </w:p>
     <w:p>
@@ -1571,14 +2130,41 @@
           <w:szCs w:val="24"/>
         </w:rPr>
       </w:pPr>
-      <w:r>
-        <w:rPr>
-          <w:rFonts w:ascii="Times New Roman" w:hAnsi="Times New Roman" w:cs="Times New Roman"/>
-          <w:sz w:val="24"/>
-          <w:szCs w:val="24"/>
-        </w:rPr>
-        <w:lastRenderedPageBreak/>
-        <w:t>Sutisna, M., Suryadi, D., &amp; others. (2023). Automatic essay exam scoring system: A systematic literature review. Procedia Computer Science, 216, 551–560. https://doi.org/10.1016/j.procs.2022.12.166</w:t>
+      <w:proofErr w:type="spellStart"/>
+      <w:r>
+        <w:rPr>
+          <w:rFonts w:ascii="Times New Roman" w:hAnsi="Times New Roman" w:cs="Times New Roman"/>
+          <w:sz w:val="24"/>
+          <w:szCs w:val="24"/>
+        </w:rPr>
+        <w:t>Sutisna</w:t>
+      </w:r>
+      <w:proofErr w:type="spellEnd"/>
+      <w:r>
+        <w:rPr>
+          <w:rFonts w:ascii="Times New Roman" w:hAnsi="Times New Roman" w:cs="Times New Roman"/>
+          <w:sz w:val="24"/>
+          <w:szCs w:val="24"/>
+        </w:rPr>
+        <w:t xml:space="preserve">, M., </w:t>
+      </w:r>
+      <w:proofErr w:type="spellStart"/>
+      <w:r>
+        <w:rPr>
+          <w:rFonts w:ascii="Times New Roman" w:hAnsi="Times New Roman" w:cs="Times New Roman"/>
+          <w:sz w:val="24"/>
+          <w:szCs w:val="24"/>
+        </w:rPr>
+        <w:t>Suryadi</w:t>
+      </w:r>
+      <w:proofErr w:type="spellEnd"/>
+      <w:r>
+        <w:rPr>
+          <w:rFonts w:ascii="Times New Roman" w:hAnsi="Times New Roman" w:cs="Times New Roman"/>
+          <w:sz w:val="24"/>
+          <w:szCs w:val="24"/>
+        </w:rPr>
+        <w:t>, D., &amp; others. (2023). Automatic essay exam scoring system: A systematic literature review. Procedia Computer Science, 216, 551–560. https://doi.org/10.1016/j.procs.2022.12.166</w:t>
       </w:r>
     </w:p>
     <w:p>
@@ -1598,7 +2184,43 @@
           <w:sz w:val="24"/>
           <w:szCs w:val="24"/>
         </w:rPr>
-        <w:t>Yang, K., Raković, M., Li, Y., Guan, Q., Gašević, D., &amp; Chen, G. (2024). Unveiling the tapestry of automated essay scoring: A comprehensive investigation of accuracy, fairness, and generalizability. Proceedings of the AAAI Conference on Artificial Intelligence, 38(20), 22466–22474. https://doi.org/10.1609/aaai.v38i20.30254</w:t>
+        <w:t xml:space="preserve">Yang, K., </w:t>
+      </w:r>
+      <w:proofErr w:type="spellStart"/>
+      <w:r>
+        <w:rPr>
+          <w:rFonts w:ascii="Times New Roman" w:hAnsi="Times New Roman" w:cs="Times New Roman"/>
+          <w:sz w:val="24"/>
+          <w:szCs w:val="24"/>
+        </w:rPr>
+        <w:t>Raković</w:t>
+      </w:r>
+      <w:proofErr w:type="spellEnd"/>
+      <w:r>
+        <w:rPr>
+          <w:rFonts w:ascii="Times New Roman" w:hAnsi="Times New Roman" w:cs="Times New Roman"/>
+          <w:sz w:val="24"/>
+          <w:szCs w:val="24"/>
+        </w:rPr>
+        <w:t xml:space="preserve">, M., Li, Y., Guan, Q., </w:t>
+      </w:r>
+      <w:proofErr w:type="spellStart"/>
+      <w:r>
+        <w:rPr>
+          <w:rFonts w:ascii="Times New Roman" w:hAnsi="Times New Roman" w:cs="Times New Roman"/>
+          <w:sz w:val="24"/>
+          <w:szCs w:val="24"/>
+        </w:rPr>
+        <w:t>Gašević</w:t>
+      </w:r>
+      <w:proofErr w:type="spellEnd"/>
+      <w:r>
+        <w:rPr>
+          <w:rFonts w:ascii="Times New Roman" w:hAnsi="Times New Roman" w:cs="Times New Roman"/>
+          <w:sz w:val="24"/>
+          <w:szCs w:val="24"/>
+        </w:rPr>
+        <w:t>, D., &amp; Chen, G. (2024). Unveiling the tapestry of automated essay scoring: A comprehensive investigation of accuracy, fairness, and generalizability. Proceedings of the AAAI Conference on Artificial Intelligence, 38(20), 22466–22474. https://doi.org/10.1609/aaai.v38i20.30254</w:t>
       </w:r>
     </w:p>
     <w:p>
@@ -1698,7 +2320,7 @@
 </file>
 
 <file path=word/endnotes.xml><?xml version="1.0" encoding="utf-8"?>
-<w:endnotes xmlns:wpc="http://schemas.microsoft.com/office/word/2010/wordprocessingCanvas" xmlns:cx="http://schemas.microsoft.com/office/drawing/2014/chartex" xmlns:cx1="http://schemas.microsoft.com/office/drawing/2015/9/8/chartex" xmlns:cx2="http://schemas.microsoft.com/office/drawing/2015/10/21/chartex" xmlns:cx3="http://schemas.microsoft.com/office/drawing/2016/5/9/chartex" xmlns:cx4="http://schemas.microsoft.com/office/drawing/2016/5/10/chartex" xmlns:cx5="http://schemas.microsoft.com/office/drawing/2016/5/11/chartex" xmlns:cx6="http://schemas.microsoft.com/office/drawing/2016/5/12/chartex" xmlns:cx7="http://schemas.microsoft.com/office/drawing/2016/5/13/chartex" xmlns:cx8="http://schemas.microsoft.com/office/drawing/2016/5/14/chartex" xmlns:mc="http://schemas.openxmlformats.org/markup-compatibility/2006" xmlns:aink="http://schemas.microsoft.com/office/drawing/2016/ink" xmlns:am3d="http://schemas.microsoft.com/office/drawing/2017/model3d" xmlns:o="urn:schemas-microsoft-com:office:office" xmlns:oel="http://schemas.microsoft.com/office/2019/extlst" xmlns:r="http://schemas.openxmlformats.org/officeDocument/2006/relationships" xmlns:m="http://schemas.openxmlformats.org/officeDocument/2006/math" xmlns:v="urn:schemas-microsoft-com:vml" xmlns:wp14="http://schemas.microsoft.com/office/word/2010/wordprocessingDrawing" xmlns:wp="http://schemas.openxmlformats.org/drawingml/2006/wordprocessingDrawing" xmlns:w10="urn:schemas-microsoft-com:office:word" xmlns:w="http://schemas.openxmlformats.org/wordprocessingml/2006/main" xmlns:w14="http://schemas.microsoft.com/office/word/2010/wordml" xmlns:w15="http://schemas.microsoft.com/office/word/2012/wordml" xmlns:w16cei="http://schemas.microsoft.com/office/word/2026/wordml/cei" xmlns:w16cex="http://schemas.microsoft.com/office/word/2018/wordml/cex" xmlns:w16cid="http://schemas.microsoft.com/office/word/2016/wordml/cid" xmlns:w16="http://schemas.microsoft.com/office/word/2018/wordml" xmlns:w16du="http://schemas.microsoft.com/office/word/2023/wordml/word16du" xmlns:w16sdtdh="http://schemas.microsoft.com/office/word/2020/wordml/sdtdatahash" xmlns:w16sdtfl="http://schemas.microsoft.com/office/word/2024/wordml/sdtformatlock" xmlns:w16se="http://schemas.microsoft.com/office/word/2015/wordml/symex" xmlns:wpg="http://schemas.microsoft.com/office/word/2010/wordprocessingGroup" xmlns:wpi="http://schemas.microsoft.com/office/word/2010/wordprocessingInk" xmlns:wne="http://schemas.microsoft.com/office/word/2006/wordml" xmlns:wps="http://schemas.microsoft.com/office/word/2010/wordprocessingShape" mc:Ignorable="w14 w15 w16se w16cid w16 w16cex w16sdtdh w16sdtfl w16du wp14">
+<w:endnotes xmlns:wpc="http://schemas.microsoft.com/office/word/2010/wordprocessingCanvas" xmlns:cx="http://schemas.microsoft.com/office/drawing/2014/chartex" xmlns:cx1="http://schemas.microsoft.com/office/drawing/2015/9/8/chartex" xmlns:cx2="http://schemas.microsoft.com/office/drawing/2015/10/21/chartex" xmlns:cx3="http://schemas.microsoft.com/office/drawing/2016/5/9/chartex" xmlns:cx4="http://schemas.microsoft.com/office/drawing/2016/5/10/chartex" xmlns:cx5="http://schemas.microsoft.com/office/drawing/2016/5/11/chartex" xmlns:cx6="http://schemas.microsoft.com/office/drawing/2016/5/12/chartex" xmlns:cx7="http://schemas.microsoft.com/office/drawing/2016/5/13/chartex" xmlns:cx8="http://schemas.microsoft.com/office/drawing/2016/5/14/chartex" xmlns:mc="http://schemas.openxmlformats.org/markup-compatibility/2006" xmlns:aink="http://schemas.microsoft.com/office/drawing/2016/ink" xmlns:am3d="http://schemas.microsoft.com/office/drawing/2017/model3d" xmlns:o="urn:schemas-microsoft-com:office:office" xmlns:oel="http://schemas.microsoft.com/office/2019/extlst" xmlns:r="http://schemas.openxmlformats.org/officeDocument/2006/relationships" xmlns:m="http://schemas.openxmlformats.org/officeDocument/2006/math" xmlns:v="urn:schemas-microsoft-com:vml" xmlns:wp14="http://schemas.microsoft.com/office/word/2010/wordprocessingDrawing" xmlns:wp="http://schemas.openxmlformats.org/drawingml/2006/wordprocessingDrawing" xmlns:w10="urn:schemas-microsoft-com:office:word" xmlns:w="http://schemas.openxmlformats.org/wordprocessingml/2006/main" xmlns:w14="http://schemas.microsoft.com/office/word/2010/wordml" xmlns:w15="http://schemas.microsoft.com/office/word/2012/wordml" xmlns:w16cex="http://schemas.microsoft.com/office/word/2018/wordml/cex" xmlns:w16cid="http://schemas.microsoft.com/office/word/2016/wordml/cid" xmlns:w16="http://schemas.microsoft.com/office/word/2018/wordml" xmlns:w16du="http://schemas.microsoft.com/office/word/2023/wordml/word16du" xmlns:w16sdtdh="http://schemas.microsoft.com/office/word/2020/wordml/sdtdatahash" xmlns:w16sdtfl="http://schemas.microsoft.com/office/word/2024/wordml/sdtformatlock" xmlns:w16se="http://schemas.microsoft.com/office/word/2015/wordml/symex" xmlns:wpg="http://schemas.microsoft.com/office/word/2010/wordprocessingGroup" xmlns:wpi="http://schemas.microsoft.com/office/word/2010/wordprocessingInk" xmlns:wne="http://schemas.microsoft.com/office/word/2006/wordml" xmlns:wps="http://schemas.microsoft.com/office/word/2010/wordprocessingShape" mc:Ignorable="w14 w15 w16se w16cid w16 w16cex w16sdtdh w16sdtfl w16du wp14">
   <w:endnote w:type="separator" w:id="-1">
     <w:p>
       <w:pPr>
@@ -1723,7 +2345,7 @@
 </file>
 
 <file path=word/footer1.xml><?xml version="1.0" encoding="utf-8"?>
-<w:ftr xmlns:wpc="http://schemas.microsoft.com/office/word/2010/wordprocessingCanvas" xmlns:cx="http://schemas.microsoft.com/office/drawing/2014/chartex" xmlns:cx1="http://schemas.microsoft.com/office/drawing/2015/9/8/chartex" xmlns:cx2="http://schemas.microsoft.com/office/drawing/2015/10/21/chartex" xmlns:cx3="http://schemas.microsoft.com/office/drawing/2016/5/9/chartex" xmlns:cx4="http://schemas.microsoft.com/office/drawing/2016/5/10/chartex" xmlns:cx5="http://schemas.microsoft.com/office/drawing/2016/5/11/chartex" xmlns:cx6="http://schemas.microsoft.com/office/drawing/2016/5/12/chartex" xmlns:cx7="http://schemas.microsoft.com/office/drawing/2016/5/13/chartex" xmlns:cx8="http://schemas.microsoft.com/office/drawing/2016/5/14/chartex" xmlns:mc="http://schemas.openxmlformats.org/markup-compatibility/2006" xmlns:aink="http://schemas.microsoft.com/office/drawing/2016/ink" xmlns:am3d="http://schemas.microsoft.com/office/drawing/2017/model3d" xmlns:o="urn:schemas-microsoft-com:office:office" xmlns:oel="http://schemas.microsoft.com/office/2019/extlst" xmlns:r="http://schemas.openxmlformats.org/officeDocument/2006/relationships" xmlns:m="http://schemas.openxmlformats.org/officeDocument/2006/math" xmlns:v="urn:schemas-microsoft-com:vml" xmlns:wp14="http://schemas.microsoft.com/office/word/2010/wordprocessingDrawing" xmlns:wp="http://schemas.openxmlformats.org/drawingml/2006/wordprocessingDrawing" xmlns:w10="urn:schemas-microsoft-com:office:word" xmlns:w="http://schemas.openxmlformats.org/wordprocessingml/2006/main" xmlns:w14="http://schemas.microsoft.com/office/word/2010/wordml" xmlns:w15="http://schemas.microsoft.com/office/word/2012/wordml" xmlns:w16cei="http://schemas.microsoft.com/office/word/2026/wordml/cei" xmlns:w16cex="http://schemas.microsoft.com/office/word/2018/wordml/cex" xmlns:w16cid="http://schemas.microsoft.com/office/word/2016/wordml/cid" xmlns:w16="http://schemas.microsoft.com/office/word/2018/wordml" xmlns:w16du="http://schemas.microsoft.com/office/word/2023/wordml/word16du" xmlns:w16sdtdh="http://schemas.microsoft.com/office/word/2020/wordml/sdtdatahash" xmlns:w16sdtfl="http://schemas.microsoft.com/office/word/2024/wordml/sdtformatlock" xmlns:w16se="http://schemas.microsoft.com/office/word/2015/wordml/symex" xmlns:wpg="http://schemas.microsoft.com/office/word/2010/wordprocessingGroup" xmlns:wpi="http://schemas.microsoft.com/office/word/2010/wordprocessingInk" xmlns:wne="http://schemas.microsoft.com/office/word/2006/wordml" xmlns:wps="http://schemas.microsoft.com/office/word/2010/wordprocessingShape" mc:Ignorable="w14 w15 w16se w16cid w16 w16cex w16sdtdh w16sdtfl w16du wp14">
+<w:ftr xmlns:wpc="http://schemas.microsoft.com/office/word/2010/wordprocessingCanvas" xmlns:cx="http://schemas.microsoft.com/office/drawing/2014/chartex" xmlns:cx1="http://schemas.microsoft.com/office/drawing/2015/9/8/chartex" xmlns:cx2="http://schemas.microsoft.com/office/drawing/2015/10/21/chartex" xmlns:cx3="http://schemas.microsoft.com/office/drawing/2016/5/9/chartex" xmlns:cx4="http://schemas.microsoft.com/office/drawing/2016/5/10/chartex" xmlns:cx5="http://schemas.microsoft.com/office/drawing/2016/5/11/chartex" xmlns:cx6="http://schemas.microsoft.com/office/drawing/2016/5/12/chartex" xmlns:cx7="http://schemas.microsoft.com/office/drawing/2016/5/13/chartex" xmlns:cx8="http://schemas.microsoft.com/office/drawing/2016/5/14/chartex" xmlns:mc="http://schemas.openxmlformats.org/markup-compatibility/2006" xmlns:aink="http://schemas.microsoft.com/office/drawing/2016/ink" xmlns:am3d="http://schemas.microsoft.com/office/drawing/2017/model3d" xmlns:o="urn:schemas-microsoft-com:office:office" xmlns:oel="http://schemas.microsoft.com/office/2019/extlst" xmlns:r="http://schemas.openxmlformats.org/officeDocument/2006/relationships" xmlns:m="http://schemas.openxmlformats.org/officeDocument/2006/math" xmlns:v="urn:schemas-microsoft-com:vml" xmlns:wp14="http://schemas.microsoft.com/office/word/2010/wordprocessingDrawing" xmlns:wp="http://schemas.openxmlformats.org/drawingml/2006/wordprocessingDrawing" xmlns:w10="urn:schemas-microsoft-com:office:word" xmlns:w="http://schemas.openxmlformats.org/wordprocessingml/2006/main" xmlns:w14="http://schemas.microsoft.com/office/word/2010/wordml" xmlns:w15="http://schemas.microsoft.com/office/word/2012/wordml" xmlns:w16cex="http://schemas.microsoft.com/office/word/2018/wordml/cex" xmlns:w16cid="http://schemas.microsoft.com/office/word/2016/wordml/cid" xmlns:w16="http://schemas.microsoft.com/office/word/2018/wordml" xmlns:w16du="http://schemas.microsoft.com/office/word/2023/wordml/word16du" xmlns:w16sdtdh="http://schemas.microsoft.com/office/word/2020/wordml/sdtdatahash" xmlns:w16sdtfl="http://schemas.microsoft.com/office/word/2024/wordml/sdtformatlock" xmlns:w16se="http://schemas.microsoft.com/office/word/2015/wordml/symex" xmlns:wpg="http://schemas.microsoft.com/office/word/2010/wordprocessingGroup" xmlns:wpi="http://schemas.microsoft.com/office/word/2010/wordprocessingInk" xmlns:wne="http://schemas.microsoft.com/office/word/2006/wordml" xmlns:wps="http://schemas.microsoft.com/office/word/2010/wordprocessingShape" mc:Ignorable="w14 w15 w16se w16cid w16 w16cex w16sdtdh w16sdtfl w16du wp14">
   <w:sdt>
     <w:sdtPr>
       <w:id w:val="-1498650659"/>
@@ -1785,7 +2407,7 @@
 </file>
 
 <file path=word/footnotes.xml><?xml version="1.0" encoding="utf-8"?>
-<w:footnotes xmlns:wpc="http://schemas.microsoft.com/office/word/2010/wordprocessingCanvas" xmlns:cx="http://schemas.microsoft.com/office/drawing/2014/chartex" xmlns:cx1="http://schemas.microsoft.com/office/drawing/2015/9/8/chartex" xmlns:cx2="http://schemas.microsoft.com/office/drawing/2015/10/21/chartex" xmlns:cx3="http://schemas.microsoft.com/office/drawing/2016/5/9/chartex" xmlns:cx4="http://schemas.microsoft.com/office/drawing/2016/5/10/chartex" xmlns:cx5="http://schemas.microsoft.com/office/drawing/2016/5/11/chartex" xmlns:cx6="http://schemas.microsoft.com/office/drawing/2016/5/12/chartex" xmlns:cx7="http://schemas.microsoft.com/office/drawing/2016/5/13/chartex" xmlns:cx8="http://schemas.microsoft.com/office/drawing/2016/5/14/chartex" xmlns:mc="http://schemas.openxmlformats.org/markup-compatibility/2006" xmlns:aink="http://schemas.microsoft.com/office/drawing/2016/ink" xmlns:am3d="http://schemas.microsoft.com/office/drawing/2017/model3d" xmlns:o="urn:schemas-microsoft-com:office:office" xmlns:oel="http://schemas.microsoft.com/office/2019/extlst" xmlns:r="http://schemas.openxmlformats.org/officeDocument/2006/relationships" xmlns:m="http://schemas.openxmlformats.org/officeDocument/2006/math" xmlns:v="urn:schemas-microsoft-com:vml" xmlns:wp14="http://schemas.microsoft.com/office/word/2010/wordprocessingDrawing" xmlns:wp="http://schemas.openxmlformats.org/drawingml/2006/wordprocessingDrawing" xmlns:w10="urn:schemas-microsoft-com:office:word" xmlns:w="http://schemas.openxmlformats.org/wordprocessingml/2006/main" xmlns:w14="http://schemas.microsoft.com/office/word/2010/wordml" xmlns:w15="http://schemas.microsoft.com/office/word/2012/wordml" xmlns:w16cei="http://schemas.microsoft.com/office/word/2026/wordml/cei" xmlns:w16cex="http://schemas.microsoft.com/office/word/2018/wordml/cex" xmlns:w16cid="http://schemas.microsoft.com/office/word/2016/wordml/cid" xmlns:w16="http://schemas.microsoft.com/office/word/2018/wordml" xmlns:w16du="http://schemas.microsoft.com/office/word/2023/wordml/word16du" xmlns:w16sdtdh="http://schemas.microsoft.com/office/word/2020/wordml/sdtdatahash" xmlns:w16sdtfl="http://schemas.microsoft.com/office/word/2024/wordml/sdtformatlock" xmlns:w16se="http://schemas.microsoft.com/office/word/2015/wordml/symex" xmlns:wpg="http://schemas.microsoft.com/office/word/2010/wordprocessingGroup" xmlns:wpi="http://schemas.microsoft.com/office/word/2010/wordprocessingInk" xmlns:wne="http://schemas.microsoft.com/office/word/2006/wordml" xmlns:wps="http://schemas.microsoft.com/office/word/2010/wordprocessingShape" mc:Ignorable="w14 w15 w16se w16cid w16 w16cex w16sdtdh w16sdtfl w16du wp14">
+<w:footnotes xmlns:wpc="http://schemas.microsoft.com/office/word/2010/wordprocessingCanvas" xmlns:cx="http://schemas.microsoft.com/office/drawing/2014/chartex" xmlns:cx1="http://schemas.microsoft.com/office/drawing/2015/9/8/chartex" xmlns:cx2="http://schemas.microsoft.com/office/drawing/2015/10/21/chartex" xmlns:cx3="http://schemas.microsoft.com/office/drawing/2016/5/9/chartex" xmlns:cx4="http://schemas.microsoft.com/office/drawing/2016/5/10/chartex" xmlns:cx5="http://schemas.microsoft.com/office/drawing/2016/5/11/chartex" xmlns:cx6="http://schemas.microsoft.com/office/drawing/2016/5/12/chartex" xmlns:cx7="http://schemas.microsoft.com/office/drawing/2016/5/13/chartex" xmlns:cx8="http://schemas.microsoft.com/office/drawing/2016/5/14/chartex" xmlns:mc="http://schemas.openxmlformats.org/markup-compatibility/2006" xmlns:aink="http://schemas.microsoft.com/office/drawing/2016/ink" xmlns:am3d="http://schemas.microsoft.com/office/drawing/2017/model3d" xmlns:o="urn:schemas-microsoft-com:office:office" xmlns:oel="http://schemas.microsoft.com/office/2019/extlst" xmlns:r="http://schemas.openxmlformats.org/officeDocument/2006/relationships" xmlns:m="http://schemas.openxmlformats.org/officeDocument/2006/math" xmlns:v="urn:schemas-microsoft-com:vml" xmlns:wp14="http://schemas.microsoft.com/office/word/2010/wordprocessingDrawing" xmlns:wp="http://schemas.openxmlformats.org/drawingml/2006/wordprocessingDrawing" xmlns:w10="urn:schemas-microsoft-com:office:word" xmlns:w="http://schemas.openxmlformats.org/wordprocessingml/2006/main" xmlns:w14="http://schemas.microsoft.com/office/word/2010/wordml" xmlns:w15="http://schemas.microsoft.com/office/word/2012/wordml" xmlns:w16cex="http://schemas.microsoft.com/office/word/2018/wordml/cex" xmlns:w16cid="http://schemas.microsoft.com/office/word/2016/wordml/cid" xmlns:w16="http://schemas.microsoft.com/office/word/2018/wordml" xmlns:w16du="http://schemas.microsoft.com/office/word/2023/wordml/word16du" xmlns:w16sdtdh="http://schemas.microsoft.com/office/word/2020/wordml/sdtdatahash" xmlns:w16sdtfl="http://schemas.microsoft.com/office/word/2024/wordml/sdtformatlock" xmlns:w16se="http://schemas.microsoft.com/office/word/2015/wordml/symex" xmlns:wpg="http://schemas.microsoft.com/office/word/2010/wordprocessingGroup" xmlns:wpi="http://schemas.microsoft.com/office/word/2010/wordprocessingInk" xmlns:wne="http://schemas.microsoft.com/office/word/2006/wordml" xmlns:wps="http://schemas.microsoft.com/office/word/2010/wordprocessingShape" mc:Ignorable="w14 w15 w16se w16cid w16 w16cex w16sdtdh w16sdtfl w16du wp14">
   <w:footnote w:type="separator" w:id="-1">
     <w:p>
       <w:pPr>
@@ -2412,7 +3034,6 @@
   <w:style w:type="character" w:default="1" w:styleId="DefaultParagraphFont">
     <w:name w:val="Default Paragraph Font"/>
     <w:uiPriority w:val="1"/>
-    <w:semiHidden/>
     <w:unhideWhenUsed/>
   </w:style>
   <w:style w:type="table" w:default="1" w:styleId="TableNormal">

--- a/01_THESIS/Chapter 1/Chapter 1 Master.docx
+++ b/01_THESIS/Chapter 1/Chapter 1 Master.docx
@@ -22,7 +22,27 @@
           <w:sz w:val="24"/>
           <w:szCs w:val="24"/>
         </w:rPr>
-        <w:t xml:space="preserve">A COMPUTER-ASSISTED ASSESSMENT SYSTEM FOR AUTOMATED ESSAY AND SHORT-ANSWER EVALUATION </w:t>
+        <w:t>A COMPUTER-ASSISTED ASSESSMENT SYSTEM FOR AUTOMATED ESSAY</w:t>
+      </w:r>
+      <w:r>
+        <w:rPr>
+          <w:rFonts w:ascii="Times New Roman" w:hAnsi="Times New Roman" w:cs="Times New Roman"/>
+          <w:b/>
+          <w:bCs/>
+          <w:sz w:val="24"/>
+          <w:szCs w:val="24"/>
+        </w:rPr>
+        <w:t xml:space="preserve"> </w:t>
+      </w:r>
+      <w:r>
+        <w:rPr>
+          <w:rFonts w:ascii="Times New Roman" w:hAnsi="Times New Roman" w:cs="Times New Roman"/>
+          <w:b/>
+          <w:bCs/>
+          <w:sz w:val="24"/>
+          <w:szCs w:val="24"/>
+        </w:rPr>
+        <w:t xml:space="preserve">EVALUATION </w:t>
       </w:r>
     </w:p>
     <w:p>
@@ -3034,6 +3054,7 @@
   <w:style w:type="character" w:default="1" w:styleId="DefaultParagraphFont">
     <w:name w:val="Default Paragraph Font"/>
     <w:uiPriority w:val="1"/>
+    <w:semiHidden/>
     <w:unhideWhenUsed/>
   </w:style>
   <w:style w:type="table" w:default="1" w:styleId="TableNormal">

--- a/01_THESIS/Chapter 1/Chapter 1 Master.docx
+++ b/01_THESIS/Chapter 1/Chapter 1 Master.docx
@@ -1,6 +1,6 @@
 
 <file path=word/document.xml><?xml version="1.0" encoding="utf-8"?>
-<w:document xmlns:wpc="http://schemas.microsoft.com/office/word/2010/wordprocessingCanvas" xmlns:cx="http://schemas.microsoft.com/office/drawing/2014/chartex" xmlns:cx1="http://schemas.microsoft.com/office/drawing/2015/9/8/chartex" xmlns:cx2="http://schemas.microsoft.com/office/drawing/2015/10/21/chartex" xmlns:cx3="http://schemas.microsoft.com/office/drawing/2016/5/9/chartex" xmlns:cx4="http://schemas.microsoft.com/office/drawing/2016/5/10/chartex" xmlns:cx5="http://schemas.microsoft.com/office/drawing/2016/5/11/chartex" xmlns:cx6="http://schemas.microsoft.com/office/drawing/2016/5/12/chartex" xmlns:cx7="http://schemas.microsoft.com/office/drawing/2016/5/13/chartex" xmlns:cx8="http://schemas.microsoft.com/office/drawing/2016/5/14/chartex" xmlns:mc="http://schemas.openxmlformats.org/markup-compatibility/2006" xmlns:aink="http://schemas.microsoft.com/office/drawing/2016/ink" xmlns:am3d="http://schemas.microsoft.com/office/drawing/2017/model3d" xmlns:o="urn:schemas-microsoft-com:office:office" xmlns:oel="http://schemas.microsoft.com/office/2019/extlst" xmlns:r="http://schemas.openxmlformats.org/officeDocument/2006/relationships" xmlns:m="http://schemas.openxmlformats.org/officeDocument/2006/math" xmlns:v="urn:schemas-microsoft-com:vml" xmlns:wp14="http://schemas.microsoft.com/office/word/2010/wordprocessingDrawing" xmlns:wp="http://schemas.openxmlformats.org/drawingml/2006/wordprocessingDrawing" xmlns:w10="urn:schemas-microsoft-com:office:word" xmlns:w="http://schemas.openxmlformats.org/wordprocessingml/2006/main" xmlns:w14="http://schemas.microsoft.com/office/word/2010/wordml" xmlns:w15="http://schemas.microsoft.com/office/word/2012/wordml" xmlns:w16cex="http://schemas.microsoft.com/office/word/2018/wordml/cex" xmlns:w16cid="http://schemas.microsoft.com/office/word/2016/wordml/cid" xmlns:w16="http://schemas.microsoft.com/office/word/2018/wordml" xmlns:w16du="http://schemas.microsoft.com/office/word/2023/wordml/word16du" xmlns:w16sdtdh="http://schemas.microsoft.com/office/word/2020/wordml/sdtdatahash" xmlns:w16sdtfl="http://schemas.microsoft.com/office/word/2024/wordml/sdtformatlock" xmlns:w16se="http://schemas.microsoft.com/office/word/2015/wordml/symex" xmlns:wpg="http://schemas.microsoft.com/office/word/2010/wordprocessingGroup" xmlns:wpi="http://schemas.microsoft.com/office/word/2010/wordprocessingInk" xmlns:wne="http://schemas.microsoft.com/office/word/2006/wordml" xmlns:wps="http://schemas.microsoft.com/office/word/2010/wordprocessingShape" mc:Ignorable="w14 w15 w16se w16cid w16 w16cex w16sdtdh w16sdtfl w16du wp14">
+<w:document xmlns:wpc="http://schemas.microsoft.com/office/word/2010/wordprocessingCanvas" xmlns:cx="http://schemas.microsoft.com/office/drawing/2014/chartex" xmlns:cx1="http://schemas.microsoft.com/office/drawing/2015/9/8/chartex" xmlns:cx2="http://schemas.microsoft.com/office/drawing/2015/10/21/chartex" xmlns:cx3="http://schemas.microsoft.com/office/drawing/2016/5/9/chartex" xmlns:cx4="http://schemas.microsoft.com/office/drawing/2016/5/10/chartex" xmlns:cx5="http://schemas.microsoft.com/office/drawing/2016/5/11/chartex" xmlns:cx6="http://schemas.microsoft.com/office/drawing/2016/5/12/chartex" xmlns:cx7="http://schemas.microsoft.com/office/drawing/2016/5/13/chartex" xmlns:cx8="http://schemas.microsoft.com/office/drawing/2016/5/14/chartex" xmlns:mc="http://schemas.openxmlformats.org/markup-compatibility/2006" xmlns:aink="http://schemas.microsoft.com/office/drawing/2016/ink" xmlns:am3d="http://schemas.microsoft.com/office/drawing/2017/model3d" xmlns:o="urn:schemas-microsoft-com:office:office" xmlns:oel="http://schemas.microsoft.com/office/2019/extlst" xmlns:r="http://schemas.openxmlformats.org/officeDocument/2006/relationships" xmlns:m="http://schemas.openxmlformats.org/officeDocument/2006/math" xmlns:v="urn:schemas-microsoft-com:vml" xmlns:wp14="http://schemas.microsoft.com/office/word/2010/wordprocessingDrawing" xmlns:wp="http://schemas.openxmlformats.org/drawingml/2006/wordprocessingDrawing" xmlns:w10="urn:schemas-microsoft-com:office:word" xmlns:w="http://schemas.openxmlformats.org/wordprocessingml/2006/main" xmlns:w14="http://schemas.microsoft.com/office/word/2010/wordml" xmlns:w15="http://schemas.microsoft.com/office/word/2012/wordml" xmlns:w16cei="http://schemas.microsoft.com/office/word/2026/wordml/cei" xmlns:w16cex="http://schemas.microsoft.com/office/word/2018/wordml/cex" xmlns:w16cid="http://schemas.microsoft.com/office/word/2016/wordml/cid" xmlns:w16="http://schemas.microsoft.com/office/word/2018/wordml" xmlns:w16du="http://schemas.microsoft.com/office/word/2023/wordml/word16du" xmlns:w16sdtdh="http://schemas.microsoft.com/office/word/2020/wordml/sdtdatahash" xmlns:w16sdtfl="http://schemas.microsoft.com/office/word/2024/wordml/sdtformatlock" xmlns:w16se="http://schemas.microsoft.com/office/word/2015/wordml/symex" xmlns:wpg="http://schemas.microsoft.com/office/word/2010/wordprocessingGroup" xmlns:wpi="http://schemas.microsoft.com/office/word/2010/wordprocessingInk" xmlns:wne="http://schemas.microsoft.com/office/word/2006/wordml" xmlns:wps="http://schemas.microsoft.com/office/word/2010/wordprocessingShape" mc:Ignorable="w14 w15 w16se w16cid w16 w16cex w16sdtdh w16sdtfl w16du wp14">
   <w:body>
     <w:p>
       <w:pPr>
@@ -22,27 +22,7 @@
           <w:sz w:val="24"/>
           <w:szCs w:val="24"/>
         </w:rPr>
-        <w:t>A COMPUTER-ASSISTED ASSESSMENT SYSTEM FOR AUTOMATED ESSAY</w:t>
-      </w:r>
-      <w:r>
-        <w:rPr>
-          <w:rFonts w:ascii="Times New Roman" w:hAnsi="Times New Roman" w:cs="Times New Roman"/>
-          <w:b/>
-          <w:bCs/>
-          <w:sz w:val="24"/>
-          <w:szCs w:val="24"/>
-        </w:rPr>
-        <w:t xml:space="preserve"> </w:t>
-      </w:r>
-      <w:r>
-        <w:rPr>
-          <w:rFonts w:ascii="Times New Roman" w:hAnsi="Times New Roman" w:cs="Times New Roman"/>
-          <w:b/>
-          <w:bCs/>
-          <w:sz w:val="24"/>
-          <w:szCs w:val="24"/>
-        </w:rPr>
-        <w:t xml:space="preserve">EVALUATION </w:t>
+        <w:t xml:space="preserve">A COMPUTER-ASSISTED ASSESSMENT SYSTEM FOR AUTOMATED ESSAY AND SHORT-ANSWER EVALUATION </w:t>
       </w:r>
     </w:p>
     <w:p>
@@ -1626,18 +1606,7 @@
           <w:sz w:val="24"/>
           <w:szCs w:val="24"/>
         </w:rPr>
-        <w:t>This study is scoped to the design and development of an automated scoring engine that evaluates open-ended student written responses,</w:t>
-      </w:r>
-      <w:r>
-        <w:t xml:space="preserve"> </w:t>
-      </w:r>
-      <w:r>
-        <w:rPr>
-          <w:rFonts w:ascii="Times New Roman" w:eastAsia="Times New Roman" w:hAnsi="Times New Roman" w:cs="Times New Roman"/>
-          <w:sz w:val="24"/>
-          <w:szCs w:val="24"/>
-        </w:rPr>
-        <w:t xml:space="preserve">with essay scoring as its primary and confirmed capability, and short-answer scoring included only as an optional extended feature </w:t>
+        <w:t xml:space="preserve">This study is scoped to the design and development of an automated scoring engine that evaluates open-ended student written responses, with essay scoring as its primary and most rigorously developed capability and short-answer scoring included only as a limited, </w:t>
       </w:r>
       <w:r>
         <w:rPr>
@@ -1646,15 +1615,25 @@
           <w:szCs w:val="24"/>
         </w:rPr>
         <w:lastRenderedPageBreak/>
-        <w:t>to be pursued if time and resources permit</w:t>
-      </w:r>
-      <w:r>
-        <w:rPr>
-          <w:rFonts w:ascii="Times New Roman" w:eastAsia="Times New Roman" w:hAnsi="Times New Roman" w:cs="Times New Roman"/>
-          <w:sz w:val="24"/>
-          <w:szCs w:val="24"/>
-        </w:rPr>
-        <w:t>. The intended users of the system are teachers and instructors, with the potential to extend its benefits to entire academic institutions that choose to adopt it, either through a standalone, browser-based grading application or through a documented API that a school's existing Virtual Learning Environment (VLE) can call. This dual-access design allows the system to be used directly by a teacher with no technical background, or integrated by a developer into a larger platform already in use by the school. At a high level, the scoring process begins when a student's written response is submitted through the web interface or the API, after which the text is cleaned and prepared for analysis, passed through a fine-tuned language model to generate a numeric score and short accompanying feedback, and then stored and returned to the requesting user or system. This design follows established practice in automated scoring research, where such systems are built specifically to support, rather than replace, the evaluation of constructed-response writing tasks (Plasencia-Calaña, 2025).</w:t>
+        <w:t>secondary feature. The intended users of the system are teachers and instructors, with the potential to extend its benefits to entire academic institutions that choose to adopt it, either through a standalone, browser-based grading application or through a documented API that a school's existing Virtual Learning Environment (VLE) can call. This dual-access design allows the system to be used directly by a teacher with no technical background, or integrated by a developer into a larger platform already in use by the school. At a high level, the scoring process begins when a student's written response is submitted through the web interface or the API, after which the text is cleaned and prepared for analysis, passed through a fine-tuned language model to generate a numeric score and short accompanying feedback, and then stored and returned to the requesting user or system. This design follows established practice in automated scoring research, where such systems are built specifically to support, rather than replace, the evaluation of constructed-response writing tasks (Plasencia-</w:t>
+      </w:r>
+      <w:proofErr w:type="spellStart"/>
+      <w:r>
+        <w:rPr>
+          <w:rFonts w:ascii="Times New Roman" w:eastAsia="Times New Roman" w:hAnsi="Times New Roman" w:cs="Times New Roman"/>
+          <w:sz w:val="24"/>
+          <w:szCs w:val="24"/>
+        </w:rPr>
+        <w:t>Calaña</w:t>
+      </w:r>
+      <w:proofErr w:type="spellEnd"/>
+      <w:r>
+        <w:rPr>
+          <w:rFonts w:ascii="Times New Roman" w:eastAsia="Times New Roman" w:hAnsi="Times New Roman" w:cs="Times New Roman"/>
+          <w:sz w:val="24"/>
+          <w:szCs w:val="24"/>
+        </w:rPr>
+        <w:t>, 2025).</w:t>
       </w:r>
     </w:p>
     <w:p>
@@ -1669,18 +1648,7 @@
           <w:sz w:val="24"/>
           <w:szCs w:val="24"/>
         </w:rPr>
-        <w:t>The features covered by this study are limited to those the group has confirmed as feasible to build within the semester.</w:t>
-      </w:r>
-      <w:r>
-        <w:t xml:space="preserve"> </w:t>
-      </w:r>
-      <w:r>
-        <w:rPr>
-          <w:rFonts w:ascii="Times New Roman" w:eastAsia="Times New Roman" w:hAnsi="Times New Roman" w:cs="Times New Roman"/>
-          <w:sz w:val="24"/>
-          <w:szCs w:val="24"/>
-        </w:rPr>
-        <w:t xml:space="preserve">These include the submission of essay responses through both a web form and an API endpoint; preprocessing and tokenization of the submitted text; automated score generation through a fine-tuned </w:t>
+        <w:t xml:space="preserve">The features covered by this study are limited to those the group has confirmed as feasible to build within the semester. These include the submission of essay and short-answer responses through both a web form and an API endpoint; preprocessing and tokenization of the submitted text; automated score generation through a fine-tuned </w:t>
       </w:r>
       <w:proofErr w:type="spellStart"/>
       <w:r>
@@ -1698,7 +1666,7 @@
           <w:sz w:val="24"/>
           <w:szCs w:val="24"/>
         </w:rPr>
-        <w:t xml:space="preserve"> model (Soumia et al., 2024); generation of brief supplementary feedback alongside the numeric score; a teacher-facing review interface that allows an AI-generated score to be viewed and, when necessary, manually overridden before it is treated as final; and storage of submissions, scores, feedback, and override records in a MySQL database. Short-answer submission and scoring, and digitization of handwritten responses through optical character recognition (OCR), are both treated as optional extensions rather than core features and will only be </w:t>
+        <w:t xml:space="preserve"> model (Soumia et al., 2024); generation of brief supplementary feedback alongside the numeric score; a teacher-facing review interface that allows an AI-generated score to be viewed and, when necessary, manually overridden before it is treated as final; and storage of submissions, scores, feedback, and override records in a MySQL database. Digitization of handwritten responses through optical character recognition (OCR) is treated as an optional extension rather than a core feature and will only be pursued if time and resources allow. Features not </w:t>
       </w:r>
       <w:r>
         <w:rPr>
@@ -1707,15 +1675,7 @@
           <w:szCs w:val="24"/>
         </w:rPr>
         <w:lastRenderedPageBreak/>
-        <w:t>pursued if time and resources allow</w:t>
-      </w:r>
-      <w:r>
-        <w:rPr>
-          <w:rFonts w:ascii="Times New Roman" w:eastAsia="Times New Roman" w:hAnsi="Times New Roman" w:cs="Times New Roman"/>
-          <w:sz w:val="24"/>
-          <w:szCs w:val="24"/>
-        </w:rPr>
-        <w:t>. Features not listed here, such as plagiarism detection, class-wide ranking analytics, or support for languages other than English, are not part of this study's planned implementation.</w:t>
+        <w:t>listed here, such as plagiarism detection, class-wide ranking analytics, or support for languages other than English, are not part of this study's planned implementation.</w:t>
       </w:r>
     </w:p>
     <w:p>
@@ -1766,26 +1726,7 @@
           <w:sz w:val="24"/>
           <w:szCs w:val="24"/>
         </w:rPr>
-        <w:t xml:space="preserve"> et al., 2023).</w:t>
-      </w:r>
-      <w:r>
-        <w:t xml:space="preserve"> </w:t>
-      </w:r>
-      <w:r>
-        <w:rPr>
-          <w:rFonts w:ascii="Times New Roman" w:eastAsia="Times New Roman" w:hAnsi="Times New Roman" w:cs="Times New Roman"/>
-          <w:sz w:val="24"/>
-          <w:szCs w:val="24"/>
-        </w:rPr>
-        <w:t>Essay-type responses are the only response type covered by the study's confirmed, core scope. Short-answer scoring may be introduced as an optional extended feature if time and resources permit; if pursued, it would be treated as a secondary and less rigorously validated capability, since short-answer evaluation is fundamentally a different task, closer to a semantic-similarity check against an expected answer, than the holistic judgment involved in scoring an essay</w:t>
-      </w:r>
-      <w:r>
-        <w:rPr>
-          <w:rFonts w:ascii="Times New Roman" w:eastAsia="Times New Roman" w:hAnsi="Times New Roman" w:cs="Times New Roman"/>
-          <w:sz w:val="24"/>
-          <w:szCs w:val="24"/>
-        </w:rPr>
-        <w:t>.</w:t>
+        <w:t xml:space="preserve"> et al., 2023). Essay-type responses are the primary and most thoroughly evaluated response type in this study. Short-answer responses, while accepted as input, are treated as a secondary and less rigorously validated capability, since short-answer evaluation is fundamentally a different task, closer to a semantic-similarity check against an expected answer, than the holistic judgment involved in scoring an essay.</w:t>
       </w:r>
     </w:p>
     <w:p>
@@ -1818,7 +1759,7 @@
           <w:sz w:val="24"/>
           <w:szCs w:val="24"/>
         </w:rPr>
-        <w:t xml:space="preserve">, 2022). The quality </w:t>
+        <w:t xml:space="preserve">, 2022). The quality of the scores the system produces is also tied directly to the quality and representativeness of the dataset used for training and fine-tuning, so a model trained primarily on one population </w:t>
       </w:r>
       <w:r>
         <w:rPr>
@@ -1827,7 +1768,7 @@
           <w:szCs w:val="24"/>
         </w:rPr>
         <w:lastRenderedPageBreak/>
-        <w:t>of the scores the system produces is also tied directly to the quality and representativeness of the dataset used for training and fine-tuning, so a model trained primarily on one population or writing style may not generalize equally well to students of different backgrounds or levels of English proficiency. Highly subjective or open-interpretation responses may be difficult for the system to evaluate consistently, since the model has no explicit understanding of meaning in the way a human grader does. In addition, the system in its core form only accepts typed or digitally submitted text; handwritten responses fall outside the primary scope and are only reachable through the optional OCR extension, which is not guaranteed to achieve high accuracy. Finally, because model development in this study centers on essay data, the system's short-answer scoring is expected to be comparatively less refined and less thoroughly validated than its essay scoring.</w:t>
+        <w:t>or writing style may not generalize equally well to students of different backgrounds or levels of English proficiency. Highly subjective or open-interpretation responses may be difficult for the system to evaluate consistently, since the model has no explicit understanding of meaning in the way a human grader does. In addition, the system in its core form only accepts typed or digitally submitted text; handwritten responses fall outside the primary scope and are only reachable through the optional OCR extension, which is not guaranteed to achieve high accuracy. Finally, because model development in this study centers on essay data, the system's short-answer scoring is expected to be comparatively less refined and less thoroughly validated than its essay scoring.</w:t>
       </w:r>
     </w:p>
     <w:p>
@@ -1842,35 +1783,7 @@
           <w:sz w:val="24"/>
           <w:szCs w:val="24"/>
         </w:rPr>
-        <w:t>This study explicitly excludes several capabilities from its scope. The system does not replace the teacher's professional judgment; every AI-generated score can be reviewed and, if necessary, overridden by a teacher before it is treated as final, preserving human oversight over the grading decision. It does not evaluate oral presentations, spoken responses, or any other non-text-based form of assessment. It does not assess handwriting quality or penmanship, and it does not process physical, handwritten submissions unless they are first digitized through the optional OCR extension, which lies outside the project's core scope.</w:t>
-      </w:r>
-      <w:r>
-        <w:t xml:space="preserve"> </w:t>
-      </w:r>
-      <w:r>
-        <w:rPr>
-          <w:rFonts w:ascii="Times New Roman" w:eastAsia="Times New Roman" w:hAnsi="Times New Roman" w:cs="Times New Roman"/>
-          <w:sz w:val="24"/>
-          <w:szCs w:val="24"/>
-        </w:rPr>
-        <w:t>The system is also not a general-purpose or subject-agnostic grading tool; it is designed specifically to score essay written responses, with short-answer scoring as an optional extension if pursued, and it does not perform broader tutoring, conversational assistance, or open-ended dialogue with students, which distinguishes it from chatbot-style educational tools</w:t>
-      </w:r>
-      <w:r>
-        <w:rPr>
-          <w:rFonts w:ascii="Times New Roman" w:eastAsia="Times New Roman" w:hAnsi="Times New Roman" w:cs="Times New Roman"/>
-          <w:sz w:val="24"/>
-          <w:szCs w:val="24"/>
-        </w:rPr>
-        <w:t xml:space="preserve">. Finally, this project does not aim to build a complete Virtual Learning Environment; it </w:t>
-      </w:r>
-      <w:r>
-        <w:rPr>
-          <w:rFonts w:ascii="Times New Roman" w:eastAsia="Times New Roman" w:hAnsi="Times New Roman" w:cs="Times New Roman"/>
-          <w:sz w:val="24"/>
-          <w:szCs w:val="24"/>
-        </w:rPr>
-        <w:lastRenderedPageBreak/>
-        <w:t>is intended as a standalone, pluggable scoring service that a school's existing VLE can optionally integrate with through its API, not as a replacement for that VLE.</w:t>
+        <w:t>This study explicitly excludes several capabilities from its scope. The system does not replace the teacher's professional judgment; every AI-generated score can be reviewed and, if necessary, overridden by a teacher before it is treated as final, preserving human oversight over the grading decision. It does not evaluate oral presentations, spoken responses, or any other non-text-based form of assessment. It does not assess handwriting quality or penmanship, and it does not process physical, handwritten submissions unless they are first digitized through the optional OCR extension, which lies outside the project's core scope. The system is also not a general-purpose or subject-agnostic grading tool; it is designed specifically to score essay and short-answer written responses, and it does not perform broader tutoring, conversational assistance, or open-ended dialogue with students, which distinguishes it from chatbot-style educational tools. Finally, this project does not aim to build a complete Virtual Learning Environment; it is intended as a standalone, pluggable scoring service that a school's existing VLE can optionally integrate with through its API, not as a replacement for that VLE.</w:t>
       </w:r>
     </w:p>
     <w:p>
@@ -1893,6 +1806,7 @@
           <w:sz w:val="28"/>
           <w:szCs w:val="28"/>
         </w:rPr>
+        <w:lastRenderedPageBreak/>
         <w:t>REFERENCES</w:t>
       </w:r>
     </w:p>
@@ -1900,6 +1814,7 @@
       <w:pPr>
         <w:spacing w:after="200" w:line="480" w:lineRule="auto"/>
         <w:ind w:left="720" w:hanging="720"/>
+        <w:jc w:val="both"/>
       </w:pPr>
       <w:proofErr w:type="spellStart"/>
       <w:r>
@@ -1972,6 +1887,7 @@
       <w:pPr>
         <w:spacing w:after="200" w:line="480" w:lineRule="auto"/>
         <w:ind w:left="720" w:hanging="720"/>
+        <w:jc w:val="both"/>
       </w:pPr>
       <w:proofErr w:type="spellStart"/>
       <w:r>
@@ -1996,14 +1912,33 @@
       <w:pPr>
         <w:spacing w:after="200" w:line="480" w:lineRule="auto"/>
         <w:ind w:left="720" w:hanging="720"/>
-      </w:pPr>
-      <w:r>
-        <w:rPr>
-          <w:rFonts w:ascii="Times New Roman" w:eastAsia="Times New Roman" w:hAnsi="Times New Roman" w:cs="Times New Roman"/>
-          <w:sz w:val="24"/>
-          <w:szCs w:val="24"/>
-        </w:rPr>
-        <w:t xml:space="preserve">Plasencia-Calaña, Y. (2025). Operationalizing automated essay scoring: A human-aware approach. </w:t>
+        <w:jc w:val="both"/>
+      </w:pPr>
+      <w:r>
+        <w:rPr>
+          <w:rFonts w:ascii="Times New Roman" w:eastAsia="Times New Roman" w:hAnsi="Times New Roman" w:cs="Times New Roman"/>
+          <w:sz w:val="24"/>
+          <w:szCs w:val="24"/>
+        </w:rPr>
+        <w:t>Plasencia-</w:t>
+      </w:r>
+      <w:proofErr w:type="spellStart"/>
+      <w:r>
+        <w:rPr>
+          <w:rFonts w:ascii="Times New Roman" w:eastAsia="Times New Roman" w:hAnsi="Times New Roman" w:cs="Times New Roman"/>
+          <w:sz w:val="24"/>
+          <w:szCs w:val="24"/>
+        </w:rPr>
+        <w:t>Calaña</w:t>
+      </w:r>
+      <w:proofErr w:type="spellEnd"/>
+      <w:r>
+        <w:rPr>
+          <w:rFonts w:ascii="Times New Roman" w:eastAsia="Times New Roman" w:hAnsi="Times New Roman" w:cs="Times New Roman"/>
+          <w:sz w:val="24"/>
+          <w:szCs w:val="24"/>
+        </w:rPr>
+        <w:t xml:space="preserve">, Y. (2025). Operationalizing automated essay scoring: A human-aware approach. </w:t>
       </w:r>
       <w:proofErr w:type="spellStart"/>
       <w:r>
@@ -2066,6 +2001,7 @@
       <w:pPr>
         <w:spacing w:after="200" w:line="480" w:lineRule="auto"/>
         <w:ind w:left="720" w:hanging="720"/>
+        <w:jc w:val="both"/>
       </w:pPr>
       <w:r>
         <w:rPr>
@@ -2127,16 +2063,7 @@
           <w:sz w:val="24"/>
           <w:szCs w:val="24"/>
         </w:rPr>
-        <w:t xml:space="preserve"> architecture for automatic essay scoring task. Indonesian Journal of </w:t>
-      </w:r>
-      <w:r>
-        <w:rPr>
-          <w:rFonts w:ascii="Times New Roman" w:eastAsia="Times New Roman" w:hAnsi="Times New Roman" w:cs="Times New Roman"/>
-          <w:sz w:val="24"/>
-          <w:szCs w:val="24"/>
-        </w:rPr>
-        <w:lastRenderedPageBreak/>
-        <w:t>Electrical Engineering and Computer Science, 36(2), 1234–1241. https://doi.org/10.11591/ijeecs.v36.i2.pp1234-1241</w:t>
+        <w:t xml:space="preserve"> architecture for automatic essay scoring task. Indonesian Journal of Electrical Engineering and Computer Science, 36(2), 1234–1241. https://doi.org/10.11591/ijeecs.v36.i2.pp1234-1241</w:t>
       </w:r>
     </w:p>
     <w:p>
@@ -2157,6 +2084,7 @@
           <w:sz w:val="24"/>
           <w:szCs w:val="24"/>
         </w:rPr>
+        <w:lastRenderedPageBreak/>
         <w:t>Sutisna</w:t>
       </w:r>
       <w:proofErr w:type="spellEnd"/>
@@ -2340,7 +2268,7 @@
 </file>
 
 <file path=word/endnotes.xml><?xml version="1.0" encoding="utf-8"?>
-<w:endnotes xmlns:wpc="http://schemas.microsoft.com/office/word/2010/wordprocessingCanvas" xmlns:cx="http://schemas.microsoft.com/office/drawing/2014/chartex" xmlns:cx1="http://schemas.microsoft.com/office/drawing/2015/9/8/chartex" xmlns:cx2="http://schemas.microsoft.com/office/drawing/2015/10/21/chartex" xmlns:cx3="http://schemas.microsoft.com/office/drawing/2016/5/9/chartex" xmlns:cx4="http://schemas.microsoft.com/office/drawing/2016/5/10/chartex" xmlns:cx5="http://schemas.microsoft.com/office/drawing/2016/5/11/chartex" xmlns:cx6="http://schemas.microsoft.com/office/drawing/2016/5/12/chartex" xmlns:cx7="http://schemas.microsoft.com/office/drawing/2016/5/13/chartex" xmlns:cx8="http://schemas.microsoft.com/office/drawing/2016/5/14/chartex" xmlns:mc="http://schemas.openxmlformats.org/markup-compatibility/2006" xmlns:aink="http://schemas.microsoft.com/office/drawing/2016/ink" xmlns:am3d="http://schemas.microsoft.com/office/drawing/2017/model3d" xmlns:o="urn:schemas-microsoft-com:office:office" xmlns:oel="http://schemas.microsoft.com/office/2019/extlst" xmlns:r="http://schemas.openxmlformats.org/officeDocument/2006/relationships" xmlns:m="http://schemas.openxmlformats.org/officeDocument/2006/math" xmlns:v="urn:schemas-microsoft-com:vml" xmlns:wp14="http://schemas.microsoft.com/office/word/2010/wordprocessingDrawing" xmlns:wp="http://schemas.openxmlformats.org/drawingml/2006/wordprocessingDrawing" xmlns:w10="urn:schemas-microsoft-com:office:word" xmlns:w="http://schemas.openxmlformats.org/wordprocessingml/2006/main" xmlns:w14="http://schemas.microsoft.com/office/word/2010/wordml" xmlns:w15="http://schemas.microsoft.com/office/word/2012/wordml" xmlns:w16cex="http://schemas.microsoft.com/office/word/2018/wordml/cex" xmlns:w16cid="http://schemas.microsoft.com/office/word/2016/wordml/cid" xmlns:w16="http://schemas.microsoft.com/office/word/2018/wordml" xmlns:w16du="http://schemas.microsoft.com/office/word/2023/wordml/word16du" xmlns:w16sdtdh="http://schemas.microsoft.com/office/word/2020/wordml/sdtdatahash" xmlns:w16sdtfl="http://schemas.microsoft.com/office/word/2024/wordml/sdtformatlock" xmlns:w16se="http://schemas.microsoft.com/office/word/2015/wordml/symex" xmlns:wpg="http://schemas.microsoft.com/office/word/2010/wordprocessingGroup" xmlns:wpi="http://schemas.microsoft.com/office/word/2010/wordprocessingInk" xmlns:wne="http://schemas.microsoft.com/office/word/2006/wordml" xmlns:wps="http://schemas.microsoft.com/office/word/2010/wordprocessingShape" mc:Ignorable="w14 w15 w16se w16cid w16 w16cex w16sdtdh w16sdtfl w16du wp14">
+<w:endnotes xmlns:wpc="http://schemas.microsoft.com/office/word/2010/wordprocessingCanvas" xmlns:cx="http://schemas.microsoft.com/office/drawing/2014/chartex" xmlns:cx1="http://schemas.microsoft.com/office/drawing/2015/9/8/chartex" xmlns:cx2="http://schemas.microsoft.com/office/drawing/2015/10/21/chartex" xmlns:cx3="http://schemas.microsoft.com/office/drawing/2016/5/9/chartex" xmlns:cx4="http://schemas.microsoft.com/office/drawing/2016/5/10/chartex" xmlns:cx5="http://schemas.microsoft.com/office/drawing/2016/5/11/chartex" xmlns:cx6="http://schemas.microsoft.com/office/drawing/2016/5/12/chartex" xmlns:cx7="http://schemas.microsoft.com/office/drawing/2016/5/13/chartex" xmlns:cx8="http://schemas.microsoft.com/office/drawing/2016/5/14/chartex" xmlns:mc="http://schemas.openxmlformats.org/markup-compatibility/2006" xmlns:aink="http://schemas.microsoft.com/office/drawing/2016/ink" xmlns:am3d="http://schemas.microsoft.com/office/drawing/2017/model3d" xmlns:o="urn:schemas-microsoft-com:office:office" xmlns:oel="http://schemas.microsoft.com/office/2019/extlst" xmlns:r="http://schemas.openxmlformats.org/officeDocument/2006/relationships" xmlns:m="http://schemas.openxmlformats.org/officeDocument/2006/math" xmlns:v="urn:schemas-microsoft-com:vml" xmlns:wp14="http://schemas.microsoft.com/office/word/2010/wordprocessingDrawing" xmlns:wp="http://schemas.openxmlformats.org/drawingml/2006/wordprocessingDrawing" xmlns:w10="urn:schemas-microsoft-com:office:word" xmlns:w="http://schemas.openxmlformats.org/wordprocessingml/2006/main" xmlns:w14="http://schemas.microsoft.com/office/word/2010/wordml" xmlns:w15="http://schemas.microsoft.com/office/word/2012/wordml" xmlns:w16cei="http://schemas.microsoft.com/office/word/2026/wordml/cei" xmlns:w16cex="http://schemas.microsoft.com/office/word/2018/wordml/cex" xmlns:w16cid="http://schemas.microsoft.com/office/word/2016/wordml/cid" xmlns:w16="http://schemas.microsoft.com/office/word/2018/wordml" xmlns:w16du="http://schemas.microsoft.com/office/word/2023/wordml/word16du" xmlns:w16sdtdh="http://schemas.microsoft.com/office/word/2020/wordml/sdtdatahash" xmlns:w16sdtfl="http://schemas.microsoft.com/office/word/2024/wordml/sdtformatlock" xmlns:w16se="http://schemas.microsoft.com/office/word/2015/wordml/symex" xmlns:wpg="http://schemas.microsoft.com/office/word/2010/wordprocessingGroup" xmlns:wpi="http://schemas.microsoft.com/office/word/2010/wordprocessingInk" xmlns:wne="http://schemas.microsoft.com/office/word/2006/wordml" xmlns:wps="http://schemas.microsoft.com/office/word/2010/wordprocessingShape" mc:Ignorable="w14 w15 w16se w16cid w16 w16cex w16sdtdh w16sdtfl w16du wp14">
   <w:endnote w:type="separator" w:id="-1">
     <w:p>
       <w:pPr>
@@ -2365,7 +2293,7 @@
 </file>
 
 <file path=word/footer1.xml><?xml version="1.0" encoding="utf-8"?>
-<w:ftr xmlns:wpc="http://schemas.microsoft.com/office/word/2010/wordprocessingCanvas" xmlns:cx="http://schemas.microsoft.com/office/drawing/2014/chartex" xmlns:cx1="http://schemas.microsoft.com/office/drawing/2015/9/8/chartex" xmlns:cx2="http://schemas.microsoft.com/office/drawing/2015/10/21/chartex" xmlns:cx3="http://schemas.microsoft.com/office/drawing/2016/5/9/chartex" xmlns:cx4="http://schemas.microsoft.com/office/drawing/2016/5/10/chartex" xmlns:cx5="http://schemas.microsoft.com/office/drawing/2016/5/11/chartex" xmlns:cx6="http://schemas.microsoft.com/office/drawing/2016/5/12/chartex" xmlns:cx7="http://schemas.microsoft.com/office/drawing/2016/5/13/chartex" xmlns:cx8="http://schemas.microsoft.com/office/drawing/2016/5/14/chartex" xmlns:mc="http://schemas.openxmlformats.org/markup-compatibility/2006" xmlns:aink="http://schemas.microsoft.com/office/drawing/2016/ink" xmlns:am3d="http://schemas.microsoft.com/office/drawing/2017/model3d" xmlns:o="urn:schemas-microsoft-com:office:office" xmlns:oel="http://schemas.microsoft.com/office/2019/extlst" xmlns:r="http://schemas.openxmlformats.org/officeDocument/2006/relationships" xmlns:m="http://schemas.openxmlformats.org/officeDocument/2006/math" xmlns:v="urn:schemas-microsoft-com:vml" xmlns:wp14="http://schemas.microsoft.com/office/word/2010/wordprocessingDrawing" xmlns:wp="http://schemas.openxmlformats.org/drawingml/2006/wordprocessingDrawing" xmlns:w10="urn:schemas-microsoft-com:office:word" xmlns:w="http://schemas.openxmlformats.org/wordprocessingml/2006/main" xmlns:w14="http://schemas.microsoft.com/office/word/2010/wordml" xmlns:w15="http://schemas.microsoft.com/office/word/2012/wordml" xmlns:w16cex="http://schemas.microsoft.com/office/word/2018/wordml/cex" xmlns:w16cid="http://schemas.microsoft.com/office/word/2016/wordml/cid" xmlns:w16="http://schemas.microsoft.com/office/word/2018/wordml" xmlns:w16du="http://schemas.microsoft.com/office/word/2023/wordml/word16du" xmlns:w16sdtdh="http://schemas.microsoft.com/office/word/2020/wordml/sdtdatahash" xmlns:w16sdtfl="http://schemas.microsoft.com/office/word/2024/wordml/sdtformatlock" xmlns:w16se="http://schemas.microsoft.com/office/word/2015/wordml/symex" xmlns:wpg="http://schemas.microsoft.com/office/word/2010/wordprocessingGroup" xmlns:wpi="http://schemas.microsoft.com/office/word/2010/wordprocessingInk" xmlns:wne="http://schemas.microsoft.com/office/word/2006/wordml" xmlns:wps="http://schemas.microsoft.com/office/word/2010/wordprocessingShape" mc:Ignorable="w14 w15 w16se w16cid w16 w16cex w16sdtdh w16sdtfl w16du wp14">
+<w:ftr xmlns:wpc="http://schemas.microsoft.com/office/word/2010/wordprocessingCanvas" xmlns:cx="http://schemas.microsoft.com/office/drawing/2014/chartex" xmlns:cx1="http://schemas.microsoft.com/office/drawing/2015/9/8/chartex" xmlns:cx2="http://schemas.microsoft.com/office/drawing/2015/10/21/chartex" xmlns:cx3="http://schemas.microsoft.com/office/drawing/2016/5/9/chartex" xmlns:cx4="http://schemas.microsoft.com/office/drawing/2016/5/10/chartex" xmlns:cx5="http://schemas.microsoft.com/office/drawing/2016/5/11/chartex" xmlns:cx6="http://schemas.microsoft.com/office/drawing/2016/5/12/chartex" xmlns:cx7="http://schemas.microsoft.com/office/drawing/2016/5/13/chartex" xmlns:cx8="http://schemas.microsoft.com/office/drawing/2016/5/14/chartex" xmlns:mc="http://schemas.openxmlformats.org/markup-compatibility/2006" xmlns:aink="http://schemas.microsoft.com/office/drawing/2016/ink" xmlns:am3d="http://schemas.microsoft.com/office/drawing/2017/model3d" xmlns:o="urn:schemas-microsoft-com:office:office" xmlns:oel="http://schemas.microsoft.com/office/2019/extlst" xmlns:r="http://schemas.openxmlformats.org/officeDocument/2006/relationships" xmlns:m="http://schemas.openxmlformats.org/officeDocument/2006/math" xmlns:v="urn:schemas-microsoft-com:vml" xmlns:wp14="http://schemas.microsoft.com/office/word/2010/wordprocessingDrawing" xmlns:wp="http://schemas.openxmlformats.org/drawingml/2006/wordprocessingDrawing" xmlns:w10="urn:schemas-microsoft-com:office:word" xmlns:w="http://schemas.openxmlformats.org/wordprocessingml/2006/main" xmlns:w14="http://schemas.microsoft.com/office/word/2010/wordml" xmlns:w15="http://schemas.microsoft.com/office/word/2012/wordml" xmlns:w16cei="http://schemas.microsoft.com/office/word/2026/wordml/cei" xmlns:w16cex="http://schemas.microsoft.com/office/word/2018/wordml/cex" xmlns:w16cid="http://schemas.microsoft.com/office/word/2016/wordml/cid" xmlns:w16="http://schemas.microsoft.com/office/word/2018/wordml" xmlns:w16du="http://schemas.microsoft.com/office/word/2023/wordml/word16du" xmlns:w16sdtdh="http://schemas.microsoft.com/office/word/2020/wordml/sdtdatahash" xmlns:w16sdtfl="http://schemas.microsoft.com/office/word/2024/wordml/sdtformatlock" xmlns:w16se="http://schemas.microsoft.com/office/word/2015/wordml/symex" xmlns:wpg="http://schemas.microsoft.com/office/word/2010/wordprocessingGroup" xmlns:wpi="http://schemas.microsoft.com/office/word/2010/wordprocessingInk" xmlns:wne="http://schemas.microsoft.com/office/word/2006/wordml" xmlns:wps="http://schemas.microsoft.com/office/word/2010/wordprocessingShape" mc:Ignorable="w14 w15 w16se w16cid w16 w16cex w16sdtdh w16sdtfl w16du wp14">
   <w:sdt>
     <w:sdtPr>
       <w:id w:val="-1498650659"/>
@@ -2427,7 +2355,7 @@
 </file>
 
 <file path=word/footnotes.xml><?xml version="1.0" encoding="utf-8"?>
-<w:footnotes xmlns:wpc="http://schemas.microsoft.com/office/word/2010/wordprocessingCanvas" xmlns:cx="http://schemas.microsoft.com/office/drawing/2014/chartex" xmlns:cx1="http://schemas.microsoft.com/office/drawing/2015/9/8/chartex" xmlns:cx2="http://schemas.microsoft.com/office/drawing/2015/10/21/chartex" xmlns:cx3="http://schemas.microsoft.com/office/drawing/2016/5/9/chartex" xmlns:cx4="http://schemas.microsoft.com/office/drawing/2016/5/10/chartex" xmlns:cx5="http://schemas.microsoft.com/office/drawing/2016/5/11/chartex" xmlns:cx6="http://schemas.microsoft.com/office/drawing/2016/5/12/chartex" xmlns:cx7="http://schemas.microsoft.com/office/drawing/2016/5/13/chartex" xmlns:cx8="http://schemas.microsoft.com/office/drawing/2016/5/14/chartex" xmlns:mc="http://schemas.openxmlformats.org/markup-compatibility/2006" xmlns:aink="http://schemas.microsoft.com/office/drawing/2016/ink" xmlns:am3d="http://schemas.microsoft.com/office/drawing/2017/model3d" xmlns:o="urn:schemas-microsoft-com:office:office" xmlns:oel="http://schemas.microsoft.com/office/2019/extlst" xmlns:r="http://schemas.openxmlformats.org/officeDocument/2006/relationships" xmlns:m="http://schemas.openxmlformats.org/officeDocument/2006/math" xmlns:v="urn:schemas-microsoft-com:vml" xmlns:wp14="http://schemas.microsoft.com/office/word/2010/wordprocessingDrawing" xmlns:wp="http://schemas.openxmlformats.org/drawingml/2006/wordprocessingDrawing" xmlns:w10="urn:schemas-microsoft-com:office:word" xmlns:w="http://schemas.openxmlformats.org/wordprocessingml/2006/main" xmlns:w14="http://schemas.microsoft.com/office/word/2010/wordml" xmlns:w15="http://schemas.microsoft.com/office/word/2012/wordml" xmlns:w16cex="http://schemas.microsoft.com/office/word/2018/wordml/cex" xmlns:w16cid="http://schemas.microsoft.com/office/word/2016/wordml/cid" xmlns:w16="http://schemas.microsoft.com/office/word/2018/wordml" xmlns:w16du="http://schemas.microsoft.com/office/word/2023/wordml/word16du" xmlns:w16sdtdh="http://schemas.microsoft.com/office/word/2020/wordml/sdtdatahash" xmlns:w16sdtfl="http://schemas.microsoft.com/office/word/2024/wordml/sdtformatlock" xmlns:w16se="http://schemas.microsoft.com/office/word/2015/wordml/symex" xmlns:wpg="http://schemas.microsoft.com/office/word/2010/wordprocessingGroup" xmlns:wpi="http://schemas.microsoft.com/office/word/2010/wordprocessingInk" xmlns:wne="http://schemas.microsoft.com/office/word/2006/wordml" xmlns:wps="http://schemas.microsoft.com/office/word/2010/wordprocessingShape" mc:Ignorable="w14 w15 w16se w16cid w16 w16cex w16sdtdh w16sdtfl w16du wp14">
+<w:footnotes xmlns:wpc="http://schemas.microsoft.com/office/word/2010/wordprocessingCanvas" xmlns:cx="http://schemas.microsoft.com/office/drawing/2014/chartex" xmlns:cx1="http://schemas.microsoft.com/office/drawing/2015/9/8/chartex" xmlns:cx2="http://schemas.microsoft.com/office/drawing/2015/10/21/chartex" xmlns:cx3="http://schemas.microsoft.com/office/drawing/2016/5/9/chartex" xmlns:cx4="http://schemas.microsoft.com/office/drawing/2016/5/10/chartex" xmlns:cx5="http://schemas.microsoft.com/office/drawing/2016/5/11/chartex" xmlns:cx6="http://schemas.microsoft.com/office/drawing/2016/5/12/chartex" xmlns:cx7="http://schemas.microsoft.com/office/drawing/2016/5/13/chartex" xmlns:cx8="http://schemas.microsoft.com/office/drawing/2016/5/14/chartex" xmlns:mc="http://schemas.openxmlformats.org/markup-compatibility/2006" xmlns:aink="http://schemas.microsoft.com/office/drawing/2016/ink" xmlns:am3d="http://schemas.microsoft.com/office/drawing/2017/model3d" xmlns:o="urn:schemas-microsoft-com:office:office" xmlns:oel="http://schemas.microsoft.com/office/2019/extlst" xmlns:r="http://schemas.openxmlformats.org/officeDocument/2006/relationships" xmlns:m="http://schemas.openxmlformats.org/officeDocument/2006/math" xmlns:v="urn:schemas-microsoft-com:vml" xmlns:wp14="http://schemas.microsoft.com/office/word/2010/wordprocessingDrawing" xmlns:wp="http://schemas.openxmlformats.org/drawingml/2006/wordprocessingDrawing" xmlns:w10="urn:schemas-microsoft-com:office:word" xmlns:w="http://schemas.openxmlformats.org/wordprocessingml/2006/main" xmlns:w14="http://schemas.microsoft.com/office/word/2010/wordml" xmlns:w15="http://schemas.microsoft.com/office/word/2012/wordml" xmlns:w16cei="http://schemas.microsoft.com/office/word/2026/wordml/cei" xmlns:w16cex="http://schemas.microsoft.com/office/word/2018/wordml/cex" xmlns:w16cid="http://schemas.microsoft.com/office/word/2016/wordml/cid" xmlns:w16="http://schemas.microsoft.com/office/word/2018/wordml" xmlns:w16du="http://schemas.microsoft.com/office/word/2023/wordml/word16du" xmlns:w16sdtdh="http://schemas.microsoft.com/office/word/2020/wordml/sdtdatahash" xmlns:w16sdtfl="http://schemas.microsoft.com/office/word/2024/wordml/sdtformatlock" xmlns:w16se="http://schemas.microsoft.com/office/word/2015/wordml/symex" xmlns:wpg="http://schemas.microsoft.com/office/word/2010/wordprocessingGroup" xmlns:wpi="http://schemas.microsoft.com/office/word/2010/wordprocessingInk" xmlns:wne="http://schemas.microsoft.com/office/word/2006/wordml" xmlns:wps="http://schemas.microsoft.com/office/word/2010/wordprocessingShape" mc:Ignorable="w14 w15 w16se w16cid w16 w16cex w16sdtdh w16sdtfl w16du wp14">
   <w:footnote w:type="separator" w:id="-1">
     <w:p>
       <w:pPr>

--- a/01_THESIS/Chapter 1/Chapter 1 Master.docx
+++ b/01_THESIS/Chapter 1/Chapter 1 Master.docx
@@ -1,6 +1,6 @@
 
 <file path=word/document.xml><?xml version="1.0" encoding="utf-8"?>
-<w:document xmlns:wpc="http://schemas.microsoft.com/office/word/2010/wordprocessingCanvas" xmlns:cx="http://schemas.microsoft.com/office/drawing/2014/chartex" xmlns:cx1="http://schemas.microsoft.com/office/drawing/2015/9/8/chartex" xmlns:cx2="http://schemas.microsoft.com/office/drawing/2015/10/21/chartex" xmlns:cx3="http://schemas.microsoft.com/office/drawing/2016/5/9/chartex" xmlns:cx4="http://schemas.microsoft.com/office/drawing/2016/5/10/chartex" xmlns:cx5="http://schemas.microsoft.com/office/drawing/2016/5/11/chartex" xmlns:cx6="http://schemas.microsoft.com/office/drawing/2016/5/12/chartex" xmlns:cx7="http://schemas.microsoft.com/office/drawing/2016/5/13/chartex" xmlns:cx8="http://schemas.microsoft.com/office/drawing/2016/5/14/chartex" xmlns:mc="http://schemas.openxmlformats.org/markup-compatibility/2006" xmlns:aink="http://schemas.microsoft.com/office/drawing/2016/ink" xmlns:am3d="http://schemas.microsoft.com/office/drawing/2017/model3d" xmlns:o="urn:schemas-microsoft-com:office:office" xmlns:oel="http://schemas.microsoft.com/office/2019/extlst" xmlns:r="http://schemas.openxmlformats.org/officeDocument/2006/relationships" xmlns:m="http://schemas.openxmlformats.org/officeDocument/2006/math" xmlns:v="urn:schemas-microsoft-com:vml" xmlns:wp14="http://schemas.microsoft.com/office/word/2010/wordprocessingDrawing" xmlns:wp="http://schemas.openxmlformats.org/drawingml/2006/wordprocessingDrawing" xmlns:w10="urn:schemas-microsoft-com:office:word" xmlns:w="http://schemas.openxmlformats.org/wordprocessingml/2006/main" xmlns:w14="http://schemas.microsoft.com/office/word/2010/wordml" xmlns:w15="http://schemas.microsoft.com/office/word/2012/wordml" xmlns:w16cei="http://schemas.microsoft.com/office/word/2026/wordml/cei" xmlns:w16cex="http://schemas.microsoft.com/office/word/2018/wordml/cex" xmlns:w16cid="http://schemas.microsoft.com/office/word/2016/wordml/cid" xmlns:w16="http://schemas.microsoft.com/office/word/2018/wordml" xmlns:w16du="http://schemas.microsoft.com/office/word/2023/wordml/word16du" xmlns:w16sdtdh="http://schemas.microsoft.com/office/word/2020/wordml/sdtdatahash" xmlns:w16sdtfl="http://schemas.microsoft.com/office/word/2024/wordml/sdtformatlock" xmlns:w16se="http://schemas.microsoft.com/office/word/2015/wordml/symex" xmlns:wpg="http://schemas.microsoft.com/office/word/2010/wordprocessingGroup" xmlns:wpi="http://schemas.microsoft.com/office/word/2010/wordprocessingInk" xmlns:wne="http://schemas.microsoft.com/office/word/2006/wordml" xmlns:wps="http://schemas.microsoft.com/office/word/2010/wordprocessingShape" mc:Ignorable="w14 w15 w16se w16cid w16 w16cex w16sdtdh w16sdtfl w16du wp14">
+<w:document xmlns:wpc="http://schemas.microsoft.com/office/word/2010/wordprocessingCanvas" xmlns:cx="http://schemas.microsoft.com/office/drawing/2014/chartex" xmlns:cx1="http://schemas.microsoft.com/office/drawing/2015/9/8/chartex" xmlns:cx2="http://schemas.microsoft.com/office/drawing/2015/10/21/chartex" xmlns:cx3="http://schemas.microsoft.com/office/drawing/2016/5/9/chartex" xmlns:cx4="http://schemas.microsoft.com/office/drawing/2016/5/10/chartex" xmlns:cx5="http://schemas.microsoft.com/office/drawing/2016/5/11/chartex" xmlns:cx6="http://schemas.microsoft.com/office/drawing/2016/5/12/chartex" xmlns:cx7="http://schemas.microsoft.com/office/drawing/2016/5/13/chartex" xmlns:cx8="http://schemas.microsoft.com/office/drawing/2016/5/14/chartex" xmlns:mc="http://schemas.openxmlformats.org/markup-compatibility/2006" xmlns:aink="http://schemas.microsoft.com/office/drawing/2016/ink" xmlns:am3d="http://schemas.microsoft.com/office/drawing/2017/model3d" xmlns:o="urn:schemas-microsoft-com:office:office" xmlns:oel="http://schemas.microsoft.com/office/2019/extlst" xmlns:r="http://schemas.openxmlformats.org/officeDocument/2006/relationships" xmlns:m="http://schemas.openxmlformats.org/officeDocument/2006/math" xmlns:v="urn:schemas-microsoft-com:vml" xmlns:wp14="http://schemas.microsoft.com/office/word/2010/wordprocessingDrawing" xmlns:wp="http://schemas.openxmlformats.org/drawingml/2006/wordprocessingDrawing" xmlns:w10="urn:schemas-microsoft-com:office:word" xmlns:w="http://schemas.openxmlformats.org/wordprocessingml/2006/main" xmlns:w14="http://schemas.microsoft.com/office/word/2010/wordml" xmlns:w15="http://schemas.microsoft.com/office/word/2012/wordml" xmlns:w16cex="http://schemas.microsoft.com/office/word/2018/wordml/cex" xmlns:w16cid="http://schemas.microsoft.com/office/word/2016/wordml/cid" xmlns:w16="http://schemas.microsoft.com/office/word/2018/wordml" xmlns:w16du="http://schemas.microsoft.com/office/word/2023/wordml/word16du" xmlns:w16sdtdh="http://schemas.microsoft.com/office/word/2020/wordml/sdtdatahash" xmlns:w16sdtfl="http://schemas.microsoft.com/office/word/2024/wordml/sdtformatlock" xmlns:w16se="http://schemas.microsoft.com/office/word/2015/wordml/symex" xmlns:wpg="http://schemas.microsoft.com/office/word/2010/wordprocessingGroup" xmlns:wpi="http://schemas.microsoft.com/office/word/2010/wordprocessingInk" xmlns:wne="http://schemas.microsoft.com/office/word/2006/wordml" xmlns:wps="http://schemas.microsoft.com/office/word/2010/wordprocessingShape" mc:Ignorable="w14 w15 w16se w16cid w16 w16cex w16sdtdh w16sdtfl w16du wp14">
   <w:body>
     <w:p>
       <w:pPr>
@@ -556,76 +556,48 @@
           <w:sz w:val="24"/>
           <w:szCs w:val="24"/>
         </w:rPr>
-        <w:t xml:space="preserve">Assessment is a fundamental component of the teaching and learning process. It enables teachers to determine whether learning objectives have been achieved and to identify the areas in which students require further assistance. For students, assessment provides an opportunity to demonstrate what they have learned and to recognize their strengths and areas for improvement. Among the different forms of assessment, written assessments are particularly important because they require students to express their knowledge, understanding, and reasoning through their own responses. Therefore, written responses must be evaluated carefully to ensure that the scores given accurately represent student performance (Ramesh &amp; </w:t>
-      </w:r>
-      <w:proofErr w:type="spellStart"/>
-      <w:r>
-        <w:rPr>
-          <w:rFonts w:ascii="Times New Roman" w:hAnsi="Times New Roman" w:cs="Times New Roman"/>
-          <w:sz w:val="24"/>
-          <w:szCs w:val="24"/>
-        </w:rPr>
-        <w:t>Sanampudi</w:t>
-      </w:r>
-      <w:proofErr w:type="spellEnd"/>
-      <w:r>
-        <w:rPr>
-          <w:rFonts w:ascii="Times New Roman" w:hAnsi="Times New Roman" w:cs="Times New Roman"/>
-          <w:sz w:val="24"/>
-          <w:szCs w:val="24"/>
-        </w:rPr>
-        <w:t>, 2022).</w:t>
-      </w:r>
-    </w:p>
-    <w:p>
-      <w:pPr>
-        <w:spacing w:line="480" w:lineRule="auto"/>
-        <w:ind w:firstLine="720"/>
-        <w:jc w:val="both"/>
-        <w:rPr>
-          <w:rFonts w:ascii="Times New Roman" w:hAnsi="Times New Roman" w:cs="Times New Roman"/>
-          <w:sz w:val="24"/>
-          <w:szCs w:val="24"/>
-        </w:rPr>
-      </w:pPr>
-      <w:r>
-        <w:rPr>
-          <w:rFonts w:ascii="Times New Roman" w:hAnsi="Times New Roman" w:cs="Times New Roman"/>
-          <w:sz w:val="24"/>
-          <w:szCs w:val="24"/>
-        </w:rPr>
-        <w:t>Written assessments may include essays and short-answer questions. Short-answer questions generally require brief but direct responses to measure students’ understanding of a specific concept or fact. In contrast, essay questions require students to provide more detailed explanations, organize their ideas, develop arguments, and support their answers with relevant information. These assessment types are useful in measuring higher-level learning skills, including comprehension, analysis, application, and written communication. Unlike selected-response assessments, such as multiple-choice, true-or-false, and matching-type tests, essays and short-answer questions are classified as constructed-response assessments because students are expected to produce their own answers rather than select from predetermined choices (</w:t>
-      </w:r>
-      <w:proofErr w:type="spellStart"/>
-      <w:r>
-        <w:rPr>
-          <w:rFonts w:ascii="Times New Roman" w:hAnsi="Times New Roman" w:cs="Times New Roman"/>
-          <w:sz w:val="24"/>
-          <w:szCs w:val="24"/>
-        </w:rPr>
-        <w:t>Sutisna</w:t>
-      </w:r>
-      <w:proofErr w:type="spellEnd"/>
-      <w:r>
-        <w:rPr>
-          <w:rFonts w:ascii="Times New Roman" w:hAnsi="Times New Roman" w:cs="Times New Roman"/>
-          <w:sz w:val="24"/>
-          <w:szCs w:val="24"/>
-        </w:rPr>
-        <w:t xml:space="preserve"> et al., 2023).</w:t>
-      </w:r>
-    </w:p>
-    <w:p>
-      <w:pPr>
-        <w:spacing w:line="480" w:lineRule="auto"/>
-        <w:ind w:firstLine="720"/>
-        <w:jc w:val="both"/>
-        <w:rPr>
-          <w:rFonts w:ascii="Times New Roman" w:hAnsi="Times New Roman" w:cs="Times New Roman"/>
-          <w:sz w:val="24"/>
-          <w:szCs w:val="24"/>
-        </w:rPr>
-      </w:pPr>
+        <w:t>Assessment is a fundamental component of the teaching and learning process. It enables teachers to determine whether learning objectives have been achieved and to identify the areas in which students require further assistance. For students, assessment provides an opportunity to demonstrate what they have learned and to recognize their strengths and areas for improvement. Among the different forms of assessment, written responses are particularly important because they require students to express their knowledge, understanding, and reasoning in their own words. Therefore, written responses must be evaluated carefully to ensure that the scores given accurately represent student performance.</w:t>
+      </w:r>
+    </w:p>
+    <w:p>
+      <w:pPr>
+        <w:spacing w:line="480" w:lineRule="auto"/>
+        <w:ind w:firstLine="720"/>
+        <w:jc w:val="both"/>
+        <w:rPr>
+          <w:rFonts w:ascii="Times New Roman" w:hAnsi="Times New Roman" w:cs="Times New Roman"/>
+          <w:sz w:val="24"/>
+          <w:szCs w:val="24"/>
+        </w:rPr>
+      </w:pPr>
+      <w:r>
+        <w:rPr>
+          <w:rFonts w:ascii="Times New Roman" w:hAnsi="Times New Roman" w:cs="Times New Roman"/>
+          <w:sz w:val="24"/>
+          <w:szCs w:val="24"/>
+        </w:rPr>
+        <w:t>Assessments generally fall into two broad categories. Selected-response assessments, such as multiple-choice and true-or-false questions, ask students to choose from a fixed set of options and can typically be checked by comparing a student's answer against a predefined answer key. Constructed-response assessments, such as short-answer and essay questions, instead require students to produce their own explanations, arguments, or answers, which makes them useful for measuring higher-level skills such as comprehension, analysis, and written communication (Sutisna et al., 2023).</w:t>
+      </w:r>
+    </w:p>
+    <w:p>
+      <w:pPr>
+        <w:spacing w:line="480" w:lineRule="auto"/>
+        <w:ind w:firstLine="720"/>
+        <w:jc w:val="both"/>
+        <w:rPr>
+          <w:rFonts w:ascii="Times New Roman" w:hAnsi="Times New Roman" w:cs="Times New Roman"/>
+          <w:sz w:val="24"/>
+          <w:szCs w:val="24"/>
+        </w:rPr>
+      </w:pPr>
+      <w:r>
+        <w:rPr>
+          <w:rFonts w:ascii="Times New Roman" w:hAnsi="Times New Roman" w:cs="Times New Roman"/>
+          <w:sz w:val="24"/>
+          <w:szCs w:val="24"/>
+        </w:rPr>
+        <w:t xml:space="preserve">A correct answer in a multiple-choice test may indicate that a student recognized the correct option; however, it may not fully show how the student understood or applied the lesson. In comparison, an essay or short-answer response allows teachers to examine the student's explanation, reasoning, relevance of ideas, and ability to communicate knowledge clearly. For this reason, essays and short-answer responses remain widely used in subjects </w:t>
+      </w:r>
       <w:r>
         <w:rPr>
           <w:rFonts w:ascii="Times New Roman" w:hAnsi="Times New Roman" w:cs="Times New Roman"/>
@@ -633,65 +605,67 @@
           <w:szCs w:val="24"/>
         </w:rPr>
         <w:lastRenderedPageBreak/>
-        <w:t>Constructed-response assessments provide valuable information about the quality of student learning. A correct answer in a multiple-choice test may indicate that a student recognized the correct option; however, it may not fully show how the student understood or applied the lesson. In comparison, an essay or short-answer response allows teachers to examine the student’s explanation, reasoning, relevance of ideas, and ability to communicate knowledge clearly. For this reason, essays remain widely used in subjects that require explanation, interpretation, critical thinking, and written expression. However, the scoring of such responses requires more time and careful judgment than objective-type assessments.</w:t>
-      </w:r>
-    </w:p>
-    <w:p>
-      <w:pPr>
-        <w:spacing w:line="480" w:lineRule="auto"/>
-        <w:ind w:firstLine="720"/>
-        <w:jc w:val="both"/>
-        <w:rPr>
-          <w:rFonts w:ascii="Times New Roman" w:hAnsi="Times New Roman" w:cs="Times New Roman"/>
-          <w:sz w:val="24"/>
-          <w:szCs w:val="24"/>
-        </w:rPr>
-      </w:pPr>
-      <w:r>
-        <w:rPr>
-          <w:rFonts w:ascii="Times New Roman" w:hAnsi="Times New Roman" w:cs="Times New Roman"/>
-          <w:sz w:val="24"/>
-          <w:szCs w:val="24"/>
-        </w:rPr>
-        <w:t xml:space="preserve">Traditionally, essays and short-answer responses are scored manually by teachers using rubrics, answer keys, or other established criteria. Although this process allows teachers to apply their professional judgment, it may become difficult when there are many student submissions to review. Manual scoring can be time-consuming, especially in large classes, because each response must be read and evaluated individually. In addition, fatigue, workload, and differences in interpretation may affect the consistency of scores. A teacher may also assess the same type of response differently at separate times, while two teachers may give different scores to the same answer. These concerns may affect the efficiency, consistency, and fairness of written assessment practices (Ramesh &amp; </w:t>
-      </w:r>
-      <w:proofErr w:type="spellStart"/>
-      <w:r>
-        <w:rPr>
-          <w:rFonts w:ascii="Times New Roman" w:hAnsi="Times New Roman" w:cs="Times New Roman"/>
-          <w:sz w:val="24"/>
-          <w:szCs w:val="24"/>
-        </w:rPr>
-        <w:t>Sanampudi</w:t>
-      </w:r>
-      <w:proofErr w:type="spellEnd"/>
-      <w:r>
-        <w:rPr>
-          <w:rFonts w:ascii="Times New Roman" w:hAnsi="Times New Roman" w:cs="Times New Roman"/>
-          <w:sz w:val="24"/>
-          <w:szCs w:val="24"/>
-        </w:rPr>
-        <w:t>, 2022).</w:t>
-      </w:r>
-    </w:p>
-    <w:p>
-      <w:pPr>
-        <w:spacing w:line="480" w:lineRule="auto"/>
-        <w:ind w:firstLine="720"/>
-        <w:jc w:val="both"/>
-        <w:rPr>
-          <w:rFonts w:ascii="Times New Roman" w:hAnsi="Times New Roman" w:cs="Times New Roman"/>
-          <w:sz w:val="24"/>
-          <w:szCs w:val="24"/>
-        </w:rPr>
-      </w:pPr>
-      <w:r>
-        <w:rPr>
-          <w:rFonts w:ascii="Times New Roman" w:hAnsi="Times New Roman" w:cs="Times New Roman"/>
-          <w:sz w:val="24"/>
-          <w:szCs w:val="24"/>
-        </w:rPr>
-        <w:t xml:space="preserve">The increasing use of digital technologies in education has created opportunities to support teachers in the assessment process. One such technology is Automated Essay Scoring (AES), which refers to the use of computer-based methods to evaluate and assign scores to student-written responses. AES commonly uses Natural Language Processing (NLP), a field of artificial intelligence that enables computers to process and analyze human language. It also uses machine learning techniques, in which a model learns from examples of essays that </w:t>
+        <w:t>that require explanation, interpretation, and written expression, even though checking them requires more time and careful judgment than checking objective-type assessments.</w:t>
+      </w:r>
+    </w:p>
+    <w:p>
+      <w:pPr>
+        <w:spacing w:line="480" w:lineRule="auto"/>
+        <w:ind w:firstLine="720"/>
+        <w:jc w:val="both"/>
+        <w:rPr>
+          <w:rFonts w:ascii="Times New Roman" w:hAnsi="Times New Roman" w:cs="Times New Roman"/>
+          <w:sz w:val="24"/>
+          <w:szCs w:val="24"/>
+        </w:rPr>
+      </w:pPr>
+      <w:r>
+        <w:rPr>
+          <w:rFonts w:ascii="Times New Roman" w:hAnsi="Times New Roman" w:cs="Times New Roman"/>
+          <w:sz w:val="24"/>
+          <w:szCs w:val="24"/>
+        </w:rPr>
+        <w:t>Traditionally, both objective and written assessments are checked manually by teachers using answer keys, rubrics, or other established criteria. While checking objective items is comparatively fast, since a response either matches the answer key or does not, checking essay and short-answer responses is far more time-consuming because each response must be read, interpreted, and judged individually. Fatigue, workload, and differences in interpretation may also cause scores to vary, even when the same criteria are applied. Once individual scores are recorded, teachers are often left to manually review or tally results to get any sense of how a class performed overall, which adds further effort on top of the checking itself (Ramesh &amp; Sanampudi, 2022).</w:t>
+      </w:r>
+    </w:p>
+    <w:p>
+      <w:pPr>
+        <w:spacing w:line="480" w:lineRule="auto"/>
+        <w:ind w:firstLine="720"/>
+        <w:jc w:val="both"/>
+        <w:rPr>
+          <w:rFonts w:ascii="Times New Roman" w:hAnsi="Times New Roman" w:cs="Times New Roman"/>
+          <w:sz w:val="24"/>
+          <w:szCs w:val="24"/>
+        </w:rPr>
+      </w:pPr>
+      <w:r>
+        <w:rPr>
+          <w:rFonts w:ascii="Times New Roman" w:hAnsi="Times New Roman" w:cs="Times New Roman"/>
+          <w:sz w:val="24"/>
+          <w:szCs w:val="24"/>
+        </w:rPr>
+        <w:t>The increasing use of digital technologies in education has created opportunities to support teachers in this process. One relevant technology is Automated Essay Scoring (AES), which refers to the use of computer-based methods, particularly Natural Language Processing (NLP), to evaluate and assign scores to student-written responses. NLP enables computers to process and analyze human language, while machine learning allows a model to learn from examples of responses that have already been scored by human evaluators. Based on the patterns learned from these examples, such a system can generate a predicted score for a new response submitted by a student (Zhang &amp; Yuan, 2022).</w:t>
+      </w:r>
+    </w:p>
+    <w:p>
+      <w:pPr>
+        <w:spacing w:line="480" w:lineRule="auto"/>
+        <w:ind w:firstLine="720"/>
+        <w:jc w:val="both"/>
+        <w:rPr>
+          <w:rFonts w:ascii="Times New Roman" w:hAnsi="Times New Roman" w:cs="Times New Roman"/>
+          <w:sz w:val="24"/>
+          <w:szCs w:val="24"/>
+        </w:rPr>
+      </w:pPr>
+      <w:r>
+        <w:rPr>
+          <w:rFonts w:ascii="Times New Roman" w:hAnsi="Times New Roman" w:cs="Times New Roman"/>
+          <w:sz w:val="24"/>
+          <w:szCs w:val="24"/>
+        </w:rPr>
+        <w:t xml:space="preserve">In a typical NLP-based scoring process, a student's written response is first prepared for analysis through text preprocessing, then passed to a trained model that analyzes patterns associated with response quality and produces a predicted score, which may be accompanied by brief feedback. Although these systems can help improve the speed of checking written </w:t>
       </w:r>
       <w:r>
         <w:rPr>
@@ -700,1090 +674,792 @@
           <w:szCs w:val="24"/>
         </w:rPr>
         <w:lastRenderedPageBreak/>
-        <w:t>have already been scored by human evaluators. Based on the patterns learned from these examples, the system can generate a predicted score for a new response submitted by a student (Zhang &amp; Yuan, 2022).</w:t>
-      </w:r>
-    </w:p>
-    <w:p>
-      <w:pPr>
-        <w:spacing w:line="480" w:lineRule="auto"/>
-        <w:ind w:firstLine="720"/>
-        <w:jc w:val="both"/>
-        <w:rPr>
-          <w:rFonts w:ascii="Times New Roman" w:hAnsi="Times New Roman" w:cs="Times New Roman"/>
-          <w:sz w:val="24"/>
-          <w:szCs w:val="24"/>
-        </w:rPr>
-      </w:pPr>
-      <w:r>
-        <w:rPr>
-          <w:rFonts w:ascii="Times New Roman" w:hAnsi="Times New Roman" w:cs="Times New Roman"/>
-          <w:sz w:val="24"/>
-          <w:szCs w:val="24"/>
-        </w:rPr>
-        <w:t>In an automated scoring process, a student’s written response is first prepared for analysis through text preprocessing. This may include removing unnecessary spaces or formatting and converting the response into a form that a machine learning model can process. The processed text is then passed to a trained model, which analyzes patterns associated with the quality of the response and produces a predicted score. The result may then be converted to the required score scale and accompanied by feedback, such as identifying a response that is too short or lacks sufficient detail. Although these systems can help improve the speed of scoring, they should be assessed carefully to ensure that their results are aligned with human grading standards (Zhang et al., 2022).</w:t>
-      </w:r>
-    </w:p>
-    <w:p>
-      <w:pPr>
-        <w:spacing w:line="480" w:lineRule="auto"/>
-        <w:ind w:firstLine="720"/>
-        <w:jc w:val="both"/>
-        <w:rPr>
-          <w:rFonts w:ascii="Times New Roman" w:hAnsi="Times New Roman" w:cs="Times New Roman"/>
-          <w:sz w:val="24"/>
-          <w:szCs w:val="24"/>
-        </w:rPr>
-      </w:pPr>
-      <w:r>
-        <w:rPr>
-          <w:rFonts w:ascii="Times New Roman" w:hAnsi="Times New Roman" w:cs="Times New Roman"/>
-          <w:sz w:val="24"/>
-          <w:szCs w:val="24"/>
-        </w:rPr>
-        <w:t>Previous automated scoring implementations have shown the potential of technology to reduce grading workload; however, several limitations remain. Some systems may not be easily accessible to teachers, while others may not be compatible with existing Virtual Learning Environments (VLEs) used by schools. In addition, an automated score should not completely replace teacher judgment, since students may provide unique answers that require human interpretation. Responsible use of automated scoring requires transparency, proper evaluation, and a mechanism that allows teachers to review and revise system-generated scores when necessary (Yang et al., 2024).</w:t>
-      </w:r>
-    </w:p>
-    <w:p>
-      <w:pPr>
-        <w:spacing w:line="480" w:lineRule="auto"/>
-        <w:ind w:firstLine="720"/>
-        <w:jc w:val="both"/>
-        <w:rPr>
-          <w:rFonts w:ascii="Times New Roman" w:hAnsi="Times New Roman" w:cs="Times New Roman"/>
-          <w:sz w:val="24"/>
-          <w:szCs w:val="24"/>
-        </w:rPr>
-      </w:pPr>
-      <w:r>
-        <w:rPr>
-          <w:rFonts w:ascii="Times New Roman" w:hAnsi="Times New Roman" w:cs="Times New Roman"/>
-          <w:sz w:val="24"/>
-          <w:szCs w:val="24"/>
-        </w:rPr>
-        <w:t>In response to these concerns, this study explores the development of an automated scoring approach for open-ended student responses, with essay scoring as the primary focus. The following sections describe the specific system proposed to address this need.</w:t>
-      </w:r>
-    </w:p>
-    <w:p>
-      <w:pPr>
-        <w:spacing w:line="480" w:lineRule="auto"/>
-        <w:jc w:val="center"/>
-        <w:rPr>
-          <w:rFonts w:ascii="Times New Roman" w:hAnsi="Times New Roman" w:cs="Times New Roman"/>
-          <w:b/>
-          <w:bCs/>
-          <w:sz w:val="24"/>
-          <w:szCs w:val="24"/>
-        </w:rPr>
-      </w:pPr>
-      <w:r>
-        <w:rPr>
-          <w:rFonts w:ascii="Times New Roman" w:hAnsi="Times New Roman" w:cs="Times New Roman"/>
-          <w:b/>
-          <w:bCs/>
+        <w:t>responses, they should be evaluated carefully to ensure that their results are aligned with human grading standards, and an automated score should not completely replace a teacher's judgment, since students may give unique or unexpected answers that require human interpretation (Yang et al., 2024; Zhang et al., 2022).</w:t>
+      </w:r>
+    </w:p>
+    <w:p>
+      <w:pPr>
+        <w:spacing w:line="480" w:lineRule="auto"/>
+        <w:ind w:firstLine="720"/>
+        <w:jc w:val="both"/>
+        <w:rPr>
+          <w:rFonts w:ascii="Times New Roman" w:hAnsi="Times New Roman" w:cs="Times New Roman"/>
+          <w:sz w:val="24"/>
+          <w:szCs w:val="24"/>
+        </w:rPr>
+      </w:pPr>
+      <w:r>
+        <w:rPr>
+          <w:rFonts w:ascii="Times New Roman" w:hAnsi="Times New Roman" w:cs="Times New Roman"/>
+          <w:sz w:val="24"/>
+          <w:szCs w:val="24"/>
+        </w:rPr>
+        <w:t>Beyond checking individual responses, teachers also benefit from understanding how a class performed as a whole, such as which questions were answered well and which were not, or how scores were distributed across students. Learning analytics dashboards that consolidate this kind of information for teachers have been shown to support instructional decision-making by making patterns in student performance easier to see and act on (Kaliisa &amp; Dolonen, 2023).</w:t>
+      </w:r>
+    </w:p>
+    <w:p>
+      <w:pPr>
+        <w:spacing w:line="480" w:lineRule="auto"/>
+        <w:ind w:firstLine="720"/>
+        <w:jc w:val="both"/>
+        <w:rPr>
+          <w:rFonts w:ascii="Times New Roman" w:hAnsi="Times New Roman" w:cs="Times New Roman"/>
+          <w:sz w:val="24"/>
+          <w:szCs w:val="24"/>
+        </w:rPr>
+      </w:pPr>
+      <w:r>
+        <w:rPr>
+          <w:rFonts w:ascii="Times New Roman" w:hAnsi="Times New Roman" w:cs="Times New Roman"/>
+          <w:sz w:val="24"/>
+          <w:szCs w:val="24"/>
+        </w:rPr>
+        <w:t>In response to these concerns, this study explores the development of an AI-Assisted Assessment Checker, a system intended to check different types of student assessments using the appropriate method for each type. Objective assessments may be checked through conventional answer-key comparison, while essay and short-answer responses are evaluated through an NLP-based component, with essay evaluation serving as the primary highlighted capability of this component. Assessment results may also be consolidated and analyzed to give teachers a clearer view of class performance. The following sections describe the specific system proposed to address this need.</w:t>
+      </w:r>
+    </w:p>
+    <w:p>
+      <w:pPr>
+        <w:spacing w:line="480" w:lineRule="auto"/>
+        <w:jc w:val="center"/>
+        <w:rPr>
+          <w:rFonts w:ascii="Times New Roman" w:hAnsi="Times New Roman" w:cs="Times New Roman"/>
+          <w:b/>
+          <w:bCs/>
+          <w:sz w:val="24"/>
+          <w:szCs w:val="24"/>
+        </w:rPr>
+      </w:pPr>
+      <w:r>
+        <w:rPr>
+          <w:rFonts w:ascii="Times New Roman" w:hAnsi="Times New Roman" w:cs="Times New Roman"/>
+          <w:b/>
+          <w:bCs/>
+          <w:sz w:val="24"/>
+          <w:szCs w:val="24"/>
+        </w:rPr>
+        <w:t>Project Context</w:t>
+      </w:r>
+    </w:p>
+    <w:p>
+      <w:pPr>
+        <w:spacing w:line="480" w:lineRule="auto"/>
+        <w:ind w:firstLine="720"/>
+        <w:jc w:val="both"/>
+        <w:rPr>
+          <w:rFonts w:ascii="Times New Roman" w:hAnsi="Times New Roman" w:cs="Times New Roman"/>
+          <w:sz w:val="24"/>
+          <w:szCs w:val="24"/>
+        </w:rPr>
+      </w:pPr>
+      <w:r>
+        <w:rPr>
+          <w:rFonts w:ascii="Times New Roman" w:hAnsi="Times New Roman" w:cs="Times New Roman"/>
+          <w:sz w:val="24"/>
+          <w:szCs w:val="24"/>
+        </w:rPr>
+        <w:t xml:space="preserve">In most schools and colleges, both objective and written assessments remain primary ways through which teachers measure what students have learned. For objective items such as multiple-choice or true/false questions, teachers typically compare a student's selected </w:t>
+      </w:r>
+      <w:r>
+        <w:rPr>
+          <w:rFonts w:ascii="Times New Roman" w:hAnsi="Times New Roman" w:cs="Times New Roman"/>
           <w:sz w:val="24"/>
           <w:szCs w:val="24"/>
         </w:rPr>
         <w:lastRenderedPageBreak/>
-        <w:t>Project Context</w:t>
-      </w:r>
-    </w:p>
-    <w:p>
-      <w:pPr>
-        <w:spacing w:line="480" w:lineRule="auto"/>
-        <w:ind w:firstLine="720"/>
-        <w:jc w:val="both"/>
-        <w:rPr>
-          <w:rFonts w:ascii="Times New Roman" w:eastAsia="Times New Roman" w:hAnsi="Times New Roman" w:cs="Times New Roman"/>
-          <w:sz w:val="24"/>
-          <w:szCs w:val="24"/>
-        </w:rPr>
-      </w:pPr>
-      <w:r>
-        <w:rPr>
-          <w:rFonts w:ascii="Times New Roman" w:eastAsia="Times New Roman" w:hAnsi="Times New Roman" w:cs="Times New Roman"/>
-          <w:sz w:val="24"/>
-          <w:szCs w:val="24"/>
-        </w:rPr>
-        <w:t>In most schools and colleges, written assessments remain one of the primary ways through which teachers measure what students have learned. Teachers typically prepare essay or short-answer prompts based on the topics covered in a lesson, and students respond by writing their own explanations, arguments, or answers rather than selecting from a fixed set of choices. Once a student written response is submitted, whether through a handwritten paper, a printed activity sheet, or a document submitted online, the teacher reads the response and compares it against a rubric or an answer key to determine the appropriate score. This process is repeated individually for every student in a class, and the teacher is expected to apply the same standard of judgment across all responses submitted for the same activity or examination (</w:t>
-      </w:r>
-      <w:proofErr w:type="spellStart"/>
-      <w:r>
-        <w:rPr>
-          <w:rFonts w:ascii="Times New Roman" w:eastAsia="Times New Roman" w:hAnsi="Times New Roman" w:cs="Times New Roman"/>
-          <w:sz w:val="24"/>
-          <w:szCs w:val="24"/>
-        </w:rPr>
-        <w:t>Sutisna</w:t>
-      </w:r>
-      <w:proofErr w:type="spellEnd"/>
-      <w:r>
-        <w:rPr>
-          <w:rFonts w:ascii="Times New Roman" w:eastAsia="Times New Roman" w:hAnsi="Times New Roman" w:cs="Times New Roman"/>
-          <w:sz w:val="24"/>
-          <w:szCs w:val="24"/>
-        </w:rPr>
-        <w:t xml:space="preserve"> et al., 2023).</w:t>
-      </w:r>
-    </w:p>
-    <w:p>
-      <w:pPr>
-        <w:spacing w:line="480" w:lineRule="auto"/>
-        <w:ind w:firstLine="720"/>
-        <w:jc w:val="both"/>
-        <w:rPr>
-          <w:rFonts w:ascii="Times New Roman" w:eastAsia="Times New Roman" w:hAnsi="Times New Roman" w:cs="Times New Roman"/>
-          <w:sz w:val="24"/>
-          <w:szCs w:val="24"/>
-        </w:rPr>
-      </w:pPr>
-      <w:r>
-        <w:rPr>
-          <w:rFonts w:ascii="Times New Roman" w:eastAsia="Times New Roman" w:hAnsi="Times New Roman" w:cs="Times New Roman"/>
-          <w:sz w:val="24"/>
-          <w:szCs w:val="24"/>
-        </w:rPr>
-        <w:t xml:space="preserve">This manual approach to scoring, however, becomes difficult to sustain as the number of student submissions increases. A teacher handling several class sections may need to read and evaluate hundreds of essays or short-answer responses within a limited period, particularly during examination weeks. Reading each response carefully, applying the rubric consistently, and writing feedback for every student requires considerable time and effort. Fatigue and workload may also cause a teacher's judgment to shift slightly from one response to another, even when the same criteria are being applied, resulting in scores that are not always consistent across students or across different scoring sessions (Ramesh &amp; </w:t>
-      </w:r>
-      <w:proofErr w:type="spellStart"/>
-      <w:r>
-        <w:rPr>
-          <w:rFonts w:ascii="Times New Roman" w:eastAsia="Times New Roman" w:hAnsi="Times New Roman" w:cs="Times New Roman"/>
-          <w:sz w:val="24"/>
-          <w:szCs w:val="24"/>
-        </w:rPr>
-        <w:t>Sanampudi</w:t>
-      </w:r>
-      <w:proofErr w:type="spellEnd"/>
-      <w:r>
-        <w:rPr>
-          <w:rFonts w:ascii="Times New Roman" w:eastAsia="Times New Roman" w:hAnsi="Times New Roman" w:cs="Times New Roman"/>
-          <w:sz w:val="24"/>
-          <w:szCs w:val="24"/>
-        </w:rPr>
-        <w:t>, 2022). These conditions make manual scoring a persistent source of delay in returning results and feedback to students.</w:t>
-      </w:r>
-    </w:p>
-    <w:p>
-      <w:pPr>
-        <w:spacing w:line="480" w:lineRule="auto"/>
-        <w:ind w:firstLine="720"/>
-        <w:jc w:val="both"/>
-        <w:rPr>
-          <w:rFonts w:ascii="Times New Roman" w:eastAsia="Times New Roman" w:hAnsi="Times New Roman" w:cs="Times New Roman"/>
-          <w:sz w:val="24"/>
-          <w:szCs w:val="24"/>
-        </w:rPr>
-      </w:pPr>
-      <w:r>
-        <w:rPr>
-          <w:rFonts w:ascii="Times New Roman" w:eastAsia="Times New Roman" w:hAnsi="Times New Roman" w:cs="Times New Roman"/>
-          <w:sz w:val="24"/>
-          <w:szCs w:val="24"/>
-        </w:rPr>
-        <w:t xml:space="preserve">Various tools have already been developed to support or automate the scoring of written responses. Commercial automated essay scoring (AES) systems such as e-rater and </w:t>
-      </w:r>
-      <w:proofErr w:type="spellStart"/>
-      <w:r>
-        <w:rPr>
-          <w:rFonts w:ascii="Times New Roman" w:eastAsia="Times New Roman" w:hAnsi="Times New Roman" w:cs="Times New Roman"/>
+        <w:t>answer against a predefined answer key. For essay or short-answer items, students instead write their own explanations or arguments, and the teacher reads each response and compares it against a rubric or answer key to determine the appropriate score. This process is repeated individually for every student in a class, and the teacher is expected to apply the same standard of judgment across all responses submitted for the same activity or examination (Sutisna et al., 2023).</w:t>
+      </w:r>
+    </w:p>
+    <w:p>
+      <w:pPr>
+        <w:spacing w:line="480" w:lineRule="auto"/>
+        <w:ind w:firstLine="720"/>
+        <w:jc w:val="both"/>
+        <w:rPr>
+          <w:rFonts w:ascii="Times New Roman" w:hAnsi="Times New Roman" w:cs="Times New Roman"/>
+          <w:sz w:val="24"/>
+          <w:szCs w:val="24"/>
+        </w:rPr>
+      </w:pPr>
+      <w:r>
+        <w:rPr>
+          <w:rFonts w:ascii="Times New Roman" w:hAnsi="Times New Roman" w:cs="Times New Roman"/>
+          <w:sz w:val="24"/>
+          <w:szCs w:val="24"/>
+        </w:rPr>
+        <w:t>While checking objective items is relatively quick, checking essay and short-answer responses becomes difficult to sustain as the number of submissions increases. A teacher handling several class sections may need to read and evaluate hundreds of written responses within a limited period, particularly during examination weeks. Fatigue and workload may also cause a teacher's judgment to shift slightly from one response to another, resulting in scores that are not always consistent across students or across different scoring sessions. After scores are recorded, teachers are often left to manually total or summarize results to understand overall class performance, which adds further time on top of the checking itself (Ramesh &amp; Sanampudi, 2022).</w:t>
+      </w:r>
+    </w:p>
+    <w:p>
+      <w:pPr>
+        <w:spacing w:line="480" w:lineRule="auto"/>
+        <w:ind w:firstLine="720"/>
+        <w:jc w:val="both"/>
+        <w:rPr>
+          <w:rFonts w:ascii="Times New Roman" w:hAnsi="Times New Roman" w:cs="Times New Roman"/>
+          <w:sz w:val="24"/>
+          <w:szCs w:val="24"/>
+        </w:rPr>
+      </w:pPr>
+      <w:r>
+        <w:rPr>
+          <w:rFonts w:ascii="Times New Roman" w:hAnsi="Times New Roman" w:cs="Times New Roman"/>
+          <w:sz w:val="24"/>
+          <w:szCs w:val="24"/>
+        </w:rPr>
+        <w:t>Various tools have already been developed to support or automate the checking of written responses. Commercial automated essay scoring (AES) systems such as e-rater and IntelliMetric have been used for decades to score essays for large-scale examinations, applying natural language processing techniques to analyze features such as grammar, organization, and content (Ifenthaler, 2023). However, these systems focus narrowly on essay scoring itself; they are typically proprietary and costly to license, are not designed to check objective items, and do not provide teachers with any consolidated view of how a class performed across an entire assessment (Ifenthaler, 2023).</w:t>
+      </w:r>
+    </w:p>
+    <w:p>
+      <w:pPr>
+        <w:spacing w:line="480" w:lineRule="auto"/>
+        <w:ind w:firstLine="720"/>
+        <w:jc w:val="both"/>
+        <w:rPr>
+          <w:rFonts w:ascii="Times New Roman" w:hAnsi="Times New Roman" w:cs="Times New Roman"/>
+          <w:sz w:val="24"/>
+          <w:szCs w:val="24"/>
+        </w:rPr>
+      </w:pPr>
+      <w:r>
+        <w:rPr>
+          <w:rFonts w:ascii="Times New Roman" w:hAnsi="Times New Roman" w:cs="Times New Roman"/>
           <w:sz w:val="24"/>
           <w:szCs w:val="24"/>
         </w:rPr>
         <w:lastRenderedPageBreak/>
-        <w:t>IntelliMetric</w:t>
-      </w:r>
-      <w:proofErr w:type="spellEnd"/>
-      <w:r>
-        <w:rPr>
-          <w:rFonts w:ascii="Times New Roman" w:eastAsia="Times New Roman" w:hAnsi="Times New Roman" w:cs="Times New Roman"/>
-          <w:sz w:val="24"/>
-          <w:szCs w:val="24"/>
-        </w:rPr>
-        <w:t xml:space="preserve"> have been used for decades to score essays for large-scale examinations, applying natural language processing techniques to analyze features such as grammar, organization, and content (</w:t>
-      </w:r>
-      <w:proofErr w:type="spellStart"/>
-      <w:r>
-        <w:rPr>
-          <w:rFonts w:ascii="Times New Roman" w:eastAsia="Times New Roman" w:hAnsi="Times New Roman" w:cs="Times New Roman"/>
-          <w:sz w:val="24"/>
-          <w:szCs w:val="24"/>
-        </w:rPr>
-        <w:t>Ifenthaler</w:t>
-      </w:r>
-      <w:proofErr w:type="spellEnd"/>
-      <w:r>
-        <w:rPr>
-          <w:rFonts w:ascii="Times New Roman" w:eastAsia="Times New Roman" w:hAnsi="Times New Roman" w:cs="Times New Roman"/>
-          <w:sz w:val="24"/>
-          <w:szCs w:val="24"/>
-        </w:rPr>
-        <w:t xml:space="preserve">, 2023). More recently, general-purpose writing tools such as Grammarly, along with applications built around large language models, have also been used informally by some educators to check or comment on student writing. Systematic reviews of these developments show that AES research has grown from early statistical and rule-based systems into approaches that use machine learning and deep learning models to predict scores based on patterns learned from previously graded essays (Ramesh &amp; </w:t>
-      </w:r>
-      <w:proofErr w:type="spellStart"/>
-      <w:r>
-        <w:rPr>
-          <w:rFonts w:ascii="Times New Roman" w:eastAsia="Times New Roman" w:hAnsi="Times New Roman" w:cs="Times New Roman"/>
-          <w:sz w:val="24"/>
-          <w:szCs w:val="24"/>
-        </w:rPr>
-        <w:t>Sanampudi</w:t>
-      </w:r>
-      <w:proofErr w:type="spellEnd"/>
-      <w:r>
-        <w:rPr>
-          <w:rFonts w:ascii="Times New Roman" w:eastAsia="Times New Roman" w:hAnsi="Times New Roman" w:cs="Times New Roman"/>
-          <w:sz w:val="24"/>
-          <w:szCs w:val="24"/>
-        </w:rPr>
-        <w:t>, 2022).</w:t>
-      </w:r>
-    </w:p>
-    <w:p>
-      <w:pPr>
-        <w:spacing w:line="480" w:lineRule="auto"/>
-        <w:ind w:firstLine="720"/>
-        <w:jc w:val="both"/>
-        <w:rPr>
-          <w:rFonts w:ascii="Times New Roman" w:eastAsia="Times New Roman" w:hAnsi="Times New Roman" w:cs="Times New Roman"/>
-          <w:sz w:val="24"/>
-          <w:szCs w:val="24"/>
-        </w:rPr>
-      </w:pPr>
-      <w:r>
-        <w:rPr>
-          <w:rFonts w:ascii="Times New Roman" w:eastAsia="Times New Roman" w:hAnsi="Times New Roman" w:cs="Times New Roman"/>
-          <w:sz w:val="24"/>
-          <w:szCs w:val="24"/>
-        </w:rPr>
-        <w:t xml:space="preserve">Despite these developments, several limitations restrict how accessible existing tools are to ordinary classroom settings. Established AES systems such as e-rater and </w:t>
-      </w:r>
-      <w:proofErr w:type="spellStart"/>
-      <w:r>
-        <w:rPr>
-          <w:rFonts w:ascii="Times New Roman" w:eastAsia="Times New Roman" w:hAnsi="Times New Roman" w:cs="Times New Roman"/>
-          <w:sz w:val="24"/>
-          <w:szCs w:val="24"/>
-        </w:rPr>
-        <w:t>IntelliMetric</w:t>
-      </w:r>
-      <w:proofErr w:type="spellEnd"/>
-      <w:r>
-        <w:rPr>
-          <w:rFonts w:ascii="Times New Roman" w:eastAsia="Times New Roman" w:hAnsi="Times New Roman" w:cs="Times New Roman"/>
-          <w:sz w:val="24"/>
-          <w:szCs w:val="24"/>
-        </w:rPr>
-        <w:t xml:space="preserve"> were primarily built for large-scale standardized examinations and are typically proprietary and costly to license, making them difficult for individual schools or teachers to adopt directly (</w:t>
-      </w:r>
-      <w:proofErr w:type="spellStart"/>
-      <w:r>
-        <w:rPr>
-          <w:rFonts w:ascii="Times New Roman" w:eastAsia="Times New Roman" w:hAnsi="Times New Roman" w:cs="Times New Roman"/>
-          <w:sz w:val="24"/>
-          <w:szCs w:val="24"/>
-        </w:rPr>
-        <w:t>Ifenthaler</w:t>
-      </w:r>
-      <w:proofErr w:type="spellEnd"/>
-      <w:r>
-        <w:rPr>
-          <w:rFonts w:ascii="Times New Roman" w:eastAsia="Times New Roman" w:hAnsi="Times New Roman" w:cs="Times New Roman"/>
-          <w:sz w:val="24"/>
-          <w:szCs w:val="24"/>
-        </w:rPr>
-        <w:t>, 2023). Many of these systems are also not designed to connect with the Virtual Learning Environments (VLEs) that schools already use, and general-purpose writing tools are not built specifically to produce a scored result against a defined rubric or scoring scale. In addition, an automated score should not completely replace a teacher's judgment, since students may give unique or unexpected answers that require human interpretation (Yang et al., 2024). These gaps indicate a need for a scoring tool that focuses primarily on essay scoring, that a teacher can access directly or connect to an existing VLE through an API, and that keeps a teacher's review as part of the scoring process rather than removing it.</w:t>
-      </w:r>
-    </w:p>
-    <w:p>
-      <w:pPr>
-        <w:spacing w:line="480" w:lineRule="auto"/>
-        <w:ind w:firstLine="720"/>
-        <w:jc w:val="both"/>
-        <w:rPr>
-          <w:rFonts w:ascii="Times New Roman" w:eastAsia="Times New Roman" w:hAnsi="Times New Roman" w:cs="Times New Roman"/>
-          <w:sz w:val="24"/>
-          <w:szCs w:val="24"/>
-        </w:rPr>
-      </w:pPr>
-      <w:r>
-        <w:rPr>
-          <w:rFonts w:ascii="Times New Roman" w:eastAsia="Times New Roman" w:hAnsi="Times New Roman" w:cs="Times New Roman"/>
-          <w:sz w:val="24"/>
-          <w:szCs w:val="24"/>
-        </w:rPr>
-        <w:t xml:space="preserve">In this context, the researchers propose the development of an Automated Essay and Short-Answer Scoring Engine, a scoring service intended primarily for evaluating essay-type </w:t>
-      </w:r>
-      <w:r>
-        <w:rPr>
-          <w:rFonts w:ascii="Times New Roman" w:eastAsia="Times New Roman" w:hAnsi="Times New Roman" w:cs="Times New Roman"/>
+        <w:t>These gaps indicate a need for an assessment-checking tool that a teacher can access directly, that applies the appropriate checking method depending on whether an item is objective or written, and that goes beyond individual scores to help teachers understand class-level performance, all while keeping the teacher's review as part of the process rather than removing it (Yang et al., 2024).</w:t>
+      </w:r>
+    </w:p>
+    <w:p>
+      <w:pPr>
+        <w:spacing w:line="480" w:lineRule="auto"/>
+        <w:ind w:firstLine="720"/>
+        <w:jc w:val="both"/>
+        <w:rPr>
+          <w:rFonts w:ascii="Times New Roman" w:hAnsi="Times New Roman" w:cs="Times New Roman"/>
+          <w:sz w:val="24"/>
+          <w:szCs w:val="24"/>
+        </w:rPr>
+      </w:pPr>
+      <w:r>
+        <w:rPr>
+          <w:rFonts w:ascii="Times New Roman" w:hAnsi="Times New Roman" w:cs="Times New Roman"/>
+          <w:sz w:val="24"/>
+          <w:szCs w:val="24"/>
+        </w:rPr>
+        <w:t xml:space="preserve">In this context, the researchers propose the development of an AI-Assisted Assessment Checker. The system is composed of </w:t>
+      </w:r>
+    </w:p>
+    <w:p>
+      <w:pPr>
+        <w:spacing w:line="480" w:lineRule="auto"/>
+        <w:ind w:firstLine="720"/>
+        <w:jc w:val="both"/>
+        <w:rPr>
+          <w:rFonts w:ascii="Times New Roman" w:hAnsi="Times New Roman" w:cs="Times New Roman"/>
+          <w:sz w:val="24"/>
+          <w:szCs w:val="24"/>
+        </w:rPr>
+      </w:pPr>
+      <w:r>
+        <w:rPr>
+          <w:rFonts w:ascii="Times New Roman" w:hAnsi="Times New Roman" w:cs="Times New Roman"/>
+          <w:sz w:val="24"/>
+          <w:szCs w:val="24"/>
+        </w:rPr>
+        <w:t>two AI-assisted components: an NLP AI component that evaluates written responses, particularly essays and short-answer responses, with essay evaluation as its main highlighted capability, and a Statistical AI component that analyzes aggregated assessment results, such as class averages and score distributions, to produce classroom-level insights for teachers (Kaliisa &amp; Dolonen, 2023). Objective assessments, such as multiple-choice or true/false items, are checked through conventional answer-key comparison rather than through the NLP component. Through this system, the study aims to reduce the time teachers spend on checking and summarizing assessment results while keeping teachers involved in the review of AI-generated scores.</w:t>
+      </w:r>
+    </w:p>
+    <w:p>
+      <w:pPr>
+        <w:spacing w:line="480" w:lineRule="auto"/>
+        <w:jc w:val="center"/>
+        <w:rPr>
+          <w:rFonts w:ascii="Times New Roman" w:hAnsi="Times New Roman" w:cs="Times New Roman"/>
+          <w:b/>
+          <w:bCs/>
+          <w:sz w:val="24"/>
+          <w:szCs w:val="24"/>
+        </w:rPr>
+      </w:pPr>
+      <w:r>
+        <w:rPr>
+          <w:rFonts w:ascii="Times New Roman" w:hAnsi="Times New Roman" w:cs="Times New Roman"/>
+          <w:b/>
+          <w:bCs/>
+          <w:sz w:val="24"/>
+          <w:szCs w:val="24"/>
+        </w:rPr>
+        <w:t>Purpose and Description of the Study</w:t>
+      </w:r>
+    </w:p>
+    <w:p>
+      <w:pPr>
+        <w:spacing w:line="480" w:lineRule="auto"/>
+        <w:ind w:firstLine="720"/>
+        <w:jc w:val="both"/>
+        <w:rPr>
+          <w:rFonts w:ascii="Times New Roman" w:hAnsi="Times New Roman" w:cs="Times New Roman"/>
+          <w:sz w:val="24"/>
+          <w:szCs w:val="24"/>
+        </w:rPr>
+      </w:pPr>
+      <w:r>
+        <w:rPr>
+          <w:rFonts w:ascii="Times New Roman" w:hAnsi="Times New Roman" w:cs="Times New Roman"/>
+          <w:sz w:val="24"/>
+          <w:szCs w:val="24"/>
+        </w:rPr>
+        <w:t xml:space="preserve">This study proposes the design and development of an AI-Assisted Assessment Checker, a system intended to check student assessments and provide teachers with both individual results and class-level insights. The study is motivated by the difficulty of manually checking large numbers of student responses and manually consolidating the results into a class-level picture of performance (Ramesh &amp; Sanampudi, 2022). The primary and </w:t>
+      </w:r>
+      <w:r>
+        <w:rPr>
+          <w:rFonts w:ascii="Times New Roman" w:hAnsi="Times New Roman" w:cs="Times New Roman"/>
           <w:sz w:val="24"/>
           <w:szCs w:val="24"/>
         </w:rPr>
         <w:lastRenderedPageBreak/>
-        <w:t>student written responses, with short-answer scoring considered an optional extended feature. The proposed system is intended for use by teachers, either through a web application where they may submit or upload student responses, or through an API that may be integrated with an existing VLE. Given a student's written response, the scoring engine is expected to process the text and generate a predicted score together with accompanying feedback, which the teacher may then review before it is finalized. Through this system, the study aims to provide teachers with an additional tool that can help reduce the time spent on evaluating open-ended written responses while keeping teachers involved in the assessment process.</w:t>
-      </w:r>
-    </w:p>
-    <w:p>
-      <w:pPr>
-        <w:spacing w:line="480" w:lineRule="auto"/>
-        <w:jc w:val="center"/>
-        <w:rPr>
-          <w:rFonts w:ascii="Times New Roman" w:hAnsi="Times New Roman" w:cs="Times New Roman"/>
-          <w:b/>
-          <w:bCs/>
-          <w:sz w:val="24"/>
-          <w:szCs w:val="24"/>
-        </w:rPr>
-      </w:pPr>
-      <w:r>
-        <w:rPr>
-          <w:rFonts w:ascii="Times New Roman" w:hAnsi="Times New Roman" w:cs="Times New Roman"/>
-          <w:b/>
-          <w:bCs/>
-          <w:sz w:val="24"/>
-          <w:szCs w:val="24"/>
-        </w:rPr>
-        <w:t>Purpose and Description of the Study</w:t>
-      </w:r>
-    </w:p>
-    <w:p>
-      <w:pPr>
-        <w:spacing w:after="0" w:line="480" w:lineRule="auto"/>
-        <w:ind w:firstLine="720"/>
-        <w:jc w:val="both"/>
-        <w:rPr>
-          <w:rFonts w:ascii="Times New Roman" w:eastAsia="Times New Roman" w:hAnsi="Times New Roman" w:cs="Times New Roman"/>
-          <w:kern w:val="0"/>
-          <w:sz w:val="20"/>
-          <w:szCs w:val="20"/>
-          <w:lang w:val="en-HK" w:eastAsia="en-HK"/>
-          <w14:ligatures w14:val="none"/>
-        </w:rPr>
-      </w:pPr>
-      <w:r>
-        <w:rPr>
-          <w:rFonts w:ascii="Times New Roman" w:eastAsia="Times New Roman" w:hAnsi="Times New Roman" w:cs="Times New Roman"/>
-          <w:kern w:val="0"/>
-          <w:sz w:val="24"/>
-          <w:szCs w:val="24"/>
-          <w:lang w:val="en-HK" w:eastAsia="en-HK"/>
-          <w14:ligatures w14:val="none"/>
-        </w:rPr>
-        <w:t xml:space="preserve">This study proposes the design and development of an Automated Essay and Short-Answer Scoring Engine, a system intended to automatically evaluate open-ended student written responses. The study is motivated by the difficulty of evaluating such responses through traditional manual scoring, which can be time-consuming and may lead to inconsistent results due to differences in evaluator judgment (Ramesh &amp; </w:t>
-      </w:r>
-      <w:proofErr w:type="spellStart"/>
-      <w:r>
-        <w:rPr>
-          <w:rFonts w:ascii="Times New Roman" w:eastAsia="Times New Roman" w:hAnsi="Times New Roman" w:cs="Times New Roman"/>
-          <w:kern w:val="0"/>
-          <w:sz w:val="24"/>
-          <w:szCs w:val="24"/>
-          <w:lang w:val="en-HK" w:eastAsia="en-HK"/>
-          <w14:ligatures w14:val="none"/>
-        </w:rPr>
-        <w:t>Sanampudi</w:t>
-      </w:r>
-      <w:proofErr w:type="spellEnd"/>
-      <w:r>
-        <w:rPr>
-          <w:rFonts w:ascii="Times New Roman" w:eastAsia="Times New Roman" w:hAnsi="Times New Roman" w:cs="Times New Roman"/>
-          <w:kern w:val="0"/>
-          <w:sz w:val="24"/>
-          <w:szCs w:val="24"/>
-          <w:lang w:val="en-HK" w:eastAsia="en-HK"/>
-          <w14:ligatures w14:val="none"/>
-        </w:rPr>
-        <w:t>, 2022). The primary focus of the study is automated essay scoring, while automated short-answer scoring is considered an optional extended feature and is not treated as equal in scope to essay scoring unless formally approved by the research group. By automatically generating a predicted score for each response, the study aims to provide teachers with a faster and more consistent means of evaluating written responses, without removing the teacher's role in the final assessment decision.</w:t>
-      </w:r>
-    </w:p>
-    <w:p>
-      <w:pPr>
-        <w:spacing w:after="0" w:line="480" w:lineRule="auto"/>
-        <w:ind w:firstLine="720"/>
-        <w:jc w:val="both"/>
-        <w:rPr>
-          <w:rFonts w:ascii="Times New Roman" w:eastAsia="Times New Roman" w:hAnsi="Times New Roman" w:cs="Times New Roman"/>
-          <w:kern w:val="0"/>
-          <w:sz w:val="20"/>
-          <w:szCs w:val="20"/>
-          <w:lang w:val="en-HK" w:eastAsia="en-HK"/>
-          <w14:ligatures w14:val="none"/>
-        </w:rPr>
-      </w:pPr>
-      <w:r>
-        <w:rPr>
-          <w:rFonts w:ascii="Times New Roman" w:eastAsia="Times New Roman" w:hAnsi="Times New Roman" w:cs="Times New Roman"/>
-          <w:kern w:val="0"/>
-          <w:sz w:val="24"/>
-          <w:szCs w:val="24"/>
-          <w:lang w:val="en-HK" w:eastAsia="en-HK"/>
-          <w14:ligatures w14:val="none"/>
-        </w:rPr>
-        <w:t xml:space="preserve">At a conceptual level, the proposed automated scoring engine functions as a standalone scoring service rather than a complete Virtual Learning Environment (VLE) or learning management system. The system is intended to accept a student's written response, </w:t>
-      </w:r>
-      <w:r>
-        <w:rPr>
-          <w:rFonts w:ascii="Times New Roman" w:eastAsia="Times New Roman" w:hAnsi="Times New Roman" w:cs="Times New Roman"/>
-          <w:kern w:val="0"/>
-          <w:sz w:val="24"/>
-          <w:szCs w:val="24"/>
-          <w:lang w:val="en-HK" w:eastAsia="en-HK"/>
-          <w14:ligatures w14:val="none"/>
+        <w:t>most highlighted AI capability of the system is the evaluation of written responses, particularly essays, through Natural Language Processing (NLP); short-answer responses are evaluated through the same NLP-based component, while objective assessments such as multiple-choice or true/false items are checked through conventional answer-key comparison rather than requiring AI.</w:t>
+      </w:r>
+    </w:p>
+    <w:p>
+      <w:pPr>
+        <w:spacing w:line="480" w:lineRule="auto"/>
+        <w:ind w:firstLine="720"/>
+        <w:jc w:val="both"/>
+        <w:rPr>
+          <w:rFonts w:ascii="Times New Roman" w:hAnsi="Times New Roman" w:cs="Times New Roman"/>
+          <w:sz w:val="24"/>
+          <w:szCs w:val="24"/>
+        </w:rPr>
+      </w:pPr>
+      <w:r>
+        <w:rPr>
+          <w:rFonts w:ascii="Times New Roman" w:hAnsi="Times New Roman" w:cs="Times New Roman"/>
+          <w:sz w:val="24"/>
+          <w:szCs w:val="24"/>
+        </w:rPr>
+        <w:t>At a conceptual level, the proposed system is composed of two AI-assisted components working together with a structured database. The NLP AI component accepts a student's written response, submitted through a teacher-facing web application, and generates a predicted score together with brief accompanying feedback, which the teacher may then review. The Statistical AI component instead works on aggregated data already stored in the system, such as scores across a class or a specific question, and produces summarized insights such as average performance, score distributions, and areas where students performed well or experienced difficulty. Objective-item results are checked through answer-key comparison and are likewise stored for inclusion in these aggregated insights.</w:t>
+      </w:r>
+    </w:p>
+    <w:p>
+      <w:pPr>
+        <w:spacing w:line="480" w:lineRule="auto"/>
+        <w:ind w:firstLine="720"/>
+        <w:jc w:val="both"/>
+        <w:rPr>
+          <w:rFonts w:ascii="Times New Roman" w:hAnsi="Times New Roman" w:cs="Times New Roman"/>
+          <w:sz w:val="24"/>
+          <w:szCs w:val="24"/>
+        </w:rPr>
+      </w:pPr>
+      <w:r>
+        <w:rPr>
+          <w:rFonts w:ascii="Times New Roman" w:hAnsi="Times New Roman" w:cs="Times New Roman"/>
+          <w:sz w:val="24"/>
+          <w:szCs w:val="24"/>
+        </w:rPr>
+        <w:t>The intended primary users of the system are teachers and instructors, who are expected to benefit both from faster checking of individual written responses and from consolidated, class-level analytics that would otherwise require manual tallying. Students may also benefit as recipients of their individual results and any accompanying feedback for written responses. The potential benefits of the system may extend to educational institutions that choose to adopt it, particularly those seeking a more consistent and less time-consuming way to check assessments and monitor classroom performance.</w:t>
+      </w:r>
+    </w:p>
+    <w:p>
+      <w:pPr>
+        <w:spacing w:line="480" w:lineRule="auto"/>
+        <w:ind w:firstLine="720"/>
+        <w:jc w:val="both"/>
+        <w:rPr>
+          <w:rFonts w:ascii="Times New Roman" w:hAnsi="Times New Roman" w:cs="Times New Roman"/>
+          <w:sz w:val="24"/>
+          <w:szCs w:val="24"/>
+        </w:rPr>
+      </w:pPr>
+      <w:r>
+        <w:rPr>
+          <w:rFonts w:ascii="Times New Roman" w:hAnsi="Times New Roman" w:cs="Times New Roman"/>
+          <w:sz w:val="24"/>
+          <w:szCs w:val="24"/>
+        </w:rPr>
+        <w:t xml:space="preserve">Overall, this study is expected to contribute to education by providing a tool that reduces the time and effort required to check student assessments while giving teachers a </w:t>
+      </w:r>
+      <w:r>
+        <w:rPr>
+          <w:rFonts w:ascii="Times New Roman" w:hAnsi="Times New Roman" w:cs="Times New Roman"/>
+          <w:sz w:val="24"/>
+          <w:szCs w:val="24"/>
         </w:rPr>
         <w:lastRenderedPageBreak/>
-        <w:t xml:space="preserve">an essay or, as an optional extended feature, a short-answer response, submitted through a teacher-facing web application or through an Application Programming Interface (API) that may be integrated with an existing VLE. The submitted response is then </w:t>
-      </w:r>
-      <w:proofErr w:type="spellStart"/>
-      <w:r>
-        <w:rPr>
-          <w:rFonts w:ascii="Times New Roman" w:eastAsia="Times New Roman" w:hAnsi="Times New Roman" w:cs="Times New Roman"/>
-          <w:kern w:val="0"/>
-          <w:sz w:val="24"/>
-          <w:szCs w:val="24"/>
-          <w:lang w:val="en-HK" w:eastAsia="en-HK"/>
-          <w14:ligatures w14:val="none"/>
-        </w:rPr>
-        <w:t>analyzed</w:t>
-      </w:r>
-      <w:proofErr w:type="spellEnd"/>
-      <w:r>
-        <w:rPr>
-          <w:rFonts w:ascii="Times New Roman" w:eastAsia="Times New Roman" w:hAnsi="Times New Roman" w:cs="Times New Roman"/>
-          <w:kern w:val="0"/>
-          <w:sz w:val="24"/>
-          <w:szCs w:val="24"/>
-          <w:lang w:val="en-HK" w:eastAsia="en-HK"/>
-          <w14:ligatures w14:val="none"/>
-        </w:rPr>
-        <w:t xml:space="preserve"> for patterns associated with response quality, after which the system generates a predicted score together with brief accompanying feedback. The resulting score and feedback are then made available to the teacher for review.</w:t>
-      </w:r>
-    </w:p>
-    <w:p>
-      <w:pPr>
-        <w:spacing w:after="0" w:line="480" w:lineRule="auto"/>
-        <w:ind w:firstLine="720"/>
-        <w:jc w:val="both"/>
-        <w:rPr>
-          <w:rFonts w:ascii="Times New Roman" w:eastAsia="Times New Roman" w:hAnsi="Times New Roman" w:cs="Times New Roman"/>
-          <w:kern w:val="0"/>
-          <w:sz w:val="20"/>
-          <w:szCs w:val="20"/>
-          <w:lang w:val="en-HK" w:eastAsia="en-HK"/>
-          <w14:ligatures w14:val="none"/>
-        </w:rPr>
-      </w:pPr>
-      <w:r>
-        <w:rPr>
-          <w:rFonts w:ascii="Times New Roman" w:eastAsia="Times New Roman" w:hAnsi="Times New Roman" w:cs="Times New Roman"/>
-          <w:kern w:val="0"/>
-          <w:sz w:val="24"/>
-          <w:szCs w:val="24"/>
-          <w:lang w:val="en-HK" w:eastAsia="en-HK"/>
-          <w14:ligatures w14:val="none"/>
-        </w:rPr>
-        <w:t>The intended primary users of the automated scoring engine are teachers and instructors who are responsible for evaluating essay and, where applicable, short-answer responses. By automatically generating a predicted score and feedback for each response, the system is expected to reduce the time teachers spend on manual scoring and support a more consistent application of evaluation standards across large numbers of student responses. The potential benefits of the system may also extend to educational institutions that choose to adopt it, particularly those handling large volumes of student submissions. Students may likewise benefit as recipients of the feedback that accompanies each predicted score, which can help them better understand their performance on a given response.</w:t>
-      </w:r>
-    </w:p>
-    <w:p>
-      <w:pPr>
-        <w:spacing w:after="0" w:line="480" w:lineRule="auto"/>
-        <w:ind w:firstLine="720"/>
-        <w:jc w:val="both"/>
-        <w:rPr>
-          <w:rFonts w:ascii="Times New Roman" w:eastAsia="Times New Roman" w:hAnsi="Times New Roman" w:cs="Times New Roman"/>
-          <w:kern w:val="0"/>
-          <w:sz w:val="24"/>
-          <w:szCs w:val="24"/>
-          <w:lang w:val="en-HK" w:eastAsia="en-HK"/>
-          <w14:ligatures w14:val="none"/>
-        </w:rPr>
-      </w:pPr>
-      <w:r>
-        <w:rPr>
-          <w:rFonts w:ascii="Times New Roman" w:eastAsia="Times New Roman" w:hAnsi="Times New Roman" w:cs="Times New Roman"/>
-          <w:kern w:val="0"/>
-          <w:sz w:val="24"/>
-          <w:szCs w:val="24"/>
-          <w:lang w:val="en-HK" w:eastAsia="en-HK"/>
-          <w14:ligatures w14:val="none"/>
-        </w:rPr>
-        <w:t xml:space="preserve">Overall, this study is expected to contribute to education by providing a tool that reduces the time and effort required for manual scoring while promoting a more consistent evaluation of student written responses. Through the generation of a predicted score together with corresponding feedback, the system also aims to support the timely delivery of assessment results to teachers and students. At the same time, the system is intended to assist rather than replace teachers in the evaluation process. Consistent with the principle that automated scoring should be paired with human oversight, the study is designed so that a </w:t>
-      </w:r>
-      <w:r>
-        <w:rPr>
-          <w:rFonts w:ascii="Times New Roman" w:eastAsia="Times New Roman" w:hAnsi="Times New Roman" w:cs="Times New Roman"/>
-          <w:kern w:val="0"/>
-          <w:sz w:val="24"/>
-          <w:szCs w:val="24"/>
-          <w:lang w:val="en-HK" w:eastAsia="en-HK"/>
-          <w14:ligatures w14:val="none"/>
+        <w:t>clearer, consolidated view of how their class is performing. The system is intended to assist rather than replace teachers in the evaluation process; every AI-generated score for a written response can be reviewed and, where supported by the approved system design, overridden by a teacher before it is treated as final, consistent with the principle that automated checking should be paired with human oversight (Yang et al., 2024).</w:t>
+      </w:r>
+    </w:p>
+    <w:p>
+      <w:pPr>
+        <w:spacing w:line="480" w:lineRule="auto"/>
+        <w:jc w:val="center"/>
+        <w:rPr>
+          <w:rFonts w:ascii="Times New Roman" w:hAnsi="Times New Roman" w:cs="Times New Roman"/>
+          <w:b/>
+          <w:bCs/>
+          <w:sz w:val="24"/>
+          <w:szCs w:val="24"/>
+        </w:rPr>
+      </w:pPr>
+      <w:r>
+        <w:rPr>
+          <w:rFonts w:ascii="Times New Roman" w:hAnsi="Times New Roman" w:cs="Times New Roman"/>
+          <w:b/>
+          <w:bCs/>
+          <w:sz w:val="24"/>
+          <w:szCs w:val="24"/>
+        </w:rPr>
+        <w:t>Statement of the Problem</w:t>
+      </w:r>
+    </w:p>
+    <w:p>
+      <w:pPr>
+        <w:spacing w:line="480" w:lineRule="auto"/>
+        <w:ind w:firstLine="720"/>
+        <w:jc w:val="both"/>
+        <w:rPr>
+          <w:rFonts w:ascii="Times New Roman" w:hAnsi="Times New Roman" w:cs="Times New Roman"/>
+          <w:sz w:val="24"/>
+          <w:szCs w:val="24"/>
+        </w:rPr>
+      </w:pPr>
+      <w:r>
+        <w:rPr>
+          <w:rFonts w:ascii="Times New Roman" w:hAnsi="Times New Roman" w:cs="Times New Roman"/>
+          <w:sz w:val="24"/>
+          <w:szCs w:val="24"/>
+        </w:rPr>
+        <w:t>Manually checking assessments requires teachers to evaluate written responses individually and, separately, to consolidate results to understand overall class performance, a process that becomes difficult to manage as the number of student submissions increases and may produce inconsistent scores due to differences in evaluator judgment (Ramesh &amp; Sanampudi, 2022). This difficulty affects the efficiency, consistency, and usefulness of assessment checking, particularly for essay and short-answer responses. To address this problem, this study proposes the development of an AI-Assisted Assessment Checker that evaluates written responses using an NLP-based component, checks objective items through answer-key comparison, and analyzes aggregated results through a statistical component to support teachers.</w:t>
+      </w:r>
+    </w:p>
+    <w:p>
+      <w:pPr>
+        <w:spacing w:line="480" w:lineRule="auto"/>
+        <w:ind w:firstLine="720"/>
+        <w:jc w:val="both"/>
+        <w:rPr>
+          <w:rFonts w:ascii="Times New Roman" w:hAnsi="Times New Roman" w:cs="Times New Roman"/>
+          <w:sz w:val="24"/>
+          <w:szCs w:val="24"/>
+        </w:rPr>
+      </w:pPr>
+      <w:r>
+        <w:rPr>
+          <w:rFonts w:ascii="Times New Roman" w:hAnsi="Times New Roman" w:cs="Times New Roman"/>
+          <w:sz w:val="24"/>
+          <w:szCs w:val="24"/>
+        </w:rPr>
+        <w:t>Specifically, this study seeks to answer the following questions:</w:t>
+      </w:r>
+    </w:p>
+    <w:p>
+      <w:pPr>
+        <w:spacing w:line="480" w:lineRule="auto"/>
+        <w:ind w:firstLine="720"/>
+        <w:jc w:val="both"/>
+        <w:rPr>
+          <w:rFonts w:ascii="Times New Roman" w:hAnsi="Times New Roman" w:cs="Times New Roman"/>
+          <w:sz w:val="24"/>
+          <w:szCs w:val="24"/>
+        </w:rPr>
+      </w:pPr>
+      <w:r>
+        <w:rPr>
+          <w:rFonts w:ascii="Times New Roman" w:hAnsi="Times New Roman" w:cs="Times New Roman"/>
+          <w:sz w:val="24"/>
+          <w:szCs w:val="24"/>
+        </w:rPr>
+        <w:t>1. Time Efficiency: Manual checking of essay and short-answer responses is highly time-consuming, especially in large classes, and manually consolidating results into a class-level summary adds further effort. The core question is: How can the system significantly reduce the time required to check written responses and summarize assessment results?</w:t>
+      </w:r>
+    </w:p>
+    <w:p>
+      <w:pPr>
+        <w:spacing w:line="480" w:lineRule="auto"/>
+        <w:ind w:firstLine="720"/>
+        <w:jc w:val="both"/>
+        <w:rPr>
+          <w:rFonts w:ascii="Times New Roman" w:hAnsi="Times New Roman" w:cs="Times New Roman"/>
+          <w:sz w:val="24"/>
+          <w:szCs w:val="24"/>
+        </w:rPr>
+      </w:pPr>
+      <w:r>
+        <w:rPr>
+          <w:rFonts w:ascii="Times New Roman" w:hAnsi="Times New Roman" w:cs="Times New Roman"/>
+          <w:sz w:val="24"/>
+          <w:szCs w:val="24"/>
         </w:rPr>
         <w:lastRenderedPageBreak/>
-        <w:t>generated score can be reviewed, and, if supported by the approved system design, overridden by a teacher before it is treated as final (Yang et al., 2024).</w:t>
-      </w:r>
-    </w:p>
-    <w:p>
-      <w:pPr>
-        <w:spacing w:after="0" w:line="480" w:lineRule="auto"/>
-        <w:jc w:val="center"/>
-        <w:rPr>
-          <w:rFonts w:ascii="Times New Roman" w:eastAsia="Times New Roman" w:hAnsi="Times New Roman" w:cs="Times New Roman"/>
-          <w:b/>
-          <w:bCs/>
-          <w:kern w:val="0"/>
-          <w:sz w:val="24"/>
-          <w:szCs w:val="24"/>
-          <w:lang w:val="en-HK" w:eastAsia="en-HK"/>
-          <w14:ligatures w14:val="none"/>
-        </w:rPr>
-      </w:pPr>
-      <w:r>
-        <w:rPr>
-          <w:rFonts w:ascii="Times New Roman" w:eastAsia="Times New Roman" w:hAnsi="Times New Roman" w:cs="Times New Roman"/>
-          <w:b/>
-          <w:bCs/>
-          <w:kern w:val="0"/>
-          <w:sz w:val="24"/>
-          <w:szCs w:val="24"/>
-          <w:lang w:val="en-HK" w:eastAsia="en-HK"/>
-          <w14:ligatures w14:val="none"/>
-        </w:rPr>
-        <w:t>Statement of the Problem</w:t>
-      </w:r>
-    </w:p>
-    <w:p>
-      <w:pPr>
-        <w:spacing w:line="480" w:lineRule="auto"/>
-        <w:ind w:firstLine="720"/>
-        <w:jc w:val="both"/>
-        <w:rPr>
-          <w:rFonts w:ascii="Times New Roman" w:eastAsia="Times New Roman" w:hAnsi="Times New Roman" w:cs="Times New Roman"/>
-          <w:sz w:val="24"/>
-          <w:szCs w:val="24"/>
-        </w:rPr>
-      </w:pPr>
-      <w:r>
-        <w:rPr>
-          <w:rFonts w:ascii="Times New Roman" w:eastAsia="Times New Roman" w:hAnsi="Times New Roman" w:cs="Times New Roman"/>
-          <w:sz w:val="24"/>
-          <w:szCs w:val="24"/>
-        </w:rPr>
-        <w:t xml:space="preserve">Manual scoring requires teachers to read and evaluate each response individually, which becomes difficult to manage when there are many student submissions, and it may also produce inconsistent results because of differences in evaluator judgment (Ramesh &amp; </w:t>
-      </w:r>
-      <w:proofErr w:type="spellStart"/>
-      <w:r>
-        <w:rPr>
-          <w:rFonts w:ascii="Times New Roman" w:eastAsia="Times New Roman" w:hAnsi="Times New Roman" w:cs="Times New Roman"/>
-          <w:sz w:val="24"/>
-          <w:szCs w:val="24"/>
-        </w:rPr>
-        <w:t>Sanampudi</w:t>
-      </w:r>
-      <w:proofErr w:type="spellEnd"/>
-      <w:r>
-        <w:rPr>
-          <w:rFonts w:ascii="Times New Roman" w:eastAsia="Times New Roman" w:hAnsi="Times New Roman" w:cs="Times New Roman"/>
-          <w:sz w:val="24"/>
-          <w:szCs w:val="24"/>
-        </w:rPr>
-        <w:t>, 2022). This difficulty affects the efficiency, consistency, and fairness of written assessment, particularly for essay responses and, as an optional extended feature, short-answer responses. To address this problem, this study proposes the development of an Automated Essay and Short-Answer Scoring Engine intended to evaluate open-ended student written responses and generate a predicted score together with corresponding feedback, without removing the teacher's role in the final assessment decision.</w:t>
-      </w:r>
-    </w:p>
-    <w:p>
-      <w:pPr>
-        <w:spacing w:line="480" w:lineRule="auto"/>
-        <w:ind w:firstLine="720"/>
-        <w:jc w:val="both"/>
-        <w:rPr>
-          <w:rFonts w:ascii="Times New Roman" w:eastAsia="Times New Roman" w:hAnsi="Times New Roman" w:cs="Times New Roman"/>
-          <w:sz w:val="24"/>
-          <w:szCs w:val="24"/>
-        </w:rPr>
-      </w:pPr>
-      <w:r>
-        <w:rPr>
-          <w:rFonts w:ascii="Times New Roman" w:eastAsia="Times New Roman" w:hAnsi="Times New Roman" w:cs="Times New Roman"/>
-          <w:sz w:val="24"/>
-          <w:szCs w:val="24"/>
-        </w:rPr>
-        <w:t>Specifically, this study seeks to answer the following questions:</w:t>
-      </w:r>
-    </w:p>
-    <w:p>
-      <w:pPr>
-        <w:spacing w:line="480" w:lineRule="auto"/>
-        <w:ind w:firstLine="720"/>
-        <w:jc w:val="both"/>
-        <w:rPr>
-          <w:rFonts w:ascii="Times New Roman" w:eastAsia="Times New Roman" w:hAnsi="Times New Roman" w:cs="Times New Roman"/>
-          <w:sz w:val="24"/>
-          <w:szCs w:val="24"/>
-        </w:rPr>
-      </w:pPr>
-      <w:r>
-        <w:rPr>
-          <w:rFonts w:ascii="Times New Roman" w:eastAsia="Times New Roman" w:hAnsi="Times New Roman" w:cs="Times New Roman"/>
-          <w:sz w:val="24"/>
-          <w:szCs w:val="24"/>
-        </w:rPr>
-        <w:t>1. Time Efficiency: Manual scoring of essays and short answers is highly time-consuming especially in large classes in many schools. Teachers must carefully read and grade each submission individually, which becomes impractical as the number of submissions increases. The core question is: How can the system significantly reduce the time required to evaluate student responses while maintaining standard quality?</w:t>
-      </w:r>
-    </w:p>
-    <w:p>
-      <w:pPr>
-        <w:spacing w:line="480" w:lineRule="auto"/>
-        <w:ind w:firstLine="720"/>
-        <w:jc w:val="both"/>
-        <w:rPr>
-          <w:rFonts w:ascii="Times New Roman" w:eastAsia="Times New Roman" w:hAnsi="Times New Roman" w:cs="Times New Roman"/>
-          <w:sz w:val="24"/>
-          <w:szCs w:val="24"/>
-        </w:rPr>
-      </w:pPr>
-      <w:r>
-        <w:rPr>
-          <w:rFonts w:ascii="Times New Roman" w:eastAsia="Times New Roman" w:hAnsi="Times New Roman" w:cs="Times New Roman"/>
-          <w:sz w:val="24"/>
-          <w:szCs w:val="24"/>
-        </w:rPr>
-        <w:t>2. Scoring Consistency: Human scoring depends on individual perspective and can vary between different teachers or even for the same teacher across different sessions due to factors such as fatigue, mood, or a different perspective of the rubric. For comparable answers, this results in uneven grades. The issue is: How can the system consistently apply the same scoring criteria across every submission?</w:t>
-      </w:r>
-    </w:p>
-    <w:p>
-      <w:pPr>
-        <w:spacing w:line="480" w:lineRule="auto"/>
-        <w:ind w:firstLine="720"/>
-        <w:jc w:val="both"/>
-        <w:rPr>
-          <w:rFonts w:ascii="Times New Roman" w:eastAsia="Times New Roman" w:hAnsi="Times New Roman" w:cs="Times New Roman"/>
-          <w:sz w:val="24"/>
-          <w:szCs w:val="24"/>
-        </w:rPr>
-      </w:pPr>
-      <w:r>
-        <w:rPr>
-          <w:rFonts w:ascii="Times New Roman" w:eastAsia="Times New Roman" w:hAnsi="Times New Roman" w:cs="Times New Roman"/>
+        <w:t>2. Scoring Consistency: Human scoring of written responses depends on individual perspective and can vary between different teachers or even for the same teacher across different sessions. The issue is: How can the system consistently apply the same evaluation criteria to written responses across every submission?</w:t>
+      </w:r>
+    </w:p>
+    <w:p>
+      <w:pPr>
+        <w:spacing w:line="480" w:lineRule="auto"/>
+        <w:ind w:firstLine="720"/>
+        <w:jc w:val="both"/>
+        <w:rPr>
+          <w:rFonts w:ascii="Times New Roman" w:hAnsi="Times New Roman" w:cs="Times New Roman"/>
+          <w:sz w:val="24"/>
+          <w:szCs w:val="24"/>
+        </w:rPr>
+      </w:pPr>
+      <w:r>
+        <w:rPr>
+          <w:rFonts w:ascii="Times New Roman" w:hAnsi="Times New Roman" w:cs="Times New Roman"/>
+          <w:sz w:val="24"/>
+          <w:szCs w:val="24"/>
+        </w:rPr>
+        <w:t>3. Assessment-Appropriate Checking: Written responses require deeper linguistic and semantic understanding than objective items, which can instead be checked directly against an answer key. The question is: How can the system apply NLP-based evaluation to essay and short-answer responses while using conventional answer-key comparison for objective items, so that each assessment type is checked using an appropriate method?</w:t>
+      </w:r>
+    </w:p>
+    <w:p>
+      <w:pPr>
+        <w:spacing w:line="480" w:lineRule="auto"/>
+        <w:ind w:firstLine="720"/>
+        <w:jc w:val="both"/>
+        <w:rPr>
+          <w:rFonts w:ascii="Times New Roman" w:hAnsi="Times New Roman" w:cs="Times New Roman"/>
+          <w:sz w:val="24"/>
+          <w:szCs w:val="24"/>
+        </w:rPr>
+      </w:pPr>
+      <w:r>
+        <w:rPr>
+          <w:rFonts w:ascii="Times New Roman" w:hAnsi="Times New Roman" w:cs="Times New Roman"/>
+          <w:sz w:val="24"/>
+          <w:szCs w:val="24"/>
+        </w:rPr>
+        <w:t>4. Classroom Analytics: Once individual results are available, teachers often still need to manually determine how a class performed overall. The problem is: How can the system consolidate individual assessment results into class-level insights, such as score distributions and commonly missed items, without requiring teachers to compile this information manually?</w:t>
+      </w:r>
+    </w:p>
+    <w:p>
+      <w:pPr>
+        <w:spacing w:line="480" w:lineRule="auto"/>
+        <w:ind w:firstLine="720"/>
+        <w:jc w:val="both"/>
+        <w:rPr>
+          <w:rFonts w:ascii="Times New Roman" w:hAnsi="Times New Roman" w:cs="Times New Roman"/>
+          <w:sz w:val="24"/>
+          <w:szCs w:val="24"/>
+        </w:rPr>
+      </w:pPr>
+      <w:r>
+        <w:rPr>
+          <w:rFonts w:ascii="Times New Roman" w:hAnsi="Times New Roman" w:cs="Times New Roman"/>
+          <w:sz w:val="24"/>
+          <w:szCs w:val="24"/>
+        </w:rPr>
+        <w:t>5. Usability: Many automated checking solutions are overly complex or require significant technical expertise, limiting their adoption by teachers and schools. The problem is: How can the system remain accessible, clear, and easy to use for teachers and educational institutions with varying levels of technical background?</w:t>
+      </w:r>
+    </w:p>
+    <w:p>
+      <w:pPr>
+        <w:spacing w:line="480" w:lineRule="auto"/>
+        <w:ind w:firstLine="720"/>
+        <w:jc w:val="both"/>
+        <w:rPr>
+          <w:rFonts w:ascii="Times New Roman" w:hAnsi="Times New Roman" w:cs="Times New Roman"/>
+          <w:sz w:val="24"/>
+          <w:szCs w:val="24"/>
+        </w:rPr>
+      </w:pPr>
+      <w:r>
+        <w:rPr>
+          <w:rFonts w:ascii="Times New Roman" w:hAnsi="Times New Roman" w:cs="Times New Roman"/>
+          <w:sz w:val="24"/>
+          <w:szCs w:val="24"/>
+        </w:rPr>
+        <w:t xml:space="preserve">6. System Performance and Effectiveness: For an assessment checker to be trustworthy in practice, the accuracy of its AI-generated scores must be measured against clear benchmarks, such as agreement with human-assigned scores. The question is: How </w:t>
+      </w:r>
+      <w:r>
+        <w:rPr>
+          <w:rFonts w:ascii="Times New Roman" w:hAnsi="Times New Roman" w:cs="Times New Roman"/>
           <w:sz w:val="24"/>
           <w:szCs w:val="24"/>
         </w:rPr>
         <w:lastRenderedPageBreak/>
-        <w:t>3. Automated Analysis: Open-ended essays and short answers require deeper linguistic and semantic understanding than multiple-choice items, making automated scoring technically challenging. Current systems frequently have trouble correctly interpreting content, structure, and relevance to the predetermined criteria. The question is: How can the system automatically assess student responses and assign suitable scores in accordance with predetermined scoring standards?</w:t>
-      </w:r>
-    </w:p>
-    <w:p>
-      <w:pPr>
-        <w:spacing w:line="480" w:lineRule="auto"/>
-        <w:ind w:firstLine="720"/>
-        <w:jc w:val="both"/>
-        <w:rPr>
-          <w:rFonts w:ascii="Times New Roman" w:eastAsia="Times New Roman" w:hAnsi="Times New Roman" w:cs="Times New Roman"/>
-          <w:sz w:val="24"/>
-          <w:szCs w:val="24"/>
-        </w:rPr>
-      </w:pPr>
-      <w:r>
-        <w:rPr>
-          <w:rFonts w:ascii="Times New Roman" w:eastAsia="Times New Roman" w:hAnsi="Times New Roman" w:cs="Times New Roman"/>
-          <w:sz w:val="24"/>
-          <w:szCs w:val="24"/>
-        </w:rPr>
-        <w:t>4. Usability: Many automated scoring solutions are overly complex or require significant technical expertise, limiting their adoption by teachers and schools. Systems that demand extensive configuration or integration expertise become barriers rather than helpful tools. The problem is: How can the system remain accessible, clear, and easy to use for teachers and educational institutions with varying levels of technical background?</w:t>
-      </w:r>
-    </w:p>
-    <w:p>
-      <w:pPr>
-        <w:spacing w:line="480" w:lineRule="auto"/>
-        <w:ind w:firstLine="720"/>
-        <w:jc w:val="both"/>
-        <w:rPr>
-          <w:rFonts w:ascii="Times New Roman" w:eastAsia="Times New Roman" w:hAnsi="Times New Roman" w:cs="Times New Roman"/>
-          <w:sz w:val="24"/>
-          <w:szCs w:val="24"/>
-        </w:rPr>
-      </w:pPr>
-      <w:r>
-        <w:rPr>
-          <w:rFonts w:ascii="Times New Roman" w:eastAsia="Times New Roman" w:hAnsi="Times New Roman" w:cs="Times New Roman"/>
-          <w:sz w:val="24"/>
-          <w:szCs w:val="24"/>
-        </w:rPr>
-        <w:t>5. System Performance and Effectiveness: For an automated scoring system to be trustworthy in practice, its accuracy must be measured against clear benchmarks, such as agreement with human-assigned scores and consistency of processing across submissions. Without these benchmarks, teachers have no basis for trusting the system's results. The question is: How closely can the system's predicted scores align with human scoring, and how can this level of agreement be measured and demonstrated?</w:t>
-      </w:r>
-    </w:p>
-    <w:p>
-      <w:pPr>
-        <w:spacing w:after="0" w:line="480" w:lineRule="auto"/>
-        <w:jc w:val="center"/>
-        <w:rPr>
-          <w:rFonts w:ascii="Times New Roman" w:eastAsia="Times New Roman" w:hAnsi="Times New Roman" w:cs="Times New Roman"/>
-          <w:b/>
-          <w:bCs/>
-          <w:kern w:val="0"/>
-          <w:sz w:val="24"/>
-          <w:szCs w:val="24"/>
-          <w:lang w:val="en-HK" w:eastAsia="en-HK"/>
-          <w14:ligatures w14:val="none"/>
-        </w:rPr>
-      </w:pPr>
-      <w:r>
-        <w:rPr>
-          <w:rFonts w:ascii="Times New Roman" w:eastAsia="Times New Roman" w:hAnsi="Times New Roman" w:cs="Times New Roman"/>
-          <w:b/>
-          <w:bCs/>
-          <w:kern w:val="0"/>
-          <w:sz w:val="24"/>
-          <w:szCs w:val="24"/>
-          <w:lang w:val="en-HK" w:eastAsia="en-HK"/>
-          <w14:ligatures w14:val="none"/>
+        <w:t>closely can the system's predicted scores for written responses align with human scoring, and how can this level of agreement be measured and demonstrated?</w:t>
+      </w:r>
+    </w:p>
+    <w:p>
+      <w:pPr>
+        <w:spacing w:line="480" w:lineRule="auto"/>
+        <w:jc w:val="center"/>
+        <w:rPr>
+          <w:rFonts w:ascii="Times New Roman" w:hAnsi="Times New Roman" w:cs="Times New Roman"/>
+          <w:b/>
+          <w:bCs/>
+          <w:sz w:val="24"/>
+          <w:szCs w:val="24"/>
+        </w:rPr>
+      </w:pPr>
+      <w:r>
+        <w:rPr>
+          <w:rFonts w:ascii="Times New Roman" w:hAnsi="Times New Roman" w:cs="Times New Roman"/>
+          <w:b/>
+          <w:bCs/>
+          <w:sz w:val="24"/>
+          <w:szCs w:val="24"/>
         </w:rPr>
         <w:t>Significance of the Study</w:t>
       </w:r>
     </w:p>
     <w:p>
       <w:pPr>
-        <w:spacing w:after="200" w:line="480" w:lineRule="auto"/>
-        <w:ind w:firstLine="720"/>
-        <w:jc w:val="both"/>
-      </w:pPr>
-      <w:r>
-        <w:rPr>
-          <w:rFonts w:ascii="Times New Roman" w:eastAsia="Times New Roman" w:hAnsi="Times New Roman" w:cs="Times New Roman"/>
-          <w:sz w:val="24"/>
-          <w:szCs w:val="24"/>
-        </w:rPr>
-        <w:t xml:space="preserve">Teachers and instructors are expected to benefit directly from the Automated Essay and Short-Answer Scoring Engine, as it is designed to reduce the time and effort required for manual scoring of essay and, where applicable, short-answer responses. By automatically generating a predicted score for each response, the system allows teachers to evaluate large numbers of submissions more quickly and to apply scoring standards more consistently than </w:t>
-      </w:r>
-      <w:r>
-        <w:rPr>
-          <w:rFonts w:ascii="Times New Roman" w:eastAsia="Times New Roman" w:hAnsi="Times New Roman" w:cs="Times New Roman"/>
+        <w:spacing w:line="480" w:lineRule="auto"/>
+        <w:ind w:firstLine="720"/>
+        <w:jc w:val="both"/>
+        <w:rPr>
+          <w:rFonts w:ascii="Times New Roman" w:hAnsi="Times New Roman" w:cs="Times New Roman"/>
+          <w:sz w:val="24"/>
+          <w:szCs w:val="24"/>
+        </w:rPr>
+      </w:pPr>
+      <w:r>
+        <w:rPr>
+          <w:rFonts w:ascii="Times New Roman" w:hAnsi="Times New Roman" w:cs="Times New Roman"/>
+          <w:sz w:val="24"/>
+          <w:szCs w:val="24"/>
+        </w:rPr>
+        <w:t>Teachers and instructors are expected to benefit directly from the AI-Assisted Assessment Checker, as it is designed to reduce the time and effort required to check written responses and to consolidate assessment results. By automatically generating a predicted score for each written response and aggregating results into class-level insights, the system allows teachers to evaluate large numbers of submissions more quickly and to understand overall class performance without manually tallying scores. The time saved may then be directed toward instruction and toward giving students more individualized feedback.</w:t>
+      </w:r>
+    </w:p>
+    <w:p>
+      <w:pPr>
+        <w:spacing w:line="480" w:lineRule="auto"/>
+        <w:ind w:firstLine="720"/>
+        <w:jc w:val="both"/>
+        <w:rPr>
+          <w:rFonts w:ascii="Times New Roman" w:hAnsi="Times New Roman" w:cs="Times New Roman"/>
+          <w:sz w:val="24"/>
+          <w:szCs w:val="24"/>
+        </w:rPr>
+      </w:pPr>
+      <w:r>
+        <w:rPr>
+          <w:rFonts w:ascii="Times New Roman" w:hAnsi="Times New Roman" w:cs="Times New Roman"/>
+          <w:sz w:val="24"/>
+          <w:szCs w:val="24"/>
+        </w:rPr>
+        <w:t>Students are also expected to benefit from the system, primarily through faster access to their results and, for written responses, the feedback that accompanies each predicted score. This can help students better understand the areas in which their responses may still need improvement, supporting their continued development of writing and communication skills over time.</w:t>
+      </w:r>
+    </w:p>
+    <w:p>
+      <w:pPr>
+        <w:spacing w:line="480" w:lineRule="auto"/>
+        <w:ind w:firstLine="720"/>
+        <w:jc w:val="both"/>
+        <w:rPr>
+          <w:rFonts w:ascii="Times New Roman" w:hAnsi="Times New Roman" w:cs="Times New Roman"/>
+          <w:sz w:val="24"/>
+          <w:szCs w:val="24"/>
+        </w:rPr>
+      </w:pPr>
+      <w:r>
+        <w:rPr>
+          <w:rFonts w:ascii="Times New Roman" w:hAnsi="Times New Roman" w:cs="Times New Roman"/>
+          <w:sz w:val="24"/>
+          <w:szCs w:val="24"/>
+        </w:rPr>
+        <w:t>Educational institutions that choose to adopt the system may benefit from improved efficiency in their assessment processes, particularly the ability to check different assessment types using the appropriate method and to obtain consolidated performance data without requiring separate manual analysis. This can support a more standardized approach to checking and monitoring assessments across different classes or sections within the institution.</w:t>
+      </w:r>
+    </w:p>
+    <w:p>
+      <w:pPr>
+        <w:spacing w:line="480" w:lineRule="auto"/>
+        <w:ind w:firstLine="720"/>
+        <w:jc w:val="both"/>
+        <w:rPr>
+          <w:rFonts w:ascii="Times New Roman" w:hAnsi="Times New Roman" w:cs="Times New Roman"/>
+          <w:sz w:val="24"/>
+          <w:szCs w:val="24"/>
+        </w:rPr>
+      </w:pPr>
+      <w:r>
+        <w:rPr>
+          <w:rFonts w:ascii="Times New Roman" w:hAnsi="Times New Roman" w:cs="Times New Roman"/>
           <w:sz w:val="24"/>
           <w:szCs w:val="24"/>
         </w:rPr>
         <w:lastRenderedPageBreak/>
-        <w:t>may be possible when responses are graded individually and manually. The time saved through automated scoring may then be directed toward instruction and toward giving students more meaningful, individualized feedback, rather than being spent entirely on the mechanical task of grading.</w:t>
-      </w:r>
-    </w:p>
-    <w:p>
-      <w:pPr>
-        <w:spacing w:after="200" w:line="480" w:lineRule="auto"/>
-        <w:ind w:firstLine="720"/>
-        <w:jc w:val="both"/>
-      </w:pPr>
-      <w:r>
-        <w:rPr>
-          <w:rFonts w:ascii="Times New Roman" w:eastAsia="Times New Roman" w:hAnsi="Times New Roman" w:cs="Times New Roman"/>
-          <w:sz w:val="24"/>
-          <w:szCs w:val="24"/>
-        </w:rPr>
-        <w:t>Students are also expected to benefit from the system, primarily through faster access to their scores and the accompanying feedback that the system generates for each response. Rather than waiting an extended period for a teacher to manually review a large batch of submissions, students may receive their predicted score and feedback more quickly, allowing them to gain earlier insight into their performance. This feedback can help students better understand the areas in which their writing may still need improvement, supporting their continued development of writing and communication skills over time.</w:t>
-      </w:r>
-    </w:p>
-    <w:p>
-      <w:pPr>
-        <w:spacing w:after="200" w:line="480" w:lineRule="auto"/>
-        <w:ind w:firstLine="720"/>
-        <w:jc w:val="both"/>
-      </w:pPr>
-      <w:r>
-        <w:rPr>
-          <w:rFonts w:ascii="Times New Roman" w:eastAsia="Times New Roman" w:hAnsi="Times New Roman" w:cs="Times New Roman"/>
-          <w:sz w:val="24"/>
-          <w:szCs w:val="24"/>
-        </w:rPr>
-        <w:t>Educational institutions that choose to adopt the system may benefit from improved efficiency in their assessment processes, particularly in settings where instructors are responsible for evaluating a large volume of student responses. Because the system can be accessed either directly through its web application or integrated into an existing Virtual Learning Environment (VLE) through its API, institutions have the flexibility to incorporate automated scoring into their current assessment workflow without needing to replace their existing platforms. This can support a more standardized approach to evaluating essay and short-answer responses across different classes or sections within the institution.</w:t>
-      </w:r>
-    </w:p>
-    <w:p>
-      <w:pPr>
-        <w:spacing w:after="200" w:line="480" w:lineRule="auto"/>
-        <w:ind w:firstLine="720"/>
-        <w:jc w:val="both"/>
-      </w:pPr>
-      <w:r>
-        <w:rPr>
-          <w:rFonts w:ascii="Times New Roman" w:eastAsia="Times New Roman" w:hAnsi="Times New Roman" w:cs="Times New Roman"/>
-          <w:sz w:val="24"/>
-          <w:szCs w:val="24"/>
-        </w:rPr>
-        <w:t xml:space="preserve">This study may also serve as a reference point for future researchers interested in automated scoring, particularly those exploring the application of Natural Language Processing (NLP) and machine learning in educational assessment. Since research in this </w:t>
-      </w:r>
-      <w:r>
-        <w:rPr>
-          <w:rFonts w:ascii="Times New Roman" w:eastAsia="Times New Roman" w:hAnsi="Times New Roman" w:cs="Times New Roman"/>
+        <w:t>This study may also serve as a reference point for future researchers interested in AI-assisted assessment checking, particularly those exploring the application of NLP in evaluating written responses or the use of statistical methods in classroom analytics. Since research in this area continues to face challenges in fully capturing aspects of writing quality such as content relevance, coherence, and idea development (Ramesh &amp; Sanampudi, 2022), the design decisions, limitations, and outcomes documented in this study may provide future researchers with a useful starting point for further investigation.</w:t>
+      </w:r>
+    </w:p>
+    <w:p>
+      <w:pPr>
+        <w:spacing w:line="480" w:lineRule="auto"/>
+        <w:ind w:firstLine="720"/>
+        <w:jc w:val="both"/>
+        <w:rPr>
+          <w:rFonts w:ascii="Times New Roman" w:hAnsi="Times New Roman" w:cs="Times New Roman"/>
+          <w:sz w:val="24"/>
+          <w:szCs w:val="24"/>
+        </w:rPr>
+      </w:pPr>
+      <w:r>
+        <w:rPr>
+          <w:rFonts w:ascii="Times New Roman" w:hAnsi="Times New Roman" w:cs="Times New Roman"/>
+          <w:sz w:val="24"/>
+          <w:szCs w:val="24"/>
+        </w:rPr>
+        <w:t>For the researchers and developers involved in this project, the study provides an opportunity to gain practical experience in integrating NLP-based evaluation with statistical analysis in a single educational assessment system. Through the process of designing, building, and evaluating both AI components, the researchers are expected to develop a deeper understanding of how these two types of AI can be applied together to a real-world assessment problem.</w:t>
+      </w:r>
+    </w:p>
+    <w:p>
+      <w:pPr>
+        <w:spacing w:line="480" w:lineRule="auto"/>
+        <w:ind w:firstLine="720"/>
+        <w:jc w:val="both"/>
+        <w:rPr>
+          <w:rFonts w:ascii="Times New Roman" w:hAnsi="Times New Roman" w:cs="Times New Roman"/>
+          <w:sz w:val="24"/>
+          <w:szCs w:val="24"/>
+        </w:rPr>
+      </w:pPr>
+      <w:r>
+        <w:rPr>
+          <w:rFonts w:ascii="Times New Roman" w:hAnsi="Times New Roman" w:cs="Times New Roman"/>
+          <w:sz w:val="24"/>
+          <w:szCs w:val="24"/>
+        </w:rPr>
+        <w:t>This study is expected to contribute to the broader relationship between technology and educational assessment by demonstrating how automated checking and classroom analytics can support, rather than replace, the role of the teacher. By combining AI-generated scores with human review and by turning individual results into class-level insights, the system reflects a balanced approach to assessment checking, one that preserves the teacher's professional judgment as the final authority in the assessment process (Yang et al., 2024).</w:t>
+      </w:r>
+    </w:p>
+    <w:p>
+      <w:pPr>
+        <w:spacing w:line="480" w:lineRule="auto"/>
+        <w:jc w:val="center"/>
+        <w:rPr>
+          <w:rFonts w:ascii="Times New Roman" w:hAnsi="Times New Roman" w:cs="Times New Roman"/>
+          <w:b/>
+          <w:bCs/>
+          <w:sz w:val="24"/>
+          <w:szCs w:val="24"/>
+        </w:rPr>
+      </w:pPr>
+      <w:r>
+        <w:rPr>
+          <w:rFonts w:ascii="Times New Roman" w:hAnsi="Times New Roman" w:cs="Times New Roman"/>
+          <w:b/>
+          <w:bCs/>
+          <w:sz w:val="24"/>
+          <w:szCs w:val="24"/>
+        </w:rPr>
+        <w:t>Scope and Limitations of the Study</w:t>
+      </w:r>
+    </w:p>
+    <w:p>
+      <w:pPr>
+        <w:spacing w:line="480" w:lineRule="auto"/>
+        <w:ind w:firstLine="720"/>
+        <w:jc w:val="both"/>
+        <w:rPr>
+          <w:rFonts w:ascii="Times New Roman" w:hAnsi="Times New Roman" w:cs="Times New Roman"/>
+          <w:sz w:val="24"/>
+          <w:szCs w:val="24"/>
+        </w:rPr>
+      </w:pPr>
+      <w:r>
+        <w:rPr>
+          <w:rFonts w:ascii="Times New Roman" w:hAnsi="Times New Roman" w:cs="Times New Roman"/>
+          <w:sz w:val="24"/>
+          <w:szCs w:val="24"/>
+        </w:rPr>
+        <w:t xml:space="preserve">This study is scoped to the design and development of an AI-Assisted Assessment Checker composed of two AI-assisted components: an NLP AI component that evaluates </w:t>
+      </w:r>
+      <w:r>
+        <w:rPr>
+          <w:rFonts w:ascii="Times New Roman" w:hAnsi="Times New Roman" w:cs="Times New Roman"/>
           <w:sz w:val="24"/>
           <w:szCs w:val="24"/>
         </w:rPr>
         <w:lastRenderedPageBreak/>
-        <w:t xml:space="preserve">area continues to face challenges in fully capturing aspects of writing quality such as content relevance, coherence, and idea development (Ramesh &amp; </w:t>
-      </w:r>
-      <w:proofErr w:type="spellStart"/>
-      <w:r>
-        <w:rPr>
-          <w:rFonts w:ascii="Times New Roman" w:eastAsia="Times New Roman" w:hAnsi="Times New Roman" w:cs="Times New Roman"/>
-          <w:sz w:val="24"/>
-          <w:szCs w:val="24"/>
-        </w:rPr>
-        <w:t>Sanampudi</w:t>
-      </w:r>
-      <w:proofErr w:type="spellEnd"/>
-      <w:r>
-        <w:rPr>
-          <w:rFonts w:ascii="Times New Roman" w:eastAsia="Times New Roman" w:hAnsi="Times New Roman" w:cs="Times New Roman"/>
-          <w:sz w:val="24"/>
-          <w:szCs w:val="24"/>
-        </w:rPr>
-        <w:t>, 2022), the design decisions, limitations, and outcomes documented in this study may provide future researchers with a useful starting point for further investigation or for the development of improved automated scoring models.</w:t>
-      </w:r>
-    </w:p>
-    <w:p>
-      <w:pPr>
-        <w:spacing w:after="200" w:line="480" w:lineRule="auto"/>
-        <w:ind w:firstLine="720"/>
-        <w:jc w:val="both"/>
-      </w:pPr>
-      <w:r>
-        <w:rPr>
-          <w:rFonts w:ascii="Times New Roman" w:eastAsia="Times New Roman" w:hAnsi="Times New Roman" w:cs="Times New Roman"/>
-          <w:sz w:val="24"/>
-          <w:szCs w:val="24"/>
-        </w:rPr>
-        <w:t>For the researchers and developers involved in this project, the study provides an opportunity to gain practical experience in integrating artificial intelligence and NLP techniques with an educational assessment task. Through the process of designing, building, and evaluating the automated scoring engine, the researchers are expected to develop a deeper understanding of how machine learning models can be applied to real-world scoring problems, as well as the practical considerations involved in building a system intended for use by teachers.</w:t>
-      </w:r>
-    </w:p>
-    <w:p>
-      <w:pPr>
-        <w:spacing w:after="200" w:line="480" w:lineRule="auto"/>
-        <w:ind w:firstLine="720"/>
-        <w:jc w:val="both"/>
-      </w:pPr>
-      <w:r>
-        <w:rPr>
-          <w:rFonts w:ascii="Times New Roman" w:eastAsia="Times New Roman" w:hAnsi="Times New Roman" w:cs="Times New Roman"/>
-          <w:sz w:val="24"/>
-          <w:szCs w:val="24"/>
-        </w:rPr>
-        <w:t>Overall, this study is expected to contribute to the broader relationship between technology and educational assessment by demonstrating how automated tools can support, rather than replace, the role of the teacher in evaluating student writing. By combining a predicted score with human review, the system reflects a balanced approach to automated scoring, one that seeks to ease the burden of manual grading while preserving the teacher's professional judgment as the final authority in the assessment process (Yang et al., 2024).</w:t>
-      </w:r>
-    </w:p>
-    <w:p>
-      <w:pPr>
-        <w:spacing w:after="0" w:line="480" w:lineRule="auto"/>
-        <w:jc w:val="center"/>
-        <w:rPr>
-          <w:rFonts w:ascii="Times New Roman" w:eastAsia="Times New Roman" w:hAnsi="Times New Roman" w:cs="Times New Roman"/>
-          <w:b/>
-          <w:bCs/>
-          <w:kern w:val="0"/>
-          <w:sz w:val="24"/>
-          <w:szCs w:val="24"/>
-          <w:lang w:val="en-HK" w:eastAsia="en-HK"/>
-          <w14:ligatures w14:val="none"/>
-        </w:rPr>
-      </w:pPr>
-      <w:r>
-        <w:rPr>
-          <w:rFonts w:ascii="Times New Roman" w:eastAsia="Times New Roman" w:hAnsi="Times New Roman" w:cs="Times New Roman"/>
-          <w:b/>
-          <w:bCs/>
-          <w:kern w:val="0"/>
-          <w:sz w:val="24"/>
-          <w:szCs w:val="24"/>
-          <w:lang w:val="en-HK" w:eastAsia="en-HK"/>
-          <w14:ligatures w14:val="none"/>
-        </w:rPr>
-        <w:t>Scope and Limitations of the Study</w:t>
-      </w:r>
-    </w:p>
-    <w:p>
-      <w:pPr>
-        <w:spacing w:after="200" w:line="480" w:lineRule="auto"/>
-        <w:ind w:firstLine="720"/>
-        <w:jc w:val="both"/>
-      </w:pPr>
-      <w:r>
-        <w:rPr>
-          <w:rFonts w:ascii="Times New Roman" w:eastAsia="Times New Roman" w:hAnsi="Times New Roman" w:cs="Times New Roman"/>
-          <w:sz w:val="24"/>
-          <w:szCs w:val="24"/>
-        </w:rPr>
-        <w:t xml:space="preserve">This study is scoped to the design and development of an automated scoring engine that evaluates open-ended student written responses, with essay scoring as its primary and most rigorously developed capability and short-answer scoring included only as a limited, </w:t>
-      </w:r>
-      <w:r>
-        <w:rPr>
-          <w:rFonts w:ascii="Times New Roman" w:eastAsia="Times New Roman" w:hAnsi="Times New Roman" w:cs="Times New Roman"/>
+        <w:t>written responses, and a Statistical AI component that analyzes aggregated assessment results. Essay evaluation is the primary and most highlighted capability of the NLP component, with short-answer evaluation also supported as part of the same written-response evaluation function. Objective assessments, such as multiple-choice or true/false items, are checked through conventional answer-key comparison rather than through either AI component, though their results may still be included in the statistical analysis. The intended users of the system are teachers and instructors, with the potential to extend its benefits to educational institutions that choose to adopt it, either through a standalone, browser-based application or through a documented API that a school's existing Virtual Learning Environment (VLE) can call (Plasencia-Calaña, 2025).</w:t>
+      </w:r>
+    </w:p>
+    <w:p>
+      <w:pPr>
+        <w:spacing w:line="480" w:lineRule="auto"/>
+        <w:ind w:firstLine="720"/>
+        <w:jc w:val="both"/>
+        <w:rPr>
+          <w:rFonts w:ascii="Times New Roman" w:hAnsi="Times New Roman" w:cs="Times New Roman"/>
+          <w:sz w:val="24"/>
+          <w:szCs w:val="24"/>
+        </w:rPr>
+      </w:pPr>
+      <w:r>
+        <w:rPr>
+          <w:rFonts w:ascii="Times New Roman" w:hAnsi="Times New Roman" w:cs="Times New Roman"/>
+          <w:sz w:val="24"/>
+          <w:szCs w:val="24"/>
+        </w:rPr>
+        <w:t>The features covered by this study are limited to those the group has confirmed as feasible to build within the semester. These include the submission of essay and short-answer responses and the entry of objective-item answers through a web form; answer-key comparison for objective items; automated score generation for written responses through a fine-tuned DistilBERT model (Soumia et al., 2024); a Statistical AI component that computes class-level metrics such as average scores and score distributions from stored results; a teacher-facing review interface that allows an AI-generated score for a written response to be viewed and, when necessary, manually overridden before it is treated as final; and storage of submissions, scores, feedback, override records, and statistical summaries in a MySQL database. Optical character recognition (OCR) for handwritten responses and API integration with external platforms are treated as optional extensions rather than core features. Features not listed here, such as plagiarism detection or support for languages other than English, are not part of this study's planned implementation.</w:t>
+      </w:r>
+    </w:p>
+    <w:p>
+      <w:pPr>
+        <w:spacing w:line="480" w:lineRule="auto"/>
+        <w:ind w:firstLine="720"/>
+        <w:jc w:val="both"/>
+        <w:rPr>
+          <w:rFonts w:ascii="Times New Roman" w:hAnsi="Times New Roman" w:cs="Times New Roman"/>
+          <w:sz w:val="24"/>
+          <w:szCs w:val="24"/>
+        </w:rPr>
+      </w:pPr>
+      <w:r>
+        <w:rPr>
+          <w:rFonts w:ascii="Times New Roman" w:hAnsi="Times New Roman" w:cs="Times New Roman"/>
           <w:sz w:val="24"/>
           <w:szCs w:val="24"/>
         </w:rPr>
         <w:lastRenderedPageBreak/>
-        <w:t>secondary feature. The intended users of the system are teachers and instructors, with the potential to extend its benefits to entire academic institutions that choose to adopt it, either through a standalone, browser-based grading application or through a documented API that a school's existing Virtual Learning Environment (VLE) can call. This dual-access design allows the system to be used directly by a teacher with no technical background, or integrated by a developer into a larger platform already in use by the school. At a high level, the scoring process begins when a student's written response is submitted through the web interface or the API, after which the text is cleaned and prepared for analysis, passed through a fine-tuned language model to generate a numeric score and short accompanying feedback, and then stored and returned to the requesting user or system. This design follows established practice in automated scoring research, where such systems are built specifically to support, rather than replace, the evaluation of constructed-response writing tasks (Plasencia-</w:t>
-      </w:r>
-      <w:proofErr w:type="spellStart"/>
-      <w:r>
-        <w:rPr>
-          <w:rFonts w:ascii="Times New Roman" w:eastAsia="Times New Roman" w:hAnsi="Times New Roman" w:cs="Times New Roman"/>
-          <w:sz w:val="24"/>
-          <w:szCs w:val="24"/>
-        </w:rPr>
-        <w:t>Calaña</w:t>
-      </w:r>
-      <w:proofErr w:type="spellEnd"/>
-      <w:r>
-        <w:rPr>
-          <w:rFonts w:ascii="Times New Roman" w:eastAsia="Times New Roman" w:hAnsi="Times New Roman" w:cs="Times New Roman"/>
-          <w:sz w:val="24"/>
-          <w:szCs w:val="24"/>
-        </w:rPr>
-        <w:t>, 2025).</w:t>
-      </w:r>
-    </w:p>
-    <w:p>
-      <w:pPr>
-        <w:spacing w:after="200" w:line="480" w:lineRule="auto"/>
-        <w:ind w:firstLine="720"/>
-        <w:jc w:val="both"/>
-      </w:pPr>
-      <w:r>
-        <w:rPr>
-          <w:rFonts w:ascii="Times New Roman" w:eastAsia="Times New Roman" w:hAnsi="Times New Roman" w:cs="Times New Roman"/>
-          <w:sz w:val="24"/>
-          <w:szCs w:val="24"/>
-        </w:rPr>
-        <w:t xml:space="preserve">The features covered by this study are limited to those the group has confirmed as feasible to build within the semester. These include the submission of essay and short-answer responses through both a web form and an API endpoint; preprocessing and tokenization of the submitted text; automated score generation through a fine-tuned </w:t>
-      </w:r>
-      <w:proofErr w:type="spellStart"/>
-      <w:r>
-        <w:rPr>
-          <w:rFonts w:ascii="Times New Roman" w:eastAsia="Times New Roman" w:hAnsi="Times New Roman" w:cs="Times New Roman"/>
-          <w:sz w:val="24"/>
-          <w:szCs w:val="24"/>
-        </w:rPr>
-        <w:t>DistilBERT</w:t>
-      </w:r>
-      <w:proofErr w:type="spellEnd"/>
-      <w:r>
-        <w:rPr>
-          <w:rFonts w:ascii="Times New Roman" w:eastAsia="Times New Roman" w:hAnsi="Times New Roman" w:cs="Times New Roman"/>
-          <w:sz w:val="24"/>
-          <w:szCs w:val="24"/>
-        </w:rPr>
-        <w:t xml:space="preserve"> model (Soumia et al., 2024); generation of brief supplementary feedback alongside the numeric score; a teacher-facing review interface that allows an AI-generated score to be viewed and, when necessary, manually overridden before it is treated as final; and storage of submissions, scores, feedback, and override records in a MySQL database. Digitization of handwritten responses through optical character recognition (OCR) is treated as an optional extension rather than a core feature and will only be pursued if time and resources allow. Features not </w:t>
-      </w:r>
-      <w:r>
-        <w:rPr>
-          <w:rFonts w:ascii="Times New Roman" w:eastAsia="Times New Roman" w:hAnsi="Times New Roman" w:cs="Times New Roman"/>
+        <w:t>Scoring of written responses is bounded by what a single fine-tuned regression model can learn from labeled training data rather than by a manually configurable, teacher-defined rubric. The model is trained to predict a holistic score that reflects patterns associated with higher- and lower-quality responses in its training data, consistent with how modern neural automated essay scoring (AES) systems have shifted from hand-engineered rubric features toward learned representations of essay quality (Misgna et al., 2025). Scores are reported on a defined numeric scale, and the system's ability to reproduce this scale is measured using Quadratic Weighted Kappa, the standard agreement metric commonly used in essay-scoring research (Doewes et al., 2023). The Statistical AI component, in turn, is limited to analyzing the results already produced by the NLP component and the answer-key checking process; it does not independently re-evaluate the quality of any response.</w:t>
+      </w:r>
+    </w:p>
+    <w:p>
+      <w:pPr>
+        <w:spacing w:line="480" w:lineRule="auto"/>
+        <w:ind w:firstLine="720"/>
+        <w:jc w:val="both"/>
+        <w:rPr>
+          <w:rFonts w:ascii="Times New Roman" w:hAnsi="Times New Roman" w:cs="Times New Roman"/>
+          <w:sz w:val="24"/>
+          <w:szCs w:val="24"/>
+        </w:rPr>
+      </w:pPr>
+      <w:r>
+        <w:rPr>
+          <w:rFonts w:ascii="Times New Roman" w:hAnsi="Times New Roman" w:cs="Times New Roman"/>
+          <w:sz w:val="24"/>
+          <w:szCs w:val="24"/>
+        </w:rPr>
+        <w:t>Because the NLP AI component relies on a machine learning model trained on existing labeled data, its scoring cannot be expected to perfectly replicate the nuanced judgment of an experienced human evaluator; research on automated essay scoring has consistently found that fully capturing content relevance, coherence, and idea development remains a difficult and unresolved challenge for automated systems (Ramesh &amp; Sanampudi, 2022). The quality of the scores it produces is also tied to the quality and representativeness of the dataset used for training, so a model trained primarily on one population or writing style may not generalize equally well to students of different backgrounds. In addition, the system in its core form only accepts typed or digitally submitted text; handwritten responses fall outside the primary scope and are only reachable through the optional OCR extension, which is not guaranteed to achieve high accuracy.</w:t>
+      </w:r>
+    </w:p>
+    <w:p>
+      <w:pPr>
+        <w:spacing w:line="480" w:lineRule="auto"/>
+        <w:ind w:firstLine="720"/>
+        <w:jc w:val="both"/>
+        <w:rPr>
+          <w:rFonts w:ascii="Times New Roman" w:hAnsi="Times New Roman" w:cs="Times New Roman"/>
+          <w:sz w:val="24"/>
+          <w:szCs w:val="24"/>
+        </w:rPr>
+      </w:pPr>
+      <w:r>
+        <w:rPr>
+          <w:rFonts w:ascii="Times New Roman" w:hAnsi="Times New Roman" w:cs="Times New Roman"/>
           <w:sz w:val="24"/>
           <w:szCs w:val="24"/>
         </w:rPr>
         <w:lastRenderedPageBreak/>
-        <w:t>listed here, such as plagiarism detection, class-wide ranking analytics, or support for languages other than English, are not part of this study's planned implementation.</w:t>
-      </w:r>
-    </w:p>
-    <w:p>
-      <w:pPr>
-        <w:spacing w:after="200" w:line="480" w:lineRule="auto"/>
-        <w:ind w:firstLine="720"/>
-        <w:jc w:val="both"/>
-      </w:pPr>
-      <w:r>
-        <w:rPr>
-          <w:rFonts w:ascii="Times New Roman" w:eastAsia="Times New Roman" w:hAnsi="Times New Roman" w:cs="Times New Roman"/>
-          <w:sz w:val="24"/>
-          <w:szCs w:val="24"/>
-        </w:rPr>
-        <w:t>Scoring in this system is bounded by what a single fine-tuned regression model can learn from labeled training data rather than by a manually configurable, teacher-defined rubric. The model is trained to predict a holistic score that reflects patterns associated with higher- and lower-quality responses in its training data, consistent with how modern neural automated essay scoring (AES) systems have shifted from hand-engineered rubric features toward learned representations of essay quality (</w:t>
-      </w:r>
-      <w:proofErr w:type="spellStart"/>
-      <w:r>
-        <w:rPr>
-          <w:rFonts w:ascii="Times New Roman" w:eastAsia="Times New Roman" w:hAnsi="Times New Roman" w:cs="Times New Roman"/>
-          <w:sz w:val="24"/>
-          <w:szCs w:val="24"/>
-        </w:rPr>
-        <w:t>Misgna</w:t>
-      </w:r>
-      <w:proofErr w:type="spellEnd"/>
-      <w:r>
-        <w:rPr>
-          <w:rFonts w:ascii="Times New Roman" w:eastAsia="Times New Roman" w:hAnsi="Times New Roman" w:cs="Times New Roman"/>
-          <w:sz w:val="24"/>
-          <w:szCs w:val="24"/>
-        </w:rPr>
-        <w:t xml:space="preserve"> et al., 2025). Scores are reported on a defined numeric scale consistent with standard AES scoring conventions, and the system's ability to reproduce this scale is measured using Quadratic Weighted Kappa, the standard agreement metric commonly used in essay-scoring research (</w:t>
-      </w:r>
-      <w:proofErr w:type="spellStart"/>
-      <w:r>
-        <w:rPr>
-          <w:rFonts w:ascii="Times New Roman" w:eastAsia="Times New Roman" w:hAnsi="Times New Roman" w:cs="Times New Roman"/>
-          <w:sz w:val="24"/>
-          <w:szCs w:val="24"/>
-        </w:rPr>
-        <w:t>Doewes</w:t>
-      </w:r>
-      <w:proofErr w:type="spellEnd"/>
-      <w:r>
-        <w:rPr>
-          <w:rFonts w:ascii="Times New Roman" w:eastAsia="Times New Roman" w:hAnsi="Times New Roman" w:cs="Times New Roman"/>
-          <w:sz w:val="24"/>
-          <w:szCs w:val="24"/>
-        </w:rPr>
-        <w:t xml:space="preserve"> et al., 2023). Essay-type responses are the primary and most thoroughly evaluated response type in this study. Short-answer responses, while accepted as input, are treated as a secondary and less rigorously validated capability, since short-answer evaluation is fundamentally a different task, closer to a semantic-similarity check against an expected answer, than the holistic judgment involved in scoring an essay.</w:t>
-      </w:r>
-    </w:p>
-    <w:p>
-      <w:pPr>
-        <w:spacing w:after="200" w:line="480" w:lineRule="auto"/>
-        <w:ind w:firstLine="720"/>
-        <w:jc w:val="both"/>
-      </w:pPr>
-      <w:r>
-        <w:rPr>
-          <w:rFonts w:ascii="Times New Roman" w:eastAsia="Times New Roman" w:hAnsi="Times New Roman" w:cs="Times New Roman"/>
-          <w:sz w:val="24"/>
-          <w:szCs w:val="24"/>
-        </w:rPr>
-        <w:t xml:space="preserve">Because the system relies on a machine learning model trained on existing labeled data, its scoring cannot be expected to perfectly replicate the nuanced judgment of an experienced human evaluator; research on automated essay scoring has consistently found that fully capturing content relevance, coherence, and idea development remains a difficult and unresolved challenge for automated systems (Ramesh &amp; </w:t>
-      </w:r>
-      <w:proofErr w:type="spellStart"/>
-      <w:r>
-        <w:rPr>
-          <w:rFonts w:ascii="Times New Roman" w:eastAsia="Times New Roman" w:hAnsi="Times New Roman" w:cs="Times New Roman"/>
-          <w:sz w:val="24"/>
-          <w:szCs w:val="24"/>
-        </w:rPr>
-        <w:t>Sanampudi</w:t>
-      </w:r>
-      <w:proofErr w:type="spellEnd"/>
-      <w:r>
-        <w:rPr>
-          <w:rFonts w:ascii="Times New Roman" w:eastAsia="Times New Roman" w:hAnsi="Times New Roman" w:cs="Times New Roman"/>
-          <w:sz w:val="24"/>
-          <w:szCs w:val="24"/>
-        </w:rPr>
-        <w:t xml:space="preserve">, 2022). The quality of the scores the system produces is also tied directly to the quality and representativeness of the dataset used for training and fine-tuning, so a model trained primarily on one population </w:t>
-      </w:r>
-      <w:r>
-        <w:rPr>
-          <w:rFonts w:ascii="Times New Roman" w:eastAsia="Times New Roman" w:hAnsi="Times New Roman" w:cs="Times New Roman"/>
-          <w:sz w:val="24"/>
-          <w:szCs w:val="24"/>
-        </w:rPr>
-        <w:lastRenderedPageBreak/>
-        <w:t>or writing style may not generalize equally well to students of different backgrounds or levels of English proficiency. Highly subjective or open-interpretation responses may be difficult for the system to evaluate consistently, since the model has no explicit understanding of meaning in the way a human grader does. In addition, the system in its core form only accepts typed or digitally submitted text; handwritten responses fall outside the primary scope and are only reachable through the optional OCR extension, which is not guaranteed to achieve high accuracy. Finally, because model development in this study centers on essay data, the system's short-answer scoring is expected to be comparatively less refined and less thoroughly validated than its essay scoring.</w:t>
-      </w:r>
-    </w:p>
-    <w:p>
-      <w:pPr>
-        <w:spacing w:after="200" w:line="480" w:lineRule="auto"/>
-        <w:ind w:firstLine="720"/>
-        <w:jc w:val="both"/>
-      </w:pPr>
-      <w:r>
-        <w:rPr>
-          <w:rFonts w:ascii="Times New Roman" w:eastAsia="Times New Roman" w:hAnsi="Times New Roman" w:cs="Times New Roman"/>
-          <w:sz w:val="24"/>
-          <w:szCs w:val="24"/>
-        </w:rPr>
-        <w:t>This study explicitly excludes several capabilities from its scope. The system does not replace the teacher's professional judgment; every AI-generated score can be reviewed and, if necessary, overridden by a teacher before it is treated as final, preserving human oversight over the grading decision. It does not evaluate oral presentations, spoken responses, or any other non-text-based form of assessment. It does not assess handwriting quality or penmanship, and it does not process physical, handwritten submissions unless they are first digitized through the optional OCR extension, which lies outside the project's core scope. The system is also not a general-purpose or subject-agnostic grading tool; it is designed specifically to score essay and short-answer written responses, and it does not perform broader tutoring, conversational assistance, or open-ended dialogue with students, which distinguishes it from chatbot-style educational tools. Finally, this project does not aim to build a complete Virtual Learning Environment; it is intended as a standalone, pluggable scoring service that a school's existing VLE can optionally integrate with through its API, not as a replacement for that VLE.</w:t>
+        <w:t>This study explicitly excludes several capabilities from its scope. The system does not replace the teacher's professional judgment; every AI-generated score for a written response can be reviewed and, if necessary, overridden by a teacher before it is treated as final, preserving human oversight over the grading decision. It does not evaluate oral presentations, spoken responses, or any other non-text-based form of assessment. It does not perform broader tutoring, conversational assistance, or open-ended dialogue with students, which distinguishes it from chatbot-style educational tools. Finally, this project does not aim to build a complete Virtual Learning Environment; it is intended as a standalone, pluggable assessment-checking service that a school's existing VLE can optionally integrate with through its API, not as a replacement for that VLE.</w:t>
       </w:r>
     </w:p>
     <w:p>
@@ -1806,7 +1482,6 @@
           <w:sz w:val="28"/>
           <w:szCs w:val="28"/>
         </w:rPr>
-        <w:lastRenderedPageBreak/>
         <w:t>REFERENCES</w:t>
       </w:r>
     </w:p>
@@ -1816,71 +1491,13 @@
         <w:ind w:left="720" w:hanging="720"/>
         <w:jc w:val="both"/>
       </w:pPr>
-      <w:proofErr w:type="spellStart"/>
       <w:r>
         <w:rPr>
           <w:rFonts w:ascii="Times New Roman" w:eastAsia="Times New Roman" w:hAnsi="Times New Roman" w:cs="Times New Roman"/>
           <w:sz w:val="24"/>
           <w:szCs w:val="24"/>
         </w:rPr>
-        <w:t>Doewes</w:t>
-      </w:r>
-      <w:proofErr w:type="spellEnd"/>
-      <w:r>
-        <w:rPr>
-          <w:rFonts w:ascii="Times New Roman" w:eastAsia="Times New Roman" w:hAnsi="Times New Roman" w:cs="Times New Roman"/>
-          <w:sz w:val="24"/>
-          <w:szCs w:val="24"/>
-        </w:rPr>
-        <w:t xml:space="preserve">, A., </w:t>
-      </w:r>
-      <w:proofErr w:type="spellStart"/>
-      <w:r>
-        <w:rPr>
-          <w:rFonts w:ascii="Times New Roman" w:eastAsia="Times New Roman" w:hAnsi="Times New Roman" w:cs="Times New Roman"/>
-          <w:sz w:val="24"/>
-          <w:szCs w:val="24"/>
-        </w:rPr>
-        <w:t>Kurdhi</w:t>
-      </w:r>
-      <w:proofErr w:type="spellEnd"/>
-      <w:r>
-        <w:rPr>
-          <w:rFonts w:ascii="Times New Roman" w:eastAsia="Times New Roman" w:hAnsi="Times New Roman" w:cs="Times New Roman"/>
-          <w:sz w:val="24"/>
-          <w:szCs w:val="24"/>
-        </w:rPr>
-        <w:t>, N. A., &amp; Saxena, A. (2023). Evaluating quadratic weighted kappa as the standard performance metric for automated essay scoring. Proceedings of the 16th International Conference on Educational Data Mining, 103–113. https://doi.org/10.5281/zenodo.8115784</w:t>
-      </w:r>
-    </w:p>
-    <w:p>
-      <w:pPr>
-        <w:spacing w:line="480" w:lineRule="auto"/>
-        <w:ind w:left="720" w:hanging="720"/>
-        <w:jc w:val="both"/>
-        <w:rPr>
-          <w:rFonts w:ascii="Times New Roman" w:hAnsi="Times New Roman" w:cs="Times New Roman"/>
-          <w:sz w:val="24"/>
-          <w:szCs w:val="24"/>
-        </w:rPr>
-      </w:pPr>
-      <w:proofErr w:type="spellStart"/>
-      <w:r>
-        <w:rPr>
-          <w:rFonts w:ascii="Times New Roman" w:eastAsia="Times New Roman" w:hAnsi="Times New Roman" w:cs="Times New Roman"/>
-          <w:sz w:val="24"/>
-          <w:szCs w:val="24"/>
-        </w:rPr>
-        <w:t>Ifenthaler</w:t>
-      </w:r>
-      <w:proofErr w:type="spellEnd"/>
-      <w:r>
-        <w:rPr>
-          <w:rFonts w:ascii="Times New Roman" w:eastAsia="Times New Roman" w:hAnsi="Times New Roman" w:cs="Times New Roman"/>
-          <w:sz w:val="24"/>
-          <w:szCs w:val="24"/>
-        </w:rPr>
-        <w:t>, D. (2023). Automated essay scoring systems. In O. Zawacki-Richter &amp; I. Jung (Eds.), Handbook of open, distance and digital education (pp. 1057–1071). Springer. https://doi.org/10.1007/978-981-19-2080-6_59</w:t>
+        <w:t>Doewes, A., Kurdhi, N. A., &amp; Saxena, A. (2023). Evaluating quadratic weighted kappa as the standard performance metric for automated essay scoring. Proceedings of the 16th International Conference on Educational Data Mining, 103–113. https://doi.org/10.5281/zenodo.8115784</w:t>
       </w:r>
     </w:p>
     <w:p>
@@ -1889,23 +1506,13 @@
         <w:ind w:left="720" w:hanging="720"/>
         <w:jc w:val="both"/>
       </w:pPr>
-      <w:proofErr w:type="spellStart"/>
       <w:r>
         <w:rPr>
           <w:rFonts w:ascii="Times New Roman" w:eastAsia="Times New Roman" w:hAnsi="Times New Roman" w:cs="Times New Roman"/>
           <w:sz w:val="24"/>
           <w:szCs w:val="24"/>
         </w:rPr>
-        <w:t>Misgna</w:t>
-      </w:r>
-      <w:proofErr w:type="spellEnd"/>
-      <w:r>
-        <w:rPr>
-          <w:rFonts w:ascii="Times New Roman" w:eastAsia="Times New Roman" w:hAnsi="Times New Roman" w:cs="Times New Roman"/>
-          <w:sz w:val="24"/>
-          <w:szCs w:val="24"/>
-        </w:rPr>
-        <w:t>, H., On, B.-W., Lee, I., &amp; Choi, G. S. (2025). A survey on deep learning-based automated essay scoring and feedback generation. Artificial Intelligence Review, 58(2), Article 11017. https://doi.org/10.1007/s10462-024-11017-5</w:t>
+        <w:t>Ifenthaler, D. (2023). Automated essay scoring systems. In O. Zawacki-Richter &amp; I. Jung (Eds.), Handbook of open, distance and digital education (pp. 1057–1071). Springer. https://doi.org/10.1007/978-981-19-2080-6_59</w:t>
       </w:r>
     </w:p>
     <w:p>
@@ -1920,81 +1527,7 @@
           <w:sz w:val="24"/>
           <w:szCs w:val="24"/>
         </w:rPr>
-        <w:t>Plasencia-</w:t>
-      </w:r>
-      <w:proofErr w:type="spellStart"/>
-      <w:r>
-        <w:rPr>
-          <w:rFonts w:ascii="Times New Roman" w:eastAsia="Times New Roman" w:hAnsi="Times New Roman" w:cs="Times New Roman"/>
-          <w:sz w:val="24"/>
-          <w:szCs w:val="24"/>
-        </w:rPr>
-        <w:t>Calaña</w:t>
-      </w:r>
-      <w:proofErr w:type="spellEnd"/>
-      <w:r>
-        <w:rPr>
-          <w:rFonts w:ascii="Times New Roman" w:eastAsia="Times New Roman" w:hAnsi="Times New Roman" w:cs="Times New Roman"/>
-          <w:sz w:val="24"/>
-          <w:szCs w:val="24"/>
-        </w:rPr>
-        <w:t xml:space="preserve">, Y. (2025). Operationalizing automated essay scoring: A human-aware approach. </w:t>
-      </w:r>
-      <w:proofErr w:type="spellStart"/>
-      <w:r>
-        <w:rPr>
-          <w:rFonts w:ascii="Times New Roman" w:eastAsia="Times New Roman" w:hAnsi="Times New Roman" w:cs="Times New Roman"/>
-          <w:sz w:val="24"/>
-          <w:szCs w:val="24"/>
-        </w:rPr>
-        <w:t>arXiv</w:t>
-      </w:r>
-      <w:proofErr w:type="spellEnd"/>
-      <w:r>
-        <w:rPr>
-          <w:rFonts w:ascii="Times New Roman" w:eastAsia="Times New Roman" w:hAnsi="Times New Roman" w:cs="Times New Roman"/>
-          <w:sz w:val="24"/>
-          <w:szCs w:val="24"/>
-        </w:rPr>
-        <w:t>. https://doi.org/10.48550/arXiv.2506.21603</w:t>
-      </w:r>
-    </w:p>
-    <w:p>
-      <w:pPr>
-        <w:spacing w:line="480" w:lineRule="auto"/>
-        <w:ind w:left="720" w:hanging="720"/>
-        <w:jc w:val="both"/>
-        <w:rPr>
-          <w:rFonts w:ascii="Times New Roman" w:hAnsi="Times New Roman" w:cs="Times New Roman"/>
-          <w:sz w:val="24"/>
-          <w:szCs w:val="24"/>
-        </w:rPr>
-      </w:pPr>
-      <w:r>
-        <w:rPr>
-          <w:rFonts w:ascii="Times New Roman" w:hAnsi="Times New Roman" w:cs="Times New Roman"/>
-          <w:sz w:val="24"/>
-          <w:szCs w:val="24"/>
-        </w:rPr>
-        <w:t xml:space="preserve">Ramesh, D., &amp; </w:t>
-      </w:r>
-      <w:proofErr w:type="spellStart"/>
-      <w:r>
-        <w:rPr>
-          <w:rFonts w:ascii="Times New Roman" w:hAnsi="Times New Roman" w:cs="Times New Roman"/>
-          <w:sz w:val="24"/>
-          <w:szCs w:val="24"/>
-        </w:rPr>
-        <w:t>Sanampudi</w:t>
-      </w:r>
-      <w:proofErr w:type="spellEnd"/>
-      <w:r>
-        <w:rPr>
-          <w:rFonts w:ascii="Times New Roman" w:hAnsi="Times New Roman" w:cs="Times New Roman"/>
-          <w:sz w:val="24"/>
-          <w:szCs w:val="24"/>
-        </w:rPr>
-        <w:t>, S. K. (2022). An automated essay scoring systems: A systematic literature review. Artificial Intelligence Review, 55(3), 2495–2527. https://doi.org/10.1007/s10462-021-10068-2</w:t>
+        <w:t>Kaliisa, R., &amp; Dolonen, J. A. (2023). CADA: A teacher-facing learning analytics dashboard to foster teachers' awareness of students' participation and discourse patterns in online discussions. Technology, Knowledge and Learning, 28(3), 937–958. https://doi.org/10.1007/s10758-022-09598-7</w:t>
       </w:r>
     </w:p>
     <w:p>
@@ -2009,245 +1542,128 @@
           <w:sz w:val="24"/>
           <w:szCs w:val="24"/>
         </w:rPr>
-        <w:t xml:space="preserve">Soumia, I., Daoudi, N., </w:t>
-      </w:r>
-      <w:proofErr w:type="spellStart"/>
+        <w:lastRenderedPageBreak/>
+        <w:t>Misgna, H., On, B.-W., Lee, I., &amp; Choi, G. S. (2025). A survey on deep learning-based automated essay scoring and feedback generation. Artificial Intelligence Review, 58(2), Article 11017. https://doi.org/10.1007/s10462-024-11017-5</w:t>
+      </w:r>
+    </w:p>
+    <w:p>
+      <w:pPr>
+        <w:spacing w:after="200" w:line="480" w:lineRule="auto"/>
+        <w:ind w:left="720" w:hanging="720"/>
+        <w:jc w:val="both"/>
+      </w:pPr>
       <w:r>
         <w:rPr>
           <w:rFonts w:ascii="Times New Roman" w:eastAsia="Times New Roman" w:hAnsi="Times New Roman" w:cs="Times New Roman"/>
           <w:sz w:val="24"/>
           <w:szCs w:val="24"/>
         </w:rPr>
-        <w:t>Abourezq</w:t>
-      </w:r>
-      <w:proofErr w:type="spellEnd"/>
+        <w:t>Plasencia-Calaña, Y. (2025). Operationalizing automated essay scoring: A human-aware approach. arXiv. https://doi.org/10.48550/arXiv.2506.21603</w:t>
+      </w:r>
+    </w:p>
+    <w:p>
+      <w:pPr>
+        <w:spacing w:after="200" w:line="480" w:lineRule="auto"/>
+        <w:ind w:left="720" w:hanging="720"/>
+        <w:jc w:val="both"/>
+      </w:pPr>
       <w:r>
         <w:rPr>
           <w:rFonts w:ascii="Times New Roman" w:eastAsia="Times New Roman" w:hAnsi="Times New Roman" w:cs="Times New Roman"/>
           <w:sz w:val="24"/>
           <w:szCs w:val="24"/>
         </w:rPr>
-        <w:t xml:space="preserve">, M., &amp; </w:t>
-      </w:r>
-      <w:proofErr w:type="spellStart"/>
+        <w:t>Ramesh, D., &amp; Sanampudi, S. K. (2022). An automated essay scoring systems: A systematic literature review. Artificial Intelligence Review, 55(3), 2495–2527. https://doi.org/10.1007/s10462-021-10068-2</w:t>
+      </w:r>
+    </w:p>
+    <w:p>
+      <w:pPr>
+        <w:spacing w:after="200" w:line="480" w:lineRule="auto"/>
+        <w:ind w:left="720" w:hanging="720"/>
+        <w:jc w:val="both"/>
+      </w:pPr>
       <w:r>
         <w:rPr>
           <w:rFonts w:ascii="Times New Roman" w:eastAsia="Times New Roman" w:hAnsi="Times New Roman" w:cs="Times New Roman"/>
           <w:sz w:val="24"/>
           <w:szCs w:val="24"/>
         </w:rPr>
-        <w:t>Bellafkih</w:t>
-      </w:r>
-      <w:proofErr w:type="spellEnd"/>
+        <w:t>Soumia, I., Daoudi, N., Abourezq, M., &amp; Bellafkih, M. (2024). Exploring the potential of DistilBERT architecture for automatic essay scoring task. Indonesian Journal of Electrical Engineering and Computer Science, 36(2), 1234–1241. https://doi.org/10.11591/ijeecs.v36.i2.pp1234-1241</w:t>
+      </w:r>
+    </w:p>
+    <w:p>
+      <w:pPr>
+        <w:spacing w:after="200" w:line="480" w:lineRule="auto"/>
+        <w:ind w:left="720" w:hanging="720"/>
+        <w:jc w:val="both"/>
+      </w:pPr>
       <w:r>
         <w:rPr>
           <w:rFonts w:ascii="Times New Roman" w:eastAsia="Times New Roman" w:hAnsi="Times New Roman" w:cs="Times New Roman"/>
           <w:sz w:val="24"/>
           <w:szCs w:val="24"/>
         </w:rPr>
-        <w:t xml:space="preserve">, M. (2024). Exploring the potential of </w:t>
-      </w:r>
-      <w:proofErr w:type="spellStart"/>
+        <w:t>Sutisna, M., Suryadi, D., &amp; others. (2023). Automatic essay exam scoring system: A systematic literature review. Procedia Computer Science, 216, 551–560. https://doi.org/10.1016/j.procs.2022.12.166</w:t>
+      </w:r>
+    </w:p>
+    <w:p>
+      <w:pPr>
+        <w:spacing w:after="200" w:line="480" w:lineRule="auto"/>
+        <w:ind w:left="720" w:hanging="720"/>
+        <w:jc w:val="both"/>
+      </w:pPr>
       <w:r>
         <w:rPr>
           <w:rFonts w:ascii="Times New Roman" w:eastAsia="Times New Roman" w:hAnsi="Times New Roman" w:cs="Times New Roman"/>
           <w:sz w:val="24"/>
           <w:szCs w:val="24"/>
         </w:rPr>
-        <w:t>DistilBERT</w:t>
-      </w:r>
-      <w:proofErr w:type="spellEnd"/>
+        <w:t>Yang, K., Raković, M., Li, Y., Guan, Q., Gašević, D., &amp; Chen, G. (2024). Unveiling the tapestry of automated essay scoring: A comprehensive investigation of accuracy, fairness, and generalizability. Proceedings of the AAAI Conference on Artificial Intelligence, 38(20), 22466–22474. https://doi.org/10.1609/aaai.v38i20.30254</w:t>
+      </w:r>
+    </w:p>
+    <w:p>
+      <w:pPr>
+        <w:spacing w:after="200" w:line="480" w:lineRule="auto"/>
+        <w:ind w:left="720" w:hanging="720"/>
+        <w:jc w:val="both"/>
+      </w:pPr>
       <w:r>
         <w:rPr>
           <w:rFonts w:ascii="Times New Roman" w:eastAsia="Times New Roman" w:hAnsi="Times New Roman" w:cs="Times New Roman"/>
           <w:sz w:val="24"/>
           <w:szCs w:val="24"/>
         </w:rPr>
-        <w:t xml:space="preserve"> architecture for automatic essay scoring task. Indonesian Journal of Electrical Engineering and Computer Science, 36(2), 1234–1241. https://doi.org/10.11591/ijeecs.v36.i2.pp1234-1241</w:t>
-      </w:r>
-    </w:p>
-    <w:p>
-      <w:pPr>
-        <w:spacing w:line="480" w:lineRule="auto"/>
+        <w:t xml:space="preserve">Zhang, D., &amp; Yuan, X. (2022). Intelligent scoring of English composition by machine learning from the perspective of natural language processing. Computational </w:t>
+      </w:r>
+      <w:r>
+        <w:rPr>
+          <w:rFonts w:ascii="Times New Roman" w:eastAsia="Times New Roman" w:hAnsi="Times New Roman" w:cs="Times New Roman"/>
+          <w:sz w:val="24"/>
+          <w:szCs w:val="24"/>
+        </w:rPr>
+        <w:lastRenderedPageBreak/>
+        <w:t>Intelligence and Neuroscience, 2022, Article 9070272. https://doi.org/10.1155/2022/9070272</w:t>
+      </w:r>
+    </w:p>
+    <w:p>
+      <w:pPr>
+        <w:spacing w:after="200" w:line="480" w:lineRule="auto"/>
         <w:ind w:left="720" w:hanging="720"/>
         <w:jc w:val="both"/>
-        <w:rPr>
-          <w:rFonts w:ascii="Times New Roman" w:hAnsi="Times New Roman" w:cs="Times New Roman"/>
-          <w:sz w:val="24"/>
-          <w:szCs w:val="24"/>
-        </w:rPr>
-      </w:pPr>
-      <w:proofErr w:type="spellStart"/>
-      <w:r>
-        <w:rPr>
-          <w:rFonts w:ascii="Times New Roman" w:hAnsi="Times New Roman" w:cs="Times New Roman"/>
-          <w:sz w:val="24"/>
-          <w:szCs w:val="24"/>
-        </w:rPr>
-        <w:lastRenderedPageBreak/>
-        <w:t>Sutisna</w:t>
-      </w:r>
-      <w:proofErr w:type="spellEnd"/>
-      <w:r>
-        <w:rPr>
-          <w:rFonts w:ascii="Times New Roman" w:hAnsi="Times New Roman" w:cs="Times New Roman"/>
-          <w:sz w:val="24"/>
-          <w:szCs w:val="24"/>
-        </w:rPr>
-        <w:t xml:space="preserve">, M., </w:t>
-      </w:r>
-      <w:proofErr w:type="spellStart"/>
-      <w:r>
-        <w:rPr>
-          <w:rFonts w:ascii="Times New Roman" w:hAnsi="Times New Roman" w:cs="Times New Roman"/>
-          <w:sz w:val="24"/>
-          <w:szCs w:val="24"/>
-        </w:rPr>
-        <w:t>Suryadi</w:t>
-      </w:r>
-      <w:proofErr w:type="spellEnd"/>
-      <w:r>
-        <w:rPr>
-          <w:rFonts w:ascii="Times New Roman" w:hAnsi="Times New Roman" w:cs="Times New Roman"/>
-          <w:sz w:val="24"/>
-          <w:szCs w:val="24"/>
-        </w:rPr>
-        <w:t>, D., &amp; others. (2023). Automatic essay exam scoring system: A systematic literature review. Procedia Computer Science, 216, 551–560. https://doi.org/10.1016/j.procs.2022.12.166</w:t>
-      </w:r>
-    </w:p>
-    <w:p>
-      <w:pPr>
-        <w:spacing w:line="480" w:lineRule="auto"/>
-        <w:ind w:left="720" w:hanging="720"/>
-        <w:jc w:val="both"/>
-        <w:rPr>
-          <w:rFonts w:ascii="Times New Roman" w:hAnsi="Times New Roman" w:cs="Times New Roman"/>
-          <w:sz w:val="24"/>
-          <w:szCs w:val="24"/>
-        </w:rPr>
-      </w:pPr>
-      <w:r>
-        <w:rPr>
-          <w:rFonts w:ascii="Times New Roman" w:hAnsi="Times New Roman" w:cs="Times New Roman"/>
-          <w:sz w:val="24"/>
-          <w:szCs w:val="24"/>
-        </w:rPr>
-        <w:t xml:space="preserve">Yang, K., </w:t>
-      </w:r>
-      <w:proofErr w:type="spellStart"/>
-      <w:r>
-        <w:rPr>
-          <w:rFonts w:ascii="Times New Roman" w:hAnsi="Times New Roman" w:cs="Times New Roman"/>
-          <w:sz w:val="24"/>
-          <w:szCs w:val="24"/>
-        </w:rPr>
-        <w:t>Raković</w:t>
-      </w:r>
-      <w:proofErr w:type="spellEnd"/>
-      <w:r>
-        <w:rPr>
-          <w:rFonts w:ascii="Times New Roman" w:hAnsi="Times New Roman" w:cs="Times New Roman"/>
-          <w:sz w:val="24"/>
-          <w:szCs w:val="24"/>
-        </w:rPr>
-        <w:t xml:space="preserve">, M., Li, Y., Guan, Q., </w:t>
-      </w:r>
-      <w:proofErr w:type="spellStart"/>
-      <w:r>
-        <w:rPr>
-          <w:rFonts w:ascii="Times New Roman" w:hAnsi="Times New Roman" w:cs="Times New Roman"/>
-          <w:sz w:val="24"/>
-          <w:szCs w:val="24"/>
-        </w:rPr>
-        <w:t>Gašević</w:t>
-      </w:r>
-      <w:proofErr w:type="spellEnd"/>
-      <w:r>
-        <w:rPr>
-          <w:rFonts w:ascii="Times New Roman" w:hAnsi="Times New Roman" w:cs="Times New Roman"/>
-          <w:sz w:val="24"/>
-          <w:szCs w:val="24"/>
-        </w:rPr>
-        <w:t>, D., &amp; Chen, G. (2024). Unveiling the tapestry of automated essay scoring: A comprehensive investigation of accuracy, fairness, and generalizability. Proceedings of the AAAI Conference on Artificial Intelligence, 38(20), 22466–22474. https://doi.org/10.1609/aaai.v38i20.30254</w:t>
-      </w:r>
-    </w:p>
-    <w:p>
-      <w:pPr>
-        <w:spacing w:line="480" w:lineRule="auto"/>
-        <w:ind w:left="720" w:hanging="720"/>
-        <w:jc w:val="both"/>
-        <w:rPr>
-          <w:rFonts w:ascii="Times New Roman" w:hAnsi="Times New Roman" w:cs="Times New Roman"/>
-          <w:sz w:val="24"/>
-          <w:szCs w:val="24"/>
-        </w:rPr>
-      </w:pPr>
-      <w:r>
-        <w:rPr>
-          <w:rFonts w:ascii="Times New Roman" w:hAnsi="Times New Roman" w:cs="Times New Roman"/>
-          <w:sz w:val="24"/>
-          <w:szCs w:val="24"/>
-        </w:rPr>
-        <w:t xml:space="preserve">Zhang, D., &amp; Yuan, X. (2022). Intelligent scoring of English composition by machine learning from the perspective of natural language processing. Computational Intelligence and Neuroscience, 2022, Article 9070272. </w:t>
-      </w:r>
-      <w:hyperlink r:id="rId6" w:history="1">
-        <w:r>
-          <w:rPr>
-            <w:rStyle w:val="Hyperlink"/>
-            <w:rFonts w:ascii="Times New Roman" w:hAnsi="Times New Roman" w:cs="Times New Roman"/>
-            <w:sz w:val="24"/>
-            <w:szCs w:val="24"/>
-          </w:rPr>
-          <w:t>https://doi.org/10.1155/2022/9070272</w:t>
-        </w:r>
-      </w:hyperlink>
-    </w:p>
-    <w:p>
-      <w:pPr>
-        <w:spacing w:line="480" w:lineRule="auto"/>
-        <w:ind w:left="720" w:hanging="720"/>
-        <w:jc w:val="both"/>
-        <w:rPr>
-          <w:rFonts w:ascii="Times New Roman" w:hAnsi="Times New Roman" w:cs="Times New Roman"/>
-          <w:sz w:val="24"/>
-          <w:szCs w:val="24"/>
-        </w:rPr>
-      </w:pPr>
-      <w:r>
-        <w:rPr>
-          <w:rFonts w:ascii="Times New Roman" w:hAnsi="Times New Roman" w:cs="Times New Roman"/>
-          <w:sz w:val="24"/>
-          <w:szCs w:val="24"/>
-        </w:rPr>
-        <w:t xml:space="preserve">Zhang, F., Yu, L., &amp; Shen, J. (2022). Automatic scoring of English essays based on machine learning technology in a wireless network environment. Wireless Communications and Mobile Computing, 2022, Article 9336298. </w:t>
-      </w:r>
-      <w:hyperlink r:id="rId7" w:history="1">
-        <w:r>
-          <w:rPr>
-            <w:rStyle w:val="Hyperlink"/>
-            <w:rFonts w:ascii="Times New Roman" w:hAnsi="Times New Roman" w:cs="Times New Roman"/>
-            <w:sz w:val="24"/>
-            <w:szCs w:val="24"/>
-          </w:rPr>
-          <w:t>https://doi.org/10.1155/2022/9336298</w:t>
-        </w:r>
-      </w:hyperlink>
-    </w:p>
-    <w:p>
-      <w:pPr>
-        <w:spacing w:line="480" w:lineRule="auto"/>
+      </w:pPr>
+      <w:r>
         <w:rPr>
           <w:rFonts w:ascii="Times New Roman" w:eastAsia="Times New Roman" w:hAnsi="Times New Roman" w:cs="Times New Roman"/>
           <w:sz w:val="24"/>
           <w:szCs w:val="24"/>
         </w:rPr>
-      </w:pPr>
-    </w:p>
-    <w:p>
-      <w:pPr>
-        <w:spacing w:line="480" w:lineRule="auto"/>
-        <w:ind w:left="720" w:hanging="720"/>
-        <w:jc w:val="both"/>
+        <w:t>Zhang, F., Yu, L., &amp; Shen, J. (2022). Automatic scoring of English essays based on machine learning technology in a wireless network environment. Wireless Communications and Mobile Computing, 2022, Article 9336298. https://doi.org/10.1155/2022/9336298</w:t>
+      </w:r>
+    </w:p>
+    <w:p>
+      <w:pPr>
+        <w:spacing w:line="480" w:lineRule="auto"/>
+        <w:jc w:val="center"/>
         <w:rPr>
           <w:rFonts w:ascii="Times New Roman" w:hAnsi="Times New Roman" w:cs="Times New Roman"/>
           <w:sz w:val="24"/>
@@ -2256,7 +1672,7 @@
       </w:pPr>
     </w:p>
     <w:sectPr>
-      <w:footerReference w:type="default" r:id="rId8"/>
+      <w:footerReference w:type="default" r:id="rId6"/>
       <w:pgSz w:w="12240" w:h="15840"/>
       <w:pgMar w:top="1440" w:right="1701" w:bottom="1440" w:left="1701" w:header="709" w:footer="709" w:gutter="0"/>
       <w:cols w:space="708"/>
@@ -2268,7 +1684,7 @@
 </file>
 
 <file path=word/endnotes.xml><?xml version="1.0" encoding="utf-8"?>
-<w:endnotes xmlns:wpc="http://schemas.microsoft.com/office/word/2010/wordprocessingCanvas" xmlns:cx="http://schemas.microsoft.com/office/drawing/2014/chartex" xmlns:cx1="http://schemas.microsoft.com/office/drawing/2015/9/8/chartex" xmlns:cx2="http://schemas.microsoft.com/office/drawing/2015/10/21/chartex" xmlns:cx3="http://schemas.microsoft.com/office/drawing/2016/5/9/chartex" xmlns:cx4="http://schemas.microsoft.com/office/drawing/2016/5/10/chartex" xmlns:cx5="http://schemas.microsoft.com/office/drawing/2016/5/11/chartex" xmlns:cx6="http://schemas.microsoft.com/office/drawing/2016/5/12/chartex" xmlns:cx7="http://schemas.microsoft.com/office/drawing/2016/5/13/chartex" xmlns:cx8="http://schemas.microsoft.com/office/drawing/2016/5/14/chartex" xmlns:mc="http://schemas.openxmlformats.org/markup-compatibility/2006" xmlns:aink="http://schemas.microsoft.com/office/drawing/2016/ink" xmlns:am3d="http://schemas.microsoft.com/office/drawing/2017/model3d" xmlns:o="urn:schemas-microsoft-com:office:office" xmlns:oel="http://schemas.microsoft.com/office/2019/extlst" xmlns:r="http://schemas.openxmlformats.org/officeDocument/2006/relationships" xmlns:m="http://schemas.openxmlformats.org/officeDocument/2006/math" xmlns:v="urn:schemas-microsoft-com:vml" xmlns:wp14="http://schemas.microsoft.com/office/word/2010/wordprocessingDrawing" xmlns:wp="http://schemas.openxmlformats.org/drawingml/2006/wordprocessingDrawing" xmlns:w10="urn:schemas-microsoft-com:office:word" xmlns:w="http://schemas.openxmlformats.org/wordprocessingml/2006/main" xmlns:w14="http://schemas.microsoft.com/office/word/2010/wordml" xmlns:w15="http://schemas.microsoft.com/office/word/2012/wordml" xmlns:w16cei="http://schemas.microsoft.com/office/word/2026/wordml/cei" xmlns:w16cex="http://schemas.microsoft.com/office/word/2018/wordml/cex" xmlns:w16cid="http://schemas.microsoft.com/office/word/2016/wordml/cid" xmlns:w16="http://schemas.microsoft.com/office/word/2018/wordml" xmlns:w16du="http://schemas.microsoft.com/office/word/2023/wordml/word16du" xmlns:w16sdtdh="http://schemas.microsoft.com/office/word/2020/wordml/sdtdatahash" xmlns:w16sdtfl="http://schemas.microsoft.com/office/word/2024/wordml/sdtformatlock" xmlns:w16se="http://schemas.microsoft.com/office/word/2015/wordml/symex" xmlns:wpg="http://schemas.microsoft.com/office/word/2010/wordprocessingGroup" xmlns:wpi="http://schemas.microsoft.com/office/word/2010/wordprocessingInk" xmlns:wne="http://schemas.microsoft.com/office/word/2006/wordml" xmlns:wps="http://schemas.microsoft.com/office/word/2010/wordprocessingShape" mc:Ignorable="w14 w15 w16se w16cid w16 w16cex w16sdtdh w16sdtfl w16du wp14">
+<w:endnotes xmlns:wpc="http://schemas.microsoft.com/office/word/2010/wordprocessingCanvas" xmlns:cx="http://schemas.microsoft.com/office/drawing/2014/chartex" xmlns:cx1="http://schemas.microsoft.com/office/drawing/2015/9/8/chartex" xmlns:cx2="http://schemas.microsoft.com/office/drawing/2015/10/21/chartex" xmlns:cx3="http://schemas.microsoft.com/office/drawing/2016/5/9/chartex" xmlns:cx4="http://schemas.microsoft.com/office/drawing/2016/5/10/chartex" xmlns:cx5="http://schemas.microsoft.com/office/drawing/2016/5/11/chartex" xmlns:cx6="http://schemas.microsoft.com/office/drawing/2016/5/12/chartex" xmlns:cx7="http://schemas.microsoft.com/office/drawing/2016/5/13/chartex" xmlns:cx8="http://schemas.microsoft.com/office/drawing/2016/5/14/chartex" xmlns:mc="http://schemas.openxmlformats.org/markup-compatibility/2006" xmlns:aink="http://schemas.microsoft.com/office/drawing/2016/ink" xmlns:am3d="http://schemas.microsoft.com/office/drawing/2017/model3d" xmlns:o="urn:schemas-microsoft-com:office:office" xmlns:oel="http://schemas.microsoft.com/office/2019/extlst" xmlns:r="http://schemas.openxmlformats.org/officeDocument/2006/relationships" xmlns:m="http://schemas.openxmlformats.org/officeDocument/2006/math" xmlns:v="urn:schemas-microsoft-com:vml" xmlns:wp14="http://schemas.microsoft.com/office/word/2010/wordprocessingDrawing" xmlns:wp="http://schemas.openxmlformats.org/drawingml/2006/wordprocessingDrawing" xmlns:w10="urn:schemas-microsoft-com:office:word" xmlns:w="http://schemas.openxmlformats.org/wordprocessingml/2006/main" xmlns:w14="http://schemas.microsoft.com/office/word/2010/wordml" xmlns:w15="http://schemas.microsoft.com/office/word/2012/wordml" xmlns:w16cex="http://schemas.microsoft.com/office/word/2018/wordml/cex" xmlns:w16cid="http://schemas.microsoft.com/office/word/2016/wordml/cid" xmlns:w16="http://schemas.microsoft.com/office/word/2018/wordml" xmlns:w16du="http://schemas.microsoft.com/office/word/2023/wordml/word16du" xmlns:w16sdtdh="http://schemas.microsoft.com/office/word/2020/wordml/sdtdatahash" xmlns:w16sdtfl="http://schemas.microsoft.com/office/word/2024/wordml/sdtformatlock" xmlns:w16se="http://schemas.microsoft.com/office/word/2015/wordml/symex" xmlns:wpg="http://schemas.microsoft.com/office/word/2010/wordprocessingGroup" xmlns:wpi="http://schemas.microsoft.com/office/word/2010/wordprocessingInk" xmlns:wne="http://schemas.microsoft.com/office/word/2006/wordml" xmlns:wps="http://schemas.microsoft.com/office/word/2010/wordprocessingShape" mc:Ignorable="w14 w15 w16se w16cid w16 w16cex w16sdtdh w16sdtfl w16du wp14">
   <w:endnote w:type="separator" w:id="-1">
     <w:p>
       <w:pPr>
@@ -2293,7 +1709,7 @@
 </file>
 
 <file path=word/footer1.xml><?xml version="1.0" encoding="utf-8"?>
-<w:ftr xmlns:wpc="http://schemas.microsoft.com/office/word/2010/wordprocessingCanvas" xmlns:cx="http://schemas.microsoft.com/office/drawing/2014/chartex" xmlns:cx1="http://schemas.microsoft.com/office/drawing/2015/9/8/chartex" xmlns:cx2="http://schemas.microsoft.com/office/drawing/2015/10/21/chartex" xmlns:cx3="http://schemas.microsoft.com/office/drawing/2016/5/9/chartex" xmlns:cx4="http://schemas.microsoft.com/office/drawing/2016/5/10/chartex" xmlns:cx5="http://schemas.microsoft.com/office/drawing/2016/5/11/chartex" xmlns:cx6="http://schemas.microsoft.com/office/drawing/2016/5/12/chartex" xmlns:cx7="http://schemas.microsoft.com/office/drawing/2016/5/13/chartex" xmlns:cx8="http://schemas.microsoft.com/office/drawing/2016/5/14/chartex" xmlns:mc="http://schemas.openxmlformats.org/markup-compatibility/2006" xmlns:aink="http://schemas.microsoft.com/office/drawing/2016/ink" xmlns:am3d="http://schemas.microsoft.com/office/drawing/2017/model3d" xmlns:o="urn:schemas-microsoft-com:office:office" xmlns:oel="http://schemas.microsoft.com/office/2019/extlst" xmlns:r="http://schemas.openxmlformats.org/officeDocument/2006/relationships" xmlns:m="http://schemas.openxmlformats.org/officeDocument/2006/math" xmlns:v="urn:schemas-microsoft-com:vml" xmlns:wp14="http://schemas.microsoft.com/office/word/2010/wordprocessingDrawing" xmlns:wp="http://schemas.openxmlformats.org/drawingml/2006/wordprocessingDrawing" xmlns:w10="urn:schemas-microsoft-com:office:word" xmlns:w="http://schemas.openxmlformats.org/wordprocessingml/2006/main" xmlns:w14="http://schemas.microsoft.com/office/word/2010/wordml" xmlns:w15="http://schemas.microsoft.com/office/word/2012/wordml" xmlns:w16cei="http://schemas.microsoft.com/office/word/2026/wordml/cei" xmlns:w16cex="http://schemas.microsoft.com/office/word/2018/wordml/cex" xmlns:w16cid="http://schemas.microsoft.com/office/word/2016/wordml/cid" xmlns:w16="http://schemas.microsoft.com/office/word/2018/wordml" xmlns:w16du="http://schemas.microsoft.com/office/word/2023/wordml/word16du" xmlns:w16sdtdh="http://schemas.microsoft.com/office/word/2020/wordml/sdtdatahash" xmlns:w16sdtfl="http://schemas.microsoft.com/office/word/2024/wordml/sdtformatlock" xmlns:w16se="http://schemas.microsoft.com/office/word/2015/wordml/symex" xmlns:wpg="http://schemas.microsoft.com/office/word/2010/wordprocessingGroup" xmlns:wpi="http://schemas.microsoft.com/office/word/2010/wordprocessingInk" xmlns:wne="http://schemas.microsoft.com/office/word/2006/wordml" xmlns:wps="http://schemas.microsoft.com/office/word/2010/wordprocessingShape" mc:Ignorable="w14 w15 w16se w16cid w16 w16cex w16sdtdh w16sdtfl w16du wp14">
+<w:ftr xmlns:wpc="http://schemas.microsoft.com/office/word/2010/wordprocessingCanvas" xmlns:cx="http://schemas.microsoft.com/office/drawing/2014/chartex" xmlns:cx1="http://schemas.microsoft.com/office/drawing/2015/9/8/chartex" xmlns:cx2="http://schemas.microsoft.com/office/drawing/2015/10/21/chartex" xmlns:cx3="http://schemas.microsoft.com/office/drawing/2016/5/9/chartex" xmlns:cx4="http://schemas.microsoft.com/office/drawing/2016/5/10/chartex" xmlns:cx5="http://schemas.microsoft.com/office/drawing/2016/5/11/chartex" xmlns:cx6="http://schemas.microsoft.com/office/drawing/2016/5/12/chartex" xmlns:cx7="http://schemas.microsoft.com/office/drawing/2016/5/13/chartex" xmlns:cx8="http://schemas.microsoft.com/office/drawing/2016/5/14/chartex" xmlns:mc="http://schemas.openxmlformats.org/markup-compatibility/2006" xmlns:aink="http://schemas.microsoft.com/office/drawing/2016/ink" xmlns:am3d="http://schemas.microsoft.com/office/drawing/2017/model3d" xmlns:o="urn:schemas-microsoft-com:office:office" xmlns:oel="http://schemas.microsoft.com/office/2019/extlst" xmlns:r="http://schemas.openxmlformats.org/officeDocument/2006/relationships" xmlns:m="http://schemas.openxmlformats.org/officeDocument/2006/math" xmlns:v="urn:schemas-microsoft-com:vml" xmlns:wp14="http://schemas.microsoft.com/office/word/2010/wordprocessingDrawing" xmlns:wp="http://schemas.openxmlformats.org/drawingml/2006/wordprocessingDrawing" xmlns:w10="urn:schemas-microsoft-com:office:word" xmlns:w="http://schemas.openxmlformats.org/wordprocessingml/2006/main" xmlns:w14="http://schemas.microsoft.com/office/word/2010/wordml" xmlns:w15="http://schemas.microsoft.com/office/word/2012/wordml" xmlns:w16cex="http://schemas.microsoft.com/office/word/2018/wordml/cex" xmlns:w16cid="http://schemas.microsoft.com/office/word/2016/wordml/cid" xmlns:w16="http://schemas.microsoft.com/office/word/2018/wordml" xmlns:w16du="http://schemas.microsoft.com/office/word/2023/wordml/word16du" xmlns:w16sdtdh="http://schemas.microsoft.com/office/word/2020/wordml/sdtdatahash" xmlns:w16sdtfl="http://schemas.microsoft.com/office/word/2024/wordml/sdtformatlock" xmlns:w16se="http://schemas.microsoft.com/office/word/2015/wordml/symex" xmlns:wpg="http://schemas.microsoft.com/office/word/2010/wordprocessingGroup" xmlns:wpi="http://schemas.microsoft.com/office/word/2010/wordprocessingInk" xmlns:wne="http://schemas.microsoft.com/office/word/2006/wordml" xmlns:wps="http://schemas.microsoft.com/office/word/2010/wordprocessingShape" mc:Ignorable="w14 w15 w16se w16cid w16 w16cex w16sdtdh w16sdtfl w16du wp14">
   <w:sdt>
     <w:sdtPr>
       <w:id w:val="-1498650659"/>
@@ -2355,7 +1771,7 @@
 </file>
 
 <file path=word/footnotes.xml><?xml version="1.0" encoding="utf-8"?>
-<w:footnotes xmlns:wpc="http://schemas.microsoft.com/office/word/2010/wordprocessingCanvas" xmlns:cx="http://schemas.microsoft.com/office/drawing/2014/chartex" xmlns:cx1="http://schemas.microsoft.com/office/drawing/2015/9/8/chartex" xmlns:cx2="http://schemas.microsoft.com/office/drawing/2015/10/21/chartex" xmlns:cx3="http://schemas.microsoft.com/office/drawing/2016/5/9/chartex" xmlns:cx4="http://schemas.microsoft.com/office/drawing/2016/5/10/chartex" xmlns:cx5="http://schemas.microsoft.com/office/drawing/2016/5/11/chartex" xmlns:cx6="http://schemas.microsoft.com/office/drawing/2016/5/12/chartex" xmlns:cx7="http://schemas.microsoft.com/office/drawing/2016/5/13/chartex" xmlns:cx8="http://schemas.microsoft.com/office/drawing/2016/5/14/chartex" xmlns:mc="http://schemas.openxmlformats.org/markup-compatibility/2006" xmlns:aink="http://schemas.microsoft.com/office/drawing/2016/ink" xmlns:am3d="http://schemas.microsoft.com/office/drawing/2017/model3d" xmlns:o="urn:schemas-microsoft-com:office:office" xmlns:oel="http://schemas.microsoft.com/office/2019/extlst" xmlns:r="http://schemas.openxmlformats.org/officeDocument/2006/relationships" xmlns:m="http://schemas.openxmlformats.org/officeDocument/2006/math" xmlns:v="urn:schemas-microsoft-com:vml" xmlns:wp14="http://schemas.microsoft.com/office/word/2010/wordprocessingDrawing" xmlns:wp="http://schemas.openxmlformats.org/drawingml/2006/wordprocessingDrawing" xmlns:w10="urn:schemas-microsoft-com:office:word" xmlns:w="http://schemas.openxmlformats.org/wordprocessingml/2006/main" xmlns:w14="http://schemas.microsoft.com/office/word/2010/wordml" xmlns:w15="http://schemas.microsoft.com/office/word/2012/wordml" xmlns:w16cei="http://schemas.microsoft.com/office/word/2026/wordml/cei" xmlns:w16cex="http://schemas.microsoft.com/office/word/2018/wordml/cex" xmlns:w16cid="http://schemas.microsoft.com/office/word/2016/wordml/cid" xmlns:w16="http://schemas.microsoft.com/office/word/2018/wordml" xmlns:w16du="http://schemas.microsoft.com/office/word/2023/wordml/word16du" xmlns:w16sdtdh="http://schemas.microsoft.com/office/word/2020/wordml/sdtdatahash" xmlns:w16sdtfl="http://schemas.microsoft.com/office/word/2024/wordml/sdtformatlock" xmlns:w16se="http://schemas.microsoft.com/office/word/2015/wordml/symex" xmlns:wpg="http://schemas.microsoft.com/office/word/2010/wordprocessingGroup" xmlns:wpi="http://schemas.microsoft.com/office/word/2010/wordprocessingInk" xmlns:wne="http://schemas.microsoft.com/office/word/2006/wordml" xmlns:wps="http://schemas.microsoft.com/office/word/2010/wordprocessingShape" mc:Ignorable="w14 w15 w16se w16cid w16 w16cex w16sdtdh w16sdtfl w16du wp14">
+<w:footnotes xmlns:wpc="http://schemas.microsoft.com/office/word/2010/wordprocessingCanvas" xmlns:cx="http://schemas.microsoft.com/office/drawing/2014/chartex" xmlns:cx1="http://schemas.microsoft.com/office/drawing/2015/9/8/chartex" xmlns:cx2="http://schemas.microsoft.com/office/drawing/2015/10/21/chartex" xmlns:cx3="http://schemas.microsoft.com/office/drawing/2016/5/9/chartex" xmlns:cx4="http://schemas.microsoft.com/office/drawing/2016/5/10/chartex" xmlns:cx5="http://schemas.microsoft.com/office/drawing/2016/5/11/chartex" xmlns:cx6="http://schemas.microsoft.com/office/drawing/2016/5/12/chartex" xmlns:cx7="http://schemas.microsoft.com/office/drawing/2016/5/13/chartex" xmlns:cx8="http://schemas.microsoft.com/office/drawing/2016/5/14/chartex" xmlns:mc="http://schemas.openxmlformats.org/markup-compatibility/2006" xmlns:aink="http://schemas.microsoft.com/office/drawing/2016/ink" xmlns:am3d="http://schemas.microsoft.com/office/drawing/2017/model3d" xmlns:o="urn:schemas-microsoft-com:office:office" xmlns:oel="http://schemas.microsoft.com/office/2019/extlst" xmlns:r="http://schemas.openxmlformats.org/officeDocument/2006/relationships" xmlns:m="http://schemas.openxmlformats.org/officeDocument/2006/math" xmlns:v="urn:schemas-microsoft-com:vml" xmlns:wp14="http://schemas.microsoft.com/office/word/2010/wordprocessingDrawing" xmlns:wp="http://schemas.openxmlformats.org/drawingml/2006/wordprocessingDrawing" xmlns:w10="urn:schemas-microsoft-com:office:word" xmlns:w="http://schemas.openxmlformats.org/wordprocessingml/2006/main" xmlns:w14="http://schemas.microsoft.com/office/word/2010/wordml" xmlns:w15="http://schemas.microsoft.com/office/word/2012/wordml" xmlns:w16cex="http://schemas.microsoft.com/office/word/2018/wordml/cex" xmlns:w16cid="http://schemas.microsoft.com/office/word/2016/wordml/cid" xmlns:w16="http://schemas.microsoft.com/office/word/2018/wordml" xmlns:w16du="http://schemas.microsoft.com/office/word/2023/wordml/word16du" xmlns:w16sdtdh="http://schemas.microsoft.com/office/word/2020/wordml/sdtdatahash" xmlns:w16sdtfl="http://schemas.microsoft.com/office/word/2024/wordml/sdtformatlock" xmlns:w16se="http://schemas.microsoft.com/office/word/2015/wordml/symex" xmlns:wpg="http://schemas.microsoft.com/office/word/2010/wordprocessingGroup" xmlns:wpi="http://schemas.microsoft.com/office/word/2010/wordprocessingInk" xmlns:wne="http://schemas.microsoft.com/office/word/2006/wordml" xmlns:wps="http://schemas.microsoft.com/office/word/2010/wordprocessingShape" mc:Ignorable="w14 w15 w16se w16cid w16 w16cex w16sdtdh w16sdtfl w16du wp14">
   <w:footnote w:type="separator" w:id="-1">
     <w:p>
       <w:pPr>

--- a/01_THESIS/Chapter 1/Chapter 1 Master.docx
+++ b/01_THESIS/Chapter 1/Chapter 1 Master.docx
@@ -22,7 +22,17 @@
           <w:sz w:val="24"/>
           <w:szCs w:val="24"/>
         </w:rPr>
-        <w:t xml:space="preserve">A COMPUTER-ASSISTED ASSESSMENT SYSTEM FOR AUTOMATED ESSAY AND SHORT-ANSWER EVALUATION </w:t>
+        <w:t xml:space="preserve">AN </w:t>
+      </w:r>
+      <w:r>
+        <w:rPr>
+          <w:rFonts w:ascii="Times New Roman" w:hAnsi="Times New Roman" w:cs="Times New Roman"/>
+          <w:b/>
+          <w:bCs/>
+          <w:sz w:val="24"/>
+          <w:szCs w:val="24"/>
+        </w:rPr>
+        <w:t>AI-ASSISTED ASSESSMENT CHECKER FOR WRITTEN AND OBJECTIVE EVALUATION</w:t>
       </w:r>
     </w:p>
     <w:p>
@@ -76,6 +86,16 @@
           <w:szCs w:val="24"/>
         </w:rPr>
       </w:pPr>
+      <w:r>
+        <w:rPr>
+          <w:rFonts w:ascii="Times New Roman" w:hAnsi="Times New Roman" w:cs="Times New Roman"/>
+          <w:b/>
+          <w:bCs/>
+          <w:sz w:val="24"/>
+          <w:szCs w:val="24"/>
+        </w:rPr>
+        <w:t xml:space="preserve">A THESIS </w:t>
+      </w:r>
     </w:p>
     <w:p>
       <w:pPr>
@@ -83,21 +103,17 @@
         <w:jc w:val="center"/>
         <w:rPr>
           <w:rFonts w:ascii="Times New Roman" w:hAnsi="Times New Roman" w:cs="Times New Roman"/>
-          <w:b/>
-          <w:bCs/>
-          <w:sz w:val="24"/>
-          <w:szCs w:val="24"/>
-        </w:rPr>
-      </w:pPr>
-      <w:r>
-        <w:rPr>
-          <w:rFonts w:ascii="Times New Roman" w:hAnsi="Times New Roman" w:cs="Times New Roman"/>
-          <w:b/>
-          <w:bCs/>
-          <w:sz w:val="24"/>
-          <w:szCs w:val="24"/>
-        </w:rPr>
-        <w:t xml:space="preserve">A THESIS </w:t>
+          <w:sz w:val="24"/>
+          <w:szCs w:val="24"/>
+        </w:rPr>
+      </w:pPr>
+      <w:r>
+        <w:rPr>
+          <w:rFonts w:ascii="Times New Roman" w:hAnsi="Times New Roman" w:cs="Times New Roman"/>
+          <w:sz w:val="24"/>
+          <w:szCs w:val="24"/>
+        </w:rPr>
+        <w:t xml:space="preserve">Presented to the Dean and Faculty </w:t>
       </w:r>
     </w:p>
     <w:p>
@@ -116,7 +132,7 @@
           <w:sz w:val="24"/>
           <w:szCs w:val="24"/>
         </w:rPr>
-        <w:t xml:space="preserve">Presented to the Dean and Faculty </w:t>
+        <w:t xml:space="preserve">Department of Computer Studies </w:t>
       </w:r>
     </w:p>
     <w:p>
@@ -125,17 +141,21 @@
         <w:jc w:val="center"/>
         <w:rPr>
           <w:rFonts w:ascii="Times New Roman" w:hAnsi="Times New Roman" w:cs="Times New Roman"/>
-          <w:sz w:val="24"/>
-          <w:szCs w:val="24"/>
-        </w:rPr>
-      </w:pPr>
-      <w:r>
-        <w:rPr>
-          <w:rFonts w:ascii="Times New Roman" w:hAnsi="Times New Roman" w:cs="Times New Roman"/>
-          <w:sz w:val="24"/>
-          <w:szCs w:val="24"/>
-        </w:rPr>
-        <w:t xml:space="preserve">Department of Computer Studies </w:t>
+          <w:b/>
+          <w:bCs/>
+          <w:sz w:val="24"/>
+          <w:szCs w:val="24"/>
+        </w:rPr>
+      </w:pPr>
+      <w:r>
+        <w:rPr>
+          <w:rFonts w:ascii="Times New Roman" w:hAnsi="Times New Roman" w:cs="Times New Roman"/>
+          <w:b/>
+          <w:bCs/>
+          <w:sz w:val="24"/>
+          <w:szCs w:val="24"/>
+        </w:rPr>
+        <w:t xml:space="preserve">ACTS COMPUTER COLLEGE </w:t>
       </w:r>
     </w:p>
     <w:p>
@@ -144,21 +164,17 @@
         <w:jc w:val="center"/>
         <w:rPr>
           <w:rFonts w:ascii="Times New Roman" w:hAnsi="Times New Roman" w:cs="Times New Roman"/>
-          <w:b/>
-          <w:bCs/>
-          <w:sz w:val="24"/>
-          <w:szCs w:val="24"/>
-        </w:rPr>
-      </w:pPr>
-      <w:r>
-        <w:rPr>
-          <w:rFonts w:ascii="Times New Roman" w:hAnsi="Times New Roman" w:cs="Times New Roman"/>
-          <w:b/>
-          <w:bCs/>
-          <w:sz w:val="24"/>
-          <w:szCs w:val="24"/>
-        </w:rPr>
-        <w:t xml:space="preserve">ACTS COMPUTER COLLEGE </w:t>
+          <w:sz w:val="24"/>
+          <w:szCs w:val="24"/>
+        </w:rPr>
+      </w:pPr>
+      <w:r>
+        <w:rPr>
+          <w:rFonts w:ascii="Times New Roman" w:hAnsi="Times New Roman" w:cs="Times New Roman"/>
+          <w:sz w:val="24"/>
+          <w:szCs w:val="24"/>
+        </w:rPr>
+        <w:t xml:space="preserve">Santa Cruz, Laguna </w:t>
       </w:r>
     </w:p>
     <w:p>
@@ -167,18 +183,12 @@
         <w:jc w:val="center"/>
         <w:rPr>
           <w:rFonts w:ascii="Times New Roman" w:hAnsi="Times New Roman" w:cs="Times New Roman"/>
-          <w:sz w:val="24"/>
-          <w:szCs w:val="24"/>
-        </w:rPr>
-      </w:pPr>
-      <w:r>
-        <w:rPr>
-          <w:rFonts w:ascii="Times New Roman" w:hAnsi="Times New Roman" w:cs="Times New Roman"/>
-          <w:sz w:val="24"/>
-          <w:szCs w:val="24"/>
-        </w:rPr>
-        <w:t xml:space="preserve">Santa Cruz, Laguna </w:t>
-      </w:r>
+          <w:b/>
+          <w:bCs/>
+          <w:sz w:val="24"/>
+          <w:szCs w:val="24"/>
+        </w:rPr>
+      </w:pPr>
     </w:p>
     <w:p>
       <w:pPr>
@@ -225,12 +235,18 @@
         <w:jc w:val="center"/>
         <w:rPr>
           <w:rFonts w:ascii="Times New Roman" w:hAnsi="Times New Roman" w:cs="Times New Roman"/>
-          <w:b/>
-          <w:bCs/>
-          <w:sz w:val="24"/>
-          <w:szCs w:val="24"/>
-        </w:rPr>
-      </w:pPr>
+          <w:sz w:val="24"/>
+          <w:szCs w:val="24"/>
+        </w:rPr>
+      </w:pPr>
+      <w:r>
+        <w:rPr>
+          <w:rFonts w:ascii="Times New Roman" w:hAnsi="Times New Roman" w:cs="Times New Roman"/>
+          <w:sz w:val="24"/>
+          <w:szCs w:val="24"/>
+        </w:rPr>
+        <w:t xml:space="preserve">Requirements for the Degree of </w:t>
+      </w:r>
     </w:p>
     <w:p>
       <w:pPr>
@@ -238,17 +254,21 @@
         <w:jc w:val="center"/>
         <w:rPr>
           <w:rFonts w:ascii="Times New Roman" w:hAnsi="Times New Roman" w:cs="Times New Roman"/>
-          <w:sz w:val="24"/>
-          <w:szCs w:val="24"/>
-        </w:rPr>
-      </w:pPr>
-      <w:r>
-        <w:rPr>
-          <w:rFonts w:ascii="Times New Roman" w:hAnsi="Times New Roman" w:cs="Times New Roman"/>
-          <w:sz w:val="24"/>
-          <w:szCs w:val="24"/>
-        </w:rPr>
-        <w:t xml:space="preserve">Requirements for the Degree of </w:t>
+          <w:b/>
+          <w:bCs/>
+          <w:sz w:val="24"/>
+          <w:szCs w:val="24"/>
+        </w:rPr>
+      </w:pPr>
+      <w:r>
+        <w:rPr>
+          <w:rFonts w:ascii="Times New Roman" w:hAnsi="Times New Roman" w:cs="Times New Roman"/>
+          <w:b/>
+          <w:bCs/>
+          <w:sz w:val="24"/>
+          <w:szCs w:val="24"/>
+        </w:rPr>
+        <w:t xml:space="preserve">BACHELOR OF SCIENCE IN COMPUTER SCIENCE </w:t>
       </w:r>
     </w:p>
     <w:p>
@@ -263,16 +283,6 @@
           <w:szCs w:val="24"/>
         </w:rPr>
       </w:pPr>
-      <w:r>
-        <w:rPr>
-          <w:rFonts w:ascii="Times New Roman" w:hAnsi="Times New Roman" w:cs="Times New Roman"/>
-          <w:b/>
-          <w:bCs/>
-          <w:sz w:val="24"/>
-          <w:szCs w:val="24"/>
-        </w:rPr>
-        <w:t xml:space="preserve">BACHELOR OF SCIENCE IN COMPUTER SCIENCE </w:t>
-      </w:r>
     </w:p>
     <w:p>
       <w:pPr>
@@ -303,19 +313,6 @@
     <w:p>
       <w:pPr>
         <w:spacing w:line="240" w:lineRule="auto"/>
-        <w:jc w:val="center"/>
-        <w:rPr>
-          <w:rFonts w:ascii="Times New Roman" w:hAnsi="Times New Roman" w:cs="Times New Roman"/>
-          <w:b/>
-          <w:bCs/>
-          <w:sz w:val="24"/>
-          <w:szCs w:val="24"/>
-        </w:rPr>
-      </w:pPr>
-    </w:p>
-    <w:p>
-      <w:pPr>
-        <w:spacing w:line="240" w:lineRule="auto"/>
         <w:rPr>
           <w:rFonts w:ascii="Times New Roman" w:hAnsi="Times New Roman" w:cs="Times New Roman"/>
           <w:b/>
@@ -512,8 +509,273 @@
           <w:sz w:val="24"/>
           <w:szCs w:val="24"/>
         </w:rPr>
+        <w:t>CHAPTER 1</w:t>
+      </w:r>
+    </w:p>
+    <w:p>
+      <w:pPr>
+        <w:spacing w:line="480" w:lineRule="auto"/>
+        <w:jc w:val="center"/>
+        <w:rPr>
+          <w:rFonts w:ascii="Times New Roman" w:hAnsi="Times New Roman" w:cs="Times New Roman"/>
+          <w:b/>
+          <w:bCs/>
+          <w:sz w:val="24"/>
+          <w:szCs w:val="24"/>
+        </w:rPr>
+      </w:pPr>
+      <w:r>
+        <w:rPr>
+          <w:rFonts w:ascii="Times New Roman" w:hAnsi="Times New Roman" w:cs="Times New Roman"/>
+          <w:b/>
+          <w:bCs/>
+          <w:sz w:val="24"/>
+          <w:szCs w:val="24"/>
+        </w:rPr>
         <w:lastRenderedPageBreak/>
-        <w:t>CHAPTER 1</w:t>
+        <w:t>INTRODUCTION</w:t>
+      </w:r>
+    </w:p>
+    <w:p>
+      <w:pPr>
+        <w:spacing w:line="480" w:lineRule="auto"/>
+        <w:ind w:firstLine="720"/>
+        <w:jc w:val="both"/>
+        <w:rPr>
+          <w:rFonts w:ascii="Times New Roman" w:hAnsi="Times New Roman" w:cs="Times New Roman"/>
+          <w:sz w:val="24"/>
+          <w:szCs w:val="24"/>
+        </w:rPr>
+      </w:pPr>
+      <w:r>
+        <w:rPr>
+          <w:rFonts w:ascii="Times New Roman" w:hAnsi="Times New Roman" w:cs="Times New Roman"/>
+          <w:sz w:val="24"/>
+          <w:szCs w:val="24"/>
+        </w:rPr>
+        <w:t>Assessment is a fundamental component of the teaching and learning process. It enables teachers to determine whether learning objectives have been achieved and to identify the areas in which students require further assistance. For students, assessment provides an opportunity to demonstrate what they have learned and to recognize their strengths and areas for improvement. Among the different forms of assessment, written responses are particularly important because they require students to express their knowledge, understanding, and reasoning in their own words. Therefore, written responses must be evaluated carefully to ensure that the scores given accurately represent student performance.</w:t>
+      </w:r>
+    </w:p>
+    <w:p>
+      <w:pPr>
+        <w:spacing w:line="480" w:lineRule="auto"/>
+        <w:ind w:firstLine="720"/>
+        <w:jc w:val="both"/>
+        <w:rPr>
+          <w:rFonts w:ascii="Times New Roman" w:hAnsi="Times New Roman" w:cs="Times New Roman"/>
+          <w:sz w:val="24"/>
+          <w:szCs w:val="24"/>
+        </w:rPr>
+      </w:pPr>
+      <w:r>
+        <w:rPr>
+          <w:rFonts w:ascii="Times New Roman" w:hAnsi="Times New Roman" w:cs="Times New Roman"/>
+          <w:sz w:val="24"/>
+          <w:szCs w:val="24"/>
+        </w:rPr>
+        <w:t>Assessments generally fall into two broad categories. Selected-response assessments, such as multiple-choice and true-or-false questions, ask students to choose from a fixed set of options and can typically be checked by comparing a student's answer against a predefined answer key. Constructed-response assessments, such as short-answer and essay questions, instead require students to produce their own explanations, arguments, or answers, which makes them useful for measuring higher-level skills such as comprehension, analysis, and written communication (</w:t>
+      </w:r>
+      <w:proofErr w:type="spellStart"/>
+      <w:r>
+        <w:rPr>
+          <w:rFonts w:ascii="Times New Roman" w:hAnsi="Times New Roman" w:cs="Times New Roman"/>
+          <w:sz w:val="24"/>
+          <w:szCs w:val="24"/>
+        </w:rPr>
+        <w:t>Sutisna</w:t>
+      </w:r>
+      <w:proofErr w:type="spellEnd"/>
+      <w:r>
+        <w:rPr>
+          <w:rFonts w:ascii="Times New Roman" w:hAnsi="Times New Roman" w:cs="Times New Roman"/>
+          <w:sz w:val="24"/>
+          <w:szCs w:val="24"/>
+        </w:rPr>
+        <w:t xml:space="preserve"> et al., 2023).</w:t>
+      </w:r>
+    </w:p>
+    <w:p>
+      <w:pPr>
+        <w:spacing w:line="480" w:lineRule="auto"/>
+        <w:ind w:firstLine="720"/>
+        <w:jc w:val="both"/>
+        <w:rPr>
+          <w:rFonts w:ascii="Times New Roman" w:hAnsi="Times New Roman" w:cs="Times New Roman"/>
+          <w:sz w:val="24"/>
+          <w:szCs w:val="24"/>
+        </w:rPr>
+      </w:pPr>
+      <w:r>
+        <w:rPr>
+          <w:rFonts w:ascii="Times New Roman" w:hAnsi="Times New Roman" w:cs="Times New Roman"/>
+          <w:sz w:val="24"/>
+          <w:szCs w:val="24"/>
+        </w:rPr>
+        <w:t>A correct answer in a multiple-choice test may indicate that a student recognized the correct option; however, it may not fully show how the student understood or applied the lesson. In comparison, an essay or short-answer response allows teachers to examine the student's explanation, reasoning, relevance of ideas, and ability to communicate knowledge clearly. For this reason, essays and short-answer responses remain widely used in subjects that require explanation, interpretation, and written expression, even though checking them requires more time and careful judgment than checking objective-type assessments.</w:t>
+      </w:r>
+    </w:p>
+    <w:p>
+      <w:pPr>
+        <w:spacing w:line="480" w:lineRule="auto"/>
+        <w:ind w:firstLine="720"/>
+        <w:jc w:val="both"/>
+        <w:rPr>
+          <w:rFonts w:ascii="Times New Roman" w:hAnsi="Times New Roman" w:cs="Times New Roman"/>
+          <w:sz w:val="24"/>
+          <w:szCs w:val="24"/>
+        </w:rPr>
+      </w:pPr>
+      <w:r>
+        <w:rPr>
+          <w:rFonts w:ascii="Times New Roman" w:hAnsi="Times New Roman" w:cs="Times New Roman"/>
+          <w:sz w:val="24"/>
+          <w:szCs w:val="24"/>
+        </w:rPr>
+        <w:lastRenderedPageBreak/>
+        <w:t xml:space="preserve">Traditionally, both objective and written assessments are checked manually by teachers using answer keys, rubrics, or other established criteria. While checking objective items is comparatively fast, since a response either matches the answer key or does not, checking essay and short-answer responses is far more time-consuming because each response must be read, interpreted, and judged individually. Fatigue, workload, and differences in interpretation may also cause scores to vary, even when the same criteria are applied. Once individual scores are recorded, teachers are often left to manually review or tally results to get any sense of how a class performed overall, which adds further effort on top of the checking itself (Ramesh &amp; </w:t>
+      </w:r>
+      <w:proofErr w:type="spellStart"/>
+      <w:r>
+        <w:rPr>
+          <w:rFonts w:ascii="Times New Roman" w:hAnsi="Times New Roman" w:cs="Times New Roman"/>
+          <w:sz w:val="24"/>
+          <w:szCs w:val="24"/>
+        </w:rPr>
+        <w:t>Sanampudi</w:t>
+      </w:r>
+      <w:proofErr w:type="spellEnd"/>
+      <w:r>
+        <w:rPr>
+          <w:rFonts w:ascii="Times New Roman" w:hAnsi="Times New Roman" w:cs="Times New Roman"/>
+          <w:sz w:val="24"/>
+          <w:szCs w:val="24"/>
+        </w:rPr>
+        <w:t>, 2022).</w:t>
+      </w:r>
+    </w:p>
+    <w:p>
+      <w:pPr>
+        <w:spacing w:line="480" w:lineRule="auto"/>
+        <w:ind w:firstLine="720"/>
+        <w:jc w:val="both"/>
+        <w:rPr>
+          <w:rFonts w:ascii="Times New Roman" w:hAnsi="Times New Roman" w:cs="Times New Roman"/>
+          <w:sz w:val="24"/>
+          <w:szCs w:val="24"/>
+        </w:rPr>
+      </w:pPr>
+      <w:r>
+        <w:rPr>
+          <w:rFonts w:ascii="Times New Roman" w:hAnsi="Times New Roman" w:cs="Times New Roman"/>
+          <w:sz w:val="24"/>
+          <w:szCs w:val="24"/>
+        </w:rPr>
+        <w:t>The increasing use of digital technologies in education has created opportunities to support teachers in this process. One relevant technology is Automated Essay Scoring (AES), which refers to the use of computer-based methods, particularly Natural Language Processing (NLP), to evaluate and assign scores to student-written responses. NLP enables computers to process and analyze human language, while machine learning allows a model to learn from examples of responses that have already been scored by human evaluators. Based on the patterns learned from these examples, such a system can generate a predicted score for a new response submitted by a student (Zhang &amp; Yuan, 2022).</w:t>
+      </w:r>
+    </w:p>
+    <w:p>
+      <w:pPr>
+        <w:spacing w:line="480" w:lineRule="auto"/>
+        <w:ind w:firstLine="720"/>
+        <w:jc w:val="both"/>
+        <w:rPr>
+          <w:rFonts w:ascii="Times New Roman" w:hAnsi="Times New Roman" w:cs="Times New Roman"/>
+          <w:sz w:val="24"/>
+          <w:szCs w:val="24"/>
+        </w:rPr>
+      </w:pPr>
+      <w:r>
+        <w:rPr>
+          <w:rFonts w:ascii="Times New Roman" w:hAnsi="Times New Roman" w:cs="Times New Roman"/>
+          <w:sz w:val="24"/>
+          <w:szCs w:val="24"/>
+        </w:rPr>
+        <w:t xml:space="preserve">In a typical NLP-based scoring process, a student's written response is first prepared for analysis through text preprocessing, then passed to a trained model that analyzes patterns associated with response quality and produces a predicted score, which may be accompanied by brief feedback. Although these systems can help improve the speed of checking written responses, they should be evaluated carefully to ensure that their results are aligned with human grading standards, and an automated score should not completely replace a teacher's </w:t>
+      </w:r>
+      <w:r>
+        <w:rPr>
+          <w:rFonts w:ascii="Times New Roman" w:hAnsi="Times New Roman" w:cs="Times New Roman"/>
+          <w:sz w:val="24"/>
+          <w:szCs w:val="24"/>
+        </w:rPr>
+        <w:lastRenderedPageBreak/>
+        <w:t>judgment, since students may give unique or unexpected answers that require human interpretation (Yang et al., 2024; Zhang et al., 2022).</w:t>
+      </w:r>
+    </w:p>
+    <w:p>
+      <w:pPr>
+        <w:spacing w:line="480" w:lineRule="auto"/>
+        <w:ind w:firstLine="720"/>
+        <w:jc w:val="both"/>
+        <w:rPr>
+          <w:rFonts w:ascii="Times New Roman" w:hAnsi="Times New Roman" w:cs="Times New Roman"/>
+          <w:sz w:val="24"/>
+          <w:szCs w:val="24"/>
+        </w:rPr>
+      </w:pPr>
+      <w:r>
+        <w:rPr>
+          <w:rFonts w:ascii="Times New Roman" w:hAnsi="Times New Roman" w:cs="Times New Roman"/>
+          <w:sz w:val="24"/>
+          <w:szCs w:val="24"/>
+        </w:rPr>
+        <w:t>Beyond checking individual responses, teachers also benefit from understanding how a class performed as a whole, such as which questions were answered well and which were not, or how scores were distributed across students. Learning analytics dashboards that consolidate this kind of information for teachers have been shown to support instructional decision-making by making patterns in student performance easier to see and act on (</w:t>
+      </w:r>
+      <w:proofErr w:type="spellStart"/>
+      <w:r>
+        <w:rPr>
+          <w:rFonts w:ascii="Times New Roman" w:hAnsi="Times New Roman" w:cs="Times New Roman"/>
+          <w:sz w:val="24"/>
+          <w:szCs w:val="24"/>
+        </w:rPr>
+        <w:t>Kaliisa</w:t>
+      </w:r>
+      <w:proofErr w:type="spellEnd"/>
+      <w:r>
+        <w:rPr>
+          <w:rFonts w:ascii="Times New Roman" w:hAnsi="Times New Roman" w:cs="Times New Roman"/>
+          <w:sz w:val="24"/>
+          <w:szCs w:val="24"/>
+        </w:rPr>
+        <w:t xml:space="preserve"> &amp; </w:t>
+      </w:r>
+      <w:proofErr w:type="spellStart"/>
+      <w:r>
+        <w:rPr>
+          <w:rFonts w:ascii="Times New Roman" w:hAnsi="Times New Roman" w:cs="Times New Roman"/>
+          <w:sz w:val="24"/>
+          <w:szCs w:val="24"/>
+        </w:rPr>
+        <w:t>Dolonen</w:t>
+      </w:r>
+      <w:proofErr w:type="spellEnd"/>
+      <w:r>
+        <w:rPr>
+          <w:rFonts w:ascii="Times New Roman" w:hAnsi="Times New Roman" w:cs="Times New Roman"/>
+          <w:sz w:val="24"/>
+          <w:szCs w:val="24"/>
+        </w:rPr>
+        <w:t>, 2023).</w:t>
+      </w:r>
+    </w:p>
+    <w:p>
+      <w:pPr>
+        <w:spacing w:line="480" w:lineRule="auto"/>
+        <w:ind w:firstLine="720"/>
+        <w:jc w:val="both"/>
+        <w:rPr>
+          <w:rFonts w:ascii="Times New Roman" w:hAnsi="Times New Roman" w:cs="Times New Roman"/>
+          <w:sz w:val="24"/>
+          <w:szCs w:val="24"/>
+        </w:rPr>
+      </w:pPr>
+      <w:r>
+        <w:rPr>
+          <w:rFonts w:ascii="Times New Roman" w:hAnsi="Times New Roman" w:cs="Times New Roman"/>
+          <w:sz w:val="24"/>
+          <w:szCs w:val="24"/>
+        </w:rPr>
+        <w:t>In response to these concerns, this study explores the development of an AI-Assisted Assessment Checker, a system intended to check different types of student assessments using the appropriate method for each type. Objective assessments may be checked through conventional answer-key comparison, while essay and short-answer responses are evaluated through an NLP-based component, with essay evaluation serving as the primary highlighted capability of this component. Assessment results may also be consolidated and analyzed to give teachers a clearer view of class performance. The following sections describe the specific system proposed to address this need.</w:t>
       </w:r>
     </w:p>
     <w:p>
@@ -536,7 +798,7 @@
           <w:sz w:val="24"/>
           <w:szCs w:val="24"/>
         </w:rPr>
-        <w:t>INTRODUCTION</w:t>
+        <w:t>Project Context</w:t>
       </w:r>
     </w:p>
     <w:p>
@@ -556,7 +818,34 @@
           <w:sz w:val="24"/>
           <w:szCs w:val="24"/>
         </w:rPr>
-        <w:t>Assessment is a fundamental component of the teaching and learning process. It enables teachers to determine whether learning objectives have been achieved and to identify the areas in which students require further assistance. For students, assessment provides an opportunity to demonstrate what they have learned and to recognize their strengths and areas for improvement. Among the different forms of assessment, written responses are particularly important because they require students to express their knowledge, understanding, and reasoning in their own words. Therefore, written responses must be evaluated carefully to ensure that the scores given accurately represent student performance.</w:t>
+        <w:t xml:space="preserve">In most schools and colleges, both objective and written assessments remain primary ways through which teachers measure what students have learned. For objective items such as multiple-choice or true/false questions, teachers typically compare a student's selected answer against a predefined answer key. For essay or short-answer items, students instead write their own explanations or arguments, and the teacher reads each response and compares </w:t>
+      </w:r>
+      <w:r>
+        <w:rPr>
+          <w:rFonts w:ascii="Times New Roman" w:hAnsi="Times New Roman" w:cs="Times New Roman"/>
+          <w:sz w:val="24"/>
+          <w:szCs w:val="24"/>
+        </w:rPr>
+        <w:lastRenderedPageBreak/>
+        <w:t>it against a rubric or answer key to determine the appropriate score. This process is repeated individually for every student in a class, and the teacher is expected to apply the same standard of judgment across all responses submitted for the same activity or examination (</w:t>
+      </w:r>
+      <w:proofErr w:type="spellStart"/>
+      <w:r>
+        <w:rPr>
+          <w:rFonts w:ascii="Times New Roman" w:hAnsi="Times New Roman" w:cs="Times New Roman"/>
+          <w:sz w:val="24"/>
+          <w:szCs w:val="24"/>
+        </w:rPr>
+        <w:t>Sutisna</w:t>
+      </w:r>
+      <w:proofErr w:type="spellEnd"/>
+      <w:r>
+        <w:rPr>
+          <w:rFonts w:ascii="Times New Roman" w:hAnsi="Times New Roman" w:cs="Times New Roman"/>
+          <w:sz w:val="24"/>
+          <w:szCs w:val="24"/>
+        </w:rPr>
+        <w:t xml:space="preserve"> et al., 2023).</w:t>
       </w:r>
     </w:p>
     <w:p>
@@ -576,7 +865,25 @@
           <w:sz w:val="24"/>
           <w:szCs w:val="24"/>
         </w:rPr>
-        <w:t>Assessments generally fall into two broad categories. Selected-response assessments, such as multiple-choice and true-or-false questions, ask students to choose from a fixed set of options and can typically be checked by comparing a student's answer against a predefined answer key. Constructed-response assessments, such as short-answer and essay questions, instead require students to produce their own explanations, arguments, or answers, which makes them useful for measuring higher-level skills such as comprehension, analysis, and written communication (Sutisna et al., 2023).</w:t>
+        <w:t xml:space="preserve">While checking objective items is relatively quick, checking essay and short-answer responses becomes difficult to sustain as the number of submissions increases. A teacher handling several class sections may need to read and evaluate hundreds of written responses within a limited period, particularly during examination weeks. Fatigue and workload may also cause a teacher's judgment to shift slightly from one response to another, resulting in scores that are not always consistent across students or across different scoring sessions. After scores are recorded, teachers are often left to manually total or summarize results to understand overall class performance, which adds further time on top of the checking itself (Ramesh &amp; </w:t>
+      </w:r>
+      <w:proofErr w:type="spellStart"/>
+      <w:r>
+        <w:rPr>
+          <w:rFonts w:ascii="Times New Roman" w:hAnsi="Times New Roman" w:cs="Times New Roman"/>
+          <w:sz w:val="24"/>
+          <w:szCs w:val="24"/>
+        </w:rPr>
+        <w:t>Sanampudi</w:t>
+      </w:r>
+      <w:proofErr w:type="spellEnd"/>
+      <w:r>
+        <w:rPr>
+          <w:rFonts w:ascii="Times New Roman" w:hAnsi="Times New Roman" w:cs="Times New Roman"/>
+          <w:sz w:val="24"/>
+          <w:szCs w:val="24"/>
+        </w:rPr>
+        <w:t>, 2022).</w:t>
       </w:r>
     </w:p>
     <w:p>
@@ -596,7 +903,81 @@
           <w:sz w:val="24"/>
           <w:szCs w:val="24"/>
         </w:rPr>
-        <w:t xml:space="preserve">A correct answer in a multiple-choice test may indicate that a student recognized the correct option; however, it may not fully show how the student understood or applied the lesson. In comparison, an essay or short-answer response allows teachers to examine the student's explanation, reasoning, relevance of ideas, and ability to communicate knowledge clearly. For this reason, essays and short-answer responses remain widely used in subjects </w:t>
+        <w:t xml:space="preserve">Various tools have already been developed to support or automate the checking of written responses. Commercial automated essay scoring (AES) systems such as e-rater and </w:t>
+      </w:r>
+      <w:proofErr w:type="spellStart"/>
+      <w:r>
+        <w:rPr>
+          <w:rFonts w:ascii="Times New Roman" w:hAnsi="Times New Roman" w:cs="Times New Roman"/>
+          <w:sz w:val="24"/>
+          <w:szCs w:val="24"/>
+        </w:rPr>
+        <w:t>IntelliMetric</w:t>
+      </w:r>
+      <w:proofErr w:type="spellEnd"/>
+      <w:r>
+        <w:rPr>
+          <w:rFonts w:ascii="Times New Roman" w:hAnsi="Times New Roman" w:cs="Times New Roman"/>
+          <w:sz w:val="24"/>
+          <w:szCs w:val="24"/>
+        </w:rPr>
+        <w:t xml:space="preserve"> have been used for decades to score essays for large-scale examinations, applying natural language processing techniques to analyze features such as grammar, organization, and content (</w:t>
+      </w:r>
+      <w:proofErr w:type="spellStart"/>
+      <w:r>
+        <w:rPr>
+          <w:rFonts w:ascii="Times New Roman" w:hAnsi="Times New Roman" w:cs="Times New Roman"/>
+          <w:sz w:val="24"/>
+          <w:szCs w:val="24"/>
+        </w:rPr>
+        <w:t>Ifenthaler</w:t>
+      </w:r>
+      <w:proofErr w:type="spellEnd"/>
+      <w:r>
+        <w:rPr>
+          <w:rFonts w:ascii="Times New Roman" w:hAnsi="Times New Roman" w:cs="Times New Roman"/>
+          <w:sz w:val="24"/>
+          <w:szCs w:val="24"/>
+        </w:rPr>
+        <w:t>, 2023). However, these systems focus narrowly on essay scoring itself; they are typically proprietary and costly to license, are not designed to check objective items, and do not provide teachers with any consolidated view of how a class performed across an entire assessment (</w:t>
+      </w:r>
+      <w:proofErr w:type="spellStart"/>
+      <w:r>
+        <w:rPr>
+          <w:rFonts w:ascii="Times New Roman" w:hAnsi="Times New Roman" w:cs="Times New Roman"/>
+          <w:sz w:val="24"/>
+          <w:szCs w:val="24"/>
+        </w:rPr>
+        <w:t>Ifenthaler</w:t>
+      </w:r>
+      <w:proofErr w:type="spellEnd"/>
+      <w:r>
+        <w:rPr>
+          <w:rFonts w:ascii="Times New Roman" w:hAnsi="Times New Roman" w:cs="Times New Roman"/>
+          <w:sz w:val="24"/>
+          <w:szCs w:val="24"/>
+        </w:rPr>
+        <w:t>, 2023).</w:t>
+      </w:r>
+    </w:p>
+    <w:p>
+      <w:pPr>
+        <w:spacing w:line="480" w:lineRule="auto"/>
+        <w:ind w:firstLine="720"/>
+        <w:jc w:val="both"/>
+        <w:rPr>
+          <w:rFonts w:ascii="Times New Roman" w:hAnsi="Times New Roman" w:cs="Times New Roman"/>
+          <w:sz w:val="24"/>
+          <w:szCs w:val="24"/>
+        </w:rPr>
+      </w:pPr>
+      <w:r>
+        <w:rPr>
+          <w:rFonts w:ascii="Times New Roman" w:hAnsi="Times New Roman" w:cs="Times New Roman"/>
+          <w:sz w:val="24"/>
+          <w:szCs w:val="24"/>
+        </w:rPr>
+        <w:t xml:space="preserve">These gaps indicate a need for an assessment-checking tool that a teacher can access directly, that applies the appropriate checking method depending on whether an item is </w:t>
       </w:r>
       <w:r>
         <w:rPr>
@@ -605,7 +986,7 @@
           <w:szCs w:val="24"/>
         </w:rPr>
         <w:lastRenderedPageBreak/>
-        <w:t>that require explanation, interpretation, and written expression, even though checking them requires more time and careful judgment than checking objective-type assessments.</w:t>
+        <w:t>objective or written, and that goes beyond individual scores to help teachers understand class-level performance, all while keeping the teacher's review as part of the process rather than removing it (Yang et al., 2024).</w:t>
       </w:r>
     </w:p>
     <w:p>
@@ -625,7 +1006,7 @@
           <w:sz w:val="24"/>
           <w:szCs w:val="24"/>
         </w:rPr>
-        <w:t>Traditionally, both objective and written assessments are checked manually by teachers using answer keys, rubrics, or other established criteria. While checking objective items is comparatively fast, since a response either matches the answer key or does not, checking essay and short-answer responses is far more time-consuming because each response must be read, interpreted, and judged individually. Fatigue, workload, and differences in interpretation may also cause scores to vary, even when the same criteria are applied. Once individual scores are recorded, teachers are often left to manually review or tally results to get any sense of how a class performed overall, which adds further effort on top of the checking itself (Ramesh &amp; Sanampudi, 2022).</w:t>
+        <w:t xml:space="preserve">In this context, the researchers propose the development of an AI-Assisted Assessment Checker. The system is composed of </w:t>
       </w:r>
     </w:p>
     <w:p>
@@ -645,7 +1026,66 @@
           <w:sz w:val="24"/>
           <w:szCs w:val="24"/>
         </w:rPr>
-        <w:t>The increasing use of digital technologies in education has created opportunities to support teachers in this process. One relevant technology is Automated Essay Scoring (AES), which refers to the use of computer-based methods, particularly Natural Language Processing (NLP), to evaluate and assign scores to student-written responses. NLP enables computers to process and analyze human language, while machine learning allows a model to learn from examples of responses that have already been scored by human evaluators. Based on the patterns learned from these examples, such a system can generate a predicted score for a new response submitted by a student (Zhang &amp; Yuan, 2022).</w:t>
+        <w:t>two AI-assisted components: an NLP AI component that evaluates written responses, particularly essays and short-answer responses, with essay evaluation as its main highlighted capability, and a Statistical AI component that analyzes aggregated assessment results, such as class averages and score distributions, to produce classroom-level insights for teachers (</w:t>
+      </w:r>
+      <w:proofErr w:type="spellStart"/>
+      <w:r>
+        <w:rPr>
+          <w:rFonts w:ascii="Times New Roman" w:hAnsi="Times New Roman" w:cs="Times New Roman"/>
+          <w:sz w:val="24"/>
+          <w:szCs w:val="24"/>
+        </w:rPr>
+        <w:t>Kaliisa</w:t>
+      </w:r>
+      <w:proofErr w:type="spellEnd"/>
+      <w:r>
+        <w:rPr>
+          <w:rFonts w:ascii="Times New Roman" w:hAnsi="Times New Roman" w:cs="Times New Roman"/>
+          <w:sz w:val="24"/>
+          <w:szCs w:val="24"/>
+        </w:rPr>
+        <w:t xml:space="preserve"> &amp; </w:t>
+      </w:r>
+      <w:proofErr w:type="spellStart"/>
+      <w:r>
+        <w:rPr>
+          <w:rFonts w:ascii="Times New Roman" w:hAnsi="Times New Roman" w:cs="Times New Roman"/>
+          <w:sz w:val="24"/>
+          <w:szCs w:val="24"/>
+        </w:rPr>
+        <w:t>Dolonen</w:t>
+      </w:r>
+      <w:proofErr w:type="spellEnd"/>
+      <w:r>
+        <w:rPr>
+          <w:rFonts w:ascii="Times New Roman" w:hAnsi="Times New Roman" w:cs="Times New Roman"/>
+          <w:sz w:val="24"/>
+          <w:szCs w:val="24"/>
+        </w:rPr>
+        <w:t>, 2023). Objective assessments, such as multiple-choice or true/false items, are checked through conventional answer-key comparison rather than through the NLP component. Through this system, the study aims to reduce the time teachers spend on checking and summarizing assessment results while keeping teachers involved in the review of AI-generated scores.</w:t>
+      </w:r>
+    </w:p>
+    <w:p>
+      <w:pPr>
+        <w:spacing w:line="480" w:lineRule="auto"/>
+        <w:jc w:val="center"/>
+        <w:rPr>
+          <w:rFonts w:ascii="Times New Roman" w:hAnsi="Times New Roman" w:cs="Times New Roman"/>
+          <w:b/>
+          <w:bCs/>
+          <w:sz w:val="24"/>
+          <w:szCs w:val="24"/>
+        </w:rPr>
+      </w:pPr>
+      <w:r>
+        <w:rPr>
+          <w:rFonts w:ascii="Times New Roman" w:hAnsi="Times New Roman" w:cs="Times New Roman"/>
+          <w:b/>
+          <w:bCs/>
+          <w:sz w:val="24"/>
+          <w:szCs w:val="24"/>
+        </w:rPr>
+        <w:t>Purpose and Description of the Study</w:t>
       </w:r>
     </w:p>
     <w:p>
@@ -665,7 +1105,25 @@
           <w:sz w:val="24"/>
           <w:szCs w:val="24"/>
         </w:rPr>
-        <w:t xml:space="preserve">In a typical NLP-based scoring process, a student's written response is first prepared for analysis through text preprocessing, then passed to a trained model that analyzes patterns associated with response quality and produces a predicted score, which may be accompanied by brief feedback. Although these systems can help improve the speed of checking written </w:t>
+        <w:t xml:space="preserve">This study proposes the design and development of an AI-Assisted Assessment Checker, a system intended to check student assessments and provide teachers with both individual results and class-level insights. The study is motivated by the difficulty of manually checking large numbers of student responses and manually consolidating the results into a class-level picture of performance (Ramesh &amp; </w:t>
+      </w:r>
+      <w:proofErr w:type="spellStart"/>
+      <w:r>
+        <w:rPr>
+          <w:rFonts w:ascii="Times New Roman" w:hAnsi="Times New Roman" w:cs="Times New Roman"/>
+          <w:sz w:val="24"/>
+          <w:szCs w:val="24"/>
+        </w:rPr>
+        <w:t>Sanampudi</w:t>
+      </w:r>
+      <w:proofErr w:type="spellEnd"/>
+      <w:r>
+        <w:rPr>
+          <w:rFonts w:ascii="Times New Roman" w:hAnsi="Times New Roman" w:cs="Times New Roman"/>
+          <w:sz w:val="24"/>
+          <w:szCs w:val="24"/>
+        </w:rPr>
+        <w:t xml:space="preserve">, 2022). The primary and most highlighted AI capability of the system is the evaluation of written responses, particularly essays, through Natural Language Processing (NLP); short-answer responses are </w:t>
       </w:r>
       <w:r>
         <w:rPr>
@@ -674,7 +1132,7 @@
           <w:szCs w:val="24"/>
         </w:rPr>
         <w:lastRenderedPageBreak/>
-        <w:t>responses, they should be evaluated carefully to ensure that their results are aligned with human grading standards, and an automated score should not completely replace a teacher's judgment, since students may give unique or unexpected answers that require human interpretation (Yang et al., 2024; Zhang et al., 2022).</w:t>
+        <w:t>evaluated through the same NLP-based component, while objective assessments such as multiple-choice or true/false items are checked through conventional answer-key comparison rather than requiring AI.</w:t>
       </w:r>
     </w:p>
     <w:p>
@@ -694,7 +1152,7 @@
           <w:sz w:val="24"/>
           <w:szCs w:val="24"/>
         </w:rPr>
-        <w:t>Beyond checking individual responses, teachers also benefit from understanding how a class performed as a whole, such as which questions were answered well and which were not, or how scores were distributed across students. Learning analytics dashboards that consolidate this kind of information for teachers have been shown to support instructional decision-making by making patterns in student performance easier to see and act on (Kaliisa &amp; Dolonen, 2023).</w:t>
+        <w:t>At a conceptual level, the proposed system is composed of two AI-assisted components working together with a structured database. The NLP AI component accepts a student's written response, submitted through a teacher-facing web application, and generates a predicted score together with brief accompanying feedback, which the teacher may then review. The Statistical AI component instead works on aggregated data already stored in the system, such as scores across a class or a specific question, and produces summarized insights such as average performance, score distributions, and areas where students performed well or experienced difficulty. Objective-item results are checked through answer-key comparison and are likewise stored for inclusion in these aggregated insights.</w:t>
       </w:r>
     </w:p>
     <w:p>
@@ -714,7 +1172,36 @@
           <w:sz w:val="24"/>
           <w:szCs w:val="24"/>
         </w:rPr>
-        <w:t>In response to these concerns, this study explores the development of an AI-Assisted Assessment Checker, a system intended to check different types of student assessments using the appropriate method for each type. Objective assessments may be checked through conventional answer-key comparison, while essay and short-answer responses are evaluated through an NLP-based component, with essay evaluation serving as the primary highlighted capability of this component. Assessment results may also be consolidated and analyzed to give teachers a clearer view of class performance. The following sections describe the specific system proposed to address this need.</w:t>
+        <w:t>The intended primary users of the system are teachers and instructors, who are expected to benefit both from faster checking of individual written responses and from consolidated, class-level analytics that would otherwise require manual tallying. Students may also benefit as recipients of their individual results and any accompanying feedback for written responses. The potential benefits of the system may extend to educational institutions that choose to adopt it, particularly those seeking a more consistent and less time-consuming way to check assessments and monitor classroom performance.</w:t>
+      </w:r>
+    </w:p>
+    <w:p>
+      <w:pPr>
+        <w:spacing w:line="480" w:lineRule="auto"/>
+        <w:ind w:firstLine="720"/>
+        <w:jc w:val="both"/>
+        <w:rPr>
+          <w:rFonts w:ascii="Times New Roman" w:hAnsi="Times New Roman" w:cs="Times New Roman"/>
+          <w:sz w:val="24"/>
+          <w:szCs w:val="24"/>
+        </w:rPr>
+      </w:pPr>
+      <w:r>
+        <w:rPr>
+          <w:rFonts w:ascii="Times New Roman" w:hAnsi="Times New Roman" w:cs="Times New Roman"/>
+          <w:sz w:val="24"/>
+          <w:szCs w:val="24"/>
+        </w:rPr>
+        <w:t xml:space="preserve">Overall, this study is expected to contribute to education by providing a tool that reduces the time and effort required to check student assessments while giving teachers a clearer, consolidated view of how their class is performing. The system is intended to assist rather than replace teachers in the evaluation process; every AI-generated score for a written </w:t>
+      </w:r>
+      <w:r>
+        <w:rPr>
+          <w:rFonts w:ascii="Times New Roman" w:hAnsi="Times New Roman" w:cs="Times New Roman"/>
+          <w:sz w:val="24"/>
+          <w:szCs w:val="24"/>
+        </w:rPr>
+        <w:lastRenderedPageBreak/>
+        <w:t>response can be reviewed and, where supported by the approved system design, overridden by a teacher before it is treated as final, consistent with the principle that automated checking should be paired with human oversight (Yang et al., 2024).</w:t>
       </w:r>
     </w:p>
     <w:p>
@@ -737,7 +1224,7 @@
           <w:sz w:val="24"/>
           <w:szCs w:val="24"/>
         </w:rPr>
-        <w:t>Project Context</w:t>
+        <w:t>Statement of the Problem</w:t>
       </w:r>
     </w:p>
     <w:p>
@@ -757,7 +1244,85 @@
           <w:sz w:val="24"/>
           <w:szCs w:val="24"/>
         </w:rPr>
-        <w:t xml:space="preserve">In most schools and colleges, both objective and written assessments remain primary ways through which teachers measure what students have learned. For objective items such as multiple-choice or true/false questions, teachers typically compare a student's selected </w:t>
+        <w:t xml:space="preserve">Manually checking assessments requires teachers to evaluate written responses individually and, separately, to consolidate results to understand overall class performance, a process that becomes difficult to manage as the number of student submissions increases and may produce inconsistent scores due to differences in evaluator judgment (Ramesh &amp; </w:t>
+      </w:r>
+      <w:proofErr w:type="spellStart"/>
+      <w:r>
+        <w:rPr>
+          <w:rFonts w:ascii="Times New Roman" w:hAnsi="Times New Roman" w:cs="Times New Roman"/>
+          <w:sz w:val="24"/>
+          <w:szCs w:val="24"/>
+        </w:rPr>
+        <w:t>Sanampudi</w:t>
+      </w:r>
+      <w:proofErr w:type="spellEnd"/>
+      <w:r>
+        <w:rPr>
+          <w:rFonts w:ascii="Times New Roman" w:hAnsi="Times New Roman" w:cs="Times New Roman"/>
+          <w:sz w:val="24"/>
+          <w:szCs w:val="24"/>
+        </w:rPr>
+        <w:t>, 2022). This difficulty affects the efficiency, consistency, and usefulness of assessment checking, particularly for essay and short-answer responses. To address this problem, this study proposes the development of an AI-Assisted Assessment Checker that evaluates written responses using an NLP-based component, checks objective items through answer-key comparison, and analyzes aggregated results through a statistical component to support teachers.</w:t>
+      </w:r>
+    </w:p>
+    <w:p>
+      <w:pPr>
+        <w:spacing w:line="480" w:lineRule="auto"/>
+        <w:ind w:firstLine="720"/>
+        <w:jc w:val="both"/>
+        <w:rPr>
+          <w:rFonts w:ascii="Times New Roman" w:hAnsi="Times New Roman" w:cs="Times New Roman"/>
+          <w:sz w:val="24"/>
+          <w:szCs w:val="24"/>
+        </w:rPr>
+      </w:pPr>
+      <w:r>
+        <w:rPr>
+          <w:rFonts w:ascii="Times New Roman" w:hAnsi="Times New Roman" w:cs="Times New Roman"/>
+          <w:sz w:val="24"/>
+          <w:szCs w:val="24"/>
+        </w:rPr>
+        <w:t>Specifically, this study seeks to answer the following questions:</w:t>
+      </w:r>
+    </w:p>
+    <w:p>
+      <w:pPr>
+        <w:spacing w:line="480" w:lineRule="auto"/>
+        <w:ind w:firstLine="720"/>
+        <w:jc w:val="both"/>
+        <w:rPr>
+          <w:rFonts w:ascii="Times New Roman" w:hAnsi="Times New Roman" w:cs="Times New Roman"/>
+          <w:sz w:val="24"/>
+          <w:szCs w:val="24"/>
+        </w:rPr>
+      </w:pPr>
+      <w:r>
+        <w:rPr>
+          <w:rFonts w:ascii="Times New Roman" w:hAnsi="Times New Roman" w:cs="Times New Roman"/>
+          <w:sz w:val="24"/>
+          <w:szCs w:val="24"/>
+        </w:rPr>
+        <w:t>1. Time Efficiency: Manual checking of essay and short-answer responses is highly time-consuming, especially in large classes, and manually consolidating results into a class-level summary adds further effort. The core question is: How can the system significantly reduce the time required to check written responses and summarize assessment results?</w:t>
+      </w:r>
+    </w:p>
+    <w:p>
+      <w:pPr>
+        <w:spacing w:line="480" w:lineRule="auto"/>
+        <w:ind w:firstLine="720"/>
+        <w:jc w:val="both"/>
+        <w:rPr>
+          <w:rFonts w:ascii="Times New Roman" w:hAnsi="Times New Roman" w:cs="Times New Roman"/>
+          <w:sz w:val="24"/>
+          <w:szCs w:val="24"/>
+        </w:rPr>
+      </w:pPr>
+      <w:r>
+        <w:rPr>
+          <w:rFonts w:ascii="Times New Roman" w:hAnsi="Times New Roman" w:cs="Times New Roman"/>
+          <w:sz w:val="24"/>
+          <w:szCs w:val="24"/>
+        </w:rPr>
+        <w:t xml:space="preserve">2. Scoring Consistency: Human scoring of written responses depends on individual perspective and can vary between different teachers or even for the same teacher across </w:t>
       </w:r>
       <w:r>
         <w:rPr>
@@ -766,7 +1331,7 @@
           <w:szCs w:val="24"/>
         </w:rPr>
         <w:lastRenderedPageBreak/>
-        <w:t>answer against a predefined answer key. For essay or short-answer items, students instead write their own explanations or arguments, and the teacher reads each response and compares it against a rubric or answer key to determine the appropriate score. This process is repeated individually for every student in a class, and the teacher is expected to apply the same standard of judgment across all responses submitted for the same activity or examination (Sutisna et al., 2023).</w:t>
+        <w:t>different sessions. The issue is: How can the system consistently apply the same evaluation criteria to written responses across every submission?</w:t>
       </w:r>
     </w:p>
     <w:p>
@@ -786,7 +1351,7 @@
           <w:sz w:val="24"/>
           <w:szCs w:val="24"/>
         </w:rPr>
-        <w:t>While checking objective items is relatively quick, checking essay and short-answer responses becomes difficult to sustain as the number of submissions increases. A teacher handling several class sections may need to read and evaluate hundreds of written responses within a limited period, particularly during examination weeks. Fatigue and workload may also cause a teacher's judgment to shift slightly from one response to another, resulting in scores that are not always consistent across students or across different scoring sessions. After scores are recorded, teachers are often left to manually total or summarize results to understand overall class performance, which adds further time on top of the checking itself (Ramesh &amp; Sanampudi, 2022).</w:t>
+        <w:t>3. Assessment-Appropriate Checking: Written responses require deeper linguistic and semantic understanding than objective items, which can instead be checked directly against an answer key. The question is: How can the system apply NLP-based evaluation to essay and short-answer responses while using conventional answer-key comparison for objective items, so that each assessment type is checked using an appropriate method?</w:t>
       </w:r>
     </w:p>
     <w:p>
@@ -806,7 +1371,7 @@
           <w:sz w:val="24"/>
           <w:szCs w:val="24"/>
         </w:rPr>
-        <w:t>Various tools have already been developed to support or automate the checking of written responses. Commercial automated essay scoring (AES) systems such as e-rater and IntelliMetric have been used for decades to score essays for large-scale examinations, applying natural language processing techniques to analyze features such as grammar, organization, and content (Ifenthaler, 2023). However, these systems focus narrowly on essay scoring itself; they are typically proprietary and costly to license, are not designed to check objective items, and do not provide teachers with any consolidated view of how a class performed across an entire assessment (Ifenthaler, 2023).</w:t>
+        <w:t>4. Classroom Analytics: Once individual results are available, teachers often still need to manually determine how a class performed overall. The problem is: How can the system consolidate individual assessment results into class-level insights, such as score distributions and commonly missed items, without requiring teachers to compile this information manually?</w:t>
       </w:r>
     </w:p>
     <w:p>
@@ -826,8 +1391,71 @@
           <w:sz w:val="24"/>
           <w:szCs w:val="24"/>
         </w:rPr>
+        <w:t>5. Usability: Many automated checking solutions are overly complex or require significant technical expertise, limiting their adoption by teachers and schools. The problem is: How can the system remain accessible, clear, and easy to use for teachers and educational institutions with varying levels of technical background?</w:t>
+      </w:r>
+    </w:p>
+    <w:p>
+      <w:pPr>
+        <w:spacing w:line="480" w:lineRule="auto"/>
+        <w:ind w:firstLine="720"/>
+        <w:jc w:val="both"/>
+        <w:rPr>
+          <w:rFonts w:ascii="Times New Roman" w:hAnsi="Times New Roman" w:cs="Times New Roman"/>
+          <w:sz w:val="24"/>
+          <w:szCs w:val="24"/>
+        </w:rPr>
+      </w:pPr>
+      <w:r>
+        <w:rPr>
+          <w:rFonts w:ascii="Times New Roman" w:hAnsi="Times New Roman" w:cs="Times New Roman"/>
+          <w:sz w:val="24"/>
+          <w:szCs w:val="24"/>
+        </w:rPr>
+        <w:t>6. System Performance and Effectiveness: For an assessment checker to be trustworthy in practice, the accuracy of its AI-generated scores must be measured against clear benchmarks, such as agreement with human-assigned scores. The question is: How closely can the system's predicted scores for written responses align with human scoring, and how can this level of agreement be measured and demonstrated?</w:t>
+      </w:r>
+    </w:p>
+    <w:p>
+      <w:pPr>
+        <w:spacing w:line="480" w:lineRule="auto"/>
+        <w:jc w:val="center"/>
+        <w:rPr>
+          <w:rFonts w:ascii="Times New Roman" w:hAnsi="Times New Roman" w:cs="Times New Roman"/>
+          <w:b/>
+          <w:bCs/>
+          <w:sz w:val="24"/>
+          <w:szCs w:val="24"/>
+        </w:rPr>
+      </w:pPr>
+      <w:r>
+        <w:rPr>
+          <w:rFonts w:ascii="Times New Roman" w:hAnsi="Times New Roman" w:cs="Times New Roman"/>
+          <w:b/>
+          <w:bCs/>
+          <w:sz w:val="24"/>
+          <w:szCs w:val="24"/>
+        </w:rPr>
+        <w:t>Significance of the Study</w:t>
+      </w:r>
+    </w:p>
+    <w:p>
+      <w:pPr>
+        <w:spacing w:line="480" w:lineRule="auto"/>
+        <w:ind w:firstLine="720"/>
+        <w:jc w:val="both"/>
+        <w:rPr>
+          <w:rFonts w:ascii="Times New Roman" w:hAnsi="Times New Roman" w:cs="Times New Roman"/>
+          <w:sz w:val="24"/>
+          <w:szCs w:val="24"/>
+        </w:rPr>
+      </w:pPr>
+      <w:r>
+        <w:rPr>
+          <w:rFonts w:ascii="Times New Roman" w:hAnsi="Times New Roman" w:cs="Times New Roman"/>
+          <w:sz w:val="24"/>
+          <w:szCs w:val="24"/>
+        </w:rPr>
         <w:lastRenderedPageBreak/>
-        <w:t>These gaps indicate a need for an assessment-checking tool that a teacher can access directly, that applies the appropriate checking method depending on whether an item is objective or written, and that goes beyond individual scores to help teachers understand class-level performance, all while keeping the teacher's review as part of the process rather than removing it (Yang et al., 2024).</w:t>
+        <w:t>Teachers and instructors are expected to benefit directly from the AI-Assisted Assessment Checker, as it is designed to reduce the time and effort required to check written responses and to consolidate assessment results. By automatically generating a predicted score for each written response and aggregating results into class-level insights, the system allows teachers to evaluate large numbers of submissions more quickly and to understand overall class performance without manually tallying scores. The time saved may then be directed toward instruction and toward giving students more individualized feedback.</w:t>
       </w:r>
     </w:p>
     <w:p>
@@ -847,7 +1475,7 @@
           <w:sz w:val="24"/>
           <w:szCs w:val="24"/>
         </w:rPr>
-        <w:t xml:space="preserve">In this context, the researchers propose the development of an AI-Assisted Assessment Checker. The system is composed of </w:t>
+        <w:t>Students are also expected to benefit from the system, primarily through faster access to their results and, for written responses, the feedback that accompanies each predicted score. This can help students better understand the areas in which their responses may still need improvement, supporting their continued development of writing and communication skills over time.</w:t>
       </w:r>
     </w:p>
     <w:p>
@@ -867,7 +1495,94 @@
           <w:sz w:val="24"/>
           <w:szCs w:val="24"/>
         </w:rPr>
-        <w:t>two AI-assisted components: an NLP AI component that evaluates written responses, particularly essays and short-answer responses, with essay evaluation as its main highlighted capability, and a Statistical AI component that analyzes aggregated assessment results, such as class averages and score distributions, to produce classroom-level insights for teachers (Kaliisa &amp; Dolonen, 2023). Objective assessments, such as multiple-choice or true/false items, are checked through conventional answer-key comparison rather than through the NLP component. Through this system, the study aims to reduce the time teachers spend on checking and summarizing assessment results while keeping teachers involved in the review of AI-generated scores.</w:t>
+        <w:t>Educational institutions that choose to adopt the system may benefit from improved efficiency in their assessment processes, particularly the ability to check different assessment types using the appropriate method and to obtain consolidated performance data without requiring separate manual analysis. This can support a more standardized approach to checking and monitoring assessments across different classes or sections within the institution.</w:t>
+      </w:r>
+    </w:p>
+    <w:p>
+      <w:pPr>
+        <w:spacing w:line="480" w:lineRule="auto"/>
+        <w:ind w:firstLine="720"/>
+        <w:jc w:val="both"/>
+        <w:rPr>
+          <w:rFonts w:ascii="Times New Roman" w:hAnsi="Times New Roman" w:cs="Times New Roman"/>
+          <w:sz w:val="24"/>
+          <w:szCs w:val="24"/>
+        </w:rPr>
+      </w:pPr>
+      <w:r>
+        <w:rPr>
+          <w:rFonts w:ascii="Times New Roman" w:hAnsi="Times New Roman" w:cs="Times New Roman"/>
+          <w:sz w:val="24"/>
+          <w:szCs w:val="24"/>
+        </w:rPr>
+        <w:t xml:space="preserve">This study may also serve as a reference point for future researchers interested in AI-assisted assessment checking, particularly those exploring the application of NLP in evaluating written responses or the use of statistical methods in classroom analytics. Since research in this area continues to face challenges in fully capturing aspects of writing quality such as content relevance, coherence, and idea development (Ramesh &amp; </w:t>
+      </w:r>
+      <w:proofErr w:type="spellStart"/>
+      <w:r>
+        <w:rPr>
+          <w:rFonts w:ascii="Times New Roman" w:hAnsi="Times New Roman" w:cs="Times New Roman"/>
+          <w:sz w:val="24"/>
+          <w:szCs w:val="24"/>
+        </w:rPr>
+        <w:t>Sanampudi</w:t>
+      </w:r>
+      <w:proofErr w:type="spellEnd"/>
+      <w:r>
+        <w:rPr>
+          <w:rFonts w:ascii="Times New Roman" w:hAnsi="Times New Roman" w:cs="Times New Roman"/>
+          <w:sz w:val="24"/>
+          <w:szCs w:val="24"/>
+        </w:rPr>
+        <w:t xml:space="preserve">, 2022), </w:t>
+      </w:r>
+      <w:r>
+        <w:rPr>
+          <w:rFonts w:ascii="Times New Roman" w:hAnsi="Times New Roman" w:cs="Times New Roman"/>
+          <w:sz w:val="24"/>
+          <w:szCs w:val="24"/>
+        </w:rPr>
+        <w:lastRenderedPageBreak/>
+        <w:t>the design decisions, limitations, and outcomes documented in this study may provide future researchers with a useful starting point for further investigation.</w:t>
+      </w:r>
+    </w:p>
+    <w:p>
+      <w:pPr>
+        <w:spacing w:line="480" w:lineRule="auto"/>
+        <w:ind w:firstLine="720"/>
+        <w:jc w:val="both"/>
+        <w:rPr>
+          <w:rFonts w:ascii="Times New Roman" w:hAnsi="Times New Roman" w:cs="Times New Roman"/>
+          <w:sz w:val="24"/>
+          <w:szCs w:val="24"/>
+        </w:rPr>
+      </w:pPr>
+      <w:r>
+        <w:rPr>
+          <w:rFonts w:ascii="Times New Roman" w:hAnsi="Times New Roman" w:cs="Times New Roman"/>
+          <w:sz w:val="24"/>
+          <w:szCs w:val="24"/>
+        </w:rPr>
+        <w:t>For the researchers and developers involved in this project, the study provides an opportunity to gain practical experience in integrating NLP-based evaluation with statistical analysis in a single educational assessment system. Through the process of designing, building, and evaluating both AI components, the researchers are expected to develop a deeper understanding of how these two types of AI can be applied together to a real-world assessment problem.</w:t>
+      </w:r>
+    </w:p>
+    <w:p>
+      <w:pPr>
+        <w:spacing w:line="480" w:lineRule="auto"/>
+        <w:ind w:firstLine="720"/>
+        <w:jc w:val="both"/>
+        <w:rPr>
+          <w:rFonts w:ascii="Times New Roman" w:hAnsi="Times New Roman" w:cs="Times New Roman"/>
+          <w:sz w:val="24"/>
+          <w:szCs w:val="24"/>
+        </w:rPr>
+      </w:pPr>
+      <w:r>
+        <w:rPr>
+          <w:rFonts w:ascii="Times New Roman" w:hAnsi="Times New Roman" w:cs="Times New Roman"/>
+          <w:sz w:val="24"/>
+          <w:szCs w:val="24"/>
+        </w:rPr>
+        <w:t>This study is expected to contribute to the broader relationship between technology and educational assessment by demonstrating how automated checking and classroom analytics can support, rather than replace, the role of the teacher. By combining AI-generated scores with human review and by turning individual results into class-level insights, the system reflects a balanced approach to assessment checking, one that preserves the teacher's professional judgment as the final authority in the assessment process (Yang et al., 2024).</w:t>
       </w:r>
     </w:p>
     <w:p>
@@ -890,7 +1605,7 @@
           <w:sz w:val="24"/>
           <w:szCs w:val="24"/>
         </w:rPr>
-        <w:t>Purpose and Description of the Study</w:t>
+        <w:t>Scope and Limitations of the Study</w:t>
       </w:r>
     </w:p>
     <w:p>
@@ -910,7 +1625,7 @@
           <w:sz w:val="24"/>
           <w:szCs w:val="24"/>
         </w:rPr>
-        <w:t xml:space="preserve">This study proposes the design and development of an AI-Assisted Assessment Checker, a system intended to check student assessments and provide teachers with both individual results and class-level insights. The study is motivated by the difficulty of manually checking large numbers of student responses and manually consolidating the results into a class-level picture of performance (Ramesh &amp; Sanampudi, 2022). The primary and </w:t>
+        <w:t xml:space="preserve">This study is scoped to the design and development of an AI-Assisted Assessment Checker composed of two AI-assisted components: an NLP AI component that evaluates written responses, and a Statistical AI component that analyzes aggregated assessment results. Essay evaluation is the primary and most highlighted capability of the NLP component, with short-answer evaluation also supported as part of the same written-response evaluation function. Objective assessments, such as multiple-choice or true/false items, are checked through conventional answer-key comparison rather than through either AI </w:t>
       </w:r>
       <w:r>
         <w:rPr>
@@ -919,7 +1634,7 @@
           <w:szCs w:val="24"/>
         </w:rPr>
         <w:lastRenderedPageBreak/>
-        <w:t>most highlighted AI capability of the system is the evaluation of written responses, particularly essays, through Natural Language Processing (NLP); short-answer responses are evaluated through the same NLP-based component, while objective assessments such as multiple-choice or true/false items are checked through conventional answer-key comparison rather than requiring AI.</w:t>
+        <w:t>component, though their results may still be included in the statistical analysis. The intended users of the system are teachers and instructors, with the potential to extend its benefits to educational institutions that choose to adopt it, either through a standalone, browser-based application or through a documented API that a school's existing Virtual Learning Environment (VLE) can call (Plasencia-Calaña, 2025).</w:t>
       </w:r>
     </w:p>
     <w:p>
@@ -939,7 +1654,25 @@
           <w:sz w:val="24"/>
           <w:szCs w:val="24"/>
         </w:rPr>
-        <w:t>At a conceptual level, the proposed system is composed of two AI-assisted components working together with a structured database. The NLP AI component accepts a student's written response, submitted through a teacher-facing web application, and generates a predicted score together with brief accompanying feedback, which the teacher may then review. The Statistical AI component instead works on aggregated data already stored in the system, such as scores across a class or a specific question, and produces summarized insights such as average performance, score distributions, and areas where students performed well or experienced difficulty. Objective-item results are checked through answer-key comparison and are likewise stored for inclusion in these aggregated insights.</w:t>
+        <w:t xml:space="preserve">The features covered by this study are limited to those the group has confirmed as feasible to build within the semester. These include the submission of essay and short-answer responses and the entry of objective-item answers through a web form; answer-key comparison for objective items; automated score generation for written responses through a fine-tuned </w:t>
+      </w:r>
+      <w:proofErr w:type="spellStart"/>
+      <w:r>
+        <w:rPr>
+          <w:rFonts w:ascii="Times New Roman" w:hAnsi="Times New Roman" w:cs="Times New Roman"/>
+          <w:sz w:val="24"/>
+          <w:szCs w:val="24"/>
+        </w:rPr>
+        <w:t>DistilBERT</w:t>
+      </w:r>
+      <w:proofErr w:type="spellEnd"/>
+      <w:r>
+        <w:rPr>
+          <w:rFonts w:ascii="Times New Roman" w:hAnsi="Times New Roman" w:cs="Times New Roman"/>
+          <w:sz w:val="24"/>
+          <w:szCs w:val="24"/>
+        </w:rPr>
+        <w:t xml:space="preserve"> model (Soumia et al., 2024); a Statistical AI component that computes class-level metrics such as average scores and score distributions from stored results; a teacher-facing review interface that allows an AI-generated score for a written response to be viewed and, when necessary, manually overridden before it is treated as final; and storage of submissions, scores, feedback, override records, and statistical summaries in a MySQL database. Optical character recognition (OCR) for handwritten responses and API integration with external platforms are treated as optional extensions rather than core features. Features not listed here, such as plagiarism detection or support for languages other than English, are not part of this study's planned implementation.</w:t>
       </w:r>
     </w:p>
     <w:p>
@@ -959,7 +1692,52 @@
           <w:sz w:val="24"/>
           <w:szCs w:val="24"/>
         </w:rPr>
-        <w:t>The intended primary users of the system are teachers and instructors, who are expected to benefit both from faster checking of individual written responses and from consolidated, class-level analytics that would otherwise require manual tallying. Students may also benefit as recipients of their individual results and any accompanying feedback for written responses. The potential benefits of the system may extend to educational institutions that choose to adopt it, particularly those seeking a more consistent and less time-consuming way to check assessments and monitor classroom performance.</w:t>
+        <w:t xml:space="preserve">Scoring of written responses is bounded by what a single fine-tuned regression model can learn from labeled training data rather than by a manually configurable, teacher-defined rubric. The model is trained to predict a holistic score that reflects patterns associated with higher- and lower-quality responses in its training data, consistent with how modern neural automated essay scoring (AES) systems have shifted from hand-engineered rubric features </w:t>
+      </w:r>
+      <w:r>
+        <w:rPr>
+          <w:rFonts w:ascii="Times New Roman" w:hAnsi="Times New Roman" w:cs="Times New Roman"/>
+          <w:sz w:val="24"/>
+          <w:szCs w:val="24"/>
+        </w:rPr>
+        <w:lastRenderedPageBreak/>
+        <w:t>toward learned representations of essay quality (</w:t>
+      </w:r>
+      <w:proofErr w:type="spellStart"/>
+      <w:r>
+        <w:rPr>
+          <w:rFonts w:ascii="Times New Roman" w:hAnsi="Times New Roman" w:cs="Times New Roman"/>
+          <w:sz w:val="24"/>
+          <w:szCs w:val="24"/>
+        </w:rPr>
+        <w:t>Misgna</w:t>
+      </w:r>
+      <w:proofErr w:type="spellEnd"/>
+      <w:r>
+        <w:rPr>
+          <w:rFonts w:ascii="Times New Roman" w:hAnsi="Times New Roman" w:cs="Times New Roman"/>
+          <w:sz w:val="24"/>
+          <w:szCs w:val="24"/>
+        </w:rPr>
+        <w:t xml:space="preserve"> et al., 2025). Scores are reported on a defined numeric scale, and the system's ability to reproduce this scale is measured using Quadratic Weighted Kappa, the standard agreement metric commonly used in essay-scoring research (</w:t>
+      </w:r>
+      <w:proofErr w:type="spellStart"/>
+      <w:r>
+        <w:rPr>
+          <w:rFonts w:ascii="Times New Roman" w:hAnsi="Times New Roman" w:cs="Times New Roman"/>
+          <w:sz w:val="24"/>
+          <w:szCs w:val="24"/>
+        </w:rPr>
+        <w:t>Doewes</w:t>
+      </w:r>
+      <w:proofErr w:type="spellEnd"/>
+      <w:r>
+        <w:rPr>
+          <w:rFonts w:ascii="Times New Roman" w:hAnsi="Times New Roman" w:cs="Times New Roman"/>
+          <w:sz w:val="24"/>
+          <w:szCs w:val="24"/>
+        </w:rPr>
+        <w:t xml:space="preserve"> et al., 2023). The Statistical AI component, in turn, is limited to analyzing the results already produced by the NLP component and the answer-key checking process; it does not independently re-evaluate the quality of any response.</w:t>
       </w:r>
     </w:p>
     <w:p>
@@ -979,7 +1757,45 @@
           <w:sz w:val="24"/>
           <w:szCs w:val="24"/>
         </w:rPr>
-        <w:t xml:space="preserve">Overall, this study is expected to contribute to education by providing a tool that reduces the time and effort required to check student assessments while giving teachers a </w:t>
+        <w:t xml:space="preserve">Because the NLP AI component relies on a machine learning model trained on existing labeled data, its scoring cannot be expected to perfectly replicate the nuanced judgment of an experienced human evaluator; research on automated essay scoring has consistently found that fully capturing content relevance, coherence, and idea development remains a difficult and unresolved challenge for automated systems (Ramesh &amp; </w:t>
+      </w:r>
+      <w:proofErr w:type="spellStart"/>
+      <w:r>
+        <w:rPr>
+          <w:rFonts w:ascii="Times New Roman" w:hAnsi="Times New Roman" w:cs="Times New Roman"/>
+          <w:sz w:val="24"/>
+          <w:szCs w:val="24"/>
+        </w:rPr>
+        <w:t>Sanampudi</w:t>
+      </w:r>
+      <w:proofErr w:type="spellEnd"/>
+      <w:r>
+        <w:rPr>
+          <w:rFonts w:ascii="Times New Roman" w:hAnsi="Times New Roman" w:cs="Times New Roman"/>
+          <w:sz w:val="24"/>
+          <w:szCs w:val="24"/>
+        </w:rPr>
+        <w:t>, 2022). The quality of the scores it produces is also tied to the quality and representativeness of the dataset used for training, so a model trained primarily on one population or writing style may not generalize equally well to students of different backgrounds. In addition, the system in its core form only accepts typed or digitally submitted text; handwritten responses fall outside the primary scope and are only reachable through the optional OCR extension, which is not guaranteed to achieve high accuracy.</w:t>
+      </w:r>
+    </w:p>
+    <w:p>
+      <w:pPr>
+        <w:spacing w:line="480" w:lineRule="auto"/>
+        <w:ind w:firstLine="720"/>
+        <w:jc w:val="both"/>
+        <w:rPr>
+          <w:rFonts w:ascii="Times New Roman" w:hAnsi="Times New Roman" w:cs="Times New Roman"/>
+          <w:sz w:val="24"/>
+          <w:szCs w:val="24"/>
+        </w:rPr>
+      </w:pPr>
+      <w:r>
+        <w:rPr>
+          <w:rFonts w:ascii="Times New Roman" w:hAnsi="Times New Roman" w:cs="Times New Roman"/>
+          <w:sz w:val="24"/>
+          <w:szCs w:val="24"/>
+        </w:rPr>
+        <w:t xml:space="preserve">This study explicitly excludes several capabilities from its scope. The system does not replace the teacher's professional judgment; every AI-generated score for a written response can be reviewed and, if necessary, overridden by a teacher before it is treated as final, preserving human oversight over the grading decision. It does not evaluate oral presentations, spoken responses, or any other non-text-based form of assessment. It does not perform broader tutoring, conversational assistance, or open-ended dialogue with students, </w:t>
       </w:r>
       <w:r>
         <w:rPr>
@@ -988,478 +1804,7 @@
           <w:szCs w:val="24"/>
         </w:rPr>
         <w:lastRenderedPageBreak/>
-        <w:t>clearer, consolidated view of how their class is performing. The system is intended to assist rather than replace teachers in the evaluation process; every AI-generated score for a written response can be reviewed and, where supported by the approved system design, overridden by a teacher before it is treated as final, consistent with the principle that automated checking should be paired with human oversight (Yang et al., 2024).</w:t>
-      </w:r>
-    </w:p>
-    <w:p>
-      <w:pPr>
-        <w:spacing w:line="480" w:lineRule="auto"/>
-        <w:jc w:val="center"/>
-        <w:rPr>
-          <w:rFonts w:ascii="Times New Roman" w:hAnsi="Times New Roman" w:cs="Times New Roman"/>
-          <w:b/>
-          <w:bCs/>
-          <w:sz w:val="24"/>
-          <w:szCs w:val="24"/>
-        </w:rPr>
-      </w:pPr>
-      <w:r>
-        <w:rPr>
-          <w:rFonts w:ascii="Times New Roman" w:hAnsi="Times New Roman" w:cs="Times New Roman"/>
-          <w:b/>
-          <w:bCs/>
-          <w:sz w:val="24"/>
-          <w:szCs w:val="24"/>
-        </w:rPr>
-        <w:t>Statement of the Problem</w:t>
-      </w:r>
-    </w:p>
-    <w:p>
-      <w:pPr>
-        <w:spacing w:line="480" w:lineRule="auto"/>
-        <w:ind w:firstLine="720"/>
-        <w:jc w:val="both"/>
-        <w:rPr>
-          <w:rFonts w:ascii="Times New Roman" w:hAnsi="Times New Roman" w:cs="Times New Roman"/>
-          <w:sz w:val="24"/>
-          <w:szCs w:val="24"/>
-        </w:rPr>
-      </w:pPr>
-      <w:r>
-        <w:rPr>
-          <w:rFonts w:ascii="Times New Roman" w:hAnsi="Times New Roman" w:cs="Times New Roman"/>
-          <w:sz w:val="24"/>
-          <w:szCs w:val="24"/>
-        </w:rPr>
-        <w:t>Manually checking assessments requires teachers to evaluate written responses individually and, separately, to consolidate results to understand overall class performance, a process that becomes difficult to manage as the number of student submissions increases and may produce inconsistent scores due to differences in evaluator judgment (Ramesh &amp; Sanampudi, 2022). This difficulty affects the efficiency, consistency, and usefulness of assessment checking, particularly for essay and short-answer responses. To address this problem, this study proposes the development of an AI-Assisted Assessment Checker that evaluates written responses using an NLP-based component, checks objective items through answer-key comparison, and analyzes aggregated results through a statistical component to support teachers.</w:t>
-      </w:r>
-    </w:p>
-    <w:p>
-      <w:pPr>
-        <w:spacing w:line="480" w:lineRule="auto"/>
-        <w:ind w:firstLine="720"/>
-        <w:jc w:val="both"/>
-        <w:rPr>
-          <w:rFonts w:ascii="Times New Roman" w:hAnsi="Times New Roman" w:cs="Times New Roman"/>
-          <w:sz w:val="24"/>
-          <w:szCs w:val="24"/>
-        </w:rPr>
-      </w:pPr>
-      <w:r>
-        <w:rPr>
-          <w:rFonts w:ascii="Times New Roman" w:hAnsi="Times New Roman" w:cs="Times New Roman"/>
-          <w:sz w:val="24"/>
-          <w:szCs w:val="24"/>
-        </w:rPr>
-        <w:t>Specifically, this study seeks to answer the following questions:</w:t>
-      </w:r>
-    </w:p>
-    <w:p>
-      <w:pPr>
-        <w:spacing w:line="480" w:lineRule="auto"/>
-        <w:ind w:firstLine="720"/>
-        <w:jc w:val="both"/>
-        <w:rPr>
-          <w:rFonts w:ascii="Times New Roman" w:hAnsi="Times New Roman" w:cs="Times New Roman"/>
-          <w:sz w:val="24"/>
-          <w:szCs w:val="24"/>
-        </w:rPr>
-      </w:pPr>
-      <w:r>
-        <w:rPr>
-          <w:rFonts w:ascii="Times New Roman" w:hAnsi="Times New Roman" w:cs="Times New Roman"/>
-          <w:sz w:val="24"/>
-          <w:szCs w:val="24"/>
-        </w:rPr>
-        <w:t>1. Time Efficiency: Manual checking of essay and short-answer responses is highly time-consuming, especially in large classes, and manually consolidating results into a class-level summary adds further effort. The core question is: How can the system significantly reduce the time required to check written responses and summarize assessment results?</w:t>
-      </w:r>
-    </w:p>
-    <w:p>
-      <w:pPr>
-        <w:spacing w:line="480" w:lineRule="auto"/>
-        <w:ind w:firstLine="720"/>
-        <w:jc w:val="both"/>
-        <w:rPr>
-          <w:rFonts w:ascii="Times New Roman" w:hAnsi="Times New Roman" w:cs="Times New Roman"/>
-          <w:sz w:val="24"/>
-          <w:szCs w:val="24"/>
-        </w:rPr>
-      </w:pPr>
-      <w:r>
-        <w:rPr>
-          <w:rFonts w:ascii="Times New Roman" w:hAnsi="Times New Roman" w:cs="Times New Roman"/>
-          <w:sz w:val="24"/>
-          <w:szCs w:val="24"/>
-        </w:rPr>
-        <w:lastRenderedPageBreak/>
-        <w:t>2. Scoring Consistency: Human scoring of written responses depends on individual perspective and can vary between different teachers or even for the same teacher across different sessions. The issue is: How can the system consistently apply the same evaluation criteria to written responses across every submission?</w:t>
-      </w:r>
-    </w:p>
-    <w:p>
-      <w:pPr>
-        <w:spacing w:line="480" w:lineRule="auto"/>
-        <w:ind w:firstLine="720"/>
-        <w:jc w:val="both"/>
-        <w:rPr>
-          <w:rFonts w:ascii="Times New Roman" w:hAnsi="Times New Roman" w:cs="Times New Roman"/>
-          <w:sz w:val="24"/>
-          <w:szCs w:val="24"/>
-        </w:rPr>
-      </w:pPr>
-      <w:r>
-        <w:rPr>
-          <w:rFonts w:ascii="Times New Roman" w:hAnsi="Times New Roman" w:cs="Times New Roman"/>
-          <w:sz w:val="24"/>
-          <w:szCs w:val="24"/>
-        </w:rPr>
-        <w:t>3. Assessment-Appropriate Checking: Written responses require deeper linguistic and semantic understanding than objective items, which can instead be checked directly against an answer key. The question is: How can the system apply NLP-based evaluation to essay and short-answer responses while using conventional answer-key comparison for objective items, so that each assessment type is checked using an appropriate method?</w:t>
-      </w:r>
-    </w:p>
-    <w:p>
-      <w:pPr>
-        <w:spacing w:line="480" w:lineRule="auto"/>
-        <w:ind w:firstLine="720"/>
-        <w:jc w:val="both"/>
-        <w:rPr>
-          <w:rFonts w:ascii="Times New Roman" w:hAnsi="Times New Roman" w:cs="Times New Roman"/>
-          <w:sz w:val="24"/>
-          <w:szCs w:val="24"/>
-        </w:rPr>
-      </w:pPr>
-      <w:r>
-        <w:rPr>
-          <w:rFonts w:ascii="Times New Roman" w:hAnsi="Times New Roman" w:cs="Times New Roman"/>
-          <w:sz w:val="24"/>
-          <w:szCs w:val="24"/>
-        </w:rPr>
-        <w:t>4. Classroom Analytics: Once individual results are available, teachers often still need to manually determine how a class performed overall. The problem is: How can the system consolidate individual assessment results into class-level insights, such as score distributions and commonly missed items, without requiring teachers to compile this information manually?</w:t>
-      </w:r>
-    </w:p>
-    <w:p>
-      <w:pPr>
-        <w:spacing w:line="480" w:lineRule="auto"/>
-        <w:ind w:firstLine="720"/>
-        <w:jc w:val="both"/>
-        <w:rPr>
-          <w:rFonts w:ascii="Times New Roman" w:hAnsi="Times New Roman" w:cs="Times New Roman"/>
-          <w:sz w:val="24"/>
-          <w:szCs w:val="24"/>
-        </w:rPr>
-      </w:pPr>
-      <w:r>
-        <w:rPr>
-          <w:rFonts w:ascii="Times New Roman" w:hAnsi="Times New Roman" w:cs="Times New Roman"/>
-          <w:sz w:val="24"/>
-          <w:szCs w:val="24"/>
-        </w:rPr>
-        <w:t>5. Usability: Many automated checking solutions are overly complex or require significant technical expertise, limiting their adoption by teachers and schools. The problem is: How can the system remain accessible, clear, and easy to use for teachers and educational institutions with varying levels of technical background?</w:t>
-      </w:r>
-    </w:p>
-    <w:p>
-      <w:pPr>
-        <w:spacing w:line="480" w:lineRule="auto"/>
-        <w:ind w:firstLine="720"/>
-        <w:jc w:val="both"/>
-        <w:rPr>
-          <w:rFonts w:ascii="Times New Roman" w:hAnsi="Times New Roman" w:cs="Times New Roman"/>
-          <w:sz w:val="24"/>
-          <w:szCs w:val="24"/>
-        </w:rPr>
-      </w:pPr>
-      <w:r>
-        <w:rPr>
-          <w:rFonts w:ascii="Times New Roman" w:hAnsi="Times New Roman" w:cs="Times New Roman"/>
-          <w:sz w:val="24"/>
-          <w:szCs w:val="24"/>
-        </w:rPr>
-        <w:t xml:space="preserve">6. System Performance and Effectiveness: For an assessment checker to be trustworthy in practice, the accuracy of its AI-generated scores must be measured against clear benchmarks, such as agreement with human-assigned scores. The question is: How </w:t>
-      </w:r>
-      <w:r>
-        <w:rPr>
-          <w:rFonts w:ascii="Times New Roman" w:hAnsi="Times New Roman" w:cs="Times New Roman"/>
-          <w:sz w:val="24"/>
-          <w:szCs w:val="24"/>
-        </w:rPr>
-        <w:lastRenderedPageBreak/>
-        <w:t>closely can the system's predicted scores for written responses align with human scoring, and how can this level of agreement be measured and demonstrated?</w:t>
-      </w:r>
-    </w:p>
-    <w:p>
-      <w:pPr>
-        <w:spacing w:line="480" w:lineRule="auto"/>
-        <w:jc w:val="center"/>
-        <w:rPr>
-          <w:rFonts w:ascii="Times New Roman" w:hAnsi="Times New Roman" w:cs="Times New Roman"/>
-          <w:b/>
-          <w:bCs/>
-          <w:sz w:val="24"/>
-          <w:szCs w:val="24"/>
-        </w:rPr>
-      </w:pPr>
-      <w:r>
-        <w:rPr>
-          <w:rFonts w:ascii="Times New Roman" w:hAnsi="Times New Roman" w:cs="Times New Roman"/>
-          <w:b/>
-          <w:bCs/>
-          <w:sz w:val="24"/>
-          <w:szCs w:val="24"/>
-        </w:rPr>
-        <w:t>Significance of the Study</w:t>
-      </w:r>
-    </w:p>
-    <w:p>
-      <w:pPr>
-        <w:spacing w:line="480" w:lineRule="auto"/>
-        <w:ind w:firstLine="720"/>
-        <w:jc w:val="both"/>
-        <w:rPr>
-          <w:rFonts w:ascii="Times New Roman" w:hAnsi="Times New Roman" w:cs="Times New Roman"/>
-          <w:sz w:val="24"/>
-          <w:szCs w:val="24"/>
-        </w:rPr>
-      </w:pPr>
-      <w:r>
-        <w:rPr>
-          <w:rFonts w:ascii="Times New Roman" w:hAnsi="Times New Roman" w:cs="Times New Roman"/>
-          <w:sz w:val="24"/>
-          <w:szCs w:val="24"/>
-        </w:rPr>
-        <w:t>Teachers and instructors are expected to benefit directly from the AI-Assisted Assessment Checker, as it is designed to reduce the time and effort required to check written responses and to consolidate assessment results. By automatically generating a predicted score for each written response and aggregating results into class-level insights, the system allows teachers to evaluate large numbers of submissions more quickly and to understand overall class performance without manually tallying scores. The time saved may then be directed toward instruction and toward giving students more individualized feedback.</w:t>
-      </w:r>
-    </w:p>
-    <w:p>
-      <w:pPr>
-        <w:spacing w:line="480" w:lineRule="auto"/>
-        <w:ind w:firstLine="720"/>
-        <w:jc w:val="both"/>
-        <w:rPr>
-          <w:rFonts w:ascii="Times New Roman" w:hAnsi="Times New Roman" w:cs="Times New Roman"/>
-          <w:sz w:val="24"/>
-          <w:szCs w:val="24"/>
-        </w:rPr>
-      </w:pPr>
-      <w:r>
-        <w:rPr>
-          <w:rFonts w:ascii="Times New Roman" w:hAnsi="Times New Roman" w:cs="Times New Roman"/>
-          <w:sz w:val="24"/>
-          <w:szCs w:val="24"/>
-        </w:rPr>
-        <w:t>Students are also expected to benefit from the system, primarily through faster access to their results and, for written responses, the feedback that accompanies each predicted score. This can help students better understand the areas in which their responses may still need improvement, supporting their continued development of writing and communication skills over time.</w:t>
-      </w:r>
-    </w:p>
-    <w:p>
-      <w:pPr>
-        <w:spacing w:line="480" w:lineRule="auto"/>
-        <w:ind w:firstLine="720"/>
-        <w:jc w:val="both"/>
-        <w:rPr>
-          <w:rFonts w:ascii="Times New Roman" w:hAnsi="Times New Roman" w:cs="Times New Roman"/>
-          <w:sz w:val="24"/>
-          <w:szCs w:val="24"/>
-        </w:rPr>
-      </w:pPr>
-      <w:r>
-        <w:rPr>
-          <w:rFonts w:ascii="Times New Roman" w:hAnsi="Times New Roman" w:cs="Times New Roman"/>
-          <w:sz w:val="24"/>
-          <w:szCs w:val="24"/>
-        </w:rPr>
-        <w:t>Educational institutions that choose to adopt the system may benefit from improved efficiency in their assessment processes, particularly the ability to check different assessment types using the appropriate method and to obtain consolidated performance data without requiring separate manual analysis. This can support a more standardized approach to checking and monitoring assessments across different classes or sections within the institution.</w:t>
-      </w:r>
-    </w:p>
-    <w:p>
-      <w:pPr>
-        <w:spacing w:line="480" w:lineRule="auto"/>
-        <w:ind w:firstLine="720"/>
-        <w:jc w:val="both"/>
-        <w:rPr>
-          <w:rFonts w:ascii="Times New Roman" w:hAnsi="Times New Roman" w:cs="Times New Roman"/>
-          <w:sz w:val="24"/>
-          <w:szCs w:val="24"/>
-        </w:rPr>
-      </w:pPr>
-      <w:r>
-        <w:rPr>
-          <w:rFonts w:ascii="Times New Roman" w:hAnsi="Times New Roman" w:cs="Times New Roman"/>
-          <w:sz w:val="24"/>
-          <w:szCs w:val="24"/>
-        </w:rPr>
-        <w:lastRenderedPageBreak/>
-        <w:t>This study may also serve as a reference point for future researchers interested in AI-assisted assessment checking, particularly those exploring the application of NLP in evaluating written responses or the use of statistical methods in classroom analytics. Since research in this area continues to face challenges in fully capturing aspects of writing quality such as content relevance, coherence, and idea development (Ramesh &amp; Sanampudi, 2022), the design decisions, limitations, and outcomes documented in this study may provide future researchers with a useful starting point for further investigation.</w:t>
-      </w:r>
-    </w:p>
-    <w:p>
-      <w:pPr>
-        <w:spacing w:line="480" w:lineRule="auto"/>
-        <w:ind w:firstLine="720"/>
-        <w:jc w:val="both"/>
-        <w:rPr>
-          <w:rFonts w:ascii="Times New Roman" w:hAnsi="Times New Roman" w:cs="Times New Roman"/>
-          <w:sz w:val="24"/>
-          <w:szCs w:val="24"/>
-        </w:rPr>
-      </w:pPr>
-      <w:r>
-        <w:rPr>
-          <w:rFonts w:ascii="Times New Roman" w:hAnsi="Times New Roman" w:cs="Times New Roman"/>
-          <w:sz w:val="24"/>
-          <w:szCs w:val="24"/>
-        </w:rPr>
-        <w:t>For the researchers and developers involved in this project, the study provides an opportunity to gain practical experience in integrating NLP-based evaluation with statistical analysis in a single educational assessment system. Through the process of designing, building, and evaluating both AI components, the researchers are expected to develop a deeper understanding of how these two types of AI can be applied together to a real-world assessment problem.</w:t>
-      </w:r>
-    </w:p>
-    <w:p>
-      <w:pPr>
-        <w:spacing w:line="480" w:lineRule="auto"/>
-        <w:ind w:firstLine="720"/>
-        <w:jc w:val="both"/>
-        <w:rPr>
-          <w:rFonts w:ascii="Times New Roman" w:hAnsi="Times New Roman" w:cs="Times New Roman"/>
-          <w:sz w:val="24"/>
-          <w:szCs w:val="24"/>
-        </w:rPr>
-      </w:pPr>
-      <w:r>
-        <w:rPr>
-          <w:rFonts w:ascii="Times New Roman" w:hAnsi="Times New Roman" w:cs="Times New Roman"/>
-          <w:sz w:val="24"/>
-          <w:szCs w:val="24"/>
-        </w:rPr>
-        <w:t>This study is expected to contribute to the broader relationship between technology and educational assessment by demonstrating how automated checking and classroom analytics can support, rather than replace, the role of the teacher. By combining AI-generated scores with human review and by turning individual results into class-level insights, the system reflects a balanced approach to assessment checking, one that preserves the teacher's professional judgment as the final authority in the assessment process (Yang et al., 2024).</w:t>
-      </w:r>
-    </w:p>
-    <w:p>
-      <w:pPr>
-        <w:spacing w:line="480" w:lineRule="auto"/>
-        <w:jc w:val="center"/>
-        <w:rPr>
-          <w:rFonts w:ascii="Times New Roman" w:hAnsi="Times New Roman" w:cs="Times New Roman"/>
-          <w:b/>
-          <w:bCs/>
-          <w:sz w:val="24"/>
-          <w:szCs w:val="24"/>
-        </w:rPr>
-      </w:pPr>
-      <w:r>
-        <w:rPr>
-          <w:rFonts w:ascii="Times New Roman" w:hAnsi="Times New Roman" w:cs="Times New Roman"/>
-          <w:b/>
-          <w:bCs/>
-          <w:sz w:val="24"/>
-          <w:szCs w:val="24"/>
-        </w:rPr>
-        <w:t>Scope and Limitations of the Study</w:t>
-      </w:r>
-    </w:p>
-    <w:p>
-      <w:pPr>
-        <w:spacing w:line="480" w:lineRule="auto"/>
-        <w:ind w:firstLine="720"/>
-        <w:jc w:val="both"/>
-        <w:rPr>
-          <w:rFonts w:ascii="Times New Roman" w:hAnsi="Times New Roman" w:cs="Times New Roman"/>
-          <w:sz w:val="24"/>
-          <w:szCs w:val="24"/>
-        </w:rPr>
-      </w:pPr>
-      <w:r>
-        <w:rPr>
-          <w:rFonts w:ascii="Times New Roman" w:hAnsi="Times New Roman" w:cs="Times New Roman"/>
-          <w:sz w:val="24"/>
-          <w:szCs w:val="24"/>
-        </w:rPr>
-        <w:t xml:space="preserve">This study is scoped to the design and development of an AI-Assisted Assessment Checker composed of two AI-assisted components: an NLP AI component that evaluates </w:t>
-      </w:r>
-      <w:r>
-        <w:rPr>
-          <w:rFonts w:ascii="Times New Roman" w:hAnsi="Times New Roman" w:cs="Times New Roman"/>
-          <w:sz w:val="24"/>
-          <w:szCs w:val="24"/>
-        </w:rPr>
-        <w:lastRenderedPageBreak/>
-        <w:t>written responses, and a Statistical AI component that analyzes aggregated assessment results. Essay evaluation is the primary and most highlighted capability of the NLP component, with short-answer evaluation also supported as part of the same written-response evaluation function. Objective assessments, such as multiple-choice or true/false items, are checked through conventional answer-key comparison rather than through either AI component, though their results may still be included in the statistical analysis. The intended users of the system are teachers and instructors, with the potential to extend its benefits to educational institutions that choose to adopt it, either through a standalone, browser-based application or through a documented API that a school's existing Virtual Learning Environment (VLE) can call (Plasencia-Calaña, 2025).</w:t>
-      </w:r>
-    </w:p>
-    <w:p>
-      <w:pPr>
-        <w:spacing w:line="480" w:lineRule="auto"/>
-        <w:ind w:firstLine="720"/>
-        <w:jc w:val="both"/>
-        <w:rPr>
-          <w:rFonts w:ascii="Times New Roman" w:hAnsi="Times New Roman" w:cs="Times New Roman"/>
-          <w:sz w:val="24"/>
-          <w:szCs w:val="24"/>
-        </w:rPr>
-      </w:pPr>
-      <w:r>
-        <w:rPr>
-          <w:rFonts w:ascii="Times New Roman" w:hAnsi="Times New Roman" w:cs="Times New Roman"/>
-          <w:sz w:val="24"/>
-          <w:szCs w:val="24"/>
-        </w:rPr>
-        <w:t>The features covered by this study are limited to those the group has confirmed as feasible to build within the semester. These include the submission of essay and short-answer responses and the entry of objective-item answers through a web form; answer-key comparison for objective items; automated score generation for written responses through a fine-tuned DistilBERT model (Soumia et al., 2024); a Statistical AI component that computes class-level metrics such as average scores and score distributions from stored results; a teacher-facing review interface that allows an AI-generated score for a written response to be viewed and, when necessary, manually overridden before it is treated as final; and storage of submissions, scores, feedback, override records, and statistical summaries in a MySQL database. Optical character recognition (OCR) for handwritten responses and API integration with external platforms are treated as optional extensions rather than core features. Features not listed here, such as plagiarism detection or support for languages other than English, are not part of this study's planned implementation.</w:t>
-      </w:r>
-    </w:p>
-    <w:p>
-      <w:pPr>
-        <w:spacing w:line="480" w:lineRule="auto"/>
-        <w:ind w:firstLine="720"/>
-        <w:jc w:val="both"/>
-        <w:rPr>
-          <w:rFonts w:ascii="Times New Roman" w:hAnsi="Times New Roman" w:cs="Times New Roman"/>
-          <w:sz w:val="24"/>
-          <w:szCs w:val="24"/>
-        </w:rPr>
-      </w:pPr>
-      <w:r>
-        <w:rPr>
-          <w:rFonts w:ascii="Times New Roman" w:hAnsi="Times New Roman" w:cs="Times New Roman"/>
-          <w:sz w:val="24"/>
-          <w:szCs w:val="24"/>
-        </w:rPr>
-        <w:lastRenderedPageBreak/>
-        <w:t>Scoring of written responses is bounded by what a single fine-tuned regression model can learn from labeled training data rather than by a manually configurable, teacher-defined rubric. The model is trained to predict a holistic score that reflects patterns associated with higher- and lower-quality responses in its training data, consistent with how modern neural automated essay scoring (AES) systems have shifted from hand-engineered rubric features toward learned representations of essay quality (Misgna et al., 2025). Scores are reported on a defined numeric scale, and the system's ability to reproduce this scale is measured using Quadratic Weighted Kappa, the standard agreement metric commonly used in essay-scoring research (Doewes et al., 2023). The Statistical AI component, in turn, is limited to analyzing the results already produced by the NLP component and the answer-key checking process; it does not independently re-evaluate the quality of any response.</w:t>
-      </w:r>
-    </w:p>
-    <w:p>
-      <w:pPr>
-        <w:spacing w:line="480" w:lineRule="auto"/>
-        <w:ind w:firstLine="720"/>
-        <w:jc w:val="both"/>
-        <w:rPr>
-          <w:rFonts w:ascii="Times New Roman" w:hAnsi="Times New Roman" w:cs="Times New Roman"/>
-          <w:sz w:val="24"/>
-          <w:szCs w:val="24"/>
-        </w:rPr>
-      </w:pPr>
-      <w:r>
-        <w:rPr>
-          <w:rFonts w:ascii="Times New Roman" w:hAnsi="Times New Roman" w:cs="Times New Roman"/>
-          <w:sz w:val="24"/>
-          <w:szCs w:val="24"/>
-        </w:rPr>
-        <w:t>Because the NLP AI component relies on a machine learning model trained on existing labeled data, its scoring cannot be expected to perfectly replicate the nuanced judgment of an experienced human evaluator; research on automated essay scoring has consistently found that fully capturing content relevance, coherence, and idea development remains a difficult and unresolved challenge for automated systems (Ramesh &amp; Sanampudi, 2022). The quality of the scores it produces is also tied to the quality and representativeness of the dataset used for training, so a model trained primarily on one population or writing style may not generalize equally well to students of different backgrounds. In addition, the system in its core form only accepts typed or digitally submitted text; handwritten responses fall outside the primary scope and are only reachable through the optional OCR extension, which is not guaranteed to achieve high accuracy.</w:t>
-      </w:r>
-    </w:p>
-    <w:p>
-      <w:pPr>
-        <w:spacing w:line="480" w:lineRule="auto"/>
-        <w:ind w:firstLine="720"/>
-        <w:jc w:val="both"/>
-        <w:rPr>
-          <w:rFonts w:ascii="Times New Roman" w:hAnsi="Times New Roman" w:cs="Times New Roman"/>
-          <w:sz w:val="24"/>
-          <w:szCs w:val="24"/>
-        </w:rPr>
-      </w:pPr>
-      <w:r>
-        <w:rPr>
-          <w:rFonts w:ascii="Times New Roman" w:hAnsi="Times New Roman" w:cs="Times New Roman"/>
-          <w:sz w:val="24"/>
-          <w:szCs w:val="24"/>
-        </w:rPr>
-        <w:lastRenderedPageBreak/>
-        <w:t>This study explicitly excludes several capabilities from its scope. The system does not replace the teacher's professional judgment; every AI-generated score for a written response can be reviewed and, if necessary, overridden by a teacher before it is treated as final, preserving human oversight over the grading decision. It does not evaluate oral presentations, spoken responses, or any other non-text-based form of assessment. It does not perform broader tutoring, conversational assistance, or open-ended dialogue with students, which distinguishes it from chatbot-style educational tools. Finally, this project does not aim to build a complete Virtual Learning Environment; it is intended as a standalone, pluggable assessment-checking service that a school's existing VLE can optionally integrate with through its API, not as a replacement for that VLE.</w:t>
+        <w:t>which distinguishes it from chatbot-style educational tools. Finally, this project does not aim to build a complete Virtual Learning Environment; it is intended as a standalone, pluggable assessment-checking service that a school's existing VLE can optionally integrate with through its API, not as a replacement for that VLE.</w:t>
       </w:r>
     </w:p>
     <w:p>
@@ -1491,13 +1836,41 @@
         <w:ind w:left="720" w:hanging="720"/>
         <w:jc w:val="both"/>
       </w:pPr>
-      <w:r>
-        <w:rPr>
-          <w:rFonts w:ascii="Times New Roman" w:eastAsia="Times New Roman" w:hAnsi="Times New Roman" w:cs="Times New Roman"/>
-          <w:sz w:val="24"/>
-          <w:szCs w:val="24"/>
-        </w:rPr>
-        <w:t>Doewes, A., Kurdhi, N. A., &amp; Saxena, A. (2023). Evaluating quadratic weighted kappa as the standard performance metric for automated essay scoring. Proceedings of the 16th International Conference on Educational Data Mining, 103–113. https://doi.org/10.5281/zenodo.8115784</w:t>
+      <w:proofErr w:type="spellStart"/>
+      <w:r>
+        <w:rPr>
+          <w:rFonts w:ascii="Times New Roman" w:eastAsia="Times New Roman" w:hAnsi="Times New Roman" w:cs="Times New Roman"/>
+          <w:sz w:val="24"/>
+          <w:szCs w:val="24"/>
+        </w:rPr>
+        <w:t>Doewes</w:t>
+      </w:r>
+      <w:proofErr w:type="spellEnd"/>
+      <w:r>
+        <w:rPr>
+          <w:rFonts w:ascii="Times New Roman" w:eastAsia="Times New Roman" w:hAnsi="Times New Roman" w:cs="Times New Roman"/>
+          <w:sz w:val="24"/>
+          <w:szCs w:val="24"/>
+        </w:rPr>
+        <w:t xml:space="preserve">, A., </w:t>
+      </w:r>
+      <w:proofErr w:type="spellStart"/>
+      <w:r>
+        <w:rPr>
+          <w:rFonts w:ascii="Times New Roman" w:eastAsia="Times New Roman" w:hAnsi="Times New Roman" w:cs="Times New Roman"/>
+          <w:sz w:val="24"/>
+          <w:szCs w:val="24"/>
+        </w:rPr>
+        <w:t>Kurdhi</w:t>
+      </w:r>
+      <w:proofErr w:type="spellEnd"/>
+      <w:r>
+        <w:rPr>
+          <w:rFonts w:ascii="Times New Roman" w:eastAsia="Times New Roman" w:hAnsi="Times New Roman" w:cs="Times New Roman"/>
+          <w:sz w:val="24"/>
+          <w:szCs w:val="24"/>
+        </w:rPr>
+        <w:t>, N. A., &amp; Saxena, A. (2023). Evaluating quadratic weighted kappa as the standard performance metric for automated essay scoring. Proceedings of the 16th International Conference on Educational Data Mining, 103–113. https://doi.org/10.5281/zenodo.8115784</w:t>
       </w:r>
     </w:p>
     <w:p>
@@ -1506,13 +1879,23 @@
         <w:ind w:left="720" w:hanging="720"/>
         <w:jc w:val="both"/>
       </w:pPr>
-      <w:r>
-        <w:rPr>
-          <w:rFonts w:ascii="Times New Roman" w:eastAsia="Times New Roman" w:hAnsi="Times New Roman" w:cs="Times New Roman"/>
-          <w:sz w:val="24"/>
-          <w:szCs w:val="24"/>
-        </w:rPr>
-        <w:t>Ifenthaler, D. (2023). Automated essay scoring systems. In O. Zawacki-Richter &amp; I. Jung (Eds.), Handbook of open, distance and digital education (pp. 1057–1071). Springer. https://doi.org/10.1007/978-981-19-2080-6_59</w:t>
+      <w:proofErr w:type="spellStart"/>
+      <w:r>
+        <w:rPr>
+          <w:rFonts w:ascii="Times New Roman" w:eastAsia="Times New Roman" w:hAnsi="Times New Roman" w:cs="Times New Roman"/>
+          <w:sz w:val="24"/>
+          <w:szCs w:val="24"/>
+        </w:rPr>
+        <w:t>Ifenthaler</w:t>
+      </w:r>
+      <w:proofErr w:type="spellEnd"/>
+      <w:r>
+        <w:rPr>
+          <w:rFonts w:ascii="Times New Roman" w:eastAsia="Times New Roman" w:hAnsi="Times New Roman" w:cs="Times New Roman"/>
+          <w:sz w:val="24"/>
+          <w:szCs w:val="24"/>
+        </w:rPr>
+        <w:t>, D. (2023). Automated essay scoring systems. In O. Zawacki-Richter &amp; I. Jung (Eds.), Handbook of open, distance and digital education (pp. 1057–1071). Springer. https://doi.org/10.1007/978-981-19-2080-6_59</w:t>
       </w:r>
     </w:p>
     <w:p>
@@ -1521,13 +1904,41 @@
         <w:ind w:left="720" w:hanging="720"/>
         <w:jc w:val="both"/>
       </w:pPr>
-      <w:r>
-        <w:rPr>
-          <w:rFonts w:ascii="Times New Roman" w:eastAsia="Times New Roman" w:hAnsi="Times New Roman" w:cs="Times New Roman"/>
-          <w:sz w:val="24"/>
-          <w:szCs w:val="24"/>
-        </w:rPr>
-        <w:t>Kaliisa, R., &amp; Dolonen, J. A. (2023). CADA: A teacher-facing learning analytics dashboard to foster teachers' awareness of students' participation and discourse patterns in online discussions. Technology, Knowledge and Learning, 28(3), 937–958. https://doi.org/10.1007/s10758-022-09598-7</w:t>
+      <w:proofErr w:type="spellStart"/>
+      <w:r>
+        <w:rPr>
+          <w:rFonts w:ascii="Times New Roman" w:eastAsia="Times New Roman" w:hAnsi="Times New Roman" w:cs="Times New Roman"/>
+          <w:sz w:val="24"/>
+          <w:szCs w:val="24"/>
+        </w:rPr>
+        <w:t>Kaliisa</w:t>
+      </w:r>
+      <w:proofErr w:type="spellEnd"/>
+      <w:r>
+        <w:rPr>
+          <w:rFonts w:ascii="Times New Roman" w:eastAsia="Times New Roman" w:hAnsi="Times New Roman" w:cs="Times New Roman"/>
+          <w:sz w:val="24"/>
+          <w:szCs w:val="24"/>
+        </w:rPr>
+        <w:t xml:space="preserve">, R., &amp; </w:t>
+      </w:r>
+      <w:proofErr w:type="spellStart"/>
+      <w:r>
+        <w:rPr>
+          <w:rFonts w:ascii="Times New Roman" w:eastAsia="Times New Roman" w:hAnsi="Times New Roman" w:cs="Times New Roman"/>
+          <w:sz w:val="24"/>
+          <w:szCs w:val="24"/>
+        </w:rPr>
+        <w:t>Dolonen</w:t>
+      </w:r>
+      <w:proofErr w:type="spellEnd"/>
+      <w:r>
+        <w:rPr>
+          <w:rFonts w:ascii="Times New Roman" w:eastAsia="Times New Roman" w:hAnsi="Times New Roman" w:cs="Times New Roman"/>
+          <w:sz w:val="24"/>
+          <w:szCs w:val="24"/>
+        </w:rPr>
+        <w:t>, J. A. (2023). CADA: A teacher-facing learning analytics dashboard to foster teachers' awareness of students' participation and discourse patterns in online discussions. Technology, Knowledge and Learning, 28(3), 937–958. https://doi.org/10.1007/s10758-022-09598-7</w:t>
       </w:r>
     </w:p>
     <w:p>
@@ -1536,14 +1947,23 @@
         <w:ind w:left="720" w:hanging="720"/>
         <w:jc w:val="both"/>
       </w:pPr>
-      <w:r>
-        <w:rPr>
-          <w:rFonts w:ascii="Times New Roman" w:eastAsia="Times New Roman" w:hAnsi="Times New Roman" w:cs="Times New Roman"/>
-          <w:sz w:val="24"/>
-          <w:szCs w:val="24"/>
-        </w:rPr>
-        <w:lastRenderedPageBreak/>
-        <w:t>Misgna, H., On, B.-W., Lee, I., &amp; Choi, G. S. (2025). A survey on deep learning-based automated essay scoring and feedback generation. Artificial Intelligence Review, 58(2), Article 11017. https://doi.org/10.1007/s10462-024-11017-5</w:t>
+      <w:proofErr w:type="spellStart"/>
+      <w:r>
+        <w:rPr>
+          <w:rFonts w:ascii="Times New Roman" w:eastAsia="Times New Roman" w:hAnsi="Times New Roman" w:cs="Times New Roman"/>
+          <w:sz w:val="24"/>
+          <w:szCs w:val="24"/>
+        </w:rPr>
+        <w:t>Misgna</w:t>
+      </w:r>
+      <w:proofErr w:type="spellEnd"/>
+      <w:r>
+        <w:rPr>
+          <w:rFonts w:ascii="Times New Roman" w:eastAsia="Times New Roman" w:hAnsi="Times New Roman" w:cs="Times New Roman"/>
+          <w:sz w:val="24"/>
+          <w:szCs w:val="24"/>
+        </w:rPr>
+        <w:t>, H., On, B.-W., Lee, I., &amp; Choi, G. S. (2025). A survey on deep learning-based automated essay scoring and feedback generation. Artificial Intelligence Review, 58(2), Article 11017. https://doi.org/10.1007/s10462-024-11017-5</w:t>
       </w:r>
     </w:p>
     <w:p>
@@ -1558,7 +1978,25 @@
           <w:sz w:val="24"/>
           <w:szCs w:val="24"/>
         </w:rPr>
-        <w:t>Plasencia-Calaña, Y. (2025). Operationalizing automated essay scoring: A human-aware approach. arXiv. https://doi.org/10.48550/arXiv.2506.21603</w:t>
+        <w:t xml:space="preserve">Plasencia-Calaña, Y. (2025). Operationalizing automated essay scoring: A human-aware approach. </w:t>
+      </w:r>
+      <w:proofErr w:type="spellStart"/>
+      <w:r>
+        <w:rPr>
+          <w:rFonts w:ascii="Times New Roman" w:eastAsia="Times New Roman" w:hAnsi="Times New Roman" w:cs="Times New Roman"/>
+          <w:sz w:val="24"/>
+          <w:szCs w:val="24"/>
+        </w:rPr>
+        <w:t>arXiv</w:t>
+      </w:r>
+      <w:proofErr w:type="spellEnd"/>
+      <w:r>
+        <w:rPr>
+          <w:rFonts w:ascii="Times New Roman" w:eastAsia="Times New Roman" w:hAnsi="Times New Roman" w:cs="Times New Roman"/>
+          <w:sz w:val="24"/>
+          <w:szCs w:val="24"/>
+        </w:rPr>
+        <w:t>. https://doi.org/10.48550/arXiv.2506.21603</w:t>
       </w:r>
     </w:p>
     <w:p>
@@ -1573,7 +2011,44 @@
           <w:sz w:val="24"/>
           <w:szCs w:val="24"/>
         </w:rPr>
-        <w:t>Ramesh, D., &amp; Sanampudi, S. K. (2022). An automated essay scoring systems: A systematic literature review. Artificial Intelligence Review, 55(3), 2495–2527. https://doi.org/10.1007/s10462-021-10068-2</w:t>
+        <w:lastRenderedPageBreak/>
+        <w:t xml:space="preserve">Ramesh, D., &amp; </w:t>
+      </w:r>
+      <w:proofErr w:type="spellStart"/>
+      <w:r>
+        <w:rPr>
+          <w:rFonts w:ascii="Times New Roman" w:eastAsia="Times New Roman" w:hAnsi="Times New Roman" w:cs="Times New Roman"/>
+          <w:sz w:val="24"/>
+          <w:szCs w:val="24"/>
+        </w:rPr>
+        <w:t>Sanampudi</w:t>
+      </w:r>
+      <w:proofErr w:type="spellEnd"/>
+      <w:r>
+        <w:rPr>
+          <w:rFonts w:ascii="Times New Roman" w:eastAsia="Times New Roman" w:hAnsi="Times New Roman" w:cs="Times New Roman"/>
+          <w:sz w:val="24"/>
+          <w:szCs w:val="24"/>
+        </w:rPr>
+        <w:t xml:space="preserve">, S. K. (2022). An </w:t>
+      </w:r>
+      <w:proofErr w:type="gramStart"/>
+      <w:r>
+        <w:rPr>
+          <w:rFonts w:ascii="Times New Roman" w:eastAsia="Times New Roman" w:hAnsi="Times New Roman" w:cs="Times New Roman"/>
+          <w:sz w:val="24"/>
+          <w:szCs w:val="24"/>
+        </w:rPr>
+        <w:t>automated essay scoring systems</w:t>
+      </w:r>
+      <w:proofErr w:type="gramEnd"/>
+      <w:r>
+        <w:rPr>
+          <w:rFonts w:ascii="Times New Roman" w:eastAsia="Times New Roman" w:hAnsi="Times New Roman" w:cs="Times New Roman"/>
+          <w:sz w:val="24"/>
+          <w:szCs w:val="24"/>
+        </w:rPr>
+        <w:t>: A systematic literature review. Artificial Intelligence Review, 55(3), 2495–2527. https://doi.org/10.1007/s10462-021-10068-2</w:t>
       </w:r>
     </w:p>
     <w:p>
@@ -1588,7 +2063,61 @@
           <w:sz w:val="24"/>
           <w:szCs w:val="24"/>
         </w:rPr>
-        <w:t>Soumia, I., Daoudi, N., Abourezq, M., &amp; Bellafkih, M. (2024). Exploring the potential of DistilBERT architecture for automatic essay scoring task. Indonesian Journal of Electrical Engineering and Computer Science, 36(2), 1234–1241. https://doi.org/10.11591/ijeecs.v36.i2.pp1234-1241</w:t>
+        <w:t xml:space="preserve">Soumia, I., Daoudi, N., </w:t>
+      </w:r>
+      <w:proofErr w:type="spellStart"/>
+      <w:r>
+        <w:rPr>
+          <w:rFonts w:ascii="Times New Roman" w:eastAsia="Times New Roman" w:hAnsi="Times New Roman" w:cs="Times New Roman"/>
+          <w:sz w:val="24"/>
+          <w:szCs w:val="24"/>
+        </w:rPr>
+        <w:t>Abourezq</w:t>
+      </w:r>
+      <w:proofErr w:type="spellEnd"/>
+      <w:r>
+        <w:rPr>
+          <w:rFonts w:ascii="Times New Roman" w:eastAsia="Times New Roman" w:hAnsi="Times New Roman" w:cs="Times New Roman"/>
+          <w:sz w:val="24"/>
+          <w:szCs w:val="24"/>
+        </w:rPr>
+        <w:t xml:space="preserve">, M., &amp; </w:t>
+      </w:r>
+      <w:proofErr w:type="spellStart"/>
+      <w:r>
+        <w:rPr>
+          <w:rFonts w:ascii="Times New Roman" w:eastAsia="Times New Roman" w:hAnsi="Times New Roman" w:cs="Times New Roman"/>
+          <w:sz w:val="24"/>
+          <w:szCs w:val="24"/>
+        </w:rPr>
+        <w:t>Bellafkih</w:t>
+      </w:r>
+      <w:proofErr w:type="spellEnd"/>
+      <w:r>
+        <w:rPr>
+          <w:rFonts w:ascii="Times New Roman" w:eastAsia="Times New Roman" w:hAnsi="Times New Roman" w:cs="Times New Roman"/>
+          <w:sz w:val="24"/>
+          <w:szCs w:val="24"/>
+        </w:rPr>
+        <w:t xml:space="preserve">, M. (2024). Exploring the potential of </w:t>
+      </w:r>
+      <w:proofErr w:type="spellStart"/>
+      <w:r>
+        <w:rPr>
+          <w:rFonts w:ascii="Times New Roman" w:eastAsia="Times New Roman" w:hAnsi="Times New Roman" w:cs="Times New Roman"/>
+          <w:sz w:val="24"/>
+          <w:szCs w:val="24"/>
+        </w:rPr>
+        <w:t>DistilBERT</w:t>
+      </w:r>
+      <w:proofErr w:type="spellEnd"/>
+      <w:r>
+        <w:rPr>
+          <w:rFonts w:ascii="Times New Roman" w:eastAsia="Times New Roman" w:hAnsi="Times New Roman" w:cs="Times New Roman"/>
+          <w:sz w:val="24"/>
+          <w:szCs w:val="24"/>
+        </w:rPr>
+        <w:t xml:space="preserve"> architecture for automatic essay scoring task. Indonesian Journal of Electrical Engineering and Computer Science, 36(2), 1234–1241. https://doi.org/10.11591/ijeecs.v36.i2.pp1234-1241</w:t>
       </w:r>
     </w:p>
     <w:p>
@@ -1597,13 +2126,41 @@
         <w:ind w:left="720" w:hanging="720"/>
         <w:jc w:val="both"/>
       </w:pPr>
-      <w:r>
-        <w:rPr>
-          <w:rFonts w:ascii="Times New Roman" w:eastAsia="Times New Roman" w:hAnsi="Times New Roman" w:cs="Times New Roman"/>
-          <w:sz w:val="24"/>
-          <w:szCs w:val="24"/>
-        </w:rPr>
-        <w:t>Sutisna, M., Suryadi, D., &amp; others. (2023). Automatic essay exam scoring system: A systematic literature review. Procedia Computer Science, 216, 551–560. https://doi.org/10.1016/j.procs.2022.12.166</w:t>
+      <w:proofErr w:type="spellStart"/>
+      <w:r>
+        <w:rPr>
+          <w:rFonts w:ascii="Times New Roman" w:eastAsia="Times New Roman" w:hAnsi="Times New Roman" w:cs="Times New Roman"/>
+          <w:sz w:val="24"/>
+          <w:szCs w:val="24"/>
+        </w:rPr>
+        <w:t>Sutisna</w:t>
+      </w:r>
+      <w:proofErr w:type="spellEnd"/>
+      <w:r>
+        <w:rPr>
+          <w:rFonts w:ascii="Times New Roman" w:eastAsia="Times New Roman" w:hAnsi="Times New Roman" w:cs="Times New Roman"/>
+          <w:sz w:val="24"/>
+          <w:szCs w:val="24"/>
+        </w:rPr>
+        <w:t xml:space="preserve">, M., </w:t>
+      </w:r>
+      <w:proofErr w:type="spellStart"/>
+      <w:r>
+        <w:rPr>
+          <w:rFonts w:ascii="Times New Roman" w:eastAsia="Times New Roman" w:hAnsi="Times New Roman" w:cs="Times New Roman"/>
+          <w:sz w:val="24"/>
+          <w:szCs w:val="24"/>
+        </w:rPr>
+        <w:t>Suryadi</w:t>
+      </w:r>
+      <w:proofErr w:type="spellEnd"/>
+      <w:r>
+        <w:rPr>
+          <w:rFonts w:ascii="Times New Roman" w:eastAsia="Times New Roman" w:hAnsi="Times New Roman" w:cs="Times New Roman"/>
+          <w:sz w:val="24"/>
+          <w:szCs w:val="24"/>
+        </w:rPr>
+        <w:t>, D., &amp; others. (2023). Automatic essay exam scoring system: A systematic literature review. Procedia Computer Science, 216, 551–560. https://doi.org/10.1016/j.procs.2022.12.166</w:t>
       </w:r>
     </w:p>
     <w:p>
@@ -1618,7 +2175,43 @@
           <w:sz w:val="24"/>
           <w:szCs w:val="24"/>
         </w:rPr>
-        <w:t>Yang, K., Raković, M., Li, Y., Guan, Q., Gašević, D., &amp; Chen, G. (2024). Unveiling the tapestry of automated essay scoring: A comprehensive investigation of accuracy, fairness, and generalizability. Proceedings of the AAAI Conference on Artificial Intelligence, 38(20), 22466–22474. https://doi.org/10.1609/aaai.v38i20.30254</w:t>
+        <w:t xml:space="preserve">Yang, K., </w:t>
+      </w:r>
+      <w:proofErr w:type="spellStart"/>
+      <w:r>
+        <w:rPr>
+          <w:rFonts w:ascii="Times New Roman" w:eastAsia="Times New Roman" w:hAnsi="Times New Roman" w:cs="Times New Roman"/>
+          <w:sz w:val="24"/>
+          <w:szCs w:val="24"/>
+        </w:rPr>
+        <w:t>Raković</w:t>
+      </w:r>
+      <w:proofErr w:type="spellEnd"/>
+      <w:r>
+        <w:rPr>
+          <w:rFonts w:ascii="Times New Roman" w:eastAsia="Times New Roman" w:hAnsi="Times New Roman" w:cs="Times New Roman"/>
+          <w:sz w:val="24"/>
+          <w:szCs w:val="24"/>
+        </w:rPr>
+        <w:t xml:space="preserve">, M., Li, Y., Guan, Q., </w:t>
+      </w:r>
+      <w:proofErr w:type="spellStart"/>
+      <w:r>
+        <w:rPr>
+          <w:rFonts w:ascii="Times New Roman" w:eastAsia="Times New Roman" w:hAnsi="Times New Roman" w:cs="Times New Roman"/>
+          <w:sz w:val="24"/>
+          <w:szCs w:val="24"/>
+        </w:rPr>
+        <w:t>Gašević</w:t>
+      </w:r>
+      <w:proofErr w:type="spellEnd"/>
+      <w:r>
+        <w:rPr>
+          <w:rFonts w:ascii="Times New Roman" w:eastAsia="Times New Roman" w:hAnsi="Times New Roman" w:cs="Times New Roman"/>
+          <w:sz w:val="24"/>
+          <w:szCs w:val="24"/>
+        </w:rPr>
+        <w:t>, D., &amp; Chen, G. (2024). Unveiling the tapestry of automated essay scoring: A comprehensive investigation of accuracy, fairness, and generalizability. Proceedings of the AAAI Conference on Artificial Intelligence, 38(20), 22466–22474. https://doi.org/10.1609/aaai.v38i20.30254</w:t>
       </w:r>
     </w:p>
     <w:p>
@@ -1633,16 +2226,7 @@
           <w:sz w:val="24"/>
           <w:szCs w:val="24"/>
         </w:rPr>
-        <w:t xml:space="preserve">Zhang, D., &amp; Yuan, X. (2022). Intelligent scoring of English composition by machine learning from the perspective of natural language processing. Computational </w:t>
-      </w:r>
-      <w:r>
-        <w:rPr>
-          <w:rFonts w:ascii="Times New Roman" w:eastAsia="Times New Roman" w:hAnsi="Times New Roman" w:cs="Times New Roman"/>
-          <w:sz w:val="24"/>
-          <w:szCs w:val="24"/>
-        </w:rPr>
-        <w:lastRenderedPageBreak/>
-        <w:t>Intelligence and Neuroscience, 2022, Article 9070272. https://doi.org/10.1155/2022/9070272</w:t>
+        <w:t>Zhang, D., &amp; Yuan, X. (2022). Intelligent scoring of English composition by machine learning from the perspective of natural language processing. Computational Intelligence and Neuroscience, 2022, Article 9070272. https://doi.org/10.1155/2022/9070272</w:t>
       </w:r>
     </w:p>
     <w:p>
@@ -2398,7 +2982,6 @@
   <w:style w:type="character" w:default="1" w:styleId="DefaultParagraphFont">
     <w:name w:val="Default Paragraph Font"/>
     <w:uiPriority w:val="1"/>
-    <w:semiHidden/>
     <w:unhideWhenUsed/>
   </w:style>
   <w:style w:type="table" w:default="1" w:styleId="TableNormal">

--- a/01_THESIS/Chapter 1/Chapter 1 Master.docx
+++ b/01_THESIS/Chapter 1/Chapter 1 Master.docx
@@ -1026,7 +1026,31 @@
           <w:sz w:val="24"/>
           <w:szCs w:val="24"/>
         </w:rPr>
-        <w:t>two AI-assisted components: an NLP AI component that evaluates written responses, particularly essays and short-answer responses, with essay evaluation as its main highlighted capability, and a Statistical AI component that analyzes aggregated assessment results, such as class averages and score distributions, to produce classroom-level insights for teachers (</w:t>
+        <w:t xml:space="preserve">two AI-assisted components: an NLP AI component that evaluates written responses, particularly essays and short-answer responses, with essay evaluation as its main highlighted capability, </w:t>
+      </w:r>
+      <w:r>
+        <w:rPr>
+          <w:rFonts w:ascii="Times New Roman" w:hAnsi="Times New Roman" w:cs="Times New Roman"/>
+          <w:sz w:val="24"/>
+          <w:szCs w:val="24"/>
+        </w:rPr>
+        <w:t>and a Class Performance Analytics component that summarizes aggregated assessment results, such as class averages and score distributions, to produce classroom-level insights for teachers</w:t>
+      </w:r>
+      <w:r>
+        <w:rPr>
+          <w:rFonts w:ascii="Times New Roman" w:hAnsi="Times New Roman" w:cs="Times New Roman"/>
+          <w:sz w:val="24"/>
+          <w:szCs w:val="24"/>
+        </w:rPr>
+        <w:t xml:space="preserve"> </w:t>
+      </w:r>
+      <w:r>
+        <w:rPr>
+          <w:rFonts w:ascii="Times New Roman" w:hAnsi="Times New Roman" w:cs="Times New Roman"/>
+          <w:sz w:val="24"/>
+          <w:szCs w:val="24"/>
+        </w:rPr>
+        <w:t>(</w:t>
       </w:r>
       <w:proofErr w:type="spellStart"/>
       <w:r>
@@ -1152,7 +1176,42 @@
           <w:sz w:val="24"/>
           <w:szCs w:val="24"/>
         </w:rPr>
-        <w:t>At a conceptual level, the proposed system is composed of two AI-assisted components working together with a structured database. The NLP AI component accepts a student's written response, submitted through a teacher-facing web application, and generates a predicted score together with brief accompanying feedback, which the teacher may then review. The Statistical AI component instead works on aggregated data already stored in the system, such as scores across a class or a specific question, and produces summarized insights such as average performance, score distributions, and areas where students performed well or experienced difficulty. Objective-item results are checked through answer-key comparison and are likewise stored for inclusion in these aggregated insights.</w:t>
+        <w:t xml:space="preserve">At a conceptual level, </w:t>
+      </w:r>
+      <w:r>
+        <w:rPr>
+          <w:rFonts w:ascii="Times New Roman" w:hAnsi="Times New Roman" w:cs="Times New Roman"/>
+          <w:sz w:val="24"/>
+          <w:szCs w:val="24"/>
+        </w:rPr>
+        <w:t>the proposed system is composed of an NLP AI component and a supporting Class Performance Analytics component, working together with a structured database. The NLP AI component accepts a student's written response</w:t>
+      </w:r>
+      <w:r>
+        <w:rPr>
+          <w:rFonts w:ascii="Times New Roman" w:hAnsi="Times New Roman" w:cs="Times New Roman"/>
+          <w:sz w:val="24"/>
+          <w:szCs w:val="24"/>
+        </w:rPr>
+        <w:t>, submitted through a teacher-facing web application, and generates a predicted score together with brief accompanying feedback, which the teacher may then review.</w:t>
+      </w:r>
+      <w:r>
+        <w:t xml:space="preserve"> </w:t>
+      </w:r>
+      <w:r>
+        <w:rPr>
+          <w:rFonts w:ascii="Times New Roman" w:hAnsi="Times New Roman" w:cs="Times New Roman"/>
+          <w:sz w:val="24"/>
+          <w:szCs w:val="24"/>
+        </w:rPr>
+        <w:t>The Class Performance Analytics component instead works on aggregated data already stored in the system</w:t>
+      </w:r>
+      <w:r>
+        <w:rPr>
+          <w:rFonts w:ascii="Times New Roman" w:hAnsi="Times New Roman" w:cs="Times New Roman"/>
+          <w:sz w:val="24"/>
+          <w:szCs w:val="24"/>
+        </w:rPr>
+        <w:t>, such as scores across a class or a specific question, and produces summarized insights such as average performance, score distributions, and areas where students performed well or experienced difficulty. Objective-item results are checked through answer-key comparison and are likewise stored for inclusion in these aggregated insights.</w:t>
       </w:r>
     </w:p>
     <w:p>
@@ -1192,7 +1251,7 @@
           <w:sz w:val="24"/>
           <w:szCs w:val="24"/>
         </w:rPr>
-        <w:t xml:space="preserve">Overall, this study is expected to contribute to education by providing a tool that reduces the time and effort required to check student assessments while giving teachers a clearer, consolidated view of how their class is performing. The system is intended to assist rather than replace teachers in the evaluation process; every AI-generated score for a written </w:t>
+        <w:t xml:space="preserve">Overall, this study is expected to contribute to education by providing a tool that reduces the time and effort required to check student assessments while giving teachers a clearer, consolidated view of how their class is performing. The system is intended to assist </w:t>
       </w:r>
       <w:r>
         <w:rPr>
@@ -1201,7 +1260,7 @@
           <w:szCs w:val="24"/>
         </w:rPr>
         <w:lastRenderedPageBreak/>
-        <w:t>response can be reviewed and, where supported by the approved system design, overridden by a teacher before it is treated as final, consistent with the principle that automated checking should be paired with human oversight (Yang et al., 2024).</w:t>
+        <w:t>rather than replace teachers in the evaluation process; every AI-generated score for a written response can be reviewed and, where supported by the approved system design, overridden by a teacher before it is treated as final, consistent with the principle that automated checking should be paired with human oversight (Yang et al., 2024).</w:t>
       </w:r>
     </w:p>
     <w:p>
@@ -1262,7 +1321,31 @@
           <w:sz w:val="24"/>
           <w:szCs w:val="24"/>
         </w:rPr>
-        <w:t>, 2022). This difficulty affects the efficiency, consistency, and usefulness of assessment checking, particularly for essay and short-answer responses. To address this problem, this study proposes the development of an AI-Assisted Assessment Checker that evaluates written responses using an NLP-based component, checks objective items through answer-key comparison, and analyzes aggregated results through a statistical component to support teachers.</w:t>
+        <w:t>, 2022). This difficulty affects the efficiency, consistency, and usefulness of assessment checking, particularly for essay and short-answer responses. To address this problem, this study proposes the development of an AI-Assisted Assessment Checker that evaluates written responses using an NLP-based component, checks objective items through answer-key comparison, and</w:t>
+      </w:r>
+      <w:r>
+        <w:rPr>
+          <w:rFonts w:ascii="Times New Roman" w:hAnsi="Times New Roman" w:cs="Times New Roman"/>
+          <w:sz w:val="24"/>
+          <w:szCs w:val="24"/>
+        </w:rPr>
+        <w:t xml:space="preserve"> </w:t>
+      </w:r>
+      <w:r>
+        <w:rPr>
+          <w:rFonts w:ascii="Times New Roman" w:hAnsi="Times New Roman" w:cs="Times New Roman"/>
+          <w:sz w:val="24"/>
+          <w:szCs w:val="24"/>
+        </w:rPr>
+        <w:t>consolidates aggregated results through a class performance analytics component to support teachers</w:t>
+      </w:r>
+      <w:r>
+        <w:rPr>
+          <w:rFonts w:ascii="Times New Roman" w:hAnsi="Times New Roman" w:cs="Times New Roman"/>
+          <w:sz w:val="24"/>
+          <w:szCs w:val="24"/>
+        </w:rPr>
+        <w:t>.</w:t>
       </w:r>
     </w:p>
     <w:p>
@@ -1562,7 +1645,23 @@
           <w:sz w:val="24"/>
           <w:szCs w:val="24"/>
         </w:rPr>
-        <w:t>For the researchers and developers involved in this project, the study provides an opportunity to gain practical experience in integrating NLP-based evaluation with statistical analysis in a single educational assessment system. Through the process of designing, building, and evaluating both AI components, the researchers are expected to develop a deeper understanding of how these two types of AI can be applied together to a real-world assessment problem.</w:t>
+        <w:t xml:space="preserve">For the researchers and developers involved in this project, the study provides an opportunity to gain practical experience in integrating NLP-based evaluation with statistical analysis in a single educational assessment system. Through the process of designing, building, and </w:t>
+      </w:r>
+      <w:r>
+        <w:rPr>
+          <w:rFonts w:ascii="Times New Roman" w:hAnsi="Times New Roman" w:cs="Times New Roman"/>
+          <w:sz w:val="24"/>
+          <w:szCs w:val="24"/>
+        </w:rPr>
+        <w:t>evaluating the NLP scoring component alongside the analytics component, the researchers are expected to develop a deeper understanding of how AI-based scoring and data analytics can be applied together to a real-world assessment problem</w:t>
+      </w:r>
+      <w:r>
+        <w:rPr>
+          <w:rFonts w:ascii="Times New Roman" w:hAnsi="Times New Roman" w:cs="Times New Roman"/>
+          <w:sz w:val="24"/>
+          <w:szCs w:val="24"/>
+        </w:rPr>
+        <w:t>.</w:t>
       </w:r>
     </w:p>
     <w:p>
@@ -1625,7 +1724,31 @@
           <w:sz w:val="24"/>
           <w:szCs w:val="24"/>
         </w:rPr>
-        <w:t xml:space="preserve">This study is scoped to the design and development of an AI-Assisted Assessment Checker composed of two AI-assisted components: an NLP AI component that evaluates written responses, and a Statistical AI component that analyzes aggregated assessment results. Essay evaluation is the primary and most highlighted capability of the NLP component, with short-answer evaluation also supported as part of the same written-response evaluation function. Objective assessments, such as multiple-choice or true/false items, are checked through conventional answer-key comparison rather than through either AI </w:t>
+        <w:t xml:space="preserve">This study is scoped to the design and development of an AI-Assisted Assessment Checker </w:t>
+      </w:r>
+      <w:r>
+        <w:rPr>
+          <w:rFonts w:ascii="Times New Roman" w:hAnsi="Times New Roman" w:cs="Times New Roman"/>
+          <w:sz w:val="24"/>
+          <w:szCs w:val="24"/>
+        </w:rPr>
+        <w:t>composed of an NLP AI component that evaluates written responses, paired with a Class Performance Analytics component that summarizes aggregated assessment results</w:t>
+      </w:r>
+      <w:r>
+        <w:rPr>
+          <w:rFonts w:ascii="Times New Roman" w:hAnsi="Times New Roman" w:cs="Times New Roman"/>
+          <w:sz w:val="24"/>
+          <w:szCs w:val="24"/>
+        </w:rPr>
+        <w:t xml:space="preserve">. Essay evaluation is the primary and most highlighted capability of the NLP component, with short-answer evaluation also supported as part of the same written-response evaluation function. Objective assessments, such as multiple-choice or true/false items, are checked through conventional answer-key comparison </w:t>
+      </w:r>
+      <w:r>
+        <w:rPr>
+          <w:rFonts w:ascii="Times New Roman" w:hAnsi="Times New Roman" w:cs="Times New Roman"/>
+          <w:sz w:val="24"/>
+          <w:szCs w:val="24"/>
+        </w:rPr>
+        <w:t xml:space="preserve">rather than through the NLP component, </w:t>
       </w:r>
       <w:r>
         <w:rPr>
@@ -1634,7 +1757,15 @@
           <w:szCs w:val="24"/>
         </w:rPr>
         <w:lastRenderedPageBreak/>
-        <w:t>component, though their results may still be included in the statistical analysis. The intended users of the system are teachers and instructors, with the potential to extend its benefits to educational institutions that choose to adopt it, either through a standalone, browser-based application or through a documented API that a school's existing Virtual Learning Environment (VLE) can call (Plasencia-Calaña, 2025).</w:t>
+        <w:t>though their results may still be included in the class performance analytics</w:t>
+      </w:r>
+      <w:r>
+        <w:rPr>
+          <w:rFonts w:ascii="Times New Roman" w:hAnsi="Times New Roman" w:cs="Times New Roman"/>
+          <w:sz w:val="24"/>
+          <w:szCs w:val="24"/>
+        </w:rPr>
+        <w:t>. The intended users of the system are teachers and instructors, with the potential to extend its benefits to educational institutions that choose to adopt it, either through a standalone, browser-based application or through a documented API that a school's existing Virtual Learning Environment (VLE) can call (Plasencia-Calaña, 2025).</w:t>
       </w:r>
     </w:p>
     <w:p>
@@ -1672,7 +1803,23 @@
           <w:sz w:val="24"/>
           <w:szCs w:val="24"/>
         </w:rPr>
-        <w:t xml:space="preserve"> model (Soumia et al., 2024); a Statistical AI component that computes class-level metrics such as average scores and score distributions from stored results; a teacher-facing review interface that allows an AI-generated score for a written response to be viewed and, when necessary, manually overridden before it is treated as final; and storage of submissions, scores, feedback, override records, and statistical summaries in a MySQL database. Optical character recognition (OCR) for handwritten responses and API integration with external platforms are treated as optional extensions rather than core features. Features not listed here, such as plagiarism detection or support for languages other than English, are not part of this study's planned implementation.</w:t>
+        <w:t xml:space="preserve"> model (Soumia et al., 2024); </w:t>
+      </w:r>
+      <w:r>
+        <w:rPr>
+          <w:rFonts w:ascii="Times New Roman" w:hAnsi="Times New Roman" w:cs="Times New Roman"/>
+          <w:sz w:val="24"/>
+          <w:szCs w:val="24"/>
+        </w:rPr>
+        <w:t>a Class Performance Analytics component that computes class-level metrics such as average scores and score distributions from stored results</w:t>
+      </w:r>
+      <w:r>
+        <w:rPr>
+          <w:rFonts w:ascii="Times New Roman" w:hAnsi="Times New Roman" w:cs="Times New Roman"/>
+          <w:sz w:val="24"/>
+          <w:szCs w:val="24"/>
+        </w:rPr>
+        <w:t>; a teacher-facing review interface that allows an AI-generated score for a written response to be viewed and, when necessary, manually overridden before it is treated as final; and storage of submissions, scores, feedback, override records, and statistical summaries in a MySQL database. Optical character recognition (OCR) for handwritten responses and API integration with external platforms are treated as optional extensions rather than core features. Features not listed here, such as plagiarism detection or support for languages other than English, are not part of this study's planned implementation.</w:t>
       </w:r>
     </w:p>
     <w:p>
@@ -1737,7 +1884,31 @@
           <w:sz w:val="24"/>
           <w:szCs w:val="24"/>
         </w:rPr>
-        <w:t xml:space="preserve"> et al., 2023). The Statistical AI component, in turn, is limited to analyzing the results already produced by the NLP component and the answer-key checking process; it does not independently re-evaluate the quality of any response.</w:t>
+        <w:t xml:space="preserve"> et al., 2023). </w:t>
+      </w:r>
+      <w:r>
+        <w:rPr>
+          <w:rFonts w:ascii="Times New Roman" w:hAnsi="Times New Roman" w:cs="Times New Roman"/>
+          <w:sz w:val="24"/>
+          <w:szCs w:val="24"/>
+        </w:rPr>
+        <w:t>The Class Performance Analytics component, in turn, is limited to summarizing the results already produced by the NLP component</w:t>
+      </w:r>
+      <w:r>
+        <w:rPr>
+          <w:rFonts w:ascii="Times New Roman" w:hAnsi="Times New Roman" w:cs="Times New Roman"/>
+          <w:sz w:val="24"/>
+          <w:szCs w:val="24"/>
+        </w:rPr>
+        <w:t xml:space="preserve"> </w:t>
+      </w:r>
+      <w:r>
+        <w:rPr>
+          <w:rFonts w:ascii="Times New Roman" w:hAnsi="Times New Roman" w:cs="Times New Roman"/>
+          <w:sz w:val="24"/>
+          <w:szCs w:val="24"/>
+        </w:rPr>
+        <w:t>and the answer-key checking process; it does not independently re-evaluate the quality of any response.</w:t>
       </w:r>
     </w:p>
     <w:p>
